--- a/HW1_316350933_316326313.docx
+++ b/HW1_316350933_316326313.docx
@@ -10,12 +10,37 @@
           <w:bCs/>
         </w:rPr>
       </w:pPr>
-      <w:r>
-        <w:rPr>
-          <w:b/>
-          <w:bCs/>
-        </w:rPr>
-        <w:t>students names and ID’s:</w:t>
+      <w:proofErr w:type="gramStart"/>
+      <w:r>
+        <w:rPr>
+          <w:b/>
+          <w:bCs/>
+        </w:rPr>
+        <w:t>students</w:t>
+      </w:r>
+      <w:proofErr w:type="gramEnd"/>
+      <w:r>
+        <w:rPr>
+          <w:b/>
+          <w:bCs/>
+        </w:rPr>
+        <w:t xml:space="preserve"> names and </w:t>
+      </w:r>
+      <w:proofErr w:type="gramStart"/>
+      <w:r>
+        <w:rPr>
+          <w:b/>
+          <w:bCs/>
+        </w:rPr>
+        <w:t>ID’s</w:t>
+      </w:r>
+      <w:proofErr w:type="gramEnd"/>
+      <w:r>
+        <w:rPr>
+          <w:b/>
+          <w:bCs/>
+        </w:rPr>
+        <w:t>:</w:t>
       </w:r>
     </w:p>
     <w:p>
@@ -180,6 +205,7 @@
         </w:rPr>
         <w:t xml:space="preserve">def </w:t>
       </w:r>
+      <w:proofErr w:type="spellStart"/>
       <w:r>
         <w:rPr>
           <w:rFonts w:ascii="Courier New" w:eastAsia="Times New Roman" w:hAnsi="Courier New" w:cs="Courier New"/>
@@ -192,6 +218,7 @@
         </w:rPr>
         <w:t>verify_key</w:t>
       </w:r>
+      <w:proofErr w:type="spellEnd"/>
       <w:r>
         <w:rPr>
           <w:rFonts w:ascii="Courier New" w:eastAsia="Times New Roman" w:hAnsi="Courier New" w:cs="Courier New"/>
@@ -242,6 +269,7 @@
         <w:br/>
         <w:t xml:space="preserve">    </w:t>
       </w:r>
+      <w:proofErr w:type="gramStart"/>
       <w:r>
         <w:rPr>
           <w:rFonts w:ascii="Courier New" w:eastAsia="Times New Roman" w:hAnsi="Courier New" w:cs="Courier New"/>
@@ -266,6 +294,8 @@
         </w:rPr>
         <w:t>(</w:t>
       </w:r>
+      <w:proofErr w:type="spellStart"/>
+      <w:proofErr w:type="gramEnd"/>
       <w:r>
         <w:rPr>
           <w:rFonts w:ascii="Courier New" w:eastAsia="Times New Roman" w:hAnsi="Courier New" w:cs="Courier New"/>
@@ -276,7 +306,20 @@
           <w:lang w:eastAsia="en-IL"/>
           <w14:ligatures w14:val="none"/>
         </w:rPr>
-        <w:t xml:space="preserve">f"Key numbers: </w:t>
+        <w:t>f"Key</w:t>
+      </w:r>
+      <w:proofErr w:type="spellEnd"/>
+      <w:r>
+        <w:rPr>
+          <w:rFonts w:ascii="Courier New" w:eastAsia="Times New Roman" w:hAnsi="Courier New" w:cs="Courier New"/>
+          <w:color w:val="6AAB73"/>
+          <w:kern w:val="0"/>
+          <w:sz w:val="20"/>
+          <w:szCs w:val="20"/>
+          <w:lang w:eastAsia="en-IL"/>
+          <w14:ligatures w14:val="none"/>
+        </w:rPr>
+        <w:t xml:space="preserve"> numbers: </w:t>
       </w:r>
       <w:r>
         <w:rPr>
@@ -373,8 +416,9 @@
           <w:lang w:eastAsia="en-IL"/>
           <w14:ligatures w14:val="none"/>
         </w:rPr>
-        <w:t># 2. Formula for 2x2 determinant: (ad - bc)</w:t>
-      </w:r>
+        <w:t xml:space="preserve"># 2. Formula for 2x2 determinant: (ad - </w:t>
+      </w:r>
+      <w:proofErr w:type="spellStart"/>
       <w:r>
         <w:rPr>
           <w:rFonts w:ascii="Courier New" w:eastAsia="Times New Roman" w:hAnsi="Courier New" w:cs="Courier New"/>
@@ -385,6 +429,31 @@
           <w:lang w:eastAsia="en-IL"/>
           <w14:ligatures w14:val="none"/>
         </w:rPr>
+        <w:t>bc</w:t>
+      </w:r>
+      <w:proofErr w:type="spellEnd"/>
+      <w:r>
+        <w:rPr>
+          <w:rFonts w:ascii="Courier New" w:eastAsia="Times New Roman" w:hAnsi="Courier New" w:cs="Courier New"/>
+          <w:color w:val="7A7E85"/>
+          <w:kern w:val="0"/>
+          <w:sz w:val="20"/>
+          <w:szCs w:val="20"/>
+          <w:lang w:eastAsia="en-IL"/>
+          <w14:ligatures w14:val="none"/>
+        </w:rPr>
+        <w:t>)</w:t>
+      </w:r>
+      <w:r>
+        <w:rPr>
+          <w:rFonts w:ascii="Courier New" w:eastAsia="Times New Roman" w:hAnsi="Courier New" w:cs="Courier New"/>
+          <w:color w:val="7A7E85"/>
+          <w:kern w:val="0"/>
+          <w:sz w:val="20"/>
+          <w:szCs w:val="20"/>
+          <w:lang w:eastAsia="en-IL"/>
+          <w14:ligatures w14:val="none"/>
+        </w:rPr>
         <w:br/>
         <w:t xml:space="preserve">    # Key positions: 0, 1 (row 1)</w:t>
       </w:r>
@@ -424,8 +493,22 @@
           <w:lang w:eastAsia="en-IL"/>
           <w14:ligatures w14:val="none"/>
         </w:rPr>
-        <w:t>det = (k[</w:t>
-      </w:r>
+        <w:t>det = (</w:t>
+      </w:r>
+      <w:proofErr w:type="gramStart"/>
+      <w:r>
+        <w:rPr>
+          <w:rFonts w:ascii="Courier New" w:eastAsia="Times New Roman" w:hAnsi="Courier New" w:cs="Courier New"/>
+          <w:color w:val="BCBEC4"/>
+          <w:kern w:val="0"/>
+          <w:sz w:val="20"/>
+          <w:szCs w:val="20"/>
+          <w:lang w:eastAsia="en-IL"/>
+          <w14:ligatures w14:val="none"/>
+        </w:rPr>
+        <w:t>k[</w:t>
+      </w:r>
+      <w:proofErr w:type="gramEnd"/>
       <w:r>
         <w:rPr>
           <w:rFonts w:ascii="Courier New" w:eastAsia="Times New Roman" w:hAnsi="Courier New" w:cs="Courier New"/>
@@ -448,8 +531,22 @@
           <w:lang w:eastAsia="en-IL"/>
           <w14:ligatures w14:val="none"/>
         </w:rPr>
-        <w:t>] * k[</w:t>
-      </w:r>
+        <w:t xml:space="preserve">] * </w:t>
+      </w:r>
+      <w:proofErr w:type="gramStart"/>
+      <w:r>
+        <w:rPr>
+          <w:rFonts w:ascii="Courier New" w:eastAsia="Times New Roman" w:hAnsi="Courier New" w:cs="Courier New"/>
+          <w:color w:val="BCBEC4"/>
+          <w:kern w:val="0"/>
+          <w:sz w:val="20"/>
+          <w:szCs w:val="20"/>
+          <w:lang w:eastAsia="en-IL"/>
+          <w14:ligatures w14:val="none"/>
+        </w:rPr>
+        <w:t>k[</w:t>
+      </w:r>
+      <w:proofErr w:type="gramEnd"/>
       <w:r>
         <w:rPr>
           <w:rFonts w:ascii="Courier New" w:eastAsia="Times New Roman" w:hAnsi="Courier New" w:cs="Courier New"/>
@@ -472,8 +569,22 @@
           <w:lang w:eastAsia="en-IL"/>
           <w14:ligatures w14:val="none"/>
         </w:rPr>
-        <w:t>] - k[</w:t>
-      </w:r>
+        <w:t xml:space="preserve">] - </w:t>
+      </w:r>
+      <w:proofErr w:type="gramStart"/>
+      <w:r>
+        <w:rPr>
+          <w:rFonts w:ascii="Courier New" w:eastAsia="Times New Roman" w:hAnsi="Courier New" w:cs="Courier New"/>
+          <w:color w:val="BCBEC4"/>
+          <w:kern w:val="0"/>
+          <w:sz w:val="20"/>
+          <w:szCs w:val="20"/>
+          <w:lang w:eastAsia="en-IL"/>
+          <w14:ligatures w14:val="none"/>
+        </w:rPr>
+        <w:t>k[</w:t>
+      </w:r>
+      <w:proofErr w:type="gramEnd"/>
       <w:r>
         <w:rPr>
           <w:rFonts w:ascii="Courier New" w:eastAsia="Times New Roman" w:hAnsi="Courier New" w:cs="Courier New"/>
@@ -496,8 +607,22 @@
           <w:lang w:eastAsia="en-IL"/>
           <w14:ligatures w14:val="none"/>
         </w:rPr>
-        <w:t>] * k[</w:t>
-      </w:r>
+        <w:t xml:space="preserve">] * </w:t>
+      </w:r>
+      <w:proofErr w:type="gramStart"/>
+      <w:r>
+        <w:rPr>
+          <w:rFonts w:ascii="Courier New" w:eastAsia="Times New Roman" w:hAnsi="Courier New" w:cs="Courier New"/>
+          <w:color w:val="BCBEC4"/>
+          <w:kern w:val="0"/>
+          <w:sz w:val="20"/>
+          <w:szCs w:val="20"/>
+          <w:lang w:eastAsia="en-IL"/>
+          <w14:ligatures w14:val="none"/>
+        </w:rPr>
+        <w:t>k[</w:t>
+      </w:r>
+      <w:proofErr w:type="gramEnd"/>
       <w:r>
         <w:rPr>
           <w:rFonts w:ascii="Courier New" w:eastAsia="Times New Roman" w:hAnsi="Courier New" w:cs="Courier New"/>
@@ -522,6 +647,7 @@
         </w:rPr>
         <w:t xml:space="preserve">]) % </w:t>
       </w:r>
+      <w:proofErr w:type="gramStart"/>
       <w:r>
         <w:rPr>
           <w:rFonts w:ascii="Courier New" w:eastAsia="Times New Roman" w:hAnsi="Courier New" w:cs="Courier New"/>
@@ -544,8 +670,9 @@
           <w:lang w:eastAsia="en-IL"/>
           <w14:ligatures w14:val="none"/>
         </w:rPr>
-        <w:t># we are in Z 26 space</w:t>
-      </w:r>
+        <w:t>#</w:t>
+      </w:r>
+      <w:proofErr w:type="gramEnd"/>
       <w:r>
         <w:rPr>
           <w:rFonts w:ascii="Courier New" w:eastAsia="Times New Roman" w:hAnsi="Courier New" w:cs="Courier New"/>
@@ -556,9 +683,22 @@
           <w:lang w:eastAsia="en-IL"/>
           <w14:ligatures w14:val="none"/>
         </w:rPr>
+        <w:t xml:space="preserve"> we are in Z 26 space</w:t>
+      </w:r>
+      <w:r>
+        <w:rPr>
+          <w:rFonts w:ascii="Courier New" w:eastAsia="Times New Roman" w:hAnsi="Courier New" w:cs="Courier New"/>
+          <w:color w:val="7A7E85"/>
+          <w:kern w:val="0"/>
+          <w:sz w:val="20"/>
+          <w:szCs w:val="20"/>
+          <w:lang w:eastAsia="en-IL"/>
+          <w14:ligatures w14:val="none"/>
+        </w:rPr>
         <w:br/>
         <w:t xml:space="preserve">    </w:t>
       </w:r>
+      <w:proofErr w:type="gramStart"/>
       <w:r>
         <w:rPr>
           <w:rFonts w:ascii="Courier New" w:eastAsia="Times New Roman" w:hAnsi="Courier New" w:cs="Courier New"/>
@@ -583,6 +723,8 @@
         </w:rPr>
         <w:t>(</w:t>
       </w:r>
+      <w:proofErr w:type="spellStart"/>
+      <w:proofErr w:type="gramEnd"/>
       <w:r>
         <w:rPr>
           <w:rFonts w:ascii="Courier New" w:eastAsia="Times New Roman" w:hAnsi="Courier New" w:cs="Courier New"/>
@@ -593,7 +735,20 @@
           <w:lang w:eastAsia="en-IL"/>
           <w14:ligatures w14:val="none"/>
         </w:rPr>
-        <w:t xml:space="preserve">f"Determinant: </w:t>
+        <w:t>f"Determinant</w:t>
+      </w:r>
+      <w:proofErr w:type="spellEnd"/>
+      <w:r>
+        <w:rPr>
+          <w:rFonts w:ascii="Courier New" w:eastAsia="Times New Roman" w:hAnsi="Courier New" w:cs="Courier New"/>
+          <w:color w:val="6AAB73"/>
+          <w:kern w:val="0"/>
+          <w:sz w:val="20"/>
+          <w:szCs w:val="20"/>
+          <w:lang w:eastAsia="en-IL"/>
+          <w14:ligatures w14:val="none"/>
+        </w:rPr>
+        <w:t xml:space="preserve">: </w:t>
       </w:r>
       <w:r>
         <w:rPr>
@@ -717,17 +872,31 @@
         </w:rPr>
         <w:t xml:space="preserve">if </w:t>
       </w:r>
-      <w:r>
-        <w:rPr>
-          <w:rFonts w:ascii="Courier New" w:eastAsia="Times New Roman" w:hAnsi="Courier New" w:cs="Courier New"/>
-          <w:color w:val="BCBEC4"/>
-          <w:kern w:val="0"/>
-          <w:sz w:val="20"/>
-          <w:szCs w:val="20"/>
-          <w:lang w:eastAsia="en-IL"/>
-          <w14:ligatures w14:val="none"/>
-        </w:rPr>
-        <w:t xml:space="preserve">math.gcd(det, </w:t>
+      <w:proofErr w:type="spellStart"/>
+      <w:r>
+        <w:rPr>
+          <w:rFonts w:ascii="Courier New" w:eastAsia="Times New Roman" w:hAnsi="Courier New" w:cs="Courier New"/>
+          <w:color w:val="BCBEC4"/>
+          <w:kern w:val="0"/>
+          <w:sz w:val="20"/>
+          <w:szCs w:val="20"/>
+          <w:lang w:eastAsia="en-IL"/>
+          <w14:ligatures w14:val="none"/>
+        </w:rPr>
+        <w:t>math.gcd</w:t>
+      </w:r>
+      <w:proofErr w:type="spellEnd"/>
+      <w:r>
+        <w:rPr>
+          <w:rFonts w:ascii="Courier New" w:eastAsia="Times New Roman" w:hAnsi="Courier New" w:cs="Courier New"/>
+          <w:color w:val="BCBEC4"/>
+          <w:kern w:val="0"/>
+          <w:sz w:val="20"/>
+          <w:szCs w:val="20"/>
+          <w:lang w:eastAsia="en-IL"/>
+          <w14:ligatures w14:val="none"/>
+        </w:rPr>
+        <w:t xml:space="preserve">(det, </w:t>
       </w:r>
       <w:r>
         <w:rPr>
@@ -787,8 +956,9 @@
           <w:lang w:eastAsia="en-IL"/>
           <w14:ligatures w14:val="none"/>
         </w:rPr>
-        <w:t># det!=0 is included (gcd(0,26) = 26..</w:t>
-      </w:r>
+        <w:t># det!=0 is included (</w:t>
+      </w:r>
+      <w:proofErr w:type="spellStart"/>
       <w:r>
         <w:rPr>
           <w:rFonts w:ascii="Courier New" w:eastAsia="Times New Roman" w:hAnsi="Courier New" w:cs="Courier New"/>
@@ -799,6 +969,31 @@
           <w:lang w:eastAsia="en-IL"/>
           <w14:ligatures w14:val="none"/>
         </w:rPr>
+        <w:t>gcd</w:t>
+      </w:r>
+      <w:proofErr w:type="spellEnd"/>
+      <w:r>
+        <w:rPr>
+          <w:rFonts w:ascii="Courier New" w:eastAsia="Times New Roman" w:hAnsi="Courier New" w:cs="Courier New"/>
+          <w:color w:val="7A7E85"/>
+          <w:kern w:val="0"/>
+          <w:sz w:val="20"/>
+          <w:szCs w:val="20"/>
+          <w:lang w:eastAsia="en-IL"/>
+          <w14:ligatures w14:val="none"/>
+        </w:rPr>
+        <w:t>(0,26) = 26..</w:t>
+      </w:r>
+      <w:r>
+        <w:rPr>
+          <w:rFonts w:ascii="Courier New" w:eastAsia="Times New Roman" w:hAnsi="Courier New" w:cs="Courier New"/>
+          <w:color w:val="7A7E85"/>
+          <w:kern w:val="0"/>
+          <w:sz w:val="20"/>
+          <w:szCs w:val="20"/>
+          <w:lang w:eastAsia="en-IL"/>
+          <w14:ligatures w14:val="none"/>
+        </w:rPr>
         <w:br/>
         <w:t xml:space="preserve">        </w:t>
       </w:r>
@@ -836,7 +1031,33 @@
           <w:lang w:eastAsia="en-IL"/>
           <w14:ligatures w14:val="none"/>
         </w:rPr>
-        <w:t>"gcd == 1, Key is VALID</w:t>
+        <w:t>"</w:t>
+      </w:r>
+      <w:proofErr w:type="spellStart"/>
+      <w:r>
+        <w:rPr>
+          <w:rFonts w:ascii="Courier New" w:eastAsia="Times New Roman" w:hAnsi="Courier New" w:cs="Courier New"/>
+          <w:color w:val="6AAB73"/>
+          <w:kern w:val="0"/>
+          <w:sz w:val="20"/>
+          <w:szCs w:val="20"/>
+          <w:lang w:eastAsia="en-IL"/>
+          <w14:ligatures w14:val="none"/>
+        </w:rPr>
+        <w:t>gcd</w:t>
+      </w:r>
+      <w:proofErr w:type="spellEnd"/>
+      <w:r>
+        <w:rPr>
+          <w:rFonts w:ascii="Courier New" w:eastAsia="Times New Roman" w:hAnsi="Courier New" w:cs="Courier New"/>
+          <w:color w:val="6AAB73"/>
+          <w:kern w:val="0"/>
+          <w:sz w:val="20"/>
+          <w:szCs w:val="20"/>
+          <w:lang w:eastAsia="en-IL"/>
+          <w14:ligatures w14:val="none"/>
+        </w:rPr>
+        <w:t xml:space="preserve"> == 1, Key is VALID</w:t>
       </w:r>
       <w:r>
         <w:rPr>
@@ -971,7 +1192,33 @@
           <w:lang w:eastAsia="en-IL"/>
           <w14:ligatures w14:val="none"/>
         </w:rPr>
-        <w:t>"gcd != 1, Key is INVALID</w:t>
+        <w:t>"</w:t>
+      </w:r>
+      <w:proofErr w:type="spellStart"/>
+      <w:r>
+        <w:rPr>
+          <w:rFonts w:ascii="Courier New" w:eastAsia="Times New Roman" w:hAnsi="Courier New" w:cs="Courier New"/>
+          <w:color w:val="6AAB73"/>
+          <w:kern w:val="0"/>
+          <w:sz w:val="20"/>
+          <w:szCs w:val="20"/>
+          <w:lang w:eastAsia="en-IL"/>
+          <w14:ligatures w14:val="none"/>
+        </w:rPr>
+        <w:t>gcd</w:t>
+      </w:r>
+      <w:proofErr w:type="spellEnd"/>
+      <w:r>
+        <w:rPr>
+          <w:rFonts w:ascii="Courier New" w:eastAsia="Times New Roman" w:hAnsi="Courier New" w:cs="Courier New"/>
+          <w:color w:val="6AAB73"/>
+          <w:kern w:val="0"/>
+          <w:sz w:val="20"/>
+          <w:szCs w:val="20"/>
+          <w:lang w:eastAsia="en-IL"/>
+          <w14:ligatures w14:val="none"/>
+        </w:rPr>
+        <w:t xml:space="preserve"> != 1, Key is INVALID</w:t>
       </w:r>
       <w:r>
         <w:rPr>
@@ -1059,6 +1306,7 @@
         <w:br/>
         <w:t xml:space="preserve">def </w:t>
       </w:r>
+      <w:proofErr w:type="spellStart"/>
       <w:r>
         <w:rPr>
           <w:rFonts w:ascii="Courier New" w:eastAsia="Times New Roman" w:hAnsi="Courier New" w:cs="Courier New"/>
@@ -1071,6 +1319,7 @@
         </w:rPr>
         <w:t>NameCipher_encryption</w:t>
       </w:r>
+      <w:proofErr w:type="spellEnd"/>
       <w:r>
         <w:rPr>
           <w:rFonts w:ascii="Courier New" w:eastAsia="Times New Roman" w:hAnsi="Courier New" w:cs="Courier New"/>
@@ -1317,6 +1566,7 @@
         </w:rPr>
         <w:t>(</w:t>
       </w:r>
+      <w:proofErr w:type="spellStart"/>
       <w:r>
         <w:rPr>
           <w:rFonts w:ascii="Courier New" w:eastAsia="Times New Roman" w:hAnsi="Courier New" w:cs="Courier New"/>
@@ -1327,7 +1577,20 @@
           <w:lang w:eastAsia="en-IL"/>
           <w14:ligatures w14:val="none"/>
         </w:rPr>
-        <w:t xml:space="preserve">f"Plaintext: </w:t>
+        <w:t>f"Plaintext</w:t>
+      </w:r>
+      <w:proofErr w:type="spellEnd"/>
+      <w:r>
+        <w:rPr>
+          <w:rFonts w:ascii="Courier New" w:eastAsia="Times New Roman" w:hAnsi="Courier New" w:cs="Courier New"/>
+          <w:color w:val="6AAB73"/>
+          <w:kern w:val="0"/>
+          <w:sz w:val="20"/>
+          <w:szCs w:val="20"/>
+          <w:lang w:eastAsia="en-IL"/>
+          <w14:ligatures w14:val="none"/>
+        </w:rPr>
+        <w:t xml:space="preserve">: </w:t>
       </w:r>
       <w:r>
         <w:rPr>
@@ -1426,6 +1689,7 @@
         </w:rPr>
         <w:t>(</w:t>
       </w:r>
+      <w:proofErr w:type="spellStart"/>
       <w:r>
         <w:rPr>
           <w:rFonts w:ascii="Courier New" w:eastAsia="Times New Roman" w:hAnsi="Courier New" w:cs="Courier New"/>
@@ -1436,7 +1700,20 @@
           <w:lang w:eastAsia="en-IL"/>
           <w14:ligatures w14:val="none"/>
         </w:rPr>
-        <w:t xml:space="preserve">f"Key 1: </w:t>
+        <w:t>f"Key</w:t>
+      </w:r>
+      <w:proofErr w:type="spellEnd"/>
+      <w:r>
+        <w:rPr>
+          <w:rFonts w:ascii="Courier New" w:eastAsia="Times New Roman" w:hAnsi="Courier New" w:cs="Courier New"/>
+          <w:color w:val="6AAB73"/>
+          <w:kern w:val="0"/>
+          <w:sz w:val="20"/>
+          <w:szCs w:val="20"/>
+          <w:lang w:eastAsia="en-IL"/>
+          <w14:ligatures w14:val="none"/>
+        </w:rPr>
+        <w:t xml:space="preserve"> 1: </w:t>
       </w:r>
       <w:r>
         <w:rPr>
@@ -1583,6 +1860,7 @@
         </w:rPr>
         <w:t>(</w:t>
       </w:r>
+      <w:proofErr w:type="spellStart"/>
       <w:r>
         <w:rPr>
           <w:rFonts w:ascii="Courier New" w:eastAsia="Times New Roman" w:hAnsi="Courier New" w:cs="Courier New"/>
@@ -1593,7 +1871,20 @@
           <w:lang w:eastAsia="en-IL"/>
           <w14:ligatures w14:val="none"/>
         </w:rPr>
-        <w:t>f"Parameters: a=</w:t>
+        <w:t>f"Parameters</w:t>
+      </w:r>
+      <w:proofErr w:type="spellEnd"/>
+      <w:r>
+        <w:rPr>
+          <w:rFonts w:ascii="Courier New" w:eastAsia="Times New Roman" w:hAnsi="Courier New" w:cs="Courier New"/>
+          <w:color w:val="6AAB73"/>
+          <w:kern w:val="0"/>
+          <w:sz w:val="20"/>
+          <w:szCs w:val="20"/>
+          <w:lang w:eastAsia="en-IL"/>
+          <w14:ligatures w14:val="none"/>
+        </w:rPr>
+        <w:t>: a=</w:t>
       </w:r>
       <w:r>
         <w:rPr>
@@ -1753,17 +2044,31 @@
         <w:br/>
         <w:t xml:space="preserve">    </w:t>
       </w:r>
-      <w:r>
-        <w:rPr>
-          <w:rFonts w:ascii="Courier New" w:eastAsia="Times New Roman" w:hAnsi="Courier New" w:cs="Courier New"/>
-          <w:color w:val="BCBEC4"/>
-          <w:kern w:val="0"/>
-          <w:sz w:val="20"/>
-          <w:szCs w:val="20"/>
-          <w:lang w:eastAsia="en-IL"/>
-          <w14:ligatures w14:val="none"/>
-        </w:rPr>
-        <w:t xml:space="preserve">is_padded = </w:t>
+      <w:proofErr w:type="spellStart"/>
+      <w:r>
+        <w:rPr>
+          <w:rFonts w:ascii="Courier New" w:eastAsia="Times New Roman" w:hAnsi="Courier New" w:cs="Courier New"/>
+          <w:color w:val="BCBEC4"/>
+          <w:kern w:val="0"/>
+          <w:sz w:val="20"/>
+          <w:szCs w:val="20"/>
+          <w:lang w:eastAsia="en-IL"/>
+          <w14:ligatures w14:val="none"/>
+        </w:rPr>
+        <w:t>is_padded</w:t>
+      </w:r>
+      <w:proofErr w:type="spellEnd"/>
+      <w:r>
+        <w:rPr>
+          <w:rFonts w:ascii="Courier New" w:eastAsia="Times New Roman" w:hAnsi="Courier New" w:cs="Courier New"/>
+          <w:color w:val="BCBEC4"/>
+          <w:kern w:val="0"/>
+          <w:sz w:val="20"/>
+          <w:szCs w:val="20"/>
+          <w:lang w:eastAsia="en-IL"/>
+          <w14:ligatures w14:val="none"/>
+        </w:rPr>
+        <w:t xml:space="preserve"> = </w:t>
       </w:r>
       <w:r>
         <w:rPr>
@@ -1790,6 +2095,7 @@
         <w:br/>
         <w:t xml:space="preserve">    if </w:t>
       </w:r>
+      <w:proofErr w:type="spellStart"/>
       <w:r>
         <w:rPr>
           <w:rFonts w:ascii="Courier New" w:eastAsia="Times New Roman" w:hAnsi="Courier New" w:cs="Courier New"/>
@@ -1802,6 +2108,7 @@
         </w:rPr>
         <w:t>len</w:t>
       </w:r>
+      <w:proofErr w:type="spellEnd"/>
       <w:r>
         <w:rPr>
           <w:rFonts w:ascii="Courier New" w:eastAsia="Times New Roman" w:hAnsi="Courier New" w:cs="Courier New"/>
@@ -1900,17 +2207,31 @@
         <w:br/>
         <w:t xml:space="preserve">        </w:t>
       </w:r>
-      <w:r>
-        <w:rPr>
-          <w:rFonts w:ascii="Courier New" w:eastAsia="Times New Roman" w:hAnsi="Courier New" w:cs="Courier New"/>
-          <w:color w:val="BCBEC4"/>
-          <w:kern w:val="0"/>
-          <w:sz w:val="20"/>
-          <w:szCs w:val="20"/>
-          <w:lang w:eastAsia="en-IL"/>
-          <w14:ligatures w14:val="none"/>
-        </w:rPr>
-        <w:t xml:space="preserve">is_padded = </w:t>
+      <w:proofErr w:type="spellStart"/>
+      <w:r>
+        <w:rPr>
+          <w:rFonts w:ascii="Courier New" w:eastAsia="Times New Roman" w:hAnsi="Courier New" w:cs="Courier New"/>
+          <w:color w:val="BCBEC4"/>
+          <w:kern w:val="0"/>
+          <w:sz w:val="20"/>
+          <w:szCs w:val="20"/>
+          <w:lang w:eastAsia="en-IL"/>
+          <w14:ligatures w14:val="none"/>
+        </w:rPr>
+        <w:t>is_padded</w:t>
+      </w:r>
+      <w:proofErr w:type="spellEnd"/>
+      <w:r>
+        <w:rPr>
+          <w:rFonts w:ascii="Courier New" w:eastAsia="Times New Roman" w:hAnsi="Courier New" w:cs="Courier New"/>
+          <w:color w:val="BCBEC4"/>
+          <w:kern w:val="0"/>
+          <w:sz w:val="20"/>
+          <w:szCs w:val="20"/>
+          <w:lang w:eastAsia="en-IL"/>
+          <w14:ligatures w14:val="none"/>
+        </w:rPr>
+        <w:t xml:space="preserve"> = </w:t>
       </w:r>
       <w:r>
         <w:rPr>
@@ -2060,6 +2381,7 @@
         <w:br/>
         <w:t xml:space="preserve">        number = </w:t>
       </w:r>
+      <w:proofErr w:type="spellStart"/>
       <w:r>
         <w:rPr>
           <w:rFonts w:ascii="Courier New" w:eastAsia="Times New Roman" w:hAnsi="Courier New" w:cs="Courier New"/>
@@ -2072,18 +2394,46 @@
         </w:rPr>
         <w:t>ord</w:t>
       </w:r>
-      <w:r>
-        <w:rPr>
-          <w:rFonts w:ascii="Courier New" w:eastAsia="Times New Roman" w:hAnsi="Courier New" w:cs="Courier New"/>
-          <w:color w:val="BCBEC4"/>
-          <w:kern w:val="0"/>
-          <w:sz w:val="20"/>
-          <w:szCs w:val="20"/>
-          <w:lang w:eastAsia="en-IL"/>
-          <w14:ligatures w14:val="none"/>
-        </w:rPr>
-        <w:t xml:space="preserve">(char.upper()) - </w:t>
-      </w:r>
+      <w:proofErr w:type="spellEnd"/>
+      <w:r>
+        <w:rPr>
+          <w:rFonts w:ascii="Courier New" w:eastAsia="Times New Roman" w:hAnsi="Courier New" w:cs="Courier New"/>
+          <w:color w:val="BCBEC4"/>
+          <w:kern w:val="0"/>
+          <w:sz w:val="20"/>
+          <w:szCs w:val="20"/>
+          <w:lang w:eastAsia="en-IL"/>
+          <w14:ligatures w14:val="none"/>
+        </w:rPr>
+        <w:t>(</w:t>
+      </w:r>
+      <w:proofErr w:type="spellStart"/>
+      <w:r>
+        <w:rPr>
+          <w:rFonts w:ascii="Courier New" w:eastAsia="Times New Roman" w:hAnsi="Courier New" w:cs="Courier New"/>
+          <w:color w:val="BCBEC4"/>
+          <w:kern w:val="0"/>
+          <w:sz w:val="20"/>
+          <w:szCs w:val="20"/>
+          <w:lang w:eastAsia="en-IL"/>
+          <w14:ligatures w14:val="none"/>
+        </w:rPr>
+        <w:t>char.upper</w:t>
+      </w:r>
+      <w:proofErr w:type="spellEnd"/>
+      <w:r>
+        <w:rPr>
+          <w:rFonts w:ascii="Courier New" w:eastAsia="Times New Roman" w:hAnsi="Courier New" w:cs="Courier New"/>
+          <w:color w:val="BCBEC4"/>
+          <w:kern w:val="0"/>
+          <w:sz w:val="20"/>
+          <w:szCs w:val="20"/>
+          <w:lang w:eastAsia="en-IL"/>
+          <w14:ligatures w14:val="none"/>
+        </w:rPr>
+        <w:t xml:space="preserve">()) - </w:t>
+      </w:r>
+      <w:proofErr w:type="spellStart"/>
       <w:r>
         <w:rPr>
           <w:rFonts w:ascii="Courier New" w:eastAsia="Times New Roman" w:hAnsi="Courier New" w:cs="Courier New"/>
@@ -2096,6 +2446,7 @@
         </w:rPr>
         <w:t>ord</w:t>
       </w:r>
+      <w:proofErr w:type="spellEnd"/>
       <w:r>
         <w:rPr>
           <w:rFonts w:ascii="Courier New" w:eastAsia="Times New Roman" w:hAnsi="Courier New" w:cs="Courier New"/>
@@ -2244,6 +2595,7 @@
         <w:br/>
         <w:t xml:space="preserve">        number = </w:t>
       </w:r>
+      <w:proofErr w:type="spellStart"/>
       <w:r>
         <w:rPr>
           <w:rFonts w:ascii="Courier New" w:eastAsia="Times New Roman" w:hAnsi="Courier New" w:cs="Courier New"/>
@@ -2256,18 +2608,46 @@
         </w:rPr>
         <w:t>ord</w:t>
       </w:r>
-      <w:r>
-        <w:rPr>
-          <w:rFonts w:ascii="Courier New" w:eastAsia="Times New Roman" w:hAnsi="Courier New" w:cs="Courier New"/>
-          <w:color w:val="BCBEC4"/>
-          <w:kern w:val="0"/>
-          <w:sz w:val="20"/>
-          <w:szCs w:val="20"/>
-          <w:lang w:eastAsia="en-IL"/>
-          <w14:ligatures w14:val="none"/>
-        </w:rPr>
-        <w:t xml:space="preserve">(char.upper()) - </w:t>
-      </w:r>
+      <w:proofErr w:type="spellEnd"/>
+      <w:r>
+        <w:rPr>
+          <w:rFonts w:ascii="Courier New" w:eastAsia="Times New Roman" w:hAnsi="Courier New" w:cs="Courier New"/>
+          <w:color w:val="BCBEC4"/>
+          <w:kern w:val="0"/>
+          <w:sz w:val="20"/>
+          <w:szCs w:val="20"/>
+          <w:lang w:eastAsia="en-IL"/>
+          <w14:ligatures w14:val="none"/>
+        </w:rPr>
+        <w:t>(</w:t>
+      </w:r>
+      <w:proofErr w:type="spellStart"/>
+      <w:r>
+        <w:rPr>
+          <w:rFonts w:ascii="Courier New" w:eastAsia="Times New Roman" w:hAnsi="Courier New" w:cs="Courier New"/>
+          <w:color w:val="BCBEC4"/>
+          <w:kern w:val="0"/>
+          <w:sz w:val="20"/>
+          <w:szCs w:val="20"/>
+          <w:lang w:eastAsia="en-IL"/>
+          <w14:ligatures w14:val="none"/>
+        </w:rPr>
+        <w:t>char.upper</w:t>
+      </w:r>
+      <w:proofErr w:type="spellEnd"/>
+      <w:r>
+        <w:rPr>
+          <w:rFonts w:ascii="Courier New" w:eastAsia="Times New Roman" w:hAnsi="Courier New" w:cs="Courier New"/>
+          <w:color w:val="BCBEC4"/>
+          <w:kern w:val="0"/>
+          <w:sz w:val="20"/>
+          <w:szCs w:val="20"/>
+          <w:lang w:eastAsia="en-IL"/>
+          <w14:ligatures w14:val="none"/>
+        </w:rPr>
+        <w:t xml:space="preserve">()) - </w:t>
+      </w:r>
+      <w:proofErr w:type="spellStart"/>
       <w:r>
         <w:rPr>
           <w:rFonts w:ascii="Courier New" w:eastAsia="Times New Roman" w:hAnsi="Courier New" w:cs="Courier New"/>
@@ -2280,6 +2660,7 @@
         </w:rPr>
         <w:t>ord</w:t>
       </w:r>
+      <w:proofErr w:type="spellEnd"/>
       <w:r>
         <w:rPr>
           <w:rFonts w:ascii="Courier New" w:eastAsia="Times New Roman" w:hAnsi="Courier New" w:cs="Courier New"/>
@@ -2366,17 +2747,31 @@
         </w:rPr>
         <w:t xml:space="preserve">if  not </w:t>
       </w:r>
-      <w:r>
-        <w:rPr>
-          <w:rFonts w:ascii="Courier New" w:eastAsia="Times New Roman" w:hAnsi="Courier New" w:cs="Courier New"/>
-          <w:color w:val="BCBEC4"/>
-          <w:kern w:val="0"/>
-          <w:sz w:val="20"/>
-          <w:szCs w:val="20"/>
-          <w:lang w:eastAsia="en-IL"/>
-          <w14:ligatures w14:val="none"/>
-        </w:rPr>
-        <w:t xml:space="preserve">verify_key(key1_matrix) </w:t>
+      <w:proofErr w:type="spellStart"/>
+      <w:r>
+        <w:rPr>
+          <w:rFonts w:ascii="Courier New" w:eastAsia="Times New Roman" w:hAnsi="Courier New" w:cs="Courier New"/>
+          <w:color w:val="BCBEC4"/>
+          <w:kern w:val="0"/>
+          <w:sz w:val="20"/>
+          <w:szCs w:val="20"/>
+          <w:lang w:eastAsia="en-IL"/>
+          <w14:ligatures w14:val="none"/>
+        </w:rPr>
+        <w:t>verify_key</w:t>
+      </w:r>
+      <w:proofErr w:type="spellEnd"/>
+      <w:r>
+        <w:rPr>
+          <w:rFonts w:ascii="Courier New" w:eastAsia="Times New Roman" w:hAnsi="Courier New" w:cs="Courier New"/>
+          <w:color w:val="BCBEC4"/>
+          <w:kern w:val="0"/>
+          <w:sz w:val="20"/>
+          <w:szCs w:val="20"/>
+          <w:lang w:eastAsia="en-IL"/>
+          <w14:ligatures w14:val="none"/>
+        </w:rPr>
+        <w:t xml:space="preserve">(key1_matrix) </w:t>
       </w:r>
       <w:r>
         <w:rPr>
@@ -2390,17 +2785,31 @@
         </w:rPr>
         <w:t xml:space="preserve">or not </w:t>
       </w:r>
-      <w:r>
-        <w:rPr>
-          <w:rFonts w:ascii="Courier New" w:eastAsia="Times New Roman" w:hAnsi="Courier New" w:cs="Courier New"/>
-          <w:color w:val="BCBEC4"/>
-          <w:kern w:val="0"/>
-          <w:sz w:val="20"/>
-          <w:szCs w:val="20"/>
-          <w:lang w:eastAsia="en-IL"/>
-          <w14:ligatures w14:val="none"/>
-        </w:rPr>
-        <w:t>verify_key(key2_matrix):</w:t>
+      <w:proofErr w:type="spellStart"/>
+      <w:r>
+        <w:rPr>
+          <w:rFonts w:ascii="Courier New" w:eastAsia="Times New Roman" w:hAnsi="Courier New" w:cs="Courier New"/>
+          <w:color w:val="BCBEC4"/>
+          <w:kern w:val="0"/>
+          <w:sz w:val="20"/>
+          <w:szCs w:val="20"/>
+          <w:lang w:eastAsia="en-IL"/>
+          <w14:ligatures w14:val="none"/>
+        </w:rPr>
+        <w:t>verify_key</w:t>
+      </w:r>
+      <w:proofErr w:type="spellEnd"/>
+      <w:r>
+        <w:rPr>
+          <w:rFonts w:ascii="Courier New" w:eastAsia="Times New Roman" w:hAnsi="Courier New" w:cs="Courier New"/>
+          <w:color w:val="BCBEC4"/>
+          <w:kern w:val="0"/>
+          <w:sz w:val="20"/>
+          <w:szCs w:val="20"/>
+          <w:lang w:eastAsia="en-IL"/>
+          <w14:ligatures w14:val="none"/>
+        </w:rPr>
+        <w:t>(key2_matrix):</w:t>
       </w:r>
       <w:r>
         <w:rPr>
@@ -2513,17 +2922,31 @@
         <w:br/>
         <w:t xml:space="preserve">    </w:t>
       </w:r>
-      <w:r>
-        <w:rPr>
-          <w:rFonts w:ascii="Courier New" w:eastAsia="Times New Roman" w:hAnsi="Courier New" w:cs="Courier New"/>
-          <w:color w:val="BCBEC4"/>
-          <w:kern w:val="0"/>
-          <w:sz w:val="20"/>
-          <w:szCs w:val="20"/>
-          <w:lang w:eastAsia="en-IL"/>
-          <w14:ligatures w14:val="none"/>
-        </w:rPr>
-        <w:t>text_nums = []</w:t>
+      <w:proofErr w:type="spellStart"/>
+      <w:r>
+        <w:rPr>
+          <w:rFonts w:ascii="Courier New" w:eastAsia="Times New Roman" w:hAnsi="Courier New" w:cs="Courier New"/>
+          <w:color w:val="BCBEC4"/>
+          <w:kern w:val="0"/>
+          <w:sz w:val="20"/>
+          <w:szCs w:val="20"/>
+          <w:lang w:eastAsia="en-IL"/>
+          <w14:ligatures w14:val="none"/>
+        </w:rPr>
+        <w:t>text_nums</w:t>
+      </w:r>
+      <w:proofErr w:type="spellEnd"/>
+      <w:r>
+        <w:rPr>
+          <w:rFonts w:ascii="Courier New" w:eastAsia="Times New Roman" w:hAnsi="Courier New" w:cs="Courier New"/>
+          <w:color w:val="BCBEC4"/>
+          <w:kern w:val="0"/>
+          <w:sz w:val="20"/>
+          <w:szCs w:val="20"/>
+          <w:lang w:eastAsia="en-IL"/>
+          <w14:ligatures w14:val="none"/>
+        </w:rPr>
+        <w:t xml:space="preserve"> = []</w:t>
       </w:r>
       <w:r>
         <w:rPr>
@@ -2599,6 +3022,7 @@
         <w:br/>
         <w:t xml:space="preserve">        number = </w:t>
       </w:r>
+      <w:proofErr w:type="spellStart"/>
       <w:r>
         <w:rPr>
           <w:rFonts w:ascii="Courier New" w:eastAsia="Times New Roman" w:hAnsi="Courier New" w:cs="Courier New"/>
@@ -2611,18 +3035,46 @@
         </w:rPr>
         <w:t>ord</w:t>
       </w:r>
-      <w:r>
-        <w:rPr>
-          <w:rFonts w:ascii="Courier New" w:eastAsia="Times New Roman" w:hAnsi="Courier New" w:cs="Courier New"/>
-          <w:color w:val="BCBEC4"/>
-          <w:kern w:val="0"/>
-          <w:sz w:val="20"/>
-          <w:szCs w:val="20"/>
-          <w:lang w:eastAsia="en-IL"/>
-          <w14:ligatures w14:val="none"/>
-        </w:rPr>
-        <w:t xml:space="preserve">(char.upper()) - </w:t>
-      </w:r>
+      <w:proofErr w:type="spellEnd"/>
+      <w:r>
+        <w:rPr>
+          <w:rFonts w:ascii="Courier New" w:eastAsia="Times New Roman" w:hAnsi="Courier New" w:cs="Courier New"/>
+          <w:color w:val="BCBEC4"/>
+          <w:kern w:val="0"/>
+          <w:sz w:val="20"/>
+          <w:szCs w:val="20"/>
+          <w:lang w:eastAsia="en-IL"/>
+          <w14:ligatures w14:val="none"/>
+        </w:rPr>
+        <w:t>(</w:t>
+      </w:r>
+      <w:proofErr w:type="spellStart"/>
+      <w:r>
+        <w:rPr>
+          <w:rFonts w:ascii="Courier New" w:eastAsia="Times New Roman" w:hAnsi="Courier New" w:cs="Courier New"/>
+          <w:color w:val="BCBEC4"/>
+          <w:kern w:val="0"/>
+          <w:sz w:val="20"/>
+          <w:szCs w:val="20"/>
+          <w:lang w:eastAsia="en-IL"/>
+          <w14:ligatures w14:val="none"/>
+        </w:rPr>
+        <w:t>char.upper</w:t>
+      </w:r>
+      <w:proofErr w:type="spellEnd"/>
+      <w:r>
+        <w:rPr>
+          <w:rFonts w:ascii="Courier New" w:eastAsia="Times New Roman" w:hAnsi="Courier New" w:cs="Courier New"/>
+          <w:color w:val="BCBEC4"/>
+          <w:kern w:val="0"/>
+          <w:sz w:val="20"/>
+          <w:szCs w:val="20"/>
+          <w:lang w:eastAsia="en-IL"/>
+          <w14:ligatures w14:val="none"/>
+        </w:rPr>
+        <w:t xml:space="preserve">()) - </w:t>
+      </w:r>
+      <w:proofErr w:type="spellStart"/>
       <w:r>
         <w:rPr>
           <w:rFonts w:ascii="Courier New" w:eastAsia="Times New Roman" w:hAnsi="Courier New" w:cs="Courier New"/>
@@ -2635,6 +3087,7 @@
         </w:rPr>
         <w:t>ord</w:t>
       </w:r>
+      <w:proofErr w:type="spellEnd"/>
       <w:r>
         <w:rPr>
           <w:rFonts w:ascii="Courier New" w:eastAsia="Times New Roman" w:hAnsi="Courier New" w:cs="Courier New"/>
@@ -2682,7 +3135,33 @@
           <w14:ligatures w14:val="none"/>
         </w:rPr>
         <w:br/>
-        <w:t xml:space="preserve">        text_nums.append(number)</w:t>
+        <w:t xml:space="preserve">        </w:t>
+      </w:r>
+      <w:proofErr w:type="spellStart"/>
+      <w:r>
+        <w:rPr>
+          <w:rFonts w:ascii="Courier New" w:eastAsia="Times New Roman" w:hAnsi="Courier New" w:cs="Courier New"/>
+          <w:color w:val="BCBEC4"/>
+          <w:kern w:val="0"/>
+          <w:sz w:val="20"/>
+          <w:szCs w:val="20"/>
+          <w:lang w:eastAsia="en-IL"/>
+          <w14:ligatures w14:val="none"/>
+        </w:rPr>
+        <w:t>text_nums.append</w:t>
+      </w:r>
+      <w:proofErr w:type="spellEnd"/>
+      <w:r>
+        <w:rPr>
+          <w:rFonts w:ascii="Courier New" w:eastAsia="Times New Roman" w:hAnsi="Courier New" w:cs="Courier New"/>
+          <w:color w:val="BCBEC4"/>
+          <w:kern w:val="0"/>
+          <w:sz w:val="20"/>
+          <w:szCs w:val="20"/>
+          <w:lang w:eastAsia="en-IL"/>
+          <w14:ligatures w14:val="none"/>
+        </w:rPr>
+        <w:t>(number)</w:t>
       </w:r>
       <w:r>
         <w:rPr>
@@ -2771,17 +3250,31 @@
         </w:rPr>
         <w:t xml:space="preserve">for </w:t>
       </w:r>
-      <w:r>
-        <w:rPr>
-          <w:rFonts w:ascii="Courier New" w:eastAsia="Times New Roman" w:hAnsi="Courier New" w:cs="Courier New"/>
-          <w:color w:val="BCBEC4"/>
-          <w:kern w:val="0"/>
-          <w:sz w:val="20"/>
-          <w:szCs w:val="20"/>
-          <w:lang w:eastAsia="en-IL"/>
-          <w14:ligatures w14:val="none"/>
-        </w:rPr>
-        <w:t xml:space="preserve">i </w:t>
+      <w:proofErr w:type="spellStart"/>
+      <w:r>
+        <w:rPr>
+          <w:rFonts w:ascii="Courier New" w:eastAsia="Times New Roman" w:hAnsi="Courier New" w:cs="Courier New"/>
+          <w:color w:val="BCBEC4"/>
+          <w:kern w:val="0"/>
+          <w:sz w:val="20"/>
+          <w:szCs w:val="20"/>
+          <w:lang w:eastAsia="en-IL"/>
+          <w14:ligatures w14:val="none"/>
+        </w:rPr>
+        <w:t>i</w:t>
+      </w:r>
+      <w:proofErr w:type="spellEnd"/>
+      <w:r>
+        <w:rPr>
+          <w:rFonts w:ascii="Courier New" w:eastAsia="Times New Roman" w:hAnsi="Courier New" w:cs="Courier New"/>
+          <w:color w:val="BCBEC4"/>
+          <w:kern w:val="0"/>
+          <w:sz w:val="20"/>
+          <w:szCs w:val="20"/>
+          <w:lang w:eastAsia="en-IL"/>
+          <w14:ligatures w14:val="none"/>
+        </w:rPr>
+        <w:t xml:space="preserve"> </w:t>
       </w:r>
       <w:r>
         <w:rPr>
@@ -2843,6 +3336,7 @@
         </w:rPr>
         <w:t xml:space="preserve">, </w:t>
       </w:r>
+      <w:proofErr w:type="spellStart"/>
       <w:r>
         <w:rPr>
           <w:rFonts w:ascii="Courier New" w:eastAsia="Times New Roman" w:hAnsi="Courier New" w:cs="Courier New"/>
@@ -2855,17 +3349,44 @@
         </w:rPr>
         <w:t>len</w:t>
       </w:r>
-      <w:r>
-        <w:rPr>
-          <w:rFonts w:ascii="Courier New" w:eastAsia="Times New Roman" w:hAnsi="Courier New" w:cs="Courier New"/>
-          <w:color w:val="BCBEC4"/>
-          <w:kern w:val="0"/>
-          <w:sz w:val="20"/>
-          <w:szCs w:val="20"/>
-          <w:lang w:eastAsia="en-IL"/>
-          <w14:ligatures w14:val="none"/>
-        </w:rPr>
-        <w:t xml:space="preserve">(text_nums), </w:t>
+      <w:proofErr w:type="spellEnd"/>
+      <w:r>
+        <w:rPr>
+          <w:rFonts w:ascii="Courier New" w:eastAsia="Times New Roman" w:hAnsi="Courier New" w:cs="Courier New"/>
+          <w:color w:val="BCBEC4"/>
+          <w:kern w:val="0"/>
+          <w:sz w:val="20"/>
+          <w:szCs w:val="20"/>
+          <w:lang w:eastAsia="en-IL"/>
+          <w14:ligatures w14:val="none"/>
+        </w:rPr>
+        <w:t>(</w:t>
+      </w:r>
+      <w:proofErr w:type="spellStart"/>
+      <w:r>
+        <w:rPr>
+          <w:rFonts w:ascii="Courier New" w:eastAsia="Times New Roman" w:hAnsi="Courier New" w:cs="Courier New"/>
+          <w:color w:val="BCBEC4"/>
+          <w:kern w:val="0"/>
+          <w:sz w:val="20"/>
+          <w:szCs w:val="20"/>
+          <w:lang w:eastAsia="en-IL"/>
+          <w14:ligatures w14:val="none"/>
+        </w:rPr>
+        <w:t>text_nums</w:t>
+      </w:r>
+      <w:proofErr w:type="spellEnd"/>
+      <w:r>
+        <w:rPr>
+          <w:rFonts w:ascii="Courier New" w:eastAsia="Times New Roman" w:hAnsi="Courier New" w:cs="Courier New"/>
+          <w:color w:val="BCBEC4"/>
+          <w:kern w:val="0"/>
+          <w:sz w:val="20"/>
+          <w:szCs w:val="20"/>
+          <w:lang w:eastAsia="en-IL"/>
+          <w14:ligatures w14:val="none"/>
+        </w:rPr>
+        <w:t xml:space="preserve">), </w:t>
       </w:r>
       <w:r>
         <w:rPr>
@@ -2939,20 +3460,98 @@
           <w:lang w:eastAsia="en-IL"/>
           <w14:ligatures w14:val="none"/>
         </w:rPr>
-        <w:t>x1 = text_nums[i]</w:t>
-      </w:r>
-      <w:r>
-        <w:rPr>
-          <w:rFonts w:ascii="Courier New" w:eastAsia="Times New Roman" w:hAnsi="Courier New" w:cs="Courier New"/>
-          <w:color w:val="BCBEC4"/>
-          <w:kern w:val="0"/>
-          <w:sz w:val="20"/>
-          <w:szCs w:val="20"/>
-          <w:lang w:eastAsia="en-IL"/>
-          <w14:ligatures w14:val="none"/>
-        </w:rPr>
-        <w:br/>
-        <w:t xml:space="preserve">        x2 = text_nums[i+</w:t>
+        <w:t xml:space="preserve">x1 = </w:t>
+      </w:r>
+      <w:proofErr w:type="spellStart"/>
+      <w:r>
+        <w:rPr>
+          <w:rFonts w:ascii="Courier New" w:eastAsia="Times New Roman" w:hAnsi="Courier New" w:cs="Courier New"/>
+          <w:color w:val="BCBEC4"/>
+          <w:kern w:val="0"/>
+          <w:sz w:val="20"/>
+          <w:szCs w:val="20"/>
+          <w:lang w:eastAsia="en-IL"/>
+          <w14:ligatures w14:val="none"/>
+        </w:rPr>
+        <w:t>text_nums</w:t>
+      </w:r>
+      <w:proofErr w:type="spellEnd"/>
+      <w:r>
+        <w:rPr>
+          <w:rFonts w:ascii="Courier New" w:eastAsia="Times New Roman" w:hAnsi="Courier New" w:cs="Courier New"/>
+          <w:color w:val="BCBEC4"/>
+          <w:kern w:val="0"/>
+          <w:sz w:val="20"/>
+          <w:szCs w:val="20"/>
+          <w:lang w:eastAsia="en-IL"/>
+          <w14:ligatures w14:val="none"/>
+        </w:rPr>
+        <w:t>[</w:t>
+      </w:r>
+      <w:proofErr w:type="spellStart"/>
+      <w:r>
+        <w:rPr>
+          <w:rFonts w:ascii="Courier New" w:eastAsia="Times New Roman" w:hAnsi="Courier New" w:cs="Courier New"/>
+          <w:color w:val="BCBEC4"/>
+          <w:kern w:val="0"/>
+          <w:sz w:val="20"/>
+          <w:szCs w:val="20"/>
+          <w:lang w:eastAsia="en-IL"/>
+          <w14:ligatures w14:val="none"/>
+        </w:rPr>
+        <w:t>i</w:t>
+      </w:r>
+      <w:proofErr w:type="spellEnd"/>
+      <w:r>
+        <w:rPr>
+          <w:rFonts w:ascii="Courier New" w:eastAsia="Times New Roman" w:hAnsi="Courier New" w:cs="Courier New"/>
+          <w:color w:val="BCBEC4"/>
+          <w:kern w:val="0"/>
+          <w:sz w:val="20"/>
+          <w:szCs w:val="20"/>
+          <w:lang w:eastAsia="en-IL"/>
+          <w14:ligatures w14:val="none"/>
+        </w:rPr>
+        <w:t>]</w:t>
+      </w:r>
+      <w:r>
+        <w:rPr>
+          <w:rFonts w:ascii="Courier New" w:eastAsia="Times New Roman" w:hAnsi="Courier New" w:cs="Courier New"/>
+          <w:color w:val="BCBEC4"/>
+          <w:kern w:val="0"/>
+          <w:sz w:val="20"/>
+          <w:szCs w:val="20"/>
+          <w:lang w:eastAsia="en-IL"/>
+          <w14:ligatures w14:val="none"/>
+        </w:rPr>
+        <w:br/>
+        <w:t xml:space="preserve">        x2 = </w:t>
+      </w:r>
+      <w:proofErr w:type="spellStart"/>
+      <w:r>
+        <w:rPr>
+          <w:rFonts w:ascii="Courier New" w:eastAsia="Times New Roman" w:hAnsi="Courier New" w:cs="Courier New"/>
+          <w:color w:val="BCBEC4"/>
+          <w:kern w:val="0"/>
+          <w:sz w:val="20"/>
+          <w:szCs w:val="20"/>
+          <w:lang w:eastAsia="en-IL"/>
+          <w14:ligatures w14:val="none"/>
+        </w:rPr>
+        <w:t>text_nums</w:t>
+      </w:r>
+      <w:proofErr w:type="spellEnd"/>
+      <w:r>
+        <w:rPr>
+          <w:rFonts w:ascii="Courier New" w:eastAsia="Times New Roman" w:hAnsi="Courier New" w:cs="Courier New"/>
+          <w:color w:val="BCBEC4"/>
+          <w:kern w:val="0"/>
+          <w:sz w:val="20"/>
+          <w:szCs w:val="20"/>
+          <w:lang w:eastAsia="en-IL"/>
+          <w14:ligatures w14:val="none"/>
+        </w:rPr>
+        <w:t>[i+</w:t>
       </w:r>
       <w:r>
         <w:rPr>
@@ -3259,6 +3858,7 @@
         </w:rPr>
         <w:t>(</w:t>
       </w:r>
+      <w:proofErr w:type="spellStart"/>
       <w:r>
         <w:rPr>
           <w:rFonts w:ascii="Courier New" w:eastAsia="Times New Roman" w:hAnsi="Courier New" w:cs="Courier New"/>
@@ -3269,7 +3869,20 @@
           <w:lang w:eastAsia="en-IL"/>
           <w14:ligatures w14:val="none"/>
         </w:rPr>
-        <w:t xml:space="preserve">f"First encryption: </w:t>
+        <w:t>f"First</w:t>
+      </w:r>
+      <w:proofErr w:type="spellEnd"/>
+      <w:r>
+        <w:rPr>
+          <w:rFonts w:ascii="Courier New" w:eastAsia="Times New Roman" w:hAnsi="Courier New" w:cs="Courier New"/>
+          <w:color w:val="6AAB73"/>
+          <w:kern w:val="0"/>
+          <w:sz w:val="20"/>
+          <w:szCs w:val="20"/>
+          <w:lang w:eastAsia="en-IL"/>
+          <w14:ligatures w14:val="none"/>
+        </w:rPr>
+        <w:t xml:space="preserve"> encryption: </w:t>
       </w:r>
       <w:r>
         <w:rPr>
@@ -3418,17 +4031,31 @@
         </w:rPr>
         <w:t xml:space="preserve">for </w:t>
       </w:r>
-      <w:r>
-        <w:rPr>
-          <w:rFonts w:ascii="Courier New" w:eastAsia="Times New Roman" w:hAnsi="Courier New" w:cs="Courier New"/>
-          <w:color w:val="BCBEC4"/>
-          <w:kern w:val="0"/>
-          <w:sz w:val="20"/>
-          <w:szCs w:val="20"/>
-          <w:lang w:eastAsia="en-IL"/>
-          <w14:ligatures w14:val="none"/>
-        </w:rPr>
-        <w:t xml:space="preserve">i </w:t>
+      <w:proofErr w:type="spellStart"/>
+      <w:r>
+        <w:rPr>
+          <w:rFonts w:ascii="Courier New" w:eastAsia="Times New Roman" w:hAnsi="Courier New" w:cs="Courier New"/>
+          <w:color w:val="BCBEC4"/>
+          <w:kern w:val="0"/>
+          <w:sz w:val="20"/>
+          <w:szCs w:val="20"/>
+          <w:lang w:eastAsia="en-IL"/>
+          <w14:ligatures w14:val="none"/>
+        </w:rPr>
+        <w:t>i</w:t>
+      </w:r>
+      <w:proofErr w:type="spellEnd"/>
+      <w:r>
+        <w:rPr>
+          <w:rFonts w:ascii="Courier New" w:eastAsia="Times New Roman" w:hAnsi="Courier New" w:cs="Courier New"/>
+          <w:color w:val="BCBEC4"/>
+          <w:kern w:val="0"/>
+          <w:sz w:val="20"/>
+          <w:szCs w:val="20"/>
+          <w:lang w:eastAsia="en-IL"/>
+          <w14:ligatures w14:val="none"/>
+        </w:rPr>
+        <w:t xml:space="preserve"> </w:t>
       </w:r>
       <w:r>
         <w:rPr>
@@ -3490,6 +4117,7 @@
         </w:rPr>
         <w:t xml:space="preserve">, </w:t>
       </w:r>
+      <w:proofErr w:type="spellStart"/>
       <w:r>
         <w:rPr>
           <w:rFonts w:ascii="Courier New" w:eastAsia="Times New Roman" w:hAnsi="Courier New" w:cs="Courier New"/>
@@ -3502,6 +4130,7 @@
         </w:rPr>
         <w:t>len</w:t>
       </w:r>
+      <w:proofErr w:type="spellEnd"/>
       <w:r>
         <w:rPr>
           <w:rFonts w:ascii="Courier New" w:eastAsia="Times New Roman" w:hAnsi="Courier New" w:cs="Courier New"/>
@@ -3549,7 +4178,33 @@
           <w14:ligatures w14:val="none"/>
         </w:rPr>
         <w:br/>
-        <w:t xml:space="preserve">        y1_val = step1_nums[i]</w:t>
+        <w:t xml:space="preserve">        y1_val = step1_nums[</w:t>
+      </w:r>
+      <w:proofErr w:type="spellStart"/>
+      <w:r>
+        <w:rPr>
+          <w:rFonts w:ascii="Courier New" w:eastAsia="Times New Roman" w:hAnsi="Courier New" w:cs="Courier New"/>
+          <w:color w:val="BCBEC4"/>
+          <w:kern w:val="0"/>
+          <w:sz w:val="20"/>
+          <w:szCs w:val="20"/>
+          <w:lang w:eastAsia="en-IL"/>
+          <w14:ligatures w14:val="none"/>
+        </w:rPr>
+        <w:t>i</w:t>
+      </w:r>
+      <w:proofErr w:type="spellEnd"/>
+      <w:r>
+        <w:rPr>
+          <w:rFonts w:ascii="Courier New" w:eastAsia="Times New Roman" w:hAnsi="Courier New" w:cs="Courier New"/>
+          <w:color w:val="BCBEC4"/>
+          <w:kern w:val="0"/>
+          <w:sz w:val="20"/>
+          <w:szCs w:val="20"/>
+          <w:lang w:eastAsia="en-IL"/>
+          <w14:ligatures w14:val="none"/>
+        </w:rPr>
+        <w:t>]</w:t>
       </w:r>
       <w:r>
         <w:rPr>
@@ -3869,6 +4524,7 @@
         </w:rPr>
         <w:t>(</w:t>
       </w:r>
+      <w:proofErr w:type="spellStart"/>
       <w:r>
         <w:rPr>
           <w:rFonts w:ascii="Courier New" w:eastAsia="Times New Roman" w:hAnsi="Courier New" w:cs="Courier New"/>
@@ -3879,7 +4535,20 @@
           <w:lang w:eastAsia="en-IL"/>
           <w14:ligatures w14:val="none"/>
         </w:rPr>
-        <w:t xml:space="preserve">f"Second encryption: </w:t>
+        <w:t>f"Second</w:t>
+      </w:r>
+      <w:proofErr w:type="spellEnd"/>
+      <w:r>
+        <w:rPr>
+          <w:rFonts w:ascii="Courier New" w:eastAsia="Times New Roman" w:hAnsi="Courier New" w:cs="Courier New"/>
+          <w:color w:val="6AAB73"/>
+          <w:kern w:val="0"/>
+          <w:sz w:val="20"/>
+          <w:szCs w:val="20"/>
+          <w:lang w:eastAsia="en-IL"/>
+          <w14:ligatures w14:val="none"/>
+        </w:rPr>
+        <w:t xml:space="preserve"> encryption: </w:t>
       </w:r>
       <w:r>
         <w:rPr>
@@ -4113,6 +4782,7 @@
         </w:rPr>
         <w:t xml:space="preserve">(num + </w:t>
       </w:r>
+      <w:proofErr w:type="spellStart"/>
       <w:r>
         <w:rPr>
           <w:rFonts w:ascii="Courier New" w:eastAsia="Times New Roman" w:hAnsi="Courier New" w:cs="Courier New"/>
@@ -4125,6 +4795,7 @@
         </w:rPr>
         <w:t>ord</w:t>
       </w:r>
+      <w:proofErr w:type="spellEnd"/>
       <w:r>
         <w:rPr>
           <w:rFonts w:ascii="Courier New" w:eastAsia="Times New Roman" w:hAnsi="Courier New" w:cs="Courier New"/>
@@ -4208,32 +4879,123 @@
           <w:lang w:eastAsia="en-IL"/>
           <w14:ligatures w14:val="none"/>
         </w:rPr>
-        <w:t>ciphertext, is_padded</w:t>
-      </w:r>
-      <w:r>
-        <w:rPr>
-          <w:rFonts w:ascii="Courier New" w:eastAsia="Times New Roman" w:hAnsi="Courier New" w:cs="Courier New"/>
-          <w:color w:val="BCBEC4"/>
-          <w:kern w:val="0"/>
-          <w:sz w:val="20"/>
-          <w:szCs w:val="20"/>
-          <w:lang w:eastAsia="en-IL"/>
-          <w14:ligatures w14:val="none"/>
-        </w:rPr>
-        <w:br/>
-      </w:r>
-      <w:r>
-        <w:rPr>
-          <w:rFonts w:ascii="Courier New" w:eastAsia="Times New Roman" w:hAnsi="Courier New" w:cs="Courier New"/>
-          <w:color w:val="BCBEC4"/>
-          <w:kern w:val="0"/>
-          <w:sz w:val="20"/>
-          <w:szCs w:val="20"/>
-          <w:lang w:eastAsia="en-IL"/>
-          <w14:ligatures w14:val="none"/>
-        </w:rPr>
-        <w:br/>
-        <w:t>cipher_yair, padded_yair = NameCipher_encryption(</w:t>
+        <w:t xml:space="preserve">ciphertext, </w:t>
+      </w:r>
+      <w:proofErr w:type="spellStart"/>
+      <w:r>
+        <w:rPr>
+          <w:rFonts w:ascii="Courier New" w:eastAsia="Times New Roman" w:hAnsi="Courier New" w:cs="Courier New"/>
+          <w:color w:val="BCBEC4"/>
+          <w:kern w:val="0"/>
+          <w:sz w:val="20"/>
+          <w:szCs w:val="20"/>
+          <w:lang w:eastAsia="en-IL"/>
+          <w14:ligatures w14:val="none"/>
+        </w:rPr>
+        <w:t>is_padded</w:t>
+      </w:r>
+      <w:proofErr w:type="spellEnd"/>
+      <w:r>
+        <w:rPr>
+          <w:rFonts w:ascii="Courier New" w:eastAsia="Times New Roman" w:hAnsi="Courier New" w:cs="Courier New"/>
+          <w:color w:val="BCBEC4"/>
+          <w:kern w:val="0"/>
+          <w:sz w:val="20"/>
+          <w:szCs w:val="20"/>
+          <w:lang w:eastAsia="en-IL"/>
+          <w14:ligatures w14:val="none"/>
+        </w:rPr>
+        <w:br/>
+      </w:r>
+      <w:r>
+        <w:rPr>
+          <w:rFonts w:ascii="Courier New" w:eastAsia="Times New Roman" w:hAnsi="Courier New" w:cs="Courier New"/>
+          <w:color w:val="BCBEC4"/>
+          <w:kern w:val="0"/>
+          <w:sz w:val="20"/>
+          <w:szCs w:val="20"/>
+          <w:lang w:eastAsia="en-IL"/>
+          <w14:ligatures w14:val="none"/>
+        </w:rPr>
+        <w:br/>
+      </w:r>
+      <w:proofErr w:type="spellStart"/>
+      <w:r>
+        <w:rPr>
+          <w:rFonts w:ascii="Courier New" w:eastAsia="Times New Roman" w:hAnsi="Courier New" w:cs="Courier New"/>
+          <w:color w:val="BCBEC4"/>
+          <w:kern w:val="0"/>
+          <w:sz w:val="20"/>
+          <w:szCs w:val="20"/>
+          <w:lang w:eastAsia="en-IL"/>
+          <w14:ligatures w14:val="none"/>
+        </w:rPr>
+        <w:t>cipher_yair</w:t>
+      </w:r>
+      <w:proofErr w:type="spellEnd"/>
+      <w:r>
+        <w:rPr>
+          <w:rFonts w:ascii="Courier New" w:eastAsia="Times New Roman" w:hAnsi="Courier New" w:cs="Courier New"/>
+          <w:color w:val="BCBEC4"/>
+          <w:kern w:val="0"/>
+          <w:sz w:val="20"/>
+          <w:szCs w:val="20"/>
+          <w:lang w:eastAsia="en-IL"/>
+          <w14:ligatures w14:val="none"/>
+        </w:rPr>
+        <w:t xml:space="preserve">, </w:t>
+      </w:r>
+      <w:proofErr w:type="spellStart"/>
+      <w:r>
+        <w:rPr>
+          <w:rFonts w:ascii="Courier New" w:eastAsia="Times New Roman" w:hAnsi="Courier New" w:cs="Courier New"/>
+          <w:color w:val="BCBEC4"/>
+          <w:kern w:val="0"/>
+          <w:sz w:val="20"/>
+          <w:szCs w:val="20"/>
+          <w:lang w:eastAsia="en-IL"/>
+          <w14:ligatures w14:val="none"/>
+        </w:rPr>
+        <w:t>padded_yair</w:t>
+      </w:r>
+      <w:proofErr w:type="spellEnd"/>
+      <w:r>
+        <w:rPr>
+          <w:rFonts w:ascii="Courier New" w:eastAsia="Times New Roman" w:hAnsi="Courier New" w:cs="Courier New"/>
+          <w:color w:val="BCBEC4"/>
+          <w:kern w:val="0"/>
+          <w:sz w:val="20"/>
+          <w:szCs w:val="20"/>
+          <w:lang w:eastAsia="en-IL"/>
+          <w14:ligatures w14:val="none"/>
+        </w:rPr>
+        <w:t xml:space="preserve"> = </w:t>
+      </w:r>
+      <w:proofErr w:type="spellStart"/>
+      <w:r>
+        <w:rPr>
+          <w:rFonts w:ascii="Courier New" w:eastAsia="Times New Roman" w:hAnsi="Courier New" w:cs="Courier New"/>
+          <w:color w:val="BCBEC4"/>
+          <w:kern w:val="0"/>
+          <w:sz w:val="20"/>
+          <w:szCs w:val="20"/>
+          <w:lang w:eastAsia="en-IL"/>
+          <w14:ligatures w14:val="none"/>
+        </w:rPr>
+        <w:t>NameCipher_encryption</w:t>
+      </w:r>
+      <w:proofErr w:type="spellEnd"/>
+      <w:r>
+        <w:rPr>
+          <w:rFonts w:ascii="Courier New" w:eastAsia="Times New Roman" w:hAnsi="Courier New" w:cs="Courier New"/>
+          <w:color w:val="BCBEC4"/>
+          <w:kern w:val="0"/>
+          <w:sz w:val="20"/>
+          <w:szCs w:val="20"/>
+          <w:lang w:eastAsia="en-IL"/>
+          <w14:ligatures w14:val="none"/>
+        </w:rPr>
+        <w:t>(</w:t>
       </w:r>
       <w:r>
         <w:rPr>
@@ -4343,6 +5105,7 @@
         </w:rPr>
         <w:t>(</w:t>
       </w:r>
+      <w:proofErr w:type="spellStart"/>
       <w:r>
         <w:rPr>
           <w:rFonts w:ascii="Courier New" w:eastAsia="Times New Roman" w:hAnsi="Courier New" w:cs="Courier New"/>
@@ -4353,7 +5116,20 @@
           <w:lang w:eastAsia="en-IL"/>
           <w14:ligatures w14:val="none"/>
         </w:rPr>
-        <w:t xml:space="preserve">f"Ciphertext for YAIR: </w:t>
+        <w:t>f"Ciphertext</w:t>
+      </w:r>
+      <w:proofErr w:type="spellEnd"/>
+      <w:r>
+        <w:rPr>
+          <w:rFonts w:ascii="Courier New" w:eastAsia="Times New Roman" w:hAnsi="Courier New" w:cs="Courier New"/>
+          <w:color w:val="6AAB73"/>
+          <w:kern w:val="0"/>
+          <w:sz w:val="20"/>
+          <w:szCs w:val="20"/>
+          <w:lang w:eastAsia="en-IL"/>
+          <w14:ligatures w14:val="none"/>
+        </w:rPr>
+        <w:t xml:space="preserve"> for YAIR: </w:t>
       </w:r>
       <w:r>
         <w:rPr>
@@ -4367,6 +5143,7 @@
         </w:rPr>
         <w:t>{</w:t>
       </w:r>
+      <w:proofErr w:type="spellStart"/>
       <w:r>
         <w:rPr>
           <w:rFonts w:ascii="Courier New" w:eastAsia="Times New Roman" w:hAnsi="Courier New" w:cs="Courier New"/>
@@ -4379,6 +5156,7 @@
         </w:rPr>
         <w:t>cipher_yair</w:t>
       </w:r>
+      <w:proofErr w:type="spellEnd"/>
       <w:r>
         <w:rPr>
           <w:rFonts w:ascii="Courier New" w:eastAsia="Times New Roman" w:hAnsi="Courier New" w:cs="Courier New"/>
@@ -4510,7 +5288,84 @@
           <w14:ligatures w14:val="none"/>
         </w:rPr>
         <w:br/>
-        <w:t>cipher_matan, padded_matan = NameCipher_encryption(</w:t>
+      </w:r>
+      <w:proofErr w:type="spellStart"/>
+      <w:r>
+        <w:rPr>
+          <w:rFonts w:ascii="Courier New" w:eastAsia="Times New Roman" w:hAnsi="Courier New" w:cs="Courier New"/>
+          <w:color w:val="BCBEC4"/>
+          <w:kern w:val="0"/>
+          <w:sz w:val="20"/>
+          <w:szCs w:val="20"/>
+          <w:lang w:eastAsia="en-IL"/>
+          <w14:ligatures w14:val="none"/>
+        </w:rPr>
+        <w:t>cipher_matan</w:t>
+      </w:r>
+      <w:proofErr w:type="spellEnd"/>
+      <w:r>
+        <w:rPr>
+          <w:rFonts w:ascii="Courier New" w:eastAsia="Times New Roman" w:hAnsi="Courier New" w:cs="Courier New"/>
+          <w:color w:val="BCBEC4"/>
+          <w:kern w:val="0"/>
+          <w:sz w:val="20"/>
+          <w:szCs w:val="20"/>
+          <w:lang w:eastAsia="en-IL"/>
+          <w14:ligatures w14:val="none"/>
+        </w:rPr>
+        <w:t xml:space="preserve">, </w:t>
+      </w:r>
+      <w:proofErr w:type="spellStart"/>
+      <w:r>
+        <w:rPr>
+          <w:rFonts w:ascii="Courier New" w:eastAsia="Times New Roman" w:hAnsi="Courier New" w:cs="Courier New"/>
+          <w:color w:val="BCBEC4"/>
+          <w:kern w:val="0"/>
+          <w:sz w:val="20"/>
+          <w:szCs w:val="20"/>
+          <w:lang w:eastAsia="en-IL"/>
+          <w14:ligatures w14:val="none"/>
+        </w:rPr>
+        <w:t>padded_matan</w:t>
+      </w:r>
+      <w:proofErr w:type="spellEnd"/>
+      <w:r>
+        <w:rPr>
+          <w:rFonts w:ascii="Courier New" w:eastAsia="Times New Roman" w:hAnsi="Courier New" w:cs="Courier New"/>
+          <w:color w:val="BCBEC4"/>
+          <w:kern w:val="0"/>
+          <w:sz w:val="20"/>
+          <w:szCs w:val="20"/>
+          <w:lang w:eastAsia="en-IL"/>
+          <w14:ligatures w14:val="none"/>
+        </w:rPr>
+        <w:t xml:space="preserve"> = </w:t>
+      </w:r>
+      <w:proofErr w:type="spellStart"/>
+      <w:r>
+        <w:rPr>
+          <w:rFonts w:ascii="Courier New" w:eastAsia="Times New Roman" w:hAnsi="Courier New" w:cs="Courier New"/>
+          <w:color w:val="BCBEC4"/>
+          <w:kern w:val="0"/>
+          <w:sz w:val="20"/>
+          <w:szCs w:val="20"/>
+          <w:lang w:eastAsia="en-IL"/>
+          <w14:ligatures w14:val="none"/>
+        </w:rPr>
+        <w:t>NameCipher_encryption</w:t>
+      </w:r>
+      <w:proofErr w:type="spellEnd"/>
+      <w:r>
+        <w:rPr>
+          <w:rFonts w:ascii="Courier New" w:eastAsia="Times New Roman" w:hAnsi="Courier New" w:cs="Courier New"/>
+          <w:color w:val="BCBEC4"/>
+          <w:kern w:val="0"/>
+          <w:sz w:val="20"/>
+          <w:szCs w:val="20"/>
+          <w:lang w:eastAsia="en-IL"/>
+          <w14:ligatures w14:val="none"/>
+        </w:rPr>
+        <w:t>(</w:t>
       </w:r>
       <w:r>
         <w:rPr>
@@ -4620,6 +5475,7 @@
         </w:rPr>
         <w:t>(</w:t>
       </w:r>
+      <w:proofErr w:type="spellStart"/>
       <w:r>
         <w:rPr>
           <w:rFonts w:ascii="Courier New" w:eastAsia="Times New Roman" w:hAnsi="Courier New" w:cs="Courier New"/>
@@ -4630,7 +5486,20 @@
           <w:lang w:eastAsia="en-IL"/>
           <w14:ligatures w14:val="none"/>
         </w:rPr>
-        <w:t xml:space="preserve">f"Ciphertext for MATAN: </w:t>
+        <w:t>f"Ciphertext</w:t>
+      </w:r>
+      <w:proofErr w:type="spellEnd"/>
+      <w:r>
+        <w:rPr>
+          <w:rFonts w:ascii="Courier New" w:eastAsia="Times New Roman" w:hAnsi="Courier New" w:cs="Courier New"/>
+          <w:color w:val="6AAB73"/>
+          <w:kern w:val="0"/>
+          <w:sz w:val="20"/>
+          <w:szCs w:val="20"/>
+          <w:lang w:eastAsia="en-IL"/>
+          <w14:ligatures w14:val="none"/>
+        </w:rPr>
+        <w:t xml:space="preserve"> for MATAN: </w:t>
       </w:r>
       <w:r>
         <w:rPr>
@@ -4644,6 +5513,7 @@
         </w:rPr>
         <w:t>{</w:t>
       </w:r>
+      <w:proofErr w:type="spellStart"/>
       <w:r>
         <w:rPr>
           <w:rFonts w:ascii="Courier New" w:eastAsia="Times New Roman" w:hAnsi="Courier New" w:cs="Courier New"/>
@@ -4656,6 +5526,7 @@
         </w:rPr>
         <w:t>cipher_matan</w:t>
       </w:r>
+      <w:proofErr w:type="spellEnd"/>
       <w:r>
         <w:rPr>
           <w:rFonts w:ascii="Courier New" w:eastAsia="Times New Roman" w:hAnsi="Courier New" w:cs="Courier New"/>
@@ -4724,12 +5595,30 @@
       <w:pPr>
         <w:jc w:val="center"/>
         <w:rPr>
-          <w:rtl/>
+          <w:b/>
+          <w:bCs/>
         </w:rPr>
       </w:pPr>
     </w:p>
     <w:p>
       <w:pPr>
+        <w:jc w:val="center"/>
+        <w:rPr>
+          <w:b/>
+          <w:bCs/>
+        </w:rPr>
+      </w:pPr>
+    </w:p>
+    <w:p>
+      <w:pPr>
+        <w:jc w:val="center"/>
+        <w:rPr>
+          <w:rtl/>
+        </w:rPr>
+      </w:pPr>
+    </w:p>
+    <w:p>
+      <w:pPr>
         <w:rPr>
           <w:b/>
           <w:bCs/>
@@ -4747,6 +5636,7 @@
           <w:szCs w:val="28"/>
           <w:u w:val="single"/>
         </w:rPr>
+        <w:lastRenderedPageBreak/>
         <w:t>Exercise 1.1 examples of input/output:</w:t>
       </w:r>
     </w:p>
@@ -4766,7 +5656,6 @@
           <w:noProof/>
           <w:u w:val="single"/>
         </w:rPr>
-        <w:lastRenderedPageBreak/>
         <w:drawing>
           <wp:inline distT="0" distB="0" distL="0" distR="0" wp14:anchorId="08FC32AD" wp14:editId="4E30DEDA">
             <wp:extent cx="3467584" cy="7468642"/>
@@ -4839,16 +5728,6 @@
         <w:rPr>
           <w:b/>
           <w:bCs/>
-          <w:u w:val="single"/>
-          <w:rtl/>
-        </w:rPr>
-      </w:pPr>
-    </w:p>
-    <w:p>
-      <w:pPr>
-        <w:rPr>
-          <w:b/>
-          <w:bCs/>
           <w:sz w:val="28"/>
           <w:szCs w:val="28"/>
           <w:u w:val="single"/>
@@ -4990,6 +5869,7 @@
         </w:rPr>
         <w:t xml:space="preserve">def </w:t>
       </w:r>
+      <w:proofErr w:type="spellStart"/>
       <w:r>
         <w:rPr>
           <w:rFonts w:ascii="Courier New" w:eastAsia="Times New Roman" w:hAnsi="Courier New" w:cs="Courier New"/>
@@ -5002,6 +5882,7 @@
         </w:rPr>
         <w:t>verify_key</w:t>
       </w:r>
+      <w:proofErr w:type="spellEnd"/>
       <w:r>
         <w:rPr>
           <w:rFonts w:ascii="Courier New" w:eastAsia="Times New Roman" w:hAnsi="Courier New" w:cs="Courier New"/>
@@ -5052,6 +5933,7 @@
         <w:br/>
         <w:t xml:space="preserve">    </w:t>
       </w:r>
+      <w:proofErr w:type="gramStart"/>
       <w:r>
         <w:rPr>
           <w:rFonts w:ascii="Courier New" w:eastAsia="Times New Roman" w:hAnsi="Courier New" w:cs="Courier New"/>
@@ -5076,6 +5958,8 @@
         </w:rPr>
         <w:t>(</w:t>
       </w:r>
+      <w:proofErr w:type="spellStart"/>
+      <w:proofErr w:type="gramEnd"/>
       <w:r>
         <w:rPr>
           <w:rFonts w:ascii="Courier New" w:eastAsia="Times New Roman" w:hAnsi="Courier New" w:cs="Courier New"/>
@@ -5086,7 +5970,20 @@
           <w:lang w:eastAsia="en-IL"/>
           <w14:ligatures w14:val="none"/>
         </w:rPr>
-        <w:t xml:space="preserve">f"Key numbers: </w:t>
+        <w:t>f"Key</w:t>
+      </w:r>
+      <w:proofErr w:type="spellEnd"/>
+      <w:r>
+        <w:rPr>
+          <w:rFonts w:ascii="Courier New" w:eastAsia="Times New Roman" w:hAnsi="Courier New" w:cs="Courier New"/>
+          <w:color w:val="6AAB73"/>
+          <w:kern w:val="0"/>
+          <w:sz w:val="20"/>
+          <w:szCs w:val="20"/>
+          <w:lang w:eastAsia="en-IL"/>
+          <w14:ligatures w14:val="none"/>
+        </w:rPr>
+        <w:t xml:space="preserve"> numbers: </w:t>
       </w:r>
       <w:r>
         <w:rPr>
@@ -5183,8 +6080,9 @@
           <w:lang w:eastAsia="en-IL"/>
           <w14:ligatures w14:val="none"/>
         </w:rPr>
-        <w:t># 2. Formula for 2x2 determinant: (ad - bc)</w:t>
-      </w:r>
+        <w:t xml:space="preserve"># 2. Formula for 2x2 determinant: (ad - </w:t>
+      </w:r>
+      <w:proofErr w:type="spellStart"/>
       <w:r>
         <w:rPr>
           <w:rFonts w:ascii="Courier New" w:eastAsia="Times New Roman" w:hAnsi="Courier New" w:cs="Courier New"/>
@@ -5195,6 +6093,31 @@
           <w:lang w:eastAsia="en-IL"/>
           <w14:ligatures w14:val="none"/>
         </w:rPr>
+        <w:t>bc</w:t>
+      </w:r>
+      <w:proofErr w:type="spellEnd"/>
+      <w:r>
+        <w:rPr>
+          <w:rFonts w:ascii="Courier New" w:eastAsia="Times New Roman" w:hAnsi="Courier New" w:cs="Courier New"/>
+          <w:color w:val="7A7E85"/>
+          <w:kern w:val="0"/>
+          <w:sz w:val="20"/>
+          <w:szCs w:val="20"/>
+          <w:lang w:eastAsia="en-IL"/>
+          <w14:ligatures w14:val="none"/>
+        </w:rPr>
+        <w:t>)</w:t>
+      </w:r>
+      <w:r>
+        <w:rPr>
+          <w:rFonts w:ascii="Courier New" w:eastAsia="Times New Roman" w:hAnsi="Courier New" w:cs="Courier New"/>
+          <w:color w:val="7A7E85"/>
+          <w:kern w:val="0"/>
+          <w:sz w:val="20"/>
+          <w:szCs w:val="20"/>
+          <w:lang w:eastAsia="en-IL"/>
+          <w14:ligatures w14:val="none"/>
+        </w:rPr>
         <w:br/>
         <w:t xml:space="preserve">    # Key positions: 0, 1 (row 1)</w:t>
       </w:r>
@@ -5234,8 +6157,22 @@
           <w:lang w:eastAsia="en-IL"/>
           <w14:ligatures w14:val="none"/>
         </w:rPr>
-        <w:t>det = (k[</w:t>
-      </w:r>
+        <w:t>det = (</w:t>
+      </w:r>
+      <w:proofErr w:type="gramStart"/>
+      <w:r>
+        <w:rPr>
+          <w:rFonts w:ascii="Courier New" w:eastAsia="Times New Roman" w:hAnsi="Courier New" w:cs="Courier New"/>
+          <w:color w:val="BCBEC4"/>
+          <w:kern w:val="0"/>
+          <w:sz w:val="20"/>
+          <w:szCs w:val="20"/>
+          <w:lang w:eastAsia="en-IL"/>
+          <w14:ligatures w14:val="none"/>
+        </w:rPr>
+        <w:t>k[</w:t>
+      </w:r>
+      <w:proofErr w:type="gramEnd"/>
       <w:r>
         <w:rPr>
           <w:rFonts w:ascii="Courier New" w:eastAsia="Times New Roman" w:hAnsi="Courier New" w:cs="Courier New"/>
@@ -5258,8 +6195,22 @@
           <w:lang w:eastAsia="en-IL"/>
           <w14:ligatures w14:val="none"/>
         </w:rPr>
-        <w:t>] * k[</w:t>
-      </w:r>
+        <w:t xml:space="preserve">] * </w:t>
+      </w:r>
+      <w:proofErr w:type="gramStart"/>
+      <w:r>
+        <w:rPr>
+          <w:rFonts w:ascii="Courier New" w:eastAsia="Times New Roman" w:hAnsi="Courier New" w:cs="Courier New"/>
+          <w:color w:val="BCBEC4"/>
+          <w:kern w:val="0"/>
+          <w:sz w:val="20"/>
+          <w:szCs w:val="20"/>
+          <w:lang w:eastAsia="en-IL"/>
+          <w14:ligatures w14:val="none"/>
+        </w:rPr>
+        <w:t>k[</w:t>
+      </w:r>
+      <w:proofErr w:type="gramEnd"/>
       <w:r>
         <w:rPr>
           <w:rFonts w:ascii="Courier New" w:eastAsia="Times New Roman" w:hAnsi="Courier New" w:cs="Courier New"/>
@@ -5282,8 +6233,22 @@
           <w:lang w:eastAsia="en-IL"/>
           <w14:ligatures w14:val="none"/>
         </w:rPr>
-        <w:t>] - k[</w:t>
-      </w:r>
+        <w:t xml:space="preserve">] - </w:t>
+      </w:r>
+      <w:proofErr w:type="gramStart"/>
+      <w:r>
+        <w:rPr>
+          <w:rFonts w:ascii="Courier New" w:eastAsia="Times New Roman" w:hAnsi="Courier New" w:cs="Courier New"/>
+          <w:color w:val="BCBEC4"/>
+          <w:kern w:val="0"/>
+          <w:sz w:val="20"/>
+          <w:szCs w:val="20"/>
+          <w:lang w:eastAsia="en-IL"/>
+          <w14:ligatures w14:val="none"/>
+        </w:rPr>
+        <w:t>k[</w:t>
+      </w:r>
+      <w:proofErr w:type="gramEnd"/>
       <w:r>
         <w:rPr>
           <w:rFonts w:ascii="Courier New" w:eastAsia="Times New Roman" w:hAnsi="Courier New" w:cs="Courier New"/>
@@ -5306,8 +6271,22 @@
           <w:lang w:eastAsia="en-IL"/>
           <w14:ligatures w14:val="none"/>
         </w:rPr>
-        <w:t>] * k[</w:t>
-      </w:r>
+        <w:t xml:space="preserve">] * </w:t>
+      </w:r>
+      <w:proofErr w:type="gramStart"/>
+      <w:r>
+        <w:rPr>
+          <w:rFonts w:ascii="Courier New" w:eastAsia="Times New Roman" w:hAnsi="Courier New" w:cs="Courier New"/>
+          <w:color w:val="BCBEC4"/>
+          <w:kern w:val="0"/>
+          <w:sz w:val="20"/>
+          <w:szCs w:val="20"/>
+          <w:lang w:eastAsia="en-IL"/>
+          <w14:ligatures w14:val="none"/>
+        </w:rPr>
+        <w:t>k[</w:t>
+      </w:r>
+      <w:proofErr w:type="gramEnd"/>
       <w:r>
         <w:rPr>
           <w:rFonts w:ascii="Courier New" w:eastAsia="Times New Roman" w:hAnsi="Courier New" w:cs="Courier New"/>
@@ -5332,6 +6311,7 @@
         </w:rPr>
         <w:t xml:space="preserve">]) % </w:t>
       </w:r>
+      <w:proofErr w:type="gramStart"/>
       <w:r>
         <w:rPr>
           <w:rFonts w:ascii="Courier New" w:eastAsia="Times New Roman" w:hAnsi="Courier New" w:cs="Courier New"/>
@@ -5354,8 +6334,9 @@
           <w:lang w:eastAsia="en-IL"/>
           <w14:ligatures w14:val="none"/>
         </w:rPr>
-        <w:t># we are in Z 26 space</w:t>
-      </w:r>
+        <w:t>#</w:t>
+      </w:r>
+      <w:proofErr w:type="gramEnd"/>
       <w:r>
         <w:rPr>
           <w:rFonts w:ascii="Courier New" w:eastAsia="Times New Roman" w:hAnsi="Courier New" w:cs="Courier New"/>
@@ -5366,9 +6347,22 @@
           <w:lang w:eastAsia="en-IL"/>
           <w14:ligatures w14:val="none"/>
         </w:rPr>
+        <w:t xml:space="preserve"> we are in Z 26 space</w:t>
+      </w:r>
+      <w:r>
+        <w:rPr>
+          <w:rFonts w:ascii="Courier New" w:eastAsia="Times New Roman" w:hAnsi="Courier New" w:cs="Courier New"/>
+          <w:color w:val="7A7E85"/>
+          <w:kern w:val="0"/>
+          <w:sz w:val="20"/>
+          <w:szCs w:val="20"/>
+          <w:lang w:eastAsia="en-IL"/>
+          <w14:ligatures w14:val="none"/>
+        </w:rPr>
         <w:br/>
         <w:t xml:space="preserve">    </w:t>
       </w:r>
+      <w:proofErr w:type="gramStart"/>
       <w:r>
         <w:rPr>
           <w:rFonts w:ascii="Courier New" w:eastAsia="Times New Roman" w:hAnsi="Courier New" w:cs="Courier New"/>
@@ -5393,6 +6387,8 @@
         </w:rPr>
         <w:t>(</w:t>
       </w:r>
+      <w:proofErr w:type="spellStart"/>
+      <w:proofErr w:type="gramEnd"/>
       <w:r>
         <w:rPr>
           <w:rFonts w:ascii="Courier New" w:eastAsia="Times New Roman" w:hAnsi="Courier New" w:cs="Courier New"/>
@@ -5403,7 +6399,20 @@
           <w:lang w:eastAsia="en-IL"/>
           <w14:ligatures w14:val="none"/>
         </w:rPr>
-        <w:t xml:space="preserve">f"Determinant: </w:t>
+        <w:t>f"Determinant</w:t>
+      </w:r>
+      <w:proofErr w:type="spellEnd"/>
+      <w:r>
+        <w:rPr>
+          <w:rFonts w:ascii="Courier New" w:eastAsia="Times New Roman" w:hAnsi="Courier New" w:cs="Courier New"/>
+          <w:color w:val="6AAB73"/>
+          <w:kern w:val="0"/>
+          <w:sz w:val="20"/>
+          <w:szCs w:val="20"/>
+          <w:lang w:eastAsia="en-IL"/>
+          <w14:ligatures w14:val="none"/>
+        </w:rPr>
+        <w:t xml:space="preserve">: </w:t>
       </w:r>
       <w:r>
         <w:rPr>
@@ -5527,17 +6536,31 @@
         </w:rPr>
         <w:t xml:space="preserve">if </w:t>
       </w:r>
-      <w:r>
-        <w:rPr>
-          <w:rFonts w:ascii="Courier New" w:eastAsia="Times New Roman" w:hAnsi="Courier New" w:cs="Courier New"/>
-          <w:color w:val="BCBEC4"/>
-          <w:kern w:val="0"/>
-          <w:sz w:val="20"/>
-          <w:szCs w:val="20"/>
-          <w:lang w:eastAsia="en-IL"/>
-          <w14:ligatures w14:val="none"/>
-        </w:rPr>
-        <w:t xml:space="preserve">math.gcd(det, </w:t>
+      <w:proofErr w:type="spellStart"/>
+      <w:r>
+        <w:rPr>
+          <w:rFonts w:ascii="Courier New" w:eastAsia="Times New Roman" w:hAnsi="Courier New" w:cs="Courier New"/>
+          <w:color w:val="BCBEC4"/>
+          <w:kern w:val="0"/>
+          <w:sz w:val="20"/>
+          <w:szCs w:val="20"/>
+          <w:lang w:eastAsia="en-IL"/>
+          <w14:ligatures w14:val="none"/>
+        </w:rPr>
+        <w:t>math.gcd</w:t>
+      </w:r>
+      <w:proofErr w:type="spellEnd"/>
+      <w:r>
+        <w:rPr>
+          <w:rFonts w:ascii="Courier New" w:eastAsia="Times New Roman" w:hAnsi="Courier New" w:cs="Courier New"/>
+          <w:color w:val="BCBEC4"/>
+          <w:kern w:val="0"/>
+          <w:sz w:val="20"/>
+          <w:szCs w:val="20"/>
+          <w:lang w:eastAsia="en-IL"/>
+          <w14:ligatures w14:val="none"/>
+        </w:rPr>
+        <w:t xml:space="preserve">(det, </w:t>
       </w:r>
       <w:r>
         <w:rPr>
@@ -5597,8 +6620,9 @@
           <w:lang w:eastAsia="en-IL"/>
           <w14:ligatures w14:val="none"/>
         </w:rPr>
-        <w:t># det!=0 is included (gcd(0,26) = 26..</w:t>
-      </w:r>
+        <w:t># det!=0 is included (</w:t>
+      </w:r>
+      <w:proofErr w:type="spellStart"/>
       <w:r>
         <w:rPr>
           <w:rFonts w:ascii="Courier New" w:eastAsia="Times New Roman" w:hAnsi="Courier New" w:cs="Courier New"/>
@@ -5609,6 +6633,31 @@
           <w:lang w:eastAsia="en-IL"/>
           <w14:ligatures w14:val="none"/>
         </w:rPr>
+        <w:t>gcd</w:t>
+      </w:r>
+      <w:proofErr w:type="spellEnd"/>
+      <w:r>
+        <w:rPr>
+          <w:rFonts w:ascii="Courier New" w:eastAsia="Times New Roman" w:hAnsi="Courier New" w:cs="Courier New"/>
+          <w:color w:val="7A7E85"/>
+          <w:kern w:val="0"/>
+          <w:sz w:val="20"/>
+          <w:szCs w:val="20"/>
+          <w:lang w:eastAsia="en-IL"/>
+          <w14:ligatures w14:val="none"/>
+        </w:rPr>
+        <w:t>(0,26) = 26..</w:t>
+      </w:r>
+      <w:r>
+        <w:rPr>
+          <w:rFonts w:ascii="Courier New" w:eastAsia="Times New Roman" w:hAnsi="Courier New" w:cs="Courier New"/>
+          <w:color w:val="7A7E85"/>
+          <w:kern w:val="0"/>
+          <w:sz w:val="20"/>
+          <w:szCs w:val="20"/>
+          <w:lang w:eastAsia="en-IL"/>
+          <w14:ligatures w14:val="none"/>
+        </w:rPr>
         <w:br/>
         <w:t xml:space="preserve">        </w:t>
       </w:r>
@@ -5646,7 +6695,33 @@
           <w:lang w:eastAsia="en-IL"/>
           <w14:ligatures w14:val="none"/>
         </w:rPr>
-        <w:t>"gcd == 1, Key is VALID</w:t>
+        <w:t>"</w:t>
+      </w:r>
+      <w:proofErr w:type="spellStart"/>
+      <w:r>
+        <w:rPr>
+          <w:rFonts w:ascii="Courier New" w:eastAsia="Times New Roman" w:hAnsi="Courier New" w:cs="Courier New"/>
+          <w:color w:val="6AAB73"/>
+          <w:kern w:val="0"/>
+          <w:sz w:val="20"/>
+          <w:szCs w:val="20"/>
+          <w:lang w:eastAsia="en-IL"/>
+          <w14:ligatures w14:val="none"/>
+        </w:rPr>
+        <w:t>gcd</w:t>
+      </w:r>
+      <w:proofErr w:type="spellEnd"/>
+      <w:r>
+        <w:rPr>
+          <w:rFonts w:ascii="Courier New" w:eastAsia="Times New Roman" w:hAnsi="Courier New" w:cs="Courier New"/>
+          <w:color w:val="6AAB73"/>
+          <w:kern w:val="0"/>
+          <w:sz w:val="20"/>
+          <w:szCs w:val="20"/>
+          <w:lang w:eastAsia="en-IL"/>
+          <w14:ligatures w14:val="none"/>
+        </w:rPr>
+        <w:t xml:space="preserve"> == 1, Key is VALID</w:t>
       </w:r>
       <w:r>
         <w:rPr>
@@ -5781,7 +6856,33 @@
           <w:lang w:eastAsia="en-IL"/>
           <w14:ligatures w14:val="none"/>
         </w:rPr>
-        <w:t>"gcd != 1, Key is INVALID</w:t>
+        <w:t>"</w:t>
+      </w:r>
+      <w:proofErr w:type="spellStart"/>
+      <w:r>
+        <w:rPr>
+          <w:rFonts w:ascii="Courier New" w:eastAsia="Times New Roman" w:hAnsi="Courier New" w:cs="Courier New"/>
+          <w:color w:val="6AAB73"/>
+          <w:kern w:val="0"/>
+          <w:sz w:val="20"/>
+          <w:szCs w:val="20"/>
+          <w:lang w:eastAsia="en-IL"/>
+          <w14:ligatures w14:val="none"/>
+        </w:rPr>
+        <w:t>gcd</w:t>
+      </w:r>
+      <w:proofErr w:type="spellEnd"/>
+      <w:r>
+        <w:rPr>
+          <w:rFonts w:ascii="Courier New" w:eastAsia="Times New Roman" w:hAnsi="Courier New" w:cs="Courier New"/>
+          <w:color w:val="6AAB73"/>
+          <w:kern w:val="0"/>
+          <w:sz w:val="20"/>
+          <w:szCs w:val="20"/>
+          <w:lang w:eastAsia="en-IL"/>
+          <w14:ligatures w14:val="none"/>
+        </w:rPr>
+        <w:t xml:space="preserve"> != 1, Key is INVALID</w:t>
       </w:r>
       <w:r>
         <w:rPr>
@@ -5881,6 +6982,7 @@
         <w:br/>
         <w:t xml:space="preserve">def </w:t>
       </w:r>
+      <w:proofErr w:type="spellStart"/>
       <w:r>
         <w:rPr>
           <w:rFonts w:ascii="Courier New" w:eastAsia="Times New Roman" w:hAnsi="Courier New" w:cs="Courier New"/>
@@ -5893,6 +6995,7 @@
         </w:rPr>
         <w:t>get_inverse_matrix</w:t>
       </w:r>
+      <w:proofErr w:type="spellEnd"/>
       <w:r>
         <w:rPr>
           <w:rFonts w:ascii="Courier New" w:eastAsia="Times New Roman" w:hAnsi="Courier New" w:cs="Courier New"/>
@@ -6112,8 +7215,9 @@
           <w:lang w:eastAsia="en-IL"/>
           <w14:ligatures w14:val="none"/>
         </w:rPr>
-        <w:t># 1. Calculate the determinant (ad - bc)</w:t>
-      </w:r>
+        <w:t xml:space="preserve"># 1. Calculate the determinant (ad - </w:t>
+      </w:r>
+      <w:proofErr w:type="spellStart"/>
       <w:r>
         <w:rPr>
           <w:rFonts w:ascii="Courier New" w:eastAsia="Times New Roman" w:hAnsi="Courier New" w:cs="Courier New"/>
@@ -6124,6 +7228,31 @@
           <w:lang w:eastAsia="en-IL"/>
           <w14:ligatures w14:val="none"/>
         </w:rPr>
+        <w:t>bc</w:t>
+      </w:r>
+      <w:proofErr w:type="spellEnd"/>
+      <w:r>
+        <w:rPr>
+          <w:rFonts w:ascii="Courier New" w:eastAsia="Times New Roman" w:hAnsi="Courier New" w:cs="Courier New"/>
+          <w:color w:val="7A7E85"/>
+          <w:kern w:val="0"/>
+          <w:sz w:val="20"/>
+          <w:szCs w:val="20"/>
+          <w:lang w:eastAsia="en-IL"/>
+          <w14:ligatures w14:val="none"/>
+        </w:rPr>
+        <w:t>)</w:t>
+      </w:r>
+      <w:r>
+        <w:rPr>
+          <w:rFonts w:ascii="Courier New" w:eastAsia="Times New Roman" w:hAnsi="Courier New" w:cs="Courier New"/>
+          <w:color w:val="7A7E85"/>
+          <w:kern w:val="0"/>
+          <w:sz w:val="20"/>
+          <w:szCs w:val="20"/>
+          <w:lang w:eastAsia="en-IL"/>
+          <w14:ligatures w14:val="none"/>
+        </w:rPr>
         <w:br/>
         <w:t xml:space="preserve">    </w:t>
       </w:r>
@@ -6214,17 +7343,31 @@
         <w:br/>
         <w:t xml:space="preserve">    </w:t>
       </w:r>
-      <w:r>
-        <w:rPr>
-          <w:rFonts w:ascii="Courier New" w:eastAsia="Times New Roman" w:hAnsi="Courier New" w:cs="Courier New"/>
-          <w:color w:val="BCBEC4"/>
-          <w:kern w:val="0"/>
-          <w:sz w:val="20"/>
-          <w:szCs w:val="20"/>
-          <w:lang w:eastAsia="en-IL"/>
-          <w14:ligatures w14:val="none"/>
-        </w:rPr>
-        <w:t>det_inv = -</w:t>
+      <w:proofErr w:type="spellStart"/>
+      <w:r>
+        <w:rPr>
+          <w:rFonts w:ascii="Courier New" w:eastAsia="Times New Roman" w:hAnsi="Courier New" w:cs="Courier New"/>
+          <w:color w:val="BCBEC4"/>
+          <w:kern w:val="0"/>
+          <w:sz w:val="20"/>
+          <w:szCs w:val="20"/>
+          <w:lang w:eastAsia="en-IL"/>
+          <w14:ligatures w14:val="none"/>
+        </w:rPr>
+        <w:t>det_inv</w:t>
+      </w:r>
+      <w:proofErr w:type="spellEnd"/>
+      <w:r>
+        <w:rPr>
+          <w:rFonts w:ascii="Courier New" w:eastAsia="Times New Roman" w:hAnsi="Courier New" w:cs="Courier New"/>
+          <w:color w:val="BCBEC4"/>
+          <w:kern w:val="0"/>
+          <w:sz w:val="20"/>
+          <w:szCs w:val="20"/>
+          <w:lang w:eastAsia="en-IL"/>
+          <w14:ligatures w14:val="none"/>
+        </w:rPr>
+        <w:t xml:space="preserve"> = -</w:t>
       </w:r>
       <w:r>
         <w:rPr>
@@ -6287,6 +7430,7 @@
         </w:rPr>
         <w:t xml:space="preserve">in </w:t>
       </w:r>
+      <w:proofErr w:type="gramStart"/>
       <w:r>
         <w:rPr>
           <w:rFonts w:ascii="Courier New" w:eastAsia="Times New Roman" w:hAnsi="Courier New" w:cs="Courier New"/>
@@ -6311,6 +7455,7 @@
         </w:rPr>
         <w:t>(</w:t>
       </w:r>
+      <w:proofErr w:type="gramEnd"/>
       <w:r>
         <w:rPr>
           <w:rFonts w:ascii="Courier New" w:eastAsia="Times New Roman" w:hAnsi="Courier New" w:cs="Courier New"/>
@@ -6455,21 +7600,47 @@
           <w14:ligatures w14:val="none"/>
         </w:rPr>
         <w:br/>
-        <w:t xml:space="preserve">            det_inv = x</w:t>
-      </w:r>
-      <w:r>
-        <w:rPr>
-          <w:rFonts w:ascii="Courier New" w:eastAsia="Times New Roman" w:hAnsi="Courier New" w:cs="Courier New"/>
-          <w:color w:val="BCBEC4"/>
-          <w:kern w:val="0"/>
-          <w:sz w:val="20"/>
-          <w:szCs w:val="20"/>
-          <w:lang w:eastAsia="en-IL"/>
-          <w14:ligatures w14:val="none"/>
-        </w:rPr>
-        <w:br/>
         <w:t xml:space="preserve">            </w:t>
       </w:r>
+      <w:proofErr w:type="spellStart"/>
+      <w:r>
+        <w:rPr>
+          <w:rFonts w:ascii="Courier New" w:eastAsia="Times New Roman" w:hAnsi="Courier New" w:cs="Courier New"/>
+          <w:color w:val="BCBEC4"/>
+          <w:kern w:val="0"/>
+          <w:sz w:val="20"/>
+          <w:szCs w:val="20"/>
+          <w:lang w:eastAsia="en-IL"/>
+          <w14:ligatures w14:val="none"/>
+        </w:rPr>
+        <w:t>det_inv</w:t>
+      </w:r>
+      <w:proofErr w:type="spellEnd"/>
+      <w:r>
+        <w:rPr>
+          <w:rFonts w:ascii="Courier New" w:eastAsia="Times New Roman" w:hAnsi="Courier New" w:cs="Courier New"/>
+          <w:color w:val="BCBEC4"/>
+          <w:kern w:val="0"/>
+          <w:sz w:val="20"/>
+          <w:szCs w:val="20"/>
+          <w:lang w:eastAsia="en-IL"/>
+          <w14:ligatures w14:val="none"/>
+        </w:rPr>
+        <w:t xml:space="preserve"> = x</w:t>
+      </w:r>
+      <w:r>
+        <w:rPr>
+          <w:rFonts w:ascii="Courier New" w:eastAsia="Times New Roman" w:hAnsi="Courier New" w:cs="Courier New"/>
+          <w:color w:val="BCBEC4"/>
+          <w:kern w:val="0"/>
+          <w:sz w:val="20"/>
+          <w:szCs w:val="20"/>
+          <w:lang w:eastAsia="en-IL"/>
+          <w14:ligatures w14:val="none"/>
+        </w:rPr>
+        <w:br/>
+        <w:t xml:space="preserve">            </w:t>
+      </w:r>
       <w:r>
         <w:rPr>
           <w:rFonts w:ascii="Courier New" w:eastAsia="Times New Roman" w:hAnsi="Courier New" w:cs="Courier New"/>
@@ -6517,8 +7688,9 @@
           <w:lang w:eastAsia="en-IL"/>
           <w14:ligatures w14:val="none"/>
         </w:rPr>
-        <w:t># 3. Build the Inverse Matrix: det_inv * adj(K) mod 26</w:t>
-      </w:r>
+        <w:t xml:space="preserve"># 3. Build the Inverse Matrix: </w:t>
+      </w:r>
+      <w:proofErr w:type="spellStart"/>
       <w:r>
         <w:rPr>
           <w:rFonts w:ascii="Courier New" w:eastAsia="Times New Roman" w:hAnsi="Courier New" w:cs="Courier New"/>
@@ -6529,9 +7701,9 @@
           <w:lang w:eastAsia="en-IL"/>
           <w14:ligatures w14:val="none"/>
         </w:rPr>
-        <w:br/>
-        <w:t xml:space="preserve">    # The adjugate of [[a, b], [c, d]] is [[d, -b], [-c, a]]</w:t>
-      </w:r>
+        <w:t>det_inv</w:t>
+      </w:r>
+      <w:proofErr w:type="spellEnd"/>
       <w:r>
         <w:rPr>
           <w:rFonts w:ascii="Courier New" w:eastAsia="Times New Roman" w:hAnsi="Courier New" w:cs="Courier New"/>
@@ -6542,6 +7714,57 @@
           <w:lang w:eastAsia="en-IL"/>
           <w14:ligatures w14:val="none"/>
         </w:rPr>
+        <w:t xml:space="preserve"> * adj(K) mod 26</w:t>
+      </w:r>
+      <w:r>
+        <w:rPr>
+          <w:rFonts w:ascii="Courier New" w:eastAsia="Times New Roman" w:hAnsi="Courier New" w:cs="Courier New"/>
+          <w:color w:val="7A7E85"/>
+          <w:kern w:val="0"/>
+          <w:sz w:val="20"/>
+          <w:szCs w:val="20"/>
+          <w:lang w:eastAsia="en-IL"/>
+          <w14:ligatures w14:val="none"/>
+        </w:rPr>
+        <w:br/>
+        <w:t xml:space="preserve">    # The </w:t>
+      </w:r>
+      <w:proofErr w:type="spellStart"/>
+      <w:r>
+        <w:rPr>
+          <w:rFonts w:ascii="Courier New" w:eastAsia="Times New Roman" w:hAnsi="Courier New" w:cs="Courier New"/>
+          <w:color w:val="7A7E85"/>
+          <w:kern w:val="0"/>
+          <w:sz w:val="20"/>
+          <w:szCs w:val="20"/>
+          <w:lang w:eastAsia="en-IL"/>
+          <w14:ligatures w14:val="none"/>
+        </w:rPr>
+        <w:t>adjugate</w:t>
+      </w:r>
+      <w:proofErr w:type="spellEnd"/>
+      <w:r>
+        <w:rPr>
+          <w:rFonts w:ascii="Courier New" w:eastAsia="Times New Roman" w:hAnsi="Courier New" w:cs="Courier New"/>
+          <w:color w:val="7A7E85"/>
+          <w:kern w:val="0"/>
+          <w:sz w:val="20"/>
+          <w:szCs w:val="20"/>
+          <w:lang w:eastAsia="en-IL"/>
+          <w14:ligatures w14:val="none"/>
+        </w:rPr>
+        <w:t xml:space="preserve"> of [[a, b], [c, d]] is [[d, -b], [-c, a]]</w:t>
+      </w:r>
+      <w:r>
+        <w:rPr>
+          <w:rFonts w:ascii="Courier New" w:eastAsia="Times New Roman" w:hAnsi="Courier New" w:cs="Courier New"/>
+          <w:color w:val="7A7E85"/>
+          <w:kern w:val="0"/>
+          <w:sz w:val="20"/>
+          <w:szCs w:val="20"/>
+          <w:lang w:eastAsia="en-IL"/>
+          <w14:ligatures w14:val="none"/>
+        </w:rPr>
         <w:br/>
         <w:t xml:space="preserve">    </w:t>
       </w:r>
@@ -6568,7 +7791,59 @@
           <w14:ligatures w14:val="none"/>
         </w:rPr>
         <w:br/>
-        <w:t xml:space="preserve">    inv.append((d * det_inv) % </w:t>
+        <w:t xml:space="preserve">    </w:t>
+      </w:r>
+      <w:proofErr w:type="spellStart"/>
+      <w:r>
+        <w:rPr>
+          <w:rFonts w:ascii="Courier New" w:eastAsia="Times New Roman" w:hAnsi="Courier New" w:cs="Courier New"/>
+          <w:color w:val="BCBEC4"/>
+          <w:kern w:val="0"/>
+          <w:sz w:val="20"/>
+          <w:szCs w:val="20"/>
+          <w:lang w:eastAsia="en-IL"/>
+          <w14:ligatures w14:val="none"/>
+        </w:rPr>
+        <w:t>inv.append</w:t>
+      </w:r>
+      <w:proofErr w:type="spellEnd"/>
+      <w:r>
+        <w:rPr>
+          <w:rFonts w:ascii="Courier New" w:eastAsia="Times New Roman" w:hAnsi="Courier New" w:cs="Courier New"/>
+          <w:color w:val="BCBEC4"/>
+          <w:kern w:val="0"/>
+          <w:sz w:val="20"/>
+          <w:szCs w:val="20"/>
+          <w:lang w:eastAsia="en-IL"/>
+          <w14:ligatures w14:val="none"/>
+        </w:rPr>
+        <w:t xml:space="preserve">((d * </w:t>
+      </w:r>
+      <w:proofErr w:type="spellStart"/>
+      <w:r>
+        <w:rPr>
+          <w:rFonts w:ascii="Courier New" w:eastAsia="Times New Roman" w:hAnsi="Courier New" w:cs="Courier New"/>
+          <w:color w:val="BCBEC4"/>
+          <w:kern w:val="0"/>
+          <w:sz w:val="20"/>
+          <w:szCs w:val="20"/>
+          <w:lang w:eastAsia="en-IL"/>
+          <w14:ligatures w14:val="none"/>
+        </w:rPr>
+        <w:t>det_inv</w:t>
+      </w:r>
+      <w:proofErr w:type="spellEnd"/>
+      <w:r>
+        <w:rPr>
+          <w:rFonts w:ascii="Courier New" w:eastAsia="Times New Roman" w:hAnsi="Courier New" w:cs="Courier New"/>
+          <w:color w:val="BCBEC4"/>
+          <w:kern w:val="0"/>
+          <w:sz w:val="20"/>
+          <w:szCs w:val="20"/>
+          <w:lang w:eastAsia="en-IL"/>
+          <w14:ligatures w14:val="none"/>
+        </w:rPr>
+        <w:t xml:space="preserve">) % </w:t>
       </w:r>
       <w:r>
         <w:rPr>
@@ -6619,17 +7894,57 @@
         <w:br/>
         <w:t xml:space="preserve">    </w:t>
       </w:r>
-      <w:r>
-        <w:rPr>
-          <w:rFonts w:ascii="Courier New" w:eastAsia="Times New Roman" w:hAnsi="Courier New" w:cs="Courier New"/>
-          <w:color w:val="BCBEC4"/>
-          <w:kern w:val="0"/>
-          <w:sz w:val="20"/>
-          <w:szCs w:val="20"/>
-          <w:lang w:eastAsia="en-IL"/>
-          <w14:ligatures w14:val="none"/>
-        </w:rPr>
-        <w:t xml:space="preserve">inv.append((-b * det_inv) % </w:t>
+      <w:proofErr w:type="spellStart"/>
+      <w:r>
+        <w:rPr>
+          <w:rFonts w:ascii="Courier New" w:eastAsia="Times New Roman" w:hAnsi="Courier New" w:cs="Courier New"/>
+          <w:color w:val="BCBEC4"/>
+          <w:kern w:val="0"/>
+          <w:sz w:val="20"/>
+          <w:szCs w:val="20"/>
+          <w:lang w:eastAsia="en-IL"/>
+          <w14:ligatures w14:val="none"/>
+        </w:rPr>
+        <w:t>inv.append</w:t>
+      </w:r>
+      <w:proofErr w:type="spellEnd"/>
+      <w:r>
+        <w:rPr>
+          <w:rFonts w:ascii="Courier New" w:eastAsia="Times New Roman" w:hAnsi="Courier New" w:cs="Courier New"/>
+          <w:color w:val="BCBEC4"/>
+          <w:kern w:val="0"/>
+          <w:sz w:val="20"/>
+          <w:szCs w:val="20"/>
+          <w:lang w:eastAsia="en-IL"/>
+          <w14:ligatures w14:val="none"/>
+        </w:rPr>
+        <w:t xml:space="preserve">((-b * </w:t>
+      </w:r>
+      <w:proofErr w:type="spellStart"/>
+      <w:r>
+        <w:rPr>
+          <w:rFonts w:ascii="Courier New" w:eastAsia="Times New Roman" w:hAnsi="Courier New" w:cs="Courier New"/>
+          <w:color w:val="BCBEC4"/>
+          <w:kern w:val="0"/>
+          <w:sz w:val="20"/>
+          <w:szCs w:val="20"/>
+          <w:lang w:eastAsia="en-IL"/>
+          <w14:ligatures w14:val="none"/>
+        </w:rPr>
+        <w:t>det_inv</w:t>
+      </w:r>
+      <w:proofErr w:type="spellEnd"/>
+      <w:r>
+        <w:rPr>
+          <w:rFonts w:ascii="Courier New" w:eastAsia="Times New Roman" w:hAnsi="Courier New" w:cs="Courier New"/>
+          <w:color w:val="BCBEC4"/>
+          <w:kern w:val="0"/>
+          <w:sz w:val="20"/>
+          <w:szCs w:val="20"/>
+          <w:lang w:eastAsia="en-IL"/>
+          <w14:ligatures w14:val="none"/>
+        </w:rPr>
+        <w:t xml:space="preserve">) % </w:t>
       </w:r>
       <w:r>
         <w:rPr>
@@ -6680,17 +7995,57 @@
         <w:br/>
         <w:t xml:space="preserve">    </w:t>
       </w:r>
-      <w:r>
-        <w:rPr>
-          <w:rFonts w:ascii="Courier New" w:eastAsia="Times New Roman" w:hAnsi="Courier New" w:cs="Courier New"/>
-          <w:color w:val="BCBEC4"/>
-          <w:kern w:val="0"/>
-          <w:sz w:val="20"/>
-          <w:szCs w:val="20"/>
-          <w:lang w:eastAsia="en-IL"/>
-          <w14:ligatures w14:val="none"/>
-        </w:rPr>
-        <w:t xml:space="preserve">inv.append((-c * det_inv) % </w:t>
+      <w:proofErr w:type="spellStart"/>
+      <w:r>
+        <w:rPr>
+          <w:rFonts w:ascii="Courier New" w:eastAsia="Times New Roman" w:hAnsi="Courier New" w:cs="Courier New"/>
+          <w:color w:val="BCBEC4"/>
+          <w:kern w:val="0"/>
+          <w:sz w:val="20"/>
+          <w:szCs w:val="20"/>
+          <w:lang w:eastAsia="en-IL"/>
+          <w14:ligatures w14:val="none"/>
+        </w:rPr>
+        <w:t>inv.append</w:t>
+      </w:r>
+      <w:proofErr w:type="spellEnd"/>
+      <w:r>
+        <w:rPr>
+          <w:rFonts w:ascii="Courier New" w:eastAsia="Times New Roman" w:hAnsi="Courier New" w:cs="Courier New"/>
+          <w:color w:val="BCBEC4"/>
+          <w:kern w:val="0"/>
+          <w:sz w:val="20"/>
+          <w:szCs w:val="20"/>
+          <w:lang w:eastAsia="en-IL"/>
+          <w14:ligatures w14:val="none"/>
+        </w:rPr>
+        <w:t xml:space="preserve">((-c * </w:t>
+      </w:r>
+      <w:proofErr w:type="spellStart"/>
+      <w:r>
+        <w:rPr>
+          <w:rFonts w:ascii="Courier New" w:eastAsia="Times New Roman" w:hAnsi="Courier New" w:cs="Courier New"/>
+          <w:color w:val="BCBEC4"/>
+          <w:kern w:val="0"/>
+          <w:sz w:val="20"/>
+          <w:szCs w:val="20"/>
+          <w:lang w:eastAsia="en-IL"/>
+          <w14:ligatures w14:val="none"/>
+        </w:rPr>
+        <w:t>det_inv</w:t>
+      </w:r>
+      <w:proofErr w:type="spellEnd"/>
+      <w:r>
+        <w:rPr>
+          <w:rFonts w:ascii="Courier New" w:eastAsia="Times New Roman" w:hAnsi="Courier New" w:cs="Courier New"/>
+          <w:color w:val="BCBEC4"/>
+          <w:kern w:val="0"/>
+          <w:sz w:val="20"/>
+          <w:szCs w:val="20"/>
+          <w:lang w:eastAsia="en-IL"/>
+          <w14:ligatures w14:val="none"/>
+        </w:rPr>
+        <w:t xml:space="preserve">) % </w:t>
       </w:r>
       <w:r>
         <w:rPr>
@@ -6741,17 +8096,57 @@
         <w:br/>
         <w:t xml:space="preserve">    </w:t>
       </w:r>
-      <w:r>
-        <w:rPr>
-          <w:rFonts w:ascii="Courier New" w:eastAsia="Times New Roman" w:hAnsi="Courier New" w:cs="Courier New"/>
-          <w:color w:val="BCBEC4"/>
-          <w:kern w:val="0"/>
-          <w:sz w:val="20"/>
-          <w:szCs w:val="20"/>
-          <w:lang w:eastAsia="en-IL"/>
-          <w14:ligatures w14:val="none"/>
-        </w:rPr>
-        <w:t xml:space="preserve">inv.append((a * det_inv) % </w:t>
+      <w:proofErr w:type="spellStart"/>
+      <w:r>
+        <w:rPr>
+          <w:rFonts w:ascii="Courier New" w:eastAsia="Times New Roman" w:hAnsi="Courier New" w:cs="Courier New"/>
+          <w:color w:val="BCBEC4"/>
+          <w:kern w:val="0"/>
+          <w:sz w:val="20"/>
+          <w:szCs w:val="20"/>
+          <w:lang w:eastAsia="en-IL"/>
+          <w14:ligatures w14:val="none"/>
+        </w:rPr>
+        <w:t>inv.append</w:t>
+      </w:r>
+      <w:proofErr w:type="spellEnd"/>
+      <w:r>
+        <w:rPr>
+          <w:rFonts w:ascii="Courier New" w:eastAsia="Times New Roman" w:hAnsi="Courier New" w:cs="Courier New"/>
+          <w:color w:val="BCBEC4"/>
+          <w:kern w:val="0"/>
+          <w:sz w:val="20"/>
+          <w:szCs w:val="20"/>
+          <w:lang w:eastAsia="en-IL"/>
+          <w14:ligatures w14:val="none"/>
+        </w:rPr>
+        <w:t xml:space="preserve">((a * </w:t>
+      </w:r>
+      <w:proofErr w:type="spellStart"/>
+      <w:r>
+        <w:rPr>
+          <w:rFonts w:ascii="Courier New" w:eastAsia="Times New Roman" w:hAnsi="Courier New" w:cs="Courier New"/>
+          <w:color w:val="BCBEC4"/>
+          <w:kern w:val="0"/>
+          <w:sz w:val="20"/>
+          <w:szCs w:val="20"/>
+          <w:lang w:eastAsia="en-IL"/>
+          <w14:ligatures w14:val="none"/>
+        </w:rPr>
+        <w:t>det_inv</w:t>
+      </w:r>
+      <w:proofErr w:type="spellEnd"/>
+      <w:r>
+        <w:rPr>
+          <w:rFonts w:ascii="Courier New" w:eastAsia="Times New Roman" w:hAnsi="Courier New" w:cs="Courier New"/>
+          <w:color w:val="BCBEC4"/>
+          <w:kern w:val="0"/>
+          <w:sz w:val="20"/>
+          <w:szCs w:val="20"/>
+          <w:lang w:eastAsia="en-IL"/>
+          <w14:ligatures w14:val="none"/>
+        </w:rPr>
+        <w:t xml:space="preserve">) % </w:t>
       </w:r>
       <w:r>
         <w:rPr>
@@ -6874,6 +8269,7 @@
         </w:rPr>
         <w:t xml:space="preserve">def </w:t>
       </w:r>
+      <w:proofErr w:type="spellStart"/>
       <w:r>
         <w:rPr>
           <w:rFonts w:ascii="Courier New" w:eastAsia="Times New Roman" w:hAnsi="Courier New" w:cs="Courier New"/>
@@ -6886,17 +8282,44 @@
         </w:rPr>
         <w:t>NameCipher_decryption</w:t>
       </w:r>
-      <w:r>
-        <w:rPr>
-          <w:rFonts w:ascii="Courier New" w:eastAsia="Times New Roman" w:hAnsi="Courier New" w:cs="Courier New"/>
-          <w:color w:val="BCBEC4"/>
-          <w:kern w:val="0"/>
-          <w:sz w:val="20"/>
-          <w:szCs w:val="20"/>
-          <w:lang w:eastAsia="en-IL"/>
-          <w14:ligatures w14:val="none"/>
-        </w:rPr>
-        <w:t>(ciphertext, key1, key2, is_padded):</w:t>
+      <w:proofErr w:type="spellEnd"/>
+      <w:r>
+        <w:rPr>
+          <w:rFonts w:ascii="Courier New" w:eastAsia="Times New Roman" w:hAnsi="Courier New" w:cs="Courier New"/>
+          <w:color w:val="BCBEC4"/>
+          <w:kern w:val="0"/>
+          <w:sz w:val="20"/>
+          <w:szCs w:val="20"/>
+          <w:lang w:eastAsia="en-IL"/>
+          <w14:ligatures w14:val="none"/>
+        </w:rPr>
+        <w:t xml:space="preserve">(ciphertext, key1, key2, </w:t>
+      </w:r>
+      <w:proofErr w:type="spellStart"/>
+      <w:r>
+        <w:rPr>
+          <w:rFonts w:ascii="Courier New" w:eastAsia="Times New Roman" w:hAnsi="Courier New" w:cs="Courier New"/>
+          <w:color w:val="BCBEC4"/>
+          <w:kern w:val="0"/>
+          <w:sz w:val="20"/>
+          <w:szCs w:val="20"/>
+          <w:lang w:eastAsia="en-IL"/>
+          <w14:ligatures w14:val="none"/>
+        </w:rPr>
+        <w:t>is_padded</w:t>
+      </w:r>
+      <w:proofErr w:type="spellEnd"/>
+      <w:r>
+        <w:rPr>
+          <w:rFonts w:ascii="Courier New" w:eastAsia="Times New Roman" w:hAnsi="Courier New" w:cs="Courier New"/>
+          <w:color w:val="BCBEC4"/>
+          <w:kern w:val="0"/>
+          <w:sz w:val="20"/>
+          <w:szCs w:val="20"/>
+          <w:lang w:eastAsia="en-IL"/>
+          <w14:ligatures w14:val="none"/>
+        </w:rPr>
+        <w:t>):</w:t>
       </w:r>
       <w:r>
         <w:rPr>
@@ -7132,6 +8555,7 @@
         </w:rPr>
         <w:t>(</w:t>
       </w:r>
+      <w:proofErr w:type="spellStart"/>
       <w:r>
         <w:rPr>
           <w:rFonts w:ascii="Courier New" w:eastAsia="Times New Roman" w:hAnsi="Courier New" w:cs="Courier New"/>
@@ -7142,7 +8566,20 @@
           <w:lang w:eastAsia="en-IL"/>
           <w14:ligatures w14:val="none"/>
         </w:rPr>
-        <w:t xml:space="preserve">f"Ciphertext: </w:t>
+        <w:t>f"Ciphertext</w:t>
+      </w:r>
+      <w:proofErr w:type="spellEnd"/>
+      <w:r>
+        <w:rPr>
+          <w:rFonts w:ascii="Courier New" w:eastAsia="Times New Roman" w:hAnsi="Courier New" w:cs="Courier New"/>
+          <w:color w:val="6AAB73"/>
+          <w:kern w:val="0"/>
+          <w:sz w:val="20"/>
+          <w:szCs w:val="20"/>
+          <w:lang w:eastAsia="en-IL"/>
+          <w14:ligatures w14:val="none"/>
+        </w:rPr>
+        <w:t xml:space="preserve">: </w:t>
       </w:r>
       <w:r>
         <w:rPr>
@@ -7241,6 +8678,7 @@
         </w:rPr>
         <w:t>(</w:t>
       </w:r>
+      <w:proofErr w:type="spellStart"/>
       <w:r>
         <w:rPr>
           <w:rFonts w:ascii="Courier New" w:eastAsia="Times New Roman" w:hAnsi="Courier New" w:cs="Courier New"/>
@@ -7251,7 +8689,20 @@
           <w:lang w:eastAsia="en-IL"/>
           <w14:ligatures w14:val="none"/>
         </w:rPr>
-        <w:t xml:space="preserve">f"Key 1: </w:t>
+        <w:t>f"Key</w:t>
+      </w:r>
+      <w:proofErr w:type="spellEnd"/>
+      <w:r>
+        <w:rPr>
+          <w:rFonts w:ascii="Courier New" w:eastAsia="Times New Roman" w:hAnsi="Courier New" w:cs="Courier New"/>
+          <w:color w:val="6AAB73"/>
+          <w:kern w:val="0"/>
+          <w:sz w:val="20"/>
+          <w:szCs w:val="20"/>
+          <w:lang w:eastAsia="en-IL"/>
+          <w14:ligatures w14:val="none"/>
+        </w:rPr>
+        <w:t xml:space="preserve"> 1: </w:t>
       </w:r>
       <w:r>
         <w:rPr>
@@ -7410,6 +8861,7 @@
         </w:rPr>
         <w:t>(</w:t>
       </w:r>
+      <w:proofErr w:type="spellStart"/>
       <w:r>
         <w:rPr>
           <w:rFonts w:ascii="Courier New" w:eastAsia="Times New Roman" w:hAnsi="Courier New" w:cs="Courier New"/>
@@ -7420,7 +8872,20 @@
           <w:lang w:eastAsia="en-IL"/>
           <w14:ligatures w14:val="none"/>
         </w:rPr>
-        <w:t xml:space="preserve">f"Is Padded Flag: </w:t>
+        <w:t>f"Is</w:t>
+      </w:r>
+      <w:proofErr w:type="spellEnd"/>
+      <w:r>
+        <w:rPr>
+          <w:rFonts w:ascii="Courier New" w:eastAsia="Times New Roman" w:hAnsi="Courier New" w:cs="Courier New"/>
+          <w:color w:val="6AAB73"/>
+          <w:kern w:val="0"/>
+          <w:sz w:val="20"/>
+          <w:szCs w:val="20"/>
+          <w:lang w:eastAsia="en-IL"/>
+          <w14:ligatures w14:val="none"/>
+        </w:rPr>
+        <w:t xml:space="preserve"> Padded Flag: </w:t>
       </w:r>
       <w:r>
         <w:rPr>
@@ -7434,6 +8899,7 @@
         </w:rPr>
         <w:t>{</w:t>
       </w:r>
+      <w:proofErr w:type="spellStart"/>
       <w:r>
         <w:rPr>
           <w:rFonts w:ascii="Courier New" w:eastAsia="Times New Roman" w:hAnsi="Courier New" w:cs="Courier New"/>
@@ -7446,6 +8912,7 @@
         </w:rPr>
         <w:t>is_padded</w:t>
       </w:r>
+      <w:proofErr w:type="spellEnd"/>
       <w:r>
         <w:rPr>
           <w:rFonts w:ascii="Courier New" w:eastAsia="Times New Roman" w:hAnsi="Courier New" w:cs="Courier New"/>
@@ -7519,6 +8986,7 @@
         </w:rPr>
         <w:t>(</w:t>
       </w:r>
+      <w:proofErr w:type="spellStart"/>
       <w:r>
         <w:rPr>
           <w:rFonts w:ascii="Courier New" w:eastAsia="Times New Roman" w:hAnsi="Courier New" w:cs="Courier New"/>
@@ -7529,7 +8997,20 @@
           <w:lang w:eastAsia="en-IL"/>
           <w14:ligatures w14:val="none"/>
         </w:rPr>
-        <w:t>f"Parameters: a=</w:t>
+        <w:t>f"Parameters</w:t>
+      </w:r>
+      <w:proofErr w:type="spellEnd"/>
+      <w:r>
+        <w:rPr>
+          <w:rFonts w:ascii="Courier New" w:eastAsia="Times New Roman" w:hAnsi="Courier New" w:cs="Courier New"/>
+          <w:color w:val="6AAB73"/>
+          <w:kern w:val="0"/>
+          <w:sz w:val="20"/>
+          <w:szCs w:val="20"/>
+          <w:lang w:eastAsia="en-IL"/>
+          <w14:ligatures w14:val="none"/>
+        </w:rPr>
+        <w:t>: a=</w:t>
       </w:r>
       <w:r>
         <w:rPr>
@@ -7787,6 +9268,7 @@
         <w:br/>
         <w:t xml:space="preserve">        number = </w:t>
       </w:r>
+      <w:proofErr w:type="spellStart"/>
       <w:r>
         <w:rPr>
           <w:rFonts w:ascii="Courier New" w:eastAsia="Times New Roman" w:hAnsi="Courier New" w:cs="Courier New"/>
@@ -7799,18 +9281,46 @@
         </w:rPr>
         <w:t>ord</w:t>
       </w:r>
-      <w:r>
-        <w:rPr>
-          <w:rFonts w:ascii="Courier New" w:eastAsia="Times New Roman" w:hAnsi="Courier New" w:cs="Courier New"/>
-          <w:color w:val="BCBEC4"/>
-          <w:kern w:val="0"/>
-          <w:sz w:val="20"/>
-          <w:szCs w:val="20"/>
-          <w:lang w:eastAsia="en-IL"/>
-          <w14:ligatures w14:val="none"/>
-        </w:rPr>
-        <w:t xml:space="preserve">(char.upper()) - </w:t>
-      </w:r>
+      <w:proofErr w:type="spellEnd"/>
+      <w:r>
+        <w:rPr>
+          <w:rFonts w:ascii="Courier New" w:eastAsia="Times New Roman" w:hAnsi="Courier New" w:cs="Courier New"/>
+          <w:color w:val="BCBEC4"/>
+          <w:kern w:val="0"/>
+          <w:sz w:val="20"/>
+          <w:szCs w:val="20"/>
+          <w:lang w:eastAsia="en-IL"/>
+          <w14:ligatures w14:val="none"/>
+        </w:rPr>
+        <w:t>(</w:t>
+      </w:r>
+      <w:proofErr w:type="spellStart"/>
+      <w:r>
+        <w:rPr>
+          <w:rFonts w:ascii="Courier New" w:eastAsia="Times New Roman" w:hAnsi="Courier New" w:cs="Courier New"/>
+          <w:color w:val="BCBEC4"/>
+          <w:kern w:val="0"/>
+          <w:sz w:val="20"/>
+          <w:szCs w:val="20"/>
+          <w:lang w:eastAsia="en-IL"/>
+          <w14:ligatures w14:val="none"/>
+        </w:rPr>
+        <w:t>char.upper</w:t>
+      </w:r>
+      <w:proofErr w:type="spellEnd"/>
+      <w:r>
+        <w:rPr>
+          <w:rFonts w:ascii="Courier New" w:eastAsia="Times New Roman" w:hAnsi="Courier New" w:cs="Courier New"/>
+          <w:color w:val="BCBEC4"/>
+          <w:kern w:val="0"/>
+          <w:sz w:val="20"/>
+          <w:szCs w:val="20"/>
+          <w:lang w:eastAsia="en-IL"/>
+          <w14:ligatures w14:val="none"/>
+        </w:rPr>
+        <w:t xml:space="preserve">()) - </w:t>
+      </w:r>
+      <w:proofErr w:type="spellStart"/>
       <w:r>
         <w:rPr>
           <w:rFonts w:ascii="Courier New" w:eastAsia="Times New Roman" w:hAnsi="Courier New" w:cs="Courier New"/>
@@ -7823,6 +9333,7 @@
         </w:rPr>
         <w:t>ord</w:t>
       </w:r>
+      <w:proofErr w:type="spellEnd"/>
       <w:r>
         <w:rPr>
           <w:rFonts w:ascii="Courier New" w:eastAsia="Times New Roman" w:hAnsi="Courier New" w:cs="Courier New"/>
@@ -7971,6 +9482,7 @@
         <w:br/>
         <w:t xml:space="preserve">        number = </w:t>
       </w:r>
+      <w:proofErr w:type="spellStart"/>
       <w:r>
         <w:rPr>
           <w:rFonts w:ascii="Courier New" w:eastAsia="Times New Roman" w:hAnsi="Courier New" w:cs="Courier New"/>
@@ -7983,18 +9495,46 @@
         </w:rPr>
         <w:t>ord</w:t>
       </w:r>
-      <w:r>
-        <w:rPr>
-          <w:rFonts w:ascii="Courier New" w:eastAsia="Times New Roman" w:hAnsi="Courier New" w:cs="Courier New"/>
-          <w:color w:val="BCBEC4"/>
-          <w:kern w:val="0"/>
-          <w:sz w:val="20"/>
-          <w:szCs w:val="20"/>
-          <w:lang w:eastAsia="en-IL"/>
-          <w14:ligatures w14:val="none"/>
-        </w:rPr>
-        <w:t xml:space="preserve">(char.upper()) - </w:t>
-      </w:r>
+      <w:proofErr w:type="spellEnd"/>
+      <w:r>
+        <w:rPr>
+          <w:rFonts w:ascii="Courier New" w:eastAsia="Times New Roman" w:hAnsi="Courier New" w:cs="Courier New"/>
+          <w:color w:val="BCBEC4"/>
+          <w:kern w:val="0"/>
+          <w:sz w:val="20"/>
+          <w:szCs w:val="20"/>
+          <w:lang w:eastAsia="en-IL"/>
+          <w14:ligatures w14:val="none"/>
+        </w:rPr>
+        <w:t>(</w:t>
+      </w:r>
+      <w:proofErr w:type="spellStart"/>
+      <w:r>
+        <w:rPr>
+          <w:rFonts w:ascii="Courier New" w:eastAsia="Times New Roman" w:hAnsi="Courier New" w:cs="Courier New"/>
+          <w:color w:val="BCBEC4"/>
+          <w:kern w:val="0"/>
+          <w:sz w:val="20"/>
+          <w:szCs w:val="20"/>
+          <w:lang w:eastAsia="en-IL"/>
+          <w14:ligatures w14:val="none"/>
+        </w:rPr>
+        <w:t>char.upper</w:t>
+      </w:r>
+      <w:proofErr w:type="spellEnd"/>
+      <w:r>
+        <w:rPr>
+          <w:rFonts w:ascii="Courier New" w:eastAsia="Times New Roman" w:hAnsi="Courier New" w:cs="Courier New"/>
+          <w:color w:val="BCBEC4"/>
+          <w:kern w:val="0"/>
+          <w:sz w:val="20"/>
+          <w:szCs w:val="20"/>
+          <w:lang w:eastAsia="en-IL"/>
+          <w14:ligatures w14:val="none"/>
+        </w:rPr>
+        <w:t xml:space="preserve">()) - </w:t>
+      </w:r>
+      <w:proofErr w:type="spellStart"/>
       <w:r>
         <w:rPr>
           <w:rFonts w:ascii="Courier New" w:eastAsia="Times New Roman" w:hAnsi="Courier New" w:cs="Courier New"/>
@@ -8007,6 +9547,7 @@
         </w:rPr>
         <w:t>ord</w:t>
       </w:r>
+      <w:proofErr w:type="spellEnd"/>
       <w:r>
         <w:rPr>
           <w:rFonts w:ascii="Courier New" w:eastAsia="Times New Roman" w:hAnsi="Courier New" w:cs="Courier New"/>
@@ -8093,17 +9634,31 @@
         </w:rPr>
         <w:t xml:space="preserve">if  not </w:t>
       </w:r>
-      <w:r>
-        <w:rPr>
-          <w:rFonts w:ascii="Courier New" w:eastAsia="Times New Roman" w:hAnsi="Courier New" w:cs="Courier New"/>
-          <w:color w:val="BCBEC4"/>
-          <w:kern w:val="0"/>
-          <w:sz w:val="20"/>
-          <w:szCs w:val="20"/>
-          <w:lang w:eastAsia="en-IL"/>
-          <w14:ligatures w14:val="none"/>
-        </w:rPr>
-        <w:t xml:space="preserve">verify_key(key1_matrix) </w:t>
+      <w:proofErr w:type="spellStart"/>
+      <w:r>
+        <w:rPr>
+          <w:rFonts w:ascii="Courier New" w:eastAsia="Times New Roman" w:hAnsi="Courier New" w:cs="Courier New"/>
+          <w:color w:val="BCBEC4"/>
+          <w:kern w:val="0"/>
+          <w:sz w:val="20"/>
+          <w:szCs w:val="20"/>
+          <w:lang w:eastAsia="en-IL"/>
+          <w14:ligatures w14:val="none"/>
+        </w:rPr>
+        <w:t>verify_key</w:t>
+      </w:r>
+      <w:proofErr w:type="spellEnd"/>
+      <w:r>
+        <w:rPr>
+          <w:rFonts w:ascii="Courier New" w:eastAsia="Times New Roman" w:hAnsi="Courier New" w:cs="Courier New"/>
+          <w:color w:val="BCBEC4"/>
+          <w:kern w:val="0"/>
+          <w:sz w:val="20"/>
+          <w:szCs w:val="20"/>
+          <w:lang w:eastAsia="en-IL"/>
+          <w14:ligatures w14:val="none"/>
+        </w:rPr>
+        <w:t xml:space="preserve">(key1_matrix) </w:t>
       </w:r>
       <w:r>
         <w:rPr>
@@ -8117,17 +9672,31 @@
         </w:rPr>
         <w:t xml:space="preserve">or not </w:t>
       </w:r>
-      <w:r>
-        <w:rPr>
-          <w:rFonts w:ascii="Courier New" w:eastAsia="Times New Roman" w:hAnsi="Courier New" w:cs="Courier New"/>
-          <w:color w:val="BCBEC4"/>
-          <w:kern w:val="0"/>
-          <w:sz w:val="20"/>
-          <w:szCs w:val="20"/>
-          <w:lang w:eastAsia="en-IL"/>
-          <w14:ligatures w14:val="none"/>
-        </w:rPr>
-        <w:t>verify_key(key2_matrix):</w:t>
+      <w:proofErr w:type="spellStart"/>
+      <w:r>
+        <w:rPr>
+          <w:rFonts w:ascii="Courier New" w:eastAsia="Times New Roman" w:hAnsi="Courier New" w:cs="Courier New"/>
+          <w:color w:val="BCBEC4"/>
+          <w:kern w:val="0"/>
+          <w:sz w:val="20"/>
+          <w:szCs w:val="20"/>
+          <w:lang w:eastAsia="en-IL"/>
+          <w14:ligatures w14:val="none"/>
+        </w:rPr>
+        <w:t>verify_key</w:t>
+      </w:r>
+      <w:proofErr w:type="spellEnd"/>
+      <w:r>
+        <w:rPr>
+          <w:rFonts w:ascii="Courier New" w:eastAsia="Times New Roman" w:hAnsi="Courier New" w:cs="Courier New"/>
+          <w:color w:val="BCBEC4"/>
+          <w:kern w:val="0"/>
+          <w:sz w:val="20"/>
+          <w:szCs w:val="20"/>
+          <w:lang w:eastAsia="en-IL"/>
+          <w14:ligatures w14:val="none"/>
+        </w:rPr>
+        <w:t>(key2_matrix):</w:t>
       </w:r>
       <w:r>
         <w:rPr>
@@ -8226,20 +9795,72 @@
           <w:lang w:eastAsia="en-IL"/>
           <w14:ligatures w14:val="none"/>
         </w:rPr>
-        <w:t>k1_inv = get_inverse_matrix(key1_matrix)</w:t>
-      </w:r>
-      <w:r>
-        <w:rPr>
-          <w:rFonts w:ascii="Courier New" w:eastAsia="Times New Roman" w:hAnsi="Courier New" w:cs="Courier New"/>
-          <w:color w:val="BCBEC4"/>
-          <w:kern w:val="0"/>
-          <w:sz w:val="20"/>
-          <w:szCs w:val="20"/>
-          <w:lang w:eastAsia="en-IL"/>
-          <w14:ligatures w14:val="none"/>
-        </w:rPr>
-        <w:br/>
-        <w:t xml:space="preserve">    k2_inv = get_inverse_matrix(key2_matrix)</w:t>
+        <w:t xml:space="preserve">k1_inv = </w:t>
+      </w:r>
+      <w:proofErr w:type="spellStart"/>
+      <w:r>
+        <w:rPr>
+          <w:rFonts w:ascii="Courier New" w:eastAsia="Times New Roman" w:hAnsi="Courier New" w:cs="Courier New"/>
+          <w:color w:val="BCBEC4"/>
+          <w:kern w:val="0"/>
+          <w:sz w:val="20"/>
+          <w:szCs w:val="20"/>
+          <w:lang w:eastAsia="en-IL"/>
+          <w14:ligatures w14:val="none"/>
+        </w:rPr>
+        <w:t>get_inverse_matrix</w:t>
+      </w:r>
+      <w:proofErr w:type="spellEnd"/>
+      <w:r>
+        <w:rPr>
+          <w:rFonts w:ascii="Courier New" w:eastAsia="Times New Roman" w:hAnsi="Courier New" w:cs="Courier New"/>
+          <w:color w:val="BCBEC4"/>
+          <w:kern w:val="0"/>
+          <w:sz w:val="20"/>
+          <w:szCs w:val="20"/>
+          <w:lang w:eastAsia="en-IL"/>
+          <w14:ligatures w14:val="none"/>
+        </w:rPr>
+        <w:t>(key1_matrix)</w:t>
+      </w:r>
+      <w:r>
+        <w:rPr>
+          <w:rFonts w:ascii="Courier New" w:eastAsia="Times New Roman" w:hAnsi="Courier New" w:cs="Courier New"/>
+          <w:color w:val="BCBEC4"/>
+          <w:kern w:val="0"/>
+          <w:sz w:val="20"/>
+          <w:szCs w:val="20"/>
+          <w:lang w:eastAsia="en-IL"/>
+          <w14:ligatures w14:val="none"/>
+        </w:rPr>
+        <w:br/>
+        <w:t xml:space="preserve">    k2_inv = </w:t>
+      </w:r>
+      <w:proofErr w:type="spellStart"/>
+      <w:r>
+        <w:rPr>
+          <w:rFonts w:ascii="Courier New" w:eastAsia="Times New Roman" w:hAnsi="Courier New" w:cs="Courier New"/>
+          <w:color w:val="BCBEC4"/>
+          <w:kern w:val="0"/>
+          <w:sz w:val="20"/>
+          <w:szCs w:val="20"/>
+          <w:lang w:eastAsia="en-IL"/>
+          <w14:ligatures w14:val="none"/>
+        </w:rPr>
+        <w:t>get_inverse_matrix</w:t>
+      </w:r>
+      <w:proofErr w:type="spellEnd"/>
+      <w:r>
+        <w:rPr>
+          <w:rFonts w:ascii="Courier New" w:eastAsia="Times New Roman" w:hAnsi="Courier New" w:cs="Courier New"/>
+          <w:color w:val="BCBEC4"/>
+          <w:kern w:val="0"/>
+          <w:sz w:val="20"/>
+          <w:szCs w:val="20"/>
+          <w:lang w:eastAsia="en-IL"/>
+          <w14:ligatures w14:val="none"/>
+        </w:rPr>
+        <w:t>(key2_matrix)</w:t>
       </w:r>
       <w:r>
         <w:rPr>
@@ -8291,17 +9912,31 @@
         <w:br/>
         <w:t xml:space="preserve">    </w:t>
       </w:r>
-      <w:r>
-        <w:rPr>
-          <w:rFonts w:ascii="Courier New" w:eastAsia="Times New Roman" w:hAnsi="Courier New" w:cs="Courier New"/>
-          <w:color w:val="BCBEC4"/>
-          <w:kern w:val="0"/>
-          <w:sz w:val="20"/>
-          <w:szCs w:val="20"/>
-          <w:lang w:eastAsia="en-IL"/>
-          <w14:ligatures w14:val="none"/>
-        </w:rPr>
-        <w:t>cipher_nums = []</w:t>
+      <w:proofErr w:type="spellStart"/>
+      <w:r>
+        <w:rPr>
+          <w:rFonts w:ascii="Courier New" w:eastAsia="Times New Roman" w:hAnsi="Courier New" w:cs="Courier New"/>
+          <w:color w:val="BCBEC4"/>
+          <w:kern w:val="0"/>
+          <w:sz w:val="20"/>
+          <w:szCs w:val="20"/>
+          <w:lang w:eastAsia="en-IL"/>
+          <w14:ligatures w14:val="none"/>
+        </w:rPr>
+        <w:t>cipher_nums</w:t>
+      </w:r>
+      <w:proofErr w:type="spellEnd"/>
+      <w:r>
+        <w:rPr>
+          <w:rFonts w:ascii="Courier New" w:eastAsia="Times New Roman" w:hAnsi="Courier New" w:cs="Courier New"/>
+          <w:color w:val="BCBEC4"/>
+          <w:kern w:val="0"/>
+          <w:sz w:val="20"/>
+          <w:szCs w:val="20"/>
+          <w:lang w:eastAsia="en-IL"/>
+          <w14:ligatures w14:val="none"/>
+        </w:rPr>
+        <w:t xml:space="preserve"> = []</w:t>
       </w:r>
       <w:r>
         <w:rPr>
@@ -8377,6 +10012,7 @@
         <w:br/>
         <w:t xml:space="preserve">        number = </w:t>
       </w:r>
+      <w:proofErr w:type="spellStart"/>
       <w:r>
         <w:rPr>
           <w:rFonts w:ascii="Courier New" w:eastAsia="Times New Roman" w:hAnsi="Courier New" w:cs="Courier New"/>
@@ -8389,18 +10025,46 @@
         </w:rPr>
         <w:t>ord</w:t>
       </w:r>
-      <w:r>
-        <w:rPr>
-          <w:rFonts w:ascii="Courier New" w:eastAsia="Times New Roman" w:hAnsi="Courier New" w:cs="Courier New"/>
-          <w:color w:val="BCBEC4"/>
-          <w:kern w:val="0"/>
-          <w:sz w:val="20"/>
-          <w:szCs w:val="20"/>
-          <w:lang w:eastAsia="en-IL"/>
-          <w14:ligatures w14:val="none"/>
-        </w:rPr>
-        <w:t xml:space="preserve">(char.upper()) - </w:t>
-      </w:r>
+      <w:proofErr w:type="spellEnd"/>
+      <w:r>
+        <w:rPr>
+          <w:rFonts w:ascii="Courier New" w:eastAsia="Times New Roman" w:hAnsi="Courier New" w:cs="Courier New"/>
+          <w:color w:val="BCBEC4"/>
+          <w:kern w:val="0"/>
+          <w:sz w:val="20"/>
+          <w:szCs w:val="20"/>
+          <w:lang w:eastAsia="en-IL"/>
+          <w14:ligatures w14:val="none"/>
+        </w:rPr>
+        <w:t>(</w:t>
+      </w:r>
+      <w:proofErr w:type="spellStart"/>
+      <w:r>
+        <w:rPr>
+          <w:rFonts w:ascii="Courier New" w:eastAsia="Times New Roman" w:hAnsi="Courier New" w:cs="Courier New"/>
+          <w:color w:val="BCBEC4"/>
+          <w:kern w:val="0"/>
+          <w:sz w:val="20"/>
+          <w:szCs w:val="20"/>
+          <w:lang w:eastAsia="en-IL"/>
+          <w14:ligatures w14:val="none"/>
+        </w:rPr>
+        <w:t>char.upper</w:t>
+      </w:r>
+      <w:proofErr w:type="spellEnd"/>
+      <w:r>
+        <w:rPr>
+          <w:rFonts w:ascii="Courier New" w:eastAsia="Times New Roman" w:hAnsi="Courier New" w:cs="Courier New"/>
+          <w:color w:val="BCBEC4"/>
+          <w:kern w:val="0"/>
+          <w:sz w:val="20"/>
+          <w:szCs w:val="20"/>
+          <w:lang w:eastAsia="en-IL"/>
+          <w14:ligatures w14:val="none"/>
+        </w:rPr>
+        <w:t xml:space="preserve">()) - </w:t>
+      </w:r>
+      <w:proofErr w:type="spellStart"/>
       <w:r>
         <w:rPr>
           <w:rFonts w:ascii="Courier New" w:eastAsia="Times New Roman" w:hAnsi="Courier New" w:cs="Courier New"/>
@@ -8413,6 +10077,7 @@
         </w:rPr>
         <w:t>ord</w:t>
       </w:r>
+      <w:proofErr w:type="spellEnd"/>
       <w:r>
         <w:rPr>
           <w:rFonts w:ascii="Courier New" w:eastAsia="Times New Roman" w:hAnsi="Courier New" w:cs="Courier New"/>
@@ -8460,7 +10125,33 @@
           <w14:ligatures w14:val="none"/>
         </w:rPr>
         <w:br/>
-        <w:t xml:space="preserve">        cipher_nums.append(number)</w:t>
+        <w:t xml:space="preserve">        </w:t>
+      </w:r>
+      <w:proofErr w:type="spellStart"/>
+      <w:r>
+        <w:rPr>
+          <w:rFonts w:ascii="Courier New" w:eastAsia="Times New Roman" w:hAnsi="Courier New" w:cs="Courier New"/>
+          <w:color w:val="BCBEC4"/>
+          <w:kern w:val="0"/>
+          <w:sz w:val="20"/>
+          <w:szCs w:val="20"/>
+          <w:lang w:eastAsia="en-IL"/>
+          <w14:ligatures w14:val="none"/>
+        </w:rPr>
+        <w:t>cipher_nums.append</w:t>
+      </w:r>
+      <w:proofErr w:type="spellEnd"/>
+      <w:r>
+        <w:rPr>
+          <w:rFonts w:ascii="Courier New" w:eastAsia="Times New Roman" w:hAnsi="Courier New" w:cs="Courier New"/>
+          <w:color w:val="BCBEC4"/>
+          <w:kern w:val="0"/>
+          <w:sz w:val="20"/>
+          <w:szCs w:val="20"/>
+          <w:lang w:eastAsia="en-IL"/>
+          <w14:ligatures w14:val="none"/>
+        </w:rPr>
+        <w:t>(number)</w:t>
       </w:r>
       <w:r>
         <w:rPr>
@@ -8549,17 +10240,31 @@
         </w:rPr>
         <w:t xml:space="preserve">for </w:t>
       </w:r>
-      <w:r>
-        <w:rPr>
-          <w:rFonts w:ascii="Courier New" w:eastAsia="Times New Roman" w:hAnsi="Courier New" w:cs="Courier New"/>
-          <w:color w:val="BCBEC4"/>
-          <w:kern w:val="0"/>
-          <w:sz w:val="20"/>
-          <w:szCs w:val="20"/>
-          <w:lang w:eastAsia="en-IL"/>
-          <w14:ligatures w14:val="none"/>
-        </w:rPr>
-        <w:t xml:space="preserve">i </w:t>
+      <w:proofErr w:type="spellStart"/>
+      <w:r>
+        <w:rPr>
+          <w:rFonts w:ascii="Courier New" w:eastAsia="Times New Roman" w:hAnsi="Courier New" w:cs="Courier New"/>
+          <w:color w:val="BCBEC4"/>
+          <w:kern w:val="0"/>
+          <w:sz w:val="20"/>
+          <w:szCs w:val="20"/>
+          <w:lang w:eastAsia="en-IL"/>
+          <w14:ligatures w14:val="none"/>
+        </w:rPr>
+        <w:t>i</w:t>
+      </w:r>
+      <w:proofErr w:type="spellEnd"/>
+      <w:r>
+        <w:rPr>
+          <w:rFonts w:ascii="Courier New" w:eastAsia="Times New Roman" w:hAnsi="Courier New" w:cs="Courier New"/>
+          <w:color w:val="BCBEC4"/>
+          <w:kern w:val="0"/>
+          <w:sz w:val="20"/>
+          <w:szCs w:val="20"/>
+          <w:lang w:eastAsia="en-IL"/>
+          <w14:ligatures w14:val="none"/>
+        </w:rPr>
+        <w:t xml:space="preserve"> </w:t>
       </w:r>
       <w:r>
         <w:rPr>
@@ -8621,6 +10326,7 @@
         </w:rPr>
         <w:t xml:space="preserve">, </w:t>
       </w:r>
+      <w:proofErr w:type="spellStart"/>
       <w:r>
         <w:rPr>
           <w:rFonts w:ascii="Courier New" w:eastAsia="Times New Roman" w:hAnsi="Courier New" w:cs="Courier New"/>
@@ -8633,17 +10339,44 @@
         </w:rPr>
         <w:t>len</w:t>
       </w:r>
-      <w:r>
-        <w:rPr>
-          <w:rFonts w:ascii="Courier New" w:eastAsia="Times New Roman" w:hAnsi="Courier New" w:cs="Courier New"/>
-          <w:color w:val="BCBEC4"/>
-          <w:kern w:val="0"/>
-          <w:sz w:val="20"/>
-          <w:szCs w:val="20"/>
-          <w:lang w:eastAsia="en-IL"/>
-          <w14:ligatures w14:val="none"/>
-        </w:rPr>
-        <w:t xml:space="preserve">(cipher_nums), </w:t>
+      <w:proofErr w:type="spellEnd"/>
+      <w:r>
+        <w:rPr>
+          <w:rFonts w:ascii="Courier New" w:eastAsia="Times New Roman" w:hAnsi="Courier New" w:cs="Courier New"/>
+          <w:color w:val="BCBEC4"/>
+          <w:kern w:val="0"/>
+          <w:sz w:val="20"/>
+          <w:szCs w:val="20"/>
+          <w:lang w:eastAsia="en-IL"/>
+          <w14:ligatures w14:val="none"/>
+        </w:rPr>
+        <w:t>(</w:t>
+      </w:r>
+      <w:proofErr w:type="spellStart"/>
+      <w:r>
+        <w:rPr>
+          <w:rFonts w:ascii="Courier New" w:eastAsia="Times New Roman" w:hAnsi="Courier New" w:cs="Courier New"/>
+          <w:color w:val="BCBEC4"/>
+          <w:kern w:val="0"/>
+          <w:sz w:val="20"/>
+          <w:szCs w:val="20"/>
+          <w:lang w:eastAsia="en-IL"/>
+          <w14:ligatures w14:val="none"/>
+        </w:rPr>
+        <w:t>cipher_nums</w:t>
+      </w:r>
+      <w:proofErr w:type="spellEnd"/>
+      <w:r>
+        <w:rPr>
+          <w:rFonts w:ascii="Courier New" w:eastAsia="Times New Roman" w:hAnsi="Courier New" w:cs="Courier New"/>
+          <w:color w:val="BCBEC4"/>
+          <w:kern w:val="0"/>
+          <w:sz w:val="20"/>
+          <w:szCs w:val="20"/>
+          <w:lang w:eastAsia="en-IL"/>
+          <w14:ligatures w14:val="none"/>
+        </w:rPr>
+        <w:t xml:space="preserve">), </w:t>
       </w:r>
       <w:r>
         <w:rPr>
@@ -8680,20 +10413,98 @@
           <w14:ligatures w14:val="none"/>
         </w:rPr>
         <w:br/>
-        <w:t xml:space="preserve">        z1 = cipher_nums[i]</w:t>
-      </w:r>
-      <w:r>
-        <w:rPr>
-          <w:rFonts w:ascii="Courier New" w:eastAsia="Times New Roman" w:hAnsi="Courier New" w:cs="Courier New"/>
-          <w:color w:val="BCBEC4"/>
-          <w:kern w:val="0"/>
-          <w:sz w:val="20"/>
-          <w:szCs w:val="20"/>
-          <w:lang w:eastAsia="en-IL"/>
-          <w14:ligatures w14:val="none"/>
-        </w:rPr>
-        <w:br/>
-        <w:t xml:space="preserve">        z2 = cipher_nums[i+</w:t>
+        <w:t xml:space="preserve">        z1 = </w:t>
+      </w:r>
+      <w:proofErr w:type="spellStart"/>
+      <w:r>
+        <w:rPr>
+          <w:rFonts w:ascii="Courier New" w:eastAsia="Times New Roman" w:hAnsi="Courier New" w:cs="Courier New"/>
+          <w:color w:val="BCBEC4"/>
+          <w:kern w:val="0"/>
+          <w:sz w:val="20"/>
+          <w:szCs w:val="20"/>
+          <w:lang w:eastAsia="en-IL"/>
+          <w14:ligatures w14:val="none"/>
+        </w:rPr>
+        <w:t>cipher_nums</w:t>
+      </w:r>
+      <w:proofErr w:type="spellEnd"/>
+      <w:r>
+        <w:rPr>
+          <w:rFonts w:ascii="Courier New" w:eastAsia="Times New Roman" w:hAnsi="Courier New" w:cs="Courier New"/>
+          <w:color w:val="BCBEC4"/>
+          <w:kern w:val="0"/>
+          <w:sz w:val="20"/>
+          <w:szCs w:val="20"/>
+          <w:lang w:eastAsia="en-IL"/>
+          <w14:ligatures w14:val="none"/>
+        </w:rPr>
+        <w:t>[</w:t>
+      </w:r>
+      <w:proofErr w:type="spellStart"/>
+      <w:r>
+        <w:rPr>
+          <w:rFonts w:ascii="Courier New" w:eastAsia="Times New Roman" w:hAnsi="Courier New" w:cs="Courier New"/>
+          <w:color w:val="BCBEC4"/>
+          <w:kern w:val="0"/>
+          <w:sz w:val="20"/>
+          <w:szCs w:val="20"/>
+          <w:lang w:eastAsia="en-IL"/>
+          <w14:ligatures w14:val="none"/>
+        </w:rPr>
+        <w:t>i</w:t>
+      </w:r>
+      <w:proofErr w:type="spellEnd"/>
+      <w:r>
+        <w:rPr>
+          <w:rFonts w:ascii="Courier New" w:eastAsia="Times New Roman" w:hAnsi="Courier New" w:cs="Courier New"/>
+          <w:color w:val="BCBEC4"/>
+          <w:kern w:val="0"/>
+          <w:sz w:val="20"/>
+          <w:szCs w:val="20"/>
+          <w:lang w:eastAsia="en-IL"/>
+          <w14:ligatures w14:val="none"/>
+        </w:rPr>
+        <w:t>]</w:t>
+      </w:r>
+      <w:r>
+        <w:rPr>
+          <w:rFonts w:ascii="Courier New" w:eastAsia="Times New Roman" w:hAnsi="Courier New" w:cs="Courier New"/>
+          <w:color w:val="BCBEC4"/>
+          <w:kern w:val="0"/>
+          <w:sz w:val="20"/>
+          <w:szCs w:val="20"/>
+          <w:lang w:eastAsia="en-IL"/>
+          <w14:ligatures w14:val="none"/>
+        </w:rPr>
+        <w:br/>
+        <w:t xml:space="preserve">        z2 = </w:t>
+      </w:r>
+      <w:proofErr w:type="spellStart"/>
+      <w:r>
+        <w:rPr>
+          <w:rFonts w:ascii="Courier New" w:eastAsia="Times New Roman" w:hAnsi="Courier New" w:cs="Courier New"/>
+          <w:color w:val="BCBEC4"/>
+          <w:kern w:val="0"/>
+          <w:sz w:val="20"/>
+          <w:szCs w:val="20"/>
+          <w:lang w:eastAsia="en-IL"/>
+          <w14:ligatures w14:val="none"/>
+        </w:rPr>
+        <w:t>cipher_nums</w:t>
+      </w:r>
+      <w:proofErr w:type="spellEnd"/>
+      <w:r>
+        <w:rPr>
+          <w:rFonts w:ascii="Courier New" w:eastAsia="Times New Roman" w:hAnsi="Courier New" w:cs="Courier New"/>
+          <w:color w:val="BCBEC4"/>
+          <w:kern w:val="0"/>
+          <w:sz w:val="20"/>
+          <w:szCs w:val="20"/>
+          <w:lang w:eastAsia="en-IL"/>
+          <w14:ligatures w14:val="none"/>
+        </w:rPr>
+        <w:t>[i+</w:t>
       </w:r>
       <w:r>
         <w:rPr>
@@ -8754,8 +10565,9 @@
           <w:lang w:eastAsia="en-IL"/>
           <w14:ligatures w14:val="none"/>
         </w:rPr>
-        <w:t># Substract (a, b) first: (Z - (a, b))</w:t>
-      </w:r>
+        <w:t xml:space="preserve"># </w:t>
+      </w:r>
+      <w:proofErr w:type="spellStart"/>
       <w:r>
         <w:rPr>
           <w:rFonts w:ascii="Courier New" w:eastAsia="Times New Roman" w:hAnsi="Courier New" w:cs="Courier New"/>
@@ -8766,6 +10578,31 @@
           <w:lang w:eastAsia="en-IL"/>
           <w14:ligatures w14:val="none"/>
         </w:rPr>
+        <w:t>Substract</w:t>
+      </w:r>
+      <w:proofErr w:type="spellEnd"/>
+      <w:r>
+        <w:rPr>
+          <w:rFonts w:ascii="Courier New" w:eastAsia="Times New Roman" w:hAnsi="Courier New" w:cs="Courier New"/>
+          <w:color w:val="7A7E85"/>
+          <w:kern w:val="0"/>
+          <w:sz w:val="20"/>
+          <w:szCs w:val="20"/>
+          <w:lang w:eastAsia="en-IL"/>
+          <w14:ligatures w14:val="none"/>
+        </w:rPr>
+        <w:t xml:space="preserve"> (a, b) first: (Z - (a, b))</w:t>
+      </w:r>
+      <w:r>
+        <w:rPr>
+          <w:rFonts w:ascii="Courier New" w:eastAsia="Times New Roman" w:hAnsi="Courier New" w:cs="Courier New"/>
+          <w:color w:val="7A7E85"/>
+          <w:kern w:val="0"/>
+          <w:sz w:val="20"/>
+          <w:szCs w:val="20"/>
+          <w:lang w:eastAsia="en-IL"/>
+          <w14:ligatures w14:val="none"/>
+        </w:rPr>
         <w:br/>
         <w:t xml:space="preserve">        </w:t>
       </w:r>
@@ -9111,6 +10948,7 @@
         </w:rPr>
         <w:t>(</w:t>
       </w:r>
+      <w:proofErr w:type="spellStart"/>
       <w:r>
         <w:rPr>
           <w:rFonts w:ascii="Courier New" w:eastAsia="Times New Roman" w:hAnsi="Courier New" w:cs="Courier New"/>
@@ -9121,7 +10959,20 @@
           <w:lang w:eastAsia="en-IL"/>
           <w14:ligatures w14:val="none"/>
         </w:rPr>
-        <w:t xml:space="preserve">f"First decryption step: </w:t>
+        <w:t>f"First</w:t>
+      </w:r>
+      <w:proofErr w:type="spellEnd"/>
+      <w:r>
+        <w:rPr>
+          <w:rFonts w:ascii="Courier New" w:eastAsia="Times New Roman" w:hAnsi="Courier New" w:cs="Courier New"/>
+          <w:color w:val="6AAB73"/>
+          <w:kern w:val="0"/>
+          <w:sz w:val="20"/>
+          <w:szCs w:val="20"/>
+          <w:lang w:eastAsia="en-IL"/>
+          <w14:ligatures w14:val="none"/>
+        </w:rPr>
+        <w:t xml:space="preserve"> decryption step: </w:t>
       </w:r>
       <w:r>
         <w:rPr>
@@ -9270,17 +11121,31 @@
         </w:rPr>
         <w:t xml:space="preserve">for </w:t>
       </w:r>
-      <w:r>
-        <w:rPr>
-          <w:rFonts w:ascii="Courier New" w:eastAsia="Times New Roman" w:hAnsi="Courier New" w:cs="Courier New"/>
-          <w:color w:val="BCBEC4"/>
-          <w:kern w:val="0"/>
-          <w:sz w:val="20"/>
-          <w:szCs w:val="20"/>
-          <w:lang w:eastAsia="en-IL"/>
-          <w14:ligatures w14:val="none"/>
-        </w:rPr>
-        <w:t xml:space="preserve">i </w:t>
+      <w:proofErr w:type="spellStart"/>
+      <w:r>
+        <w:rPr>
+          <w:rFonts w:ascii="Courier New" w:eastAsia="Times New Roman" w:hAnsi="Courier New" w:cs="Courier New"/>
+          <w:color w:val="BCBEC4"/>
+          <w:kern w:val="0"/>
+          <w:sz w:val="20"/>
+          <w:szCs w:val="20"/>
+          <w:lang w:eastAsia="en-IL"/>
+          <w14:ligatures w14:val="none"/>
+        </w:rPr>
+        <w:t>i</w:t>
+      </w:r>
+      <w:proofErr w:type="spellEnd"/>
+      <w:r>
+        <w:rPr>
+          <w:rFonts w:ascii="Courier New" w:eastAsia="Times New Roman" w:hAnsi="Courier New" w:cs="Courier New"/>
+          <w:color w:val="BCBEC4"/>
+          <w:kern w:val="0"/>
+          <w:sz w:val="20"/>
+          <w:szCs w:val="20"/>
+          <w:lang w:eastAsia="en-IL"/>
+          <w14:ligatures w14:val="none"/>
+        </w:rPr>
+        <w:t xml:space="preserve"> </w:t>
       </w:r>
       <w:r>
         <w:rPr>
@@ -9342,6 +11207,7 @@
         </w:rPr>
         <w:t xml:space="preserve">, </w:t>
       </w:r>
+      <w:proofErr w:type="spellStart"/>
       <w:r>
         <w:rPr>
           <w:rFonts w:ascii="Courier New" w:eastAsia="Times New Roman" w:hAnsi="Courier New" w:cs="Courier New"/>
@@ -9354,6 +11220,7 @@
         </w:rPr>
         <w:t>len</w:t>
       </w:r>
+      <w:proofErr w:type="spellEnd"/>
       <w:r>
         <w:rPr>
           <w:rFonts w:ascii="Courier New" w:eastAsia="Times New Roman" w:hAnsi="Courier New" w:cs="Courier New"/>
@@ -9401,7 +11268,33 @@
           <w14:ligatures w14:val="none"/>
         </w:rPr>
         <w:br/>
-        <w:t xml:space="preserve">        y1_val = step1_nums[i]</w:t>
+        <w:t xml:space="preserve">        y1_val = step1_nums[</w:t>
+      </w:r>
+      <w:proofErr w:type="spellStart"/>
+      <w:r>
+        <w:rPr>
+          <w:rFonts w:ascii="Courier New" w:eastAsia="Times New Roman" w:hAnsi="Courier New" w:cs="Courier New"/>
+          <w:color w:val="BCBEC4"/>
+          <w:kern w:val="0"/>
+          <w:sz w:val="20"/>
+          <w:szCs w:val="20"/>
+          <w:lang w:eastAsia="en-IL"/>
+          <w14:ligatures w14:val="none"/>
+        </w:rPr>
+        <w:t>i</w:t>
+      </w:r>
+      <w:proofErr w:type="spellEnd"/>
+      <w:r>
+        <w:rPr>
+          <w:rFonts w:ascii="Courier New" w:eastAsia="Times New Roman" w:hAnsi="Courier New" w:cs="Courier New"/>
+          <w:color w:val="BCBEC4"/>
+          <w:kern w:val="0"/>
+          <w:sz w:val="20"/>
+          <w:szCs w:val="20"/>
+          <w:lang w:eastAsia="en-IL"/>
+          <w14:ligatures w14:val="none"/>
+        </w:rPr>
+        <w:t>]</w:t>
       </w:r>
       <w:r>
         <w:rPr>
@@ -9475,8 +11368,9 @@
           <w:lang w:eastAsia="en-IL"/>
           <w14:ligatures w14:val="none"/>
         </w:rPr>
-        <w:t># Substract (a, b)</w:t>
-      </w:r>
+        <w:t xml:space="preserve"># </w:t>
+      </w:r>
+      <w:proofErr w:type="spellStart"/>
       <w:r>
         <w:rPr>
           <w:rFonts w:ascii="Courier New" w:eastAsia="Times New Roman" w:hAnsi="Courier New" w:cs="Courier New"/>
@@ -9487,6 +11381,31 @@
           <w:lang w:eastAsia="en-IL"/>
           <w14:ligatures w14:val="none"/>
         </w:rPr>
+        <w:t>Substract</w:t>
+      </w:r>
+      <w:proofErr w:type="spellEnd"/>
+      <w:r>
+        <w:rPr>
+          <w:rFonts w:ascii="Courier New" w:eastAsia="Times New Roman" w:hAnsi="Courier New" w:cs="Courier New"/>
+          <w:color w:val="7A7E85"/>
+          <w:kern w:val="0"/>
+          <w:sz w:val="20"/>
+          <w:szCs w:val="20"/>
+          <w:lang w:eastAsia="en-IL"/>
+          <w14:ligatures w14:val="none"/>
+        </w:rPr>
+        <w:t xml:space="preserve"> (a, b)</w:t>
+      </w:r>
+      <w:r>
+        <w:rPr>
+          <w:rFonts w:ascii="Courier New" w:eastAsia="Times New Roman" w:hAnsi="Courier New" w:cs="Courier New"/>
+          <w:color w:val="7A7E85"/>
+          <w:kern w:val="0"/>
+          <w:sz w:val="20"/>
+          <w:szCs w:val="20"/>
+          <w:lang w:eastAsia="en-IL"/>
+          <w14:ligatures w14:val="none"/>
+        </w:rPr>
         <w:br/>
         <w:t xml:space="preserve">        </w:t>
       </w:r>
@@ -9832,6 +11751,7 @@
         </w:rPr>
         <w:t>(</w:t>
       </w:r>
+      <w:proofErr w:type="spellStart"/>
       <w:r>
         <w:rPr>
           <w:rFonts w:ascii="Courier New" w:eastAsia="Times New Roman" w:hAnsi="Courier New" w:cs="Courier New"/>
@@ -9842,7 +11762,20 @@
           <w:lang w:eastAsia="en-IL"/>
           <w14:ligatures w14:val="none"/>
         </w:rPr>
-        <w:t xml:space="preserve">f"Second decryption step: </w:t>
+        <w:t>f"Second</w:t>
+      </w:r>
+      <w:proofErr w:type="spellEnd"/>
+      <w:r>
+        <w:rPr>
+          <w:rFonts w:ascii="Courier New" w:eastAsia="Times New Roman" w:hAnsi="Courier New" w:cs="Courier New"/>
+          <w:color w:val="6AAB73"/>
+          <w:kern w:val="0"/>
+          <w:sz w:val="20"/>
+          <w:szCs w:val="20"/>
+          <w:lang w:eastAsia="en-IL"/>
+          <w14:ligatures w14:val="none"/>
+        </w:rPr>
+        <w:t xml:space="preserve"> decryption step: </w:t>
       </w:r>
       <w:r>
         <w:rPr>
@@ -10077,6 +12010,7 @@
         </w:rPr>
         <w:t xml:space="preserve">(num + </w:t>
       </w:r>
+      <w:proofErr w:type="spellStart"/>
       <w:r>
         <w:rPr>
           <w:rFonts w:ascii="Courier New" w:eastAsia="Times New Roman" w:hAnsi="Courier New" w:cs="Courier New"/>
@@ -10089,6 +12023,7 @@
         </w:rPr>
         <w:t>ord</w:t>
       </w:r>
+      <w:proofErr w:type="spellEnd"/>
       <w:r>
         <w:rPr>
           <w:rFonts w:ascii="Courier New" w:eastAsia="Times New Roman" w:hAnsi="Courier New" w:cs="Courier New"/>
@@ -10162,17 +12097,31 @@
         </w:rPr>
         <w:t xml:space="preserve">if </w:t>
       </w:r>
-      <w:r>
-        <w:rPr>
-          <w:rFonts w:ascii="Courier New" w:eastAsia="Times New Roman" w:hAnsi="Courier New" w:cs="Courier New"/>
-          <w:color w:val="BCBEC4"/>
-          <w:kern w:val="0"/>
-          <w:sz w:val="20"/>
-          <w:szCs w:val="20"/>
-          <w:lang w:eastAsia="en-IL"/>
-          <w14:ligatures w14:val="none"/>
-        </w:rPr>
-        <w:t>is_padded:</w:t>
+      <w:proofErr w:type="spellStart"/>
+      <w:r>
+        <w:rPr>
+          <w:rFonts w:ascii="Courier New" w:eastAsia="Times New Roman" w:hAnsi="Courier New" w:cs="Courier New"/>
+          <w:color w:val="BCBEC4"/>
+          <w:kern w:val="0"/>
+          <w:sz w:val="20"/>
+          <w:szCs w:val="20"/>
+          <w:lang w:eastAsia="en-IL"/>
+          <w14:ligatures w14:val="none"/>
+        </w:rPr>
+        <w:t>is_padded</w:t>
+      </w:r>
+      <w:proofErr w:type="spellEnd"/>
+      <w:r>
+        <w:rPr>
+          <w:rFonts w:ascii="Courier New" w:eastAsia="Times New Roman" w:hAnsi="Courier New" w:cs="Courier New"/>
+          <w:color w:val="BCBEC4"/>
+          <w:kern w:val="0"/>
+          <w:sz w:val="20"/>
+          <w:szCs w:val="20"/>
+          <w:lang w:eastAsia="en-IL"/>
+          <w14:ligatures w14:val="none"/>
+        </w:rPr>
+        <w:t>:</w:t>
       </w:r>
       <w:r>
         <w:rPr>
@@ -10354,7 +12303,33 @@
           <w:lang w:eastAsia="en-IL"/>
           <w14:ligatures w14:val="none"/>
         </w:rPr>
-        <w:t>, NameCipher_decryption(</w:t>
+        <w:t xml:space="preserve">, </w:t>
+      </w:r>
+      <w:proofErr w:type="spellStart"/>
+      <w:r>
+        <w:rPr>
+          <w:rFonts w:ascii="Courier New" w:eastAsia="Times New Roman" w:hAnsi="Courier New" w:cs="Courier New"/>
+          <w:color w:val="BCBEC4"/>
+          <w:kern w:val="0"/>
+          <w:sz w:val="20"/>
+          <w:szCs w:val="20"/>
+          <w:lang w:eastAsia="en-IL"/>
+          <w14:ligatures w14:val="none"/>
+        </w:rPr>
+        <w:t>NameCipher_decryption</w:t>
+      </w:r>
+      <w:proofErr w:type="spellEnd"/>
+      <w:r>
+        <w:rPr>
+          <w:rFonts w:ascii="Courier New" w:eastAsia="Times New Roman" w:hAnsi="Courier New" w:cs="Courier New"/>
+          <w:color w:val="BCBEC4"/>
+          <w:kern w:val="0"/>
+          <w:sz w:val="20"/>
+          <w:szCs w:val="20"/>
+          <w:lang w:eastAsia="en-IL"/>
+          <w14:ligatures w14:val="none"/>
+        </w:rPr>
+        <w:t>(</w:t>
       </w:r>
       <w:r>
         <w:rPr>
@@ -10594,7 +12569,33 @@
           <w:lang w:eastAsia="en-IL"/>
           <w14:ligatures w14:val="none"/>
         </w:rPr>
-        <w:t>, NameCipher_decryption(</w:t>
+        <w:t xml:space="preserve">, </w:t>
+      </w:r>
+      <w:proofErr w:type="spellStart"/>
+      <w:r>
+        <w:rPr>
+          <w:rFonts w:ascii="Courier New" w:eastAsia="Times New Roman" w:hAnsi="Courier New" w:cs="Courier New"/>
+          <w:color w:val="BCBEC4"/>
+          <w:kern w:val="0"/>
+          <w:sz w:val="20"/>
+          <w:szCs w:val="20"/>
+          <w:lang w:eastAsia="en-IL"/>
+          <w14:ligatures w14:val="none"/>
+        </w:rPr>
+        <w:t>NameCipher_decryption</w:t>
+      </w:r>
+      <w:proofErr w:type="spellEnd"/>
+      <w:r>
+        <w:rPr>
+          <w:rFonts w:ascii="Courier New" w:eastAsia="Times New Roman" w:hAnsi="Courier New" w:cs="Courier New"/>
+          <w:color w:val="BCBEC4"/>
+          <w:kern w:val="0"/>
+          <w:sz w:val="20"/>
+          <w:szCs w:val="20"/>
+          <w:lang w:eastAsia="en-IL"/>
+          <w14:ligatures w14:val="none"/>
+        </w:rPr>
+        <w:t>(</w:t>
       </w:r>
       <w:r>
         <w:rPr>
@@ -11017,7 +13018,32 @@
           <w14:ligatures w14:val="none"/>
         </w:rPr>
         <w:br/>
-        <w:t>final_results = []</w:t>
+      </w:r>
+      <w:proofErr w:type="spellStart"/>
+      <w:r>
+        <w:rPr>
+          <w:rFonts w:ascii="Courier New" w:eastAsia="Times New Roman" w:hAnsi="Courier New" w:cs="Courier New"/>
+          <w:color w:val="BCBEC4"/>
+          <w:kern w:val="0"/>
+          <w:sz w:val="20"/>
+          <w:szCs w:val="20"/>
+          <w:lang w:eastAsia="en-IL"/>
+          <w14:ligatures w14:val="none"/>
+        </w:rPr>
+        <w:t>final_results</w:t>
+      </w:r>
+      <w:proofErr w:type="spellEnd"/>
+      <w:r>
+        <w:rPr>
+          <w:rFonts w:ascii="Courier New" w:eastAsia="Times New Roman" w:hAnsi="Courier New" w:cs="Courier New"/>
+          <w:color w:val="BCBEC4"/>
+          <w:kern w:val="0"/>
+          <w:sz w:val="20"/>
+          <w:szCs w:val="20"/>
+          <w:lang w:eastAsia="en-IL"/>
+          <w14:ligatures w14:val="none"/>
+        </w:rPr>
+        <w:t xml:space="preserve"> = []</w:t>
       </w:r>
       <w:r>
         <w:rPr>
@@ -11055,6 +13081,7 @@
         </w:rPr>
         <w:t xml:space="preserve">def </w:t>
       </w:r>
+      <w:proofErr w:type="spellStart"/>
       <w:r>
         <w:rPr>
           <w:rFonts w:ascii="Courier New" w:eastAsia="Times New Roman" w:hAnsi="Courier New" w:cs="Courier New"/>
@@ -11067,6 +13094,7 @@
         </w:rPr>
         <w:t>Iterative_Attack</w:t>
       </w:r>
+      <w:proofErr w:type="spellEnd"/>
       <w:r>
         <w:rPr>
           <w:rFonts w:ascii="Courier New" w:eastAsia="Times New Roman" w:hAnsi="Courier New" w:cs="Courier New"/>
@@ -11273,7 +13301,33 @@
           <w14:ligatures w14:val="none"/>
         </w:rPr>
         <w:br/>
-        <w:t xml:space="preserve">    current_text = ciphertext</w:t>
+        <w:t xml:space="preserve">    </w:t>
+      </w:r>
+      <w:proofErr w:type="spellStart"/>
+      <w:r>
+        <w:rPr>
+          <w:rFonts w:ascii="Courier New" w:eastAsia="Times New Roman" w:hAnsi="Courier New" w:cs="Courier New"/>
+          <w:color w:val="BCBEC4"/>
+          <w:kern w:val="0"/>
+          <w:sz w:val="20"/>
+          <w:szCs w:val="20"/>
+          <w:lang w:eastAsia="en-IL"/>
+          <w14:ligatures w14:val="none"/>
+        </w:rPr>
+        <w:t>current_text</w:t>
+      </w:r>
+      <w:proofErr w:type="spellEnd"/>
+      <w:r>
+        <w:rPr>
+          <w:rFonts w:ascii="Courier New" w:eastAsia="Times New Roman" w:hAnsi="Courier New" w:cs="Courier New"/>
+          <w:color w:val="BCBEC4"/>
+          <w:kern w:val="0"/>
+          <w:sz w:val="20"/>
+          <w:szCs w:val="20"/>
+          <w:lang w:eastAsia="en-IL"/>
+          <w14:ligatures w14:val="none"/>
+        </w:rPr>
+        <w:t xml:space="preserve"> = ciphertext</w:t>
       </w:r>
       <w:r>
         <w:rPr>
@@ -11350,17 +13404,31 @@
         <w:br/>
         <w:t xml:space="preserve">    </w:t>
       </w:r>
-      <w:r>
-        <w:rPr>
-          <w:rFonts w:ascii="Courier New" w:eastAsia="Times New Roman" w:hAnsi="Courier New" w:cs="Courier New"/>
-          <w:color w:val="BCBEC4"/>
-          <w:kern w:val="0"/>
-          <w:sz w:val="20"/>
-          <w:szCs w:val="20"/>
-          <w:lang w:eastAsia="en-IL"/>
-          <w14:ligatures w14:val="none"/>
-        </w:rPr>
-        <w:t xml:space="preserve">max_iterations = </w:t>
+      <w:proofErr w:type="spellStart"/>
+      <w:r>
+        <w:rPr>
+          <w:rFonts w:ascii="Courier New" w:eastAsia="Times New Roman" w:hAnsi="Courier New" w:cs="Courier New"/>
+          <w:color w:val="BCBEC4"/>
+          <w:kern w:val="0"/>
+          <w:sz w:val="20"/>
+          <w:szCs w:val="20"/>
+          <w:lang w:eastAsia="en-IL"/>
+          <w14:ligatures w14:val="none"/>
+        </w:rPr>
+        <w:t>max_iterations</w:t>
+      </w:r>
+      <w:proofErr w:type="spellEnd"/>
+      <w:r>
+        <w:rPr>
+          <w:rFonts w:ascii="Courier New" w:eastAsia="Times New Roman" w:hAnsi="Courier New" w:cs="Courier New"/>
+          <w:color w:val="BCBEC4"/>
+          <w:kern w:val="0"/>
+          <w:sz w:val="20"/>
+          <w:szCs w:val="20"/>
+          <w:lang w:eastAsia="en-IL"/>
+          <w14:ligatures w14:val="none"/>
+        </w:rPr>
+        <w:t xml:space="preserve"> = </w:t>
       </w:r>
       <w:r>
         <w:rPr>
@@ -11421,7 +13489,33 @@
           <w:lang w:eastAsia="en-IL"/>
           <w14:ligatures w14:val="none"/>
         </w:rPr>
-        <w:t>iterations &lt; max_iterations:</w:t>
+        <w:t xml:space="preserve">iterations &lt; </w:t>
+      </w:r>
+      <w:proofErr w:type="spellStart"/>
+      <w:r>
+        <w:rPr>
+          <w:rFonts w:ascii="Courier New" w:eastAsia="Times New Roman" w:hAnsi="Courier New" w:cs="Courier New"/>
+          <w:color w:val="BCBEC4"/>
+          <w:kern w:val="0"/>
+          <w:sz w:val="20"/>
+          <w:szCs w:val="20"/>
+          <w:lang w:eastAsia="en-IL"/>
+          <w14:ligatures w14:val="none"/>
+        </w:rPr>
+        <w:t>max_iterations</w:t>
+      </w:r>
+      <w:proofErr w:type="spellEnd"/>
+      <w:r>
+        <w:rPr>
+          <w:rFonts w:ascii="Courier New" w:eastAsia="Times New Roman" w:hAnsi="Courier New" w:cs="Courier New"/>
+          <w:color w:val="BCBEC4"/>
+          <w:kern w:val="0"/>
+          <w:sz w:val="20"/>
+          <w:szCs w:val="20"/>
+          <w:lang w:eastAsia="en-IL"/>
+          <w14:ligatures w14:val="none"/>
+        </w:rPr>
+        <w:t>:</w:t>
       </w:r>
       <w:r>
         <w:rPr>
@@ -11498,30 +13592,83 @@
         <w:br/>
         <w:t xml:space="preserve">        </w:t>
       </w:r>
-      <w:r>
-        <w:rPr>
-          <w:rFonts w:ascii="Courier New" w:eastAsia="Times New Roman" w:hAnsi="Courier New" w:cs="Courier New"/>
-          <w:color w:val="BCBEC4"/>
-          <w:kern w:val="0"/>
-          <w:sz w:val="20"/>
-          <w:szCs w:val="20"/>
-          <w:lang w:eastAsia="en-IL"/>
-          <w14:ligatures w14:val="none"/>
-        </w:rPr>
-        <w:t>res_text, res_flag = Exercise1_1.NameCipher_encryption(current_text, key1, key2)</w:t>
-      </w:r>
-      <w:r>
-        <w:rPr>
-          <w:rFonts w:ascii="Courier New" w:eastAsia="Times New Roman" w:hAnsi="Courier New" w:cs="Courier New"/>
-          <w:color w:val="BCBEC4"/>
-          <w:kern w:val="0"/>
-          <w:sz w:val="20"/>
-          <w:szCs w:val="20"/>
-          <w:lang w:eastAsia="en-IL"/>
-          <w14:ligatures w14:val="none"/>
-        </w:rPr>
-        <w:br/>
-        <w:t xml:space="preserve">        current_text = res_text</w:t>
+      <w:proofErr w:type="spellStart"/>
+      <w:r>
+        <w:rPr>
+          <w:rFonts w:ascii="Courier New" w:eastAsia="Times New Roman" w:hAnsi="Courier New" w:cs="Courier New"/>
+          <w:color w:val="BCBEC4"/>
+          <w:kern w:val="0"/>
+          <w:sz w:val="20"/>
+          <w:szCs w:val="20"/>
+          <w:lang w:eastAsia="en-IL"/>
+          <w14:ligatures w14:val="none"/>
+        </w:rPr>
+        <w:t>res_text</w:t>
+      </w:r>
+      <w:proofErr w:type="spellEnd"/>
+      <w:r>
+        <w:rPr>
+          <w:rFonts w:ascii="Courier New" w:eastAsia="Times New Roman" w:hAnsi="Courier New" w:cs="Courier New"/>
+          <w:color w:val="BCBEC4"/>
+          <w:kern w:val="0"/>
+          <w:sz w:val="20"/>
+          <w:szCs w:val="20"/>
+          <w:lang w:eastAsia="en-IL"/>
+          <w14:ligatures w14:val="none"/>
+        </w:rPr>
+        <w:t xml:space="preserve">, </w:t>
+      </w:r>
+      <w:proofErr w:type="spellStart"/>
+      <w:r>
+        <w:rPr>
+          <w:rFonts w:ascii="Courier New" w:eastAsia="Times New Roman" w:hAnsi="Courier New" w:cs="Courier New"/>
+          <w:color w:val="BCBEC4"/>
+          <w:kern w:val="0"/>
+          <w:sz w:val="20"/>
+          <w:szCs w:val="20"/>
+          <w:lang w:eastAsia="en-IL"/>
+          <w14:ligatures w14:val="none"/>
+        </w:rPr>
+        <w:t>res_flag</w:t>
+      </w:r>
+      <w:proofErr w:type="spellEnd"/>
+      <w:r>
+        <w:rPr>
+          <w:rFonts w:ascii="Courier New" w:eastAsia="Times New Roman" w:hAnsi="Courier New" w:cs="Courier New"/>
+          <w:color w:val="BCBEC4"/>
+          <w:kern w:val="0"/>
+          <w:sz w:val="20"/>
+          <w:szCs w:val="20"/>
+          <w:lang w:eastAsia="en-IL"/>
+          <w14:ligatures w14:val="none"/>
+        </w:rPr>
+        <w:t xml:space="preserve"> = Exercise1_1.NameCipher_encryption(</w:t>
+      </w:r>
+      <w:proofErr w:type="spellStart"/>
+      <w:r>
+        <w:rPr>
+          <w:rFonts w:ascii="Courier New" w:eastAsia="Times New Roman" w:hAnsi="Courier New" w:cs="Courier New"/>
+          <w:color w:val="BCBEC4"/>
+          <w:kern w:val="0"/>
+          <w:sz w:val="20"/>
+          <w:szCs w:val="20"/>
+          <w:lang w:eastAsia="en-IL"/>
+          <w14:ligatures w14:val="none"/>
+        </w:rPr>
+        <w:t>current_text</w:t>
+      </w:r>
+      <w:proofErr w:type="spellEnd"/>
+      <w:r>
+        <w:rPr>
+          <w:rFonts w:ascii="Courier New" w:eastAsia="Times New Roman" w:hAnsi="Courier New" w:cs="Courier New"/>
+          <w:color w:val="BCBEC4"/>
+          <w:kern w:val="0"/>
+          <w:sz w:val="20"/>
+          <w:szCs w:val="20"/>
+          <w:lang w:eastAsia="en-IL"/>
+          <w14:ligatures w14:val="none"/>
+        </w:rPr>
+        <w:t>, key1, key2)</w:t>
       </w:r>
       <w:r>
         <w:rPr>
@@ -11536,6 +13683,59 @@
         <w:br/>
         <w:t xml:space="preserve">        </w:t>
       </w:r>
+      <w:proofErr w:type="spellStart"/>
+      <w:r>
+        <w:rPr>
+          <w:rFonts w:ascii="Courier New" w:eastAsia="Times New Roman" w:hAnsi="Courier New" w:cs="Courier New"/>
+          <w:color w:val="BCBEC4"/>
+          <w:kern w:val="0"/>
+          <w:sz w:val="20"/>
+          <w:szCs w:val="20"/>
+          <w:lang w:eastAsia="en-IL"/>
+          <w14:ligatures w14:val="none"/>
+        </w:rPr>
+        <w:t>current_text</w:t>
+      </w:r>
+      <w:proofErr w:type="spellEnd"/>
+      <w:r>
+        <w:rPr>
+          <w:rFonts w:ascii="Courier New" w:eastAsia="Times New Roman" w:hAnsi="Courier New" w:cs="Courier New"/>
+          <w:color w:val="BCBEC4"/>
+          <w:kern w:val="0"/>
+          <w:sz w:val="20"/>
+          <w:szCs w:val="20"/>
+          <w:lang w:eastAsia="en-IL"/>
+          <w14:ligatures w14:val="none"/>
+        </w:rPr>
+        <w:t xml:space="preserve"> = </w:t>
+      </w:r>
+      <w:proofErr w:type="spellStart"/>
+      <w:r>
+        <w:rPr>
+          <w:rFonts w:ascii="Courier New" w:eastAsia="Times New Roman" w:hAnsi="Courier New" w:cs="Courier New"/>
+          <w:color w:val="BCBEC4"/>
+          <w:kern w:val="0"/>
+          <w:sz w:val="20"/>
+          <w:szCs w:val="20"/>
+          <w:lang w:eastAsia="en-IL"/>
+          <w14:ligatures w14:val="none"/>
+        </w:rPr>
+        <w:t>res_text</w:t>
+      </w:r>
+      <w:proofErr w:type="spellEnd"/>
+      <w:r>
+        <w:rPr>
+          <w:rFonts w:ascii="Courier New" w:eastAsia="Times New Roman" w:hAnsi="Courier New" w:cs="Courier New"/>
+          <w:color w:val="BCBEC4"/>
+          <w:kern w:val="0"/>
+          <w:sz w:val="20"/>
+          <w:szCs w:val="20"/>
+          <w:lang w:eastAsia="en-IL"/>
+          <w14:ligatures w14:val="none"/>
+        </w:rPr>
+        <w:br/>
+        <w:t xml:space="preserve">        </w:t>
+      </w:r>
       <w:r>
         <w:rPr>
           <w:rFonts w:ascii="Courier New" w:eastAsia="Times New Roman" w:hAnsi="Courier New" w:cs="Courier New"/>
@@ -11546,8 +13746,9 @@
           <w:lang w:eastAsia="en-IL"/>
           <w14:ligatures w14:val="none"/>
         </w:rPr>
-        <w:t># If the original plaintext was odd, we compare current_text to plaintext + 'X'</w:t>
-      </w:r>
+        <w:t xml:space="preserve"># If the original plaintext was odd, we compare </w:t>
+      </w:r>
+      <w:proofErr w:type="spellStart"/>
       <w:r>
         <w:rPr>
           <w:rFonts w:ascii="Courier New" w:eastAsia="Times New Roman" w:hAnsi="Courier New" w:cs="Courier New"/>
@@ -11558,6 +13759,31 @@
           <w:lang w:eastAsia="en-IL"/>
           <w14:ligatures w14:val="none"/>
         </w:rPr>
+        <w:t>current_text</w:t>
+      </w:r>
+      <w:proofErr w:type="spellEnd"/>
+      <w:r>
+        <w:rPr>
+          <w:rFonts w:ascii="Courier New" w:eastAsia="Times New Roman" w:hAnsi="Courier New" w:cs="Courier New"/>
+          <w:color w:val="7A7E85"/>
+          <w:kern w:val="0"/>
+          <w:sz w:val="20"/>
+          <w:szCs w:val="20"/>
+          <w:lang w:eastAsia="en-IL"/>
+          <w14:ligatures w14:val="none"/>
+        </w:rPr>
+        <w:t xml:space="preserve"> to plaintext + 'X'</w:t>
+      </w:r>
+      <w:r>
+        <w:rPr>
+          <w:rFonts w:ascii="Courier New" w:eastAsia="Times New Roman" w:hAnsi="Courier New" w:cs="Courier New"/>
+          <w:color w:val="7A7E85"/>
+          <w:kern w:val="0"/>
+          <w:sz w:val="20"/>
+          <w:szCs w:val="20"/>
+          <w:lang w:eastAsia="en-IL"/>
+          <w14:ligatures w14:val="none"/>
+        </w:rPr>
         <w:br/>
         <w:t xml:space="preserve">        </w:t>
       </w:r>
@@ -11585,6 +13811,7 @@
         </w:rPr>
         <w:t xml:space="preserve">if </w:t>
       </w:r>
+      <w:proofErr w:type="spellStart"/>
       <w:r>
         <w:rPr>
           <w:rFonts w:ascii="Courier New" w:eastAsia="Times New Roman" w:hAnsi="Courier New" w:cs="Courier New"/>
@@ -11597,6 +13824,7 @@
         </w:rPr>
         <w:t>len</w:t>
       </w:r>
+      <w:proofErr w:type="spellEnd"/>
       <w:r>
         <w:rPr>
           <w:rFonts w:ascii="Courier New" w:eastAsia="Times New Roman" w:hAnsi="Courier New" w:cs="Courier New"/>
@@ -11718,17 +13946,31 @@
         </w:rPr>
         <w:t xml:space="preserve">if </w:t>
       </w:r>
-      <w:r>
-        <w:rPr>
-          <w:rFonts w:ascii="Courier New" w:eastAsia="Times New Roman" w:hAnsi="Courier New" w:cs="Courier New"/>
-          <w:color w:val="BCBEC4"/>
-          <w:kern w:val="0"/>
-          <w:sz w:val="20"/>
-          <w:szCs w:val="20"/>
-          <w:lang w:eastAsia="en-IL"/>
-          <w14:ligatures w14:val="none"/>
-        </w:rPr>
-        <w:t>current_text == target:</w:t>
+      <w:proofErr w:type="spellStart"/>
+      <w:r>
+        <w:rPr>
+          <w:rFonts w:ascii="Courier New" w:eastAsia="Times New Roman" w:hAnsi="Courier New" w:cs="Courier New"/>
+          <w:color w:val="BCBEC4"/>
+          <w:kern w:val="0"/>
+          <w:sz w:val="20"/>
+          <w:szCs w:val="20"/>
+          <w:lang w:eastAsia="en-IL"/>
+          <w14:ligatures w14:val="none"/>
+        </w:rPr>
+        <w:t>current_text</w:t>
+      </w:r>
+      <w:proofErr w:type="spellEnd"/>
+      <w:r>
+        <w:rPr>
+          <w:rFonts w:ascii="Courier New" w:eastAsia="Times New Roman" w:hAnsi="Courier New" w:cs="Courier New"/>
+          <w:color w:val="BCBEC4"/>
+          <w:kern w:val="0"/>
+          <w:sz w:val="20"/>
+          <w:szCs w:val="20"/>
+          <w:lang w:eastAsia="en-IL"/>
+          <w14:ligatures w14:val="none"/>
+        </w:rPr>
+        <w:t xml:space="preserve"> == target:</w:t>
       </w:r>
       <w:r>
         <w:rPr>
@@ -11889,8 +14131,35 @@
           <w14:ligatures w14:val="none"/>
         </w:rPr>
         <w:br/>
-        <w:t xml:space="preserve">        result_msg = </w:t>
-      </w:r>
+        <w:t xml:space="preserve">        </w:t>
+      </w:r>
+      <w:proofErr w:type="spellStart"/>
+      <w:r>
+        <w:rPr>
+          <w:rFonts w:ascii="Courier New" w:eastAsia="Times New Roman" w:hAnsi="Courier New" w:cs="Courier New"/>
+          <w:color w:val="BCBEC4"/>
+          <w:kern w:val="0"/>
+          <w:sz w:val="20"/>
+          <w:szCs w:val="20"/>
+          <w:lang w:eastAsia="en-IL"/>
+          <w14:ligatures w14:val="none"/>
+        </w:rPr>
+        <w:t>result_msg</w:t>
+      </w:r>
+      <w:proofErr w:type="spellEnd"/>
+      <w:r>
+        <w:rPr>
+          <w:rFonts w:ascii="Courier New" w:eastAsia="Times New Roman" w:hAnsi="Courier New" w:cs="Courier New"/>
+          <w:color w:val="BCBEC4"/>
+          <w:kern w:val="0"/>
+          <w:sz w:val="20"/>
+          <w:szCs w:val="20"/>
+          <w:lang w:eastAsia="en-IL"/>
+          <w14:ligatures w14:val="none"/>
+        </w:rPr>
+        <w:t xml:space="preserve"> = </w:t>
+      </w:r>
+      <w:proofErr w:type="spellStart"/>
       <w:r>
         <w:rPr>
           <w:rFonts w:ascii="Courier New" w:eastAsia="Times New Roman" w:hAnsi="Courier New" w:cs="Courier New"/>
@@ -11901,7 +14170,20 @@
           <w:lang w:eastAsia="en-IL"/>
           <w14:ligatures w14:val="none"/>
         </w:rPr>
-        <w:t xml:space="preserve">f"Success! Found </w:t>
+        <w:t>f"Success</w:t>
+      </w:r>
+      <w:proofErr w:type="spellEnd"/>
+      <w:r>
+        <w:rPr>
+          <w:rFonts w:ascii="Courier New" w:eastAsia="Times New Roman" w:hAnsi="Courier New" w:cs="Courier New"/>
+          <w:color w:val="6AAB73"/>
+          <w:kern w:val="0"/>
+          <w:sz w:val="20"/>
+          <w:szCs w:val="20"/>
+          <w:lang w:eastAsia="en-IL"/>
+          <w14:ligatures w14:val="none"/>
+        </w:rPr>
+        <w:t xml:space="preserve">! Found </w:t>
       </w:r>
       <w:r>
         <w:rPr>
@@ -12034,20 +14316,112 @@
           <w:lang w:eastAsia="en-IL"/>
           <w14:ligatures w14:val="none"/>
         </w:rPr>
-        <w:t>(result_msg)</w:t>
-      </w:r>
-      <w:r>
-        <w:rPr>
-          <w:rFonts w:ascii="Courier New" w:eastAsia="Times New Roman" w:hAnsi="Courier New" w:cs="Courier New"/>
-          <w:color w:val="BCBEC4"/>
-          <w:kern w:val="0"/>
-          <w:sz w:val="20"/>
-          <w:szCs w:val="20"/>
-          <w:lang w:eastAsia="en-IL"/>
-          <w14:ligatures w14:val="none"/>
-        </w:rPr>
-        <w:br/>
-        <w:t xml:space="preserve">        final_results.append(result_msg) </w:t>
+        <w:t>(</w:t>
+      </w:r>
+      <w:proofErr w:type="spellStart"/>
+      <w:r>
+        <w:rPr>
+          <w:rFonts w:ascii="Courier New" w:eastAsia="Times New Roman" w:hAnsi="Courier New" w:cs="Courier New"/>
+          <w:color w:val="BCBEC4"/>
+          <w:kern w:val="0"/>
+          <w:sz w:val="20"/>
+          <w:szCs w:val="20"/>
+          <w:lang w:eastAsia="en-IL"/>
+          <w14:ligatures w14:val="none"/>
+        </w:rPr>
+        <w:t>result_msg</w:t>
+      </w:r>
+      <w:proofErr w:type="spellEnd"/>
+      <w:r>
+        <w:rPr>
+          <w:rFonts w:ascii="Courier New" w:eastAsia="Times New Roman" w:hAnsi="Courier New" w:cs="Courier New"/>
+          <w:color w:val="BCBEC4"/>
+          <w:kern w:val="0"/>
+          <w:sz w:val="20"/>
+          <w:szCs w:val="20"/>
+          <w:lang w:eastAsia="en-IL"/>
+          <w14:ligatures w14:val="none"/>
+        </w:rPr>
+        <w:t>)</w:t>
+      </w:r>
+      <w:r>
+        <w:rPr>
+          <w:rFonts w:ascii="Courier New" w:eastAsia="Times New Roman" w:hAnsi="Courier New" w:cs="Courier New"/>
+          <w:color w:val="BCBEC4"/>
+          <w:kern w:val="0"/>
+          <w:sz w:val="20"/>
+          <w:szCs w:val="20"/>
+          <w:lang w:eastAsia="en-IL"/>
+          <w14:ligatures w14:val="none"/>
+        </w:rPr>
+        <w:br/>
+        <w:t xml:space="preserve">        </w:t>
+      </w:r>
+      <w:proofErr w:type="spellStart"/>
+      <w:r>
+        <w:rPr>
+          <w:rFonts w:ascii="Courier New" w:eastAsia="Times New Roman" w:hAnsi="Courier New" w:cs="Courier New"/>
+          <w:color w:val="BCBEC4"/>
+          <w:kern w:val="0"/>
+          <w:sz w:val="20"/>
+          <w:szCs w:val="20"/>
+          <w:lang w:eastAsia="en-IL"/>
+          <w14:ligatures w14:val="none"/>
+        </w:rPr>
+        <w:t>final_</w:t>
+      </w:r>
+      <w:proofErr w:type="gramStart"/>
+      <w:r>
+        <w:rPr>
+          <w:rFonts w:ascii="Courier New" w:eastAsia="Times New Roman" w:hAnsi="Courier New" w:cs="Courier New"/>
+          <w:color w:val="BCBEC4"/>
+          <w:kern w:val="0"/>
+          <w:sz w:val="20"/>
+          <w:szCs w:val="20"/>
+          <w:lang w:eastAsia="en-IL"/>
+          <w14:ligatures w14:val="none"/>
+        </w:rPr>
+        <w:t>results.append</w:t>
+      </w:r>
+      <w:proofErr w:type="spellEnd"/>
+      <w:proofErr w:type="gramEnd"/>
+      <w:r>
+        <w:rPr>
+          <w:rFonts w:ascii="Courier New" w:eastAsia="Times New Roman" w:hAnsi="Courier New" w:cs="Courier New"/>
+          <w:color w:val="BCBEC4"/>
+          <w:kern w:val="0"/>
+          <w:sz w:val="20"/>
+          <w:szCs w:val="20"/>
+          <w:lang w:eastAsia="en-IL"/>
+          <w14:ligatures w14:val="none"/>
+        </w:rPr>
+        <w:t>(</w:t>
+      </w:r>
+      <w:proofErr w:type="spellStart"/>
+      <w:r>
+        <w:rPr>
+          <w:rFonts w:ascii="Courier New" w:eastAsia="Times New Roman" w:hAnsi="Courier New" w:cs="Courier New"/>
+          <w:color w:val="BCBEC4"/>
+          <w:kern w:val="0"/>
+          <w:sz w:val="20"/>
+          <w:szCs w:val="20"/>
+          <w:lang w:eastAsia="en-IL"/>
+          <w14:ligatures w14:val="none"/>
+        </w:rPr>
+        <w:t>result_msg</w:t>
+      </w:r>
+      <w:proofErr w:type="spellEnd"/>
+      <w:r>
+        <w:rPr>
+          <w:rFonts w:ascii="Courier New" w:eastAsia="Times New Roman" w:hAnsi="Courier New" w:cs="Courier New"/>
+          <w:color w:val="BCBEC4"/>
+          <w:kern w:val="0"/>
+          <w:sz w:val="20"/>
+          <w:szCs w:val="20"/>
+          <w:lang w:eastAsia="en-IL"/>
+          <w14:ligatures w14:val="none"/>
+        </w:rPr>
+        <w:t xml:space="preserve">) </w:t>
       </w:r>
       <w:r>
         <w:rPr>
@@ -12172,8 +14546,35 @@
           <w14:ligatures w14:val="none"/>
         </w:rPr>
         <w:br/>
-        <w:t xml:space="preserve">        result_msg = </w:t>
-      </w:r>
+        <w:t xml:space="preserve">        </w:t>
+      </w:r>
+      <w:proofErr w:type="spellStart"/>
+      <w:r>
+        <w:rPr>
+          <w:rFonts w:ascii="Courier New" w:eastAsia="Times New Roman" w:hAnsi="Courier New" w:cs="Courier New"/>
+          <w:color w:val="BCBEC4"/>
+          <w:kern w:val="0"/>
+          <w:sz w:val="20"/>
+          <w:szCs w:val="20"/>
+          <w:lang w:eastAsia="en-IL"/>
+          <w14:ligatures w14:val="none"/>
+        </w:rPr>
+        <w:t>result_msg</w:t>
+      </w:r>
+      <w:proofErr w:type="spellEnd"/>
+      <w:r>
+        <w:rPr>
+          <w:rFonts w:ascii="Courier New" w:eastAsia="Times New Roman" w:hAnsi="Courier New" w:cs="Courier New"/>
+          <w:color w:val="BCBEC4"/>
+          <w:kern w:val="0"/>
+          <w:sz w:val="20"/>
+          <w:szCs w:val="20"/>
+          <w:lang w:eastAsia="en-IL"/>
+          <w14:ligatures w14:val="none"/>
+        </w:rPr>
+        <w:t xml:space="preserve"> = </w:t>
+      </w:r>
+      <w:proofErr w:type="spellStart"/>
       <w:r>
         <w:rPr>
           <w:rFonts w:ascii="Courier New" w:eastAsia="Times New Roman" w:hAnsi="Courier New" w:cs="Courier New"/>
@@ -12184,7 +14585,20 @@
           <w:lang w:eastAsia="en-IL"/>
           <w14:ligatures w14:val="none"/>
         </w:rPr>
-        <w:t xml:space="preserve">f"Attack failed for </w:t>
+        <w:t>f"Attack</w:t>
+      </w:r>
+      <w:proofErr w:type="spellEnd"/>
+      <w:r>
+        <w:rPr>
+          <w:rFonts w:ascii="Courier New" w:eastAsia="Times New Roman" w:hAnsi="Courier New" w:cs="Courier New"/>
+          <w:color w:val="6AAB73"/>
+          <w:kern w:val="0"/>
+          <w:sz w:val="20"/>
+          <w:szCs w:val="20"/>
+          <w:lang w:eastAsia="en-IL"/>
+          <w14:ligatures w14:val="none"/>
+        </w:rPr>
+        <w:t xml:space="preserve"> failed for </w:t>
       </w:r>
       <w:r>
         <w:rPr>
@@ -12246,6 +14660,7 @@
         </w:rPr>
         <w:t>{</w:t>
       </w:r>
+      <w:proofErr w:type="spellStart"/>
       <w:r>
         <w:rPr>
           <w:rFonts w:ascii="Courier New" w:eastAsia="Times New Roman" w:hAnsi="Courier New" w:cs="Courier New"/>
@@ -12258,6 +14673,7 @@
         </w:rPr>
         <w:t>current_text</w:t>
       </w:r>
+      <w:proofErr w:type="spellEnd"/>
       <w:r>
         <w:rPr>
           <w:rFonts w:ascii="Courier New" w:eastAsia="Times New Roman" w:hAnsi="Courier New" w:cs="Courier New"/>
@@ -12317,20 +14733,98 @@
           <w:lang w:eastAsia="en-IL"/>
           <w14:ligatures w14:val="none"/>
         </w:rPr>
-        <w:t>(result_msg)</w:t>
-      </w:r>
-      <w:r>
-        <w:rPr>
-          <w:rFonts w:ascii="Courier New" w:eastAsia="Times New Roman" w:hAnsi="Courier New" w:cs="Courier New"/>
-          <w:color w:val="BCBEC4"/>
-          <w:kern w:val="0"/>
-          <w:sz w:val="20"/>
-          <w:szCs w:val="20"/>
-          <w:lang w:eastAsia="en-IL"/>
-          <w14:ligatures w14:val="none"/>
-        </w:rPr>
-        <w:br/>
-        <w:t xml:space="preserve">        final_results.append(result_msg)</w:t>
+        <w:t>(</w:t>
+      </w:r>
+      <w:proofErr w:type="spellStart"/>
+      <w:r>
+        <w:rPr>
+          <w:rFonts w:ascii="Courier New" w:eastAsia="Times New Roman" w:hAnsi="Courier New" w:cs="Courier New"/>
+          <w:color w:val="BCBEC4"/>
+          <w:kern w:val="0"/>
+          <w:sz w:val="20"/>
+          <w:szCs w:val="20"/>
+          <w:lang w:eastAsia="en-IL"/>
+          <w14:ligatures w14:val="none"/>
+        </w:rPr>
+        <w:t>result_msg</w:t>
+      </w:r>
+      <w:proofErr w:type="spellEnd"/>
+      <w:r>
+        <w:rPr>
+          <w:rFonts w:ascii="Courier New" w:eastAsia="Times New Roman" w:hAnsi="Courier New" w:cs="Courier New"/>
+          <w:color w:val="BCBEC4"/>
+          <w:kern w:val="0"/>
+          <w:sz w:val="20"/>
+          <w:szCs w:val="20"/>
+          <w:lang w:eastAsia="en-IL"/>
+          <w14:ligatures w14:val="none"/>
+        </w:rPr>
+        <w:t>)</w:t>
+      </w:r>
+      <w:r>
+        <w:rPr>
+          <w:rFonts w:ascii="Courier New" w:eastAsia="Times New Roman" w:hAnsi="Courier New" w:cs="Courier New"/>
+          <w:color w:val="BCBEC4"/>
+          <w:kern w:val="0"/>
+          <w:sz w:val="20"/>
+          <w:szCs w:val="20"/>
+          <w:lang w:eastAsia="en-IL"/>
+          <w14:ligatures w14:val="none"/>
+        </w:rPr>
+        <w:br/>
+        <w:t xml:space="preserve">        </w:t>
+      </w:r>
+      <w:proofErr w:type="spellStart"/>
+      <w:r>
+        <w:rPr>
+          <w:rFonts w:ascii="Courier New" w:eastAsia="Times New Roman" w:hAnsi="Courier New" w:cs="Courier New"/>
+          <w:color w:val="BCBEC4"/>
+          <w:kern w:val="0"/>
+          <w:sz w:val="20"/>
+          <w:szCs w:val="20"/>
+          <w:lang w:eastAsia="en-IL"/>
+          <w14:ligatures w14:val="none"/>
+        </w:rPr>
+        <w:t>final_results.append</w:t>
+      </w:r>
+      <w:proofErr w:type="spellEnd"/>
+      <w:r>
+        <w:rPr>
+          <w:rFonts w:ascii="Courier New" w:eastAsia="Times New Roman" w:hAnsi="Courier New" w:cs="Courier New"/>
+          <w:color w:val="BCBEC4"/>
+          <w:kern w:val="0"/>
+          <w:sz w:val="20"/>
+          <w:szCs w:val="20"/>
+          <w:lang w:eastAsia="en-IL"/>
+          <w14:ligatures w14:val="none"/>
+        </w:rPr>
+        <w:t>(</w:t>
+      </w:r>
+      <w:proofErr w:type="spellStart"/>
+      <w:r>
+        <w:rPr>
+          <w:rFonts w:ascii="Courier New" w:eastAsia="Times New Roman" w:hAnsi="Courier New" w:cs="Courier New"/>
+          <w:color w:val="BCBEC4"/>
+          <w:kern w:val="0"/>
+          <w:sz w:val="20"/>
+          <w:szCs w:val="20"/>
+          <w:lang w:eastAsia="en-IL"/>
+          <w14:ligatures w14:val="none"/>
+        </w:rPr>
+        <w:t>result_msg</w:t>
+      </w:r>
+      <w:proofErr w:type="spellEnd"/>
+      <w:r>
+        <w:rPr>
+          <w:rFonts w:ascii="Courier New" w:eastAsia="Times New Roman" w:hAnsi="Courier New" w:cs="Courier New"/>
+          <w:color w:val="BCBEC4"/>
+          <w:kern w:val="0"/>
+          <w:sz w:val="20"/>
+          <w:szCs w:val="20"/>
+          <w:lang w:eastAsia="en-IL"/>
+          <w14:ligatures w14:val="none"/>
+        </w:rPr>
+        <w:t>)</w:t>
       </w:r>
       <w:r>
         <w:rPr>
@@ -12442,17 +14936,31 @@
         </w:rPr>
         <w:br/>
       </w:r>
-      <w:r>
-        <w:rPr>
-          <w:rFonts w:ascii="Courier New" w:eastAsia="Times New Roman" w:hAnsi="Courier New" w:cs="Courier New"/>
-          <w:color w:val="BCBEC4"/>
-          <w:kern w:val="0"/>
-          <w:sz w:val="20"/>
-          <w:szCs w:val="20"/>
-          <w:lang w:eastAsia="en-IL"/>
-          <w14:ligatures w14:val="none"/>
-        </w:rPr>
-        <w:t>Iterative_Attack(</w:t>
+      <w:proofErr w:type="spellStart"/>
+      <w:r>
+        <w:rPr>
+          <w:rFonts w:ascii="Courier New" w:eastAsia="Times New Roman" w:hAnsi="Courier New" w:cs="Courier New"/>
+          <w:color w:val="BCBEC4"/>
+          <w:kern w:val="0"/>
+          <w:sz w:val="20"/>
+          <w:szCs w:val="20"/>
+          <w:lang w:eastAsia="en-IL"/>
+          <w14:ligatures w14:val="none"/>
+        </w:rPr>
+        <w:t>Iterative_Attack</w:t>
+      </w:r>
+      <w:proofErr w:type="spellEnd"/>
+      <w:r>
+        <w:rPr>
+          <w:rFonts w:ascii="Courier New" w:eastAsia="Times New Roman" w:hAnsi="Courier New" w:cs="Courier New"/>
+          <w:color w:val="BCBEC4"/>
+          <w:kern w:val="0"/>
+          <w:sz w:val="20"/>
+          <w:szCs w:val="20"/>
+          <w:lang w:eastAsia="en-IL"/>
+          <w14:ligatures w14:val="none"/>
+        </w:rPr>
+        <w:t>(</w:t>
       </w:r>
       <w:r>
         <w:rPr>
@@ -12790,17 +15298,31 @@
         </w:rPr>
         <w:br/>
       </w:r>
-      <w:r>
-        <w:rPr>
-          <w:rFonts w:ascii="Courier New" w:eastAsia="Times New Roman" w:hAnsi="Courier New" w:cs="Courier New"/>
-          <w:color w:val="BCBEC4"/>
-          <w:kern w:val="0"/>
-          <w:sz w:val="20"/>
-          <w:szCs w:val="20"/>
-          <w:lang w:eastAsia="en-IL"/>
-          <w14:ligatures w14:val="none"/>
-        </w:rPr>
-        <w:t>Iterative_Attack(</w:t>
+      <w:proofErr w:type="spellStart"/>
+      <w:r>
+        <w:rPr>
+          <w:rFonts w:ascii="Courier New" w:eastAsia="Times New Roman" w:hAnsi="Courier New" w:cs="Courier New"/>
+          <w:color w:val="BCBEC4"/>
+          <w:kern w:val="0"/>
+          <w:sz w:val="20"/>
+          <w:szCs w:val="20"/>
+          <w:lang w:eastAsia="en-IL"/>
+          <w14:ligatures w14:val="none"/>
+        </w:rPr>
+        <w:t>Iterative_Attack</w:t>
+      </w:r>
+      <w:proofErr w:type="spellEnd"/>
+      <w:r>
+        <w:rPr>
+          <w:rFonts w:ascii="Courier New" w:eastAsia="Times New Roman" w:hAnsi="Courier New" w:cs="Courier New"/>
+          <w:color w:val="BCBEC4"/>
+          <w:kern w:val="0"/>
+          <w:sz w:val="20"/>
+          <w:szCs w:val="20"/>
+          <w:lang w:eastAsia="en-IL"/>
+          <w14:ligatures w14:val="none"/>
+        </w:rPr>
+        <w:t>(</w:t>
       </w:r>
       <w:r>
         <w:rPr>
@@ -13150,17 +15672,31 @@
         </w:rPr>
         <w:t xml:space="preserve">in </w:t>
       </w:r>
-      <w:r>
-        <w:rPr>
-          <w:rFonts w:ascii="Courier New" w:eastAsia="Times New Roman" w:hAnsi="Courier New" w:cs="Courier New"/>
-          <w:color w:val="BCBEC4"/>
-          <w:kern w:val="0"/>
-          <w:sz w:val="20"/>
-          <w:szCs w:val="20"/>
-          <w:lang w:eastAsia="en-IL"/>
-          <w14:ligatures w14:val="none"/>
-        </w:rPr>
-        <w:t>final_results:</w:t>
+      <w:proofErr w:type="spellStart"/>
+      <w:r>
+        <w:rPr>
+          <w:rFonts w:ascii="Courier New" w:eastAsia="Times New Roman" w:hAnsi="Courier New" w:cs="Courier New"/>
+          <w:color w:val="BCBEC4"/>
+          <w:kern w:val="0"/>
+          <w:sz w:val="20"/>
+          <w:szCs w:val="20"/>
+          <w:lang w:eastAsia="en-IL"/>
+          <w14:ligatures w14:val="none"/>
+        </w:rPr>
+        <w:t>final_results</w:t>
+      </w:r>
+      <w:proofErr w:type="spellEnd"/>
+      <w:r>
+        <w:rPr>
+          <w:rFonts w:ascii="Courier New" w:eastAsia="Times New Roman" w:hAnsi="Courier New" w:cs="Courier New"/>
+          <w:color w:val="BCBEC4"/>
+          <w:kern w:val="0"/>
+          <w:sz w:val="20"/>
+          <w:szCs w:val="20"/>
+          <w:lang w:eastAsia="en-IL"/>
+          <w14:ligatures w14:val="none"/>
+        </w:rPr>
+        <w:t>:</w:t>
       </w:r>
       <w:r>
         <w:rPr>
@@ -13827,414 +16363,1282 @@
     </w:p>
     <w:p>
       <w:pPr>
-        <w:spacing w:after="100" w:afterAutospacing="1" w:line="240" w:lineRule="auto"/>
+        <w:bidi/>
         <w:rPr>
           <w:rFonts w:ascii="Arial" w:eastAsia="Times New Roman" w:hAnsi="Arial" w:cs="Arial"/>
-          <w:kern w:val="0"/>
-          <w:lang w:eastAsia="en-IL"/>
+          <w:b/>
+          <w:bCs/>
+          <w:kern w:val="0"/>
+          <w:lang w:val="en-IL" w:eastAsia="en-IL"/>
           <w14:ligatures w14:val="none"/>
         </w:rPr>
       </w:pPr>
-      <w:r>
-        <w:rPr>
-          <w:rFonts w:ascii="Arial" w:eastAsia="Times New Roman" w:hAnsi="Arial" w:cs="Arial"/>
-          <w:b/>
-          <w:bCs/>
-          <w:kern w:val="0"/>
-          <w:lang w:eastAsia="en-IL"/>
-          <w14:ligatures w14:val="none"/>
-        </w:rPr>
-        <w:t>Yes</w:t>
-      </w:r>
-      <w:r>
-        <w:rPr>
-          <w:rFonts w:ascii="Arial" w:eastAsia="Times New Roman" w:hAnsi="Arial" w:cs="Arial"/>
-          <w:kern w:val="0"/>
-          <w:lang w:eastAsia="en-IL"/>
-          <w14:ligatures w14:val="none"/>
-        </w:rPr>
-        <w:t>. For any pair of keys K_1 and K_2, there always exists a single key K_3 that can perform the same encryption.</w:t>
-      </w:r>
     </w:p>
     <w:p>
       <w:pPr>
-        <w:spacing w:after="100" w:afterAutospacing="1" w:line="240" w:lineRule="auto"/>
+        <w:bidi/>
         <w:rPr>
           <w:rFonts w:ascii="Arial" w:eastAsia="Times New Roman" w:hAnsi="Arial" w:cs="Arial"/>
-          <w:kern w:val="0"/>
-          <w:lang w:eastAsia="en-IL"/>
+          <w:b/>
+          <w:bCs/>
+          <w:kern w:val="0"/>
+          <w:lang w:val="en-IL" w:eastAsia="en-IL"/>
           <w14:ligatures w14:val="none"/>
         </w:rPr>
       </w:pPr>
       <w:r>
         <w:rPr>
           <w:rFonts w:ascii="Arial" w:eastAsia="Times New Roman" w:hAnsi="Arial" w:cs="Arial"/>
-          <w:kern w:val="0"/>
-          <w:lang w:eastAsia="en-IL"/>
-          <w14:ligatures w14:val="none"/>
-        </w:rPr>
-        <w:t xml:space="preserve">The encryption process is a mathematical formula that involves two steps: </w:t>
+          <w:b/>
+          <w:bCs/>
+          <w:kern w:val="0"/>
+          <w:rtl/>
+          <w:lang w:val="en-US" w:eastAsia="en-IL"/>
+          <w14:ligatures w14:val="none"/>
+        </w:rPr>
+        <w:t>האם תמיד קיים מפתח</w:t>
+      </w:r>
+      <w:r>
+        <w:rPr>
+          <w:rFonts w:ascii="Arial" w:eastAsia="Times New Roman" w:hAnsi="Arial" w:cs="Arial" w:hint="cs"/>
+          <w:b/>
+          <w:bCs/>
+          <w:kern w:val="0"/>
+          <w:rtl/>
+          <w:lang w:val="en-IL" w:eastAsia="en-IL"/>
+          <w14:ligatures w14:val="none"/>
+        </w:rPr>
+        <w:t xml:space="preserve"> </w:t>
       </w:r>
       <w:r>
         <w:rPr>
           <w:rFonts w:ascii="Arial" w:eastAsia="Times New Roman" w:hAnsi="Arial" w:cs="Arial"/>
-          <w:kern w:val="0"/>
-          <w:lang w:eastAsia="en-IL"/>
-          <w14:ligatures w14:val="none"/>
-        </w:rPr>
-        <w:br/>
-        <w:t xml:space="preserve">1. </w:t>
-      </w:r>
-      <w:r>
-        <w:rPr>
-          <w:rFonts w:ascii="Arial" w:eastAsia="Times New Roman" w:hAnsi="Arial" w:cs="Arial"/>
-          <w:kern w:val="0"/>
-          <w:lang w:eastAsia="en-IL"/>
-          <w14:ligatures w14:val="none"/>
-        </w:rPr>
-        <w:t>multiplying the text by a key matrix and then adding fixed parameters (a and b).</w:t>
-      </w:r>
-      <w:r>
-        <w:rPr>
-          <w:rFonts w:ascii="Arial" w:eastAsia="Times New Roman" w:hAnsi="Arial" w:cs="Arial"/>
-          <w:kern w:val="0"/>
-          <w:lang w:eastAsia="en-IL"/>
-          <w14:ligatures w14:val="none"/>
-        </w:rPr>
-        <w:br/>
-        <w:t>2.</w:t>
-      </w:r>
-      <w:r>
-        <w:rPr>
-          <w:rFonts w:ascii="Arial" w:eastAsia="Times New Roman" w:hAnsi="Arial" w:cs="Arial"/>
-          <w:kern w:val="0"/>
-          <w:lang w:eastAsia="en-IL"/>
-          <w14:ligatures w14:val="none"/>
-        </w:rPr>
-        <w:t xml:space="preserve"> Doing this twice </w:t>
+          <w:b/>
+          <w:bCs/>
+          <w:kern w:val="0"/>
+          <w:lang w:val="en-IL" w:eastAsia="en-IL"/>
+          <w14:ligatures w14:val="none"/>
+        </w:rPr>
+        <w:t>K</w:t>
+      </w:r>
+      <w:r>
+        <w:rPr>
+          <w:rFonts w:ascii="Arial" w:eastAsia="Times New Roman" w:hAnsi="Arial" w:cs="Arial" w:hint="cs"/>
+          <w:b/>
+          <w:bCs/>
+          <w:kern w:val="0"/>
+          <w:rtl/>
+          <w:lang w:val="en-IL" w:eastAsia="en-IL"/>
+          <w14:ligatures w14:val="none"/>
+        </w:rPr>
+        <w:t xml:space="preserve">3? </w:t>
       </w:r>
     </w:p>
     <w:p>
       <w:pPr>
-        <w:spacing w:after="100" w:afterAutospacing="1" w:line="240" w:lineRule="auto"/>
+        <w:bidi/>
         <w:rPr>
           <w:rFonts w:ascii="Arial" w:eastAsia="Times New Roman" w:hAnsi="Arial" w:cs="Arial"/>
-          <w:kern w:val="0"/>
-          <w:lang w:eastAsia="en-IL"/>
+          <w:b/>
+          <w:bCs/>
+          <w:kern w:val="0"/>
+          <w:u w:val="single"/>
+          <w:lang w:val="en-IL" w:eastAsia="en-IL"/>
           <w14:ligatures w14:val="none"/>
         </w:rPr>
       </w:pPr>
       <w:r>
         <w:rPr>
           <w:rFonts w:ascii="Arial" w:eastAsia="Times New Roman" w:hAnsi="Arial" w:cs="Arial"/>
-          <w:kern w:val="0"/>
-          <w:lang w:eastAsia="en-IL"/>
-          <w14:ligatures w14:val="none"/>
-        </w:rPr>
-        <w:t>we can simplify this chain into one single step:</w:t>
+          <w:b/>
+          <w:bCs/>
+          <w:kern w:val="0"/>
+          <w:rtl/>
+          <w:lang w:val="en-US" w:eastAsia="en-IL"/>
+          <w14:ligatures w14:val="none"/>
+        </w:rPr>
+        <w:t>לא</w:t>
+      </w:r>
+      <w:r>
+        <w:rPr>
+          <w:rFonts w:ascii="Arial" w:eastAsia="Times New Roman" w:hAnsi="Arial" w:cs="Arial"/>
+          <w:b/>
+          <w:bCs/>
+          <w:kern w:val="0"/>
+          <w:lang w:val="en-IL" w:eastAsia="en-IL"/>
+          <w14:ligatures w14:val="none"/>
+        </w:rPr>
+        <w:t>.</w:t>
+      </w:r>
+      <w:r>
+        <w:rPr>
+          <w:rFonts w:ascii="Arial" w:eastAsia="Times New Roman" w:hAnsi="Arial" w:cs="Arial"/>
+          <w:b/>
+          <w:bCs/>
+          <w:kern w:val="0"/>
+          <w:rtl/>
+          <w:lang w:val="en-IL" w:eastAsia="en-IL"/>
+          <w14:ligatures w14:val="none"/>
+        </w:rPr>
+        <w:br/>
+      </w:r>
+      <w:r>
+        <w:rPr>
+          <w:rFonts w:ascii="Arial" w:eastAsia="Times New Roman" w:hAnsi="Arial" w:cs="Arial" w:hint="cs"/>
+          <w:b/>
+          <w:bCs/>
+          <w:kern w:val="0"/>
+          <w:u w:val="single"/>
+          <w:rtl/>
+          <w:lang w:val="en-IL" w:eastAsia="en-IL"/>
+          <w14:ligatures w14:val="none"/>
+        </w:rPr>
+        <w:t xml:space="preserve">פיתוח משוואה: </w:t>
+      </w:r>
+    </w:p>
+    <w:p>
+      <w:pPr>
+        <w:bidi/>
+        <w:rPr>
+          <w:rFonts w:ascii="Arial" w:eastAsia="Times New Roman" w:hAnsi="Arial" w:cs="Arial"/>
+          <w:b/>
+          <w:bCs/>
+          <w:kern w:val="0"/>
+          <w:lang w:val="en-IL" w:eastAsia="en-IL"/>
+          <w14:ligatures w14:val="none"/>
+        </w:rPr>
+      </w:pPr>
+      <w:r>
+        <w:rPr>
+          <w:rFonts w:ascii="Arial" w:eastAsia="Times New Roman" w:hAnsi="Arial" w:cs="Arial"/>
+          <w:b/>
+          <w:bCs/>
+          <w:kern w:val="0"/>
+          <w:rtl/>
+          <w:lang w:val="en-US" w:eastAsia="en-IL"/>
+          <w14:ligatures w14:val="none"/>
+        </w:rPr>
+        <w:t xml:space="preserve">הצפנה כפולה עם פרמטרים </w:t>
+      </w:r>
+      <w:r>
+        <w:rPr>
+          <w:rFonts w:ascii="Arial" w:eastAsia="Times New Roman" w:hAnsi="Arial" w:cs="Arial"/>
+          <w:b/>
+          <w:bCs/>
+          <w:kern w:val="0"/>
+          <w:lang w:val="en-IL" w:eastAsia="en-IL"/>
+          <w14:ligatures w14:val="none"/>
+        </w:rPr>
+        <w:t xml:space="preserve">(a, b) </w:t>
+      </w:r>
+      <w:r>
+        <w:rPr>
+          <w:rFonts w:ascii="Arial" w:eastAsia="Times New Roman" w:hAnsi="Arial" w:cs="Arial"/>
+          <w:b/>
+          <w:bCs/>
+          <w:kern w:val="0"/>
+          <w:rtl/>
+          <w:lang w:val="en-US" w:eastAsia="en-IL"/>
+          <w14:ligatures w14:val="none"/>
+        </w:rPr>
+        <w:t>קבועים נראית כך</w:t>
+      </w:r>
+      <w:r>
+        <w:rPr>
+          <w:rFonts w:ascii="Arial" w:eastAsia="Times New Roman" w:hAnsi="Arial" w:cs="Arial"/>
+          <w:b/>
+          <w:bCs/>
+          <w:kern w:val="0"/>
+          <w:lang w:val="en-IL" w:eastAsia="en-IL"/>
+          <w14:ligatures w14:val="none"/>
+        </w:rPr>
+        <w:t>:</w:t>
+      </w:r>
+    </w:p>
+    <w:p>
+      <w:pPr>
+        <w:bidi/>
+        <w:rPr>
+          <w:rFonts w:ascii="Arial" w:eastAsia="Times New Roman" w:hAnsi="Arial" w:cs="Arial"/>
+          <w:b/>
+          <w:bCs/>
+          <w:kern w:val="0"/>
+          <w:lang w:val="en-IL" w:eastAsia="en-IL"/>
+          <w14:ligatures w14:val="none"/>
+        </w:rPr>
+      </w:pPr>
+      <w:r>
+        <w:rPr>
+          <w:rFonts w:ascii="Arial" w:eastAsia="Times New Roman" w:hAnsi="Arial" w:cs="Arial"/>
+          <w:b/>
+          <w:bCs/>
+          <w:kern w:val="0"/>
+          <w:lang w:val="en-IL" w:eastAsia="en-IL"/>
+          <w14:ligatures w14:val="none"/>
+        </w:rPr>
+        <w:t xml:space="preserve">Z = ((X </w:t>
+      </w:r>
+      <w:r>
+        <w:rPr>
+          <w:rFonts w:ascii="Arial" w:eastAsia="Times New Roman" w:hAnsi="Arial" w:cs="Arial"/>
+          <w:b/>
+          <w:bCs/>
+          <w:kern w:val="0"/>
+          <w:lang w:val="en-IL" w:eastAsia="en-IL"/>
+          <w14:ligatures w14:val="none"/>
+        </w:rPr>
+        <w:t>*</w:t>
+      </w:r>
+      <w:r>
+        <w:rPr>
+          <w:rFonts w:ascii="Arial" w:eastAsia="Times New Roman" w:hAnsi="Arial" w:cs="Arial"/>
+          <w:b/>
+          <w:bCs/>
+          <w:kern w:val="0"/>
+          <w:lang w:val="en-IL" w:eastAsia="en-IL"/>
+          <w14:ligatures w14:val="none"/>
+        </w:rPr>
+        <w:t xml:space="preserve"> K_1 + (a, b)) </w:t>
+      </w:r>
+      <w:r>
+        <w:rPr>
+          <w:rFonts w:ascii="Arial" w:eastAsia="Times New Roman" w:hAnsi="Arial" w:cs="Arial"/>
+          <w:b/>
+          <w:bCs/>
+          <w:kern w:val="0"/>
+          <w:lang w:val="en-IL" w:eastAsia="en-IL"/>
+          <w14:ligatures w14:val="none"/>
+        </w:rPr>
+        <w:t>*</w:t>
+      </w:r>
+      <w:r>
+        <w:rPr>
+          <w:rFonts w:ascii="Arial" w:eastAsia="Times New Roman" w:hAnsi="Arial" w:cs="Arial"/>
+          <w:b/>
+          <w:bCs/>
+          <w:kern w:val="0"/>
+          <w:lang w:val="en-IL" w:eastAsia="en-IL"/>
+          <w14:ligatures w14:val="none"/>
+        </w:rPr>
+        <w:t xml:space="preserve"> K_2 + (a, b)) </w:t>
+      </w:r>
+      <w:r>
+        <w:rPr>
+          <w:rFonts w:ascii="Arial" w:eastAsia="Times New Roman" w:hAnsi="Arial" w:cs="Arial"/>
+          <w:b/>
+          <w:bCs/>
+          <w:kern w:val="0"/>
+          <w:lang w:val="en-IL" w:eastAsia="en-IL"/>
+          <w14:ligatures w14:val="none"/>
+        </w:rPr>
+        <w:t xml:space="preserve">(mod </w:t>
+      </w:r>
+      <w:r>
+        <w:rPr>
+          <w:rFonts w:ascii="Arial" w:eastAsia="Times New Roman" w:hAnsi="Arial" w:cs="Arial"/>
+          <w:b/>
+          <w:bCs/>
+          <w:kern w:val="0"/>
+          <w:lang w:val="en-IL" w:eastAsia="en-IL"/>
+          <w14:ligatures w14:val="none"/>
+        </w:rPr>
+        <w:t>26</w:t>
+      </w:r>
+      <w:r>
+        <w:rPr>
+          <w:rFonts w:ascii="Arial" w:eastAsia="Times New Roman" w:hAnsi="Arial" w:cs="Arial"/>
+          <w:b/>
+          <w:bCs/>
+          <w:kern w:val="0"/>
+          <w:lang w:val="en-IL" w:eastAsia="en-IL"/>
+          <w14:ligatures w14:val="none"/>
+        </w:rPr>
+        <w:t>)</w:t>
+      </w:r>
+    </w:p>
+    <w:p>
+      <w:pPr>
+        <w:bidi/>
+        <w:rPr>
+          <w:rFonts w:ascii="Arial" w:eastAsia="Times New Roman" w:hAnsi="Arial" w:cs="Arial"/>
+          <w:b/>
+          <w:bCs/>
+          <w:kern w:val="0"/>
+          <w:lang w:val="en-IL" w:eastAsia="en-IL"/>
+          <w14:ligatures w14:val="none"/>
+        </w:rPr>
+      </w:pPr>
+      <w:r>
+        <w:rPr>
+          <w:rFonts w:ascii="Arial" w:eastAsia="Times New Roman" w:hAnsi="Arial" w:cs="Arial"/>
+          <w:b/>
+          <w:bCs/>
+          <w:kern w:val="0"/>
+          <w:rtl/>
+          <w:lang w:val="en-US" w:eastAsia="en-IL"/>
+          <w14:ligatures w14:val="none"/>
+        </w:rPr>
+        <w:t>פתיחת סוגריים</w:t>
+      </w:r>
+      <w:r>
+        <w:rPr>
+          <w:rFonts w:ascii="Arial" w:eastAsia="Times New Roman" w:hAnsi="Arial" w:cs="Arial"/>
+          <w:b/>
+          <w:bCs/>
+          <w:kern w:val="0"/>
+          <w:lang w:val="en-IL" w:eastAsia="en-IL"/>
+          <w14:ligatures w14:val="none"/>
+        </w:rPr>
+        <w:t>:</w:t>
+      </w:r>
+    </w:p>
+    <w:p>
+      <w:pPr>
+        <w:bidi/>
+        <w:rPr>
+          <w:rFonts w:ascii="Arial" w:eastAsia="Times New Roman" w:hAnsi="Arial" w:cs="Arial"/>
+          <w:b/>
+          <w:bCs/>
+          <w:kern w:val="0"/>
+          <w:lang w:val="en-IL" w:eastAsia="en-IL"/>
+          <w14:ligatures w14:val="none"/>
+        </w:rPr>
+      </w:pPr>
+      <w:r>
+        <w:rPr>
+          <w:rFonts w:ascii="Arial" w:eastAsia="Times New Roman" w:hAnsi="Arial" w:cs="Arial"/>
+          <w:b/>
+          <w:bCs/>
+          <w:kern w:val="0"/>
+          <w:lang w:val="en-IL" w:eastAsia="en-IL"/>
+          <w14:ligatures w14:val="none"/>
+        </w:rPr>
+        <w:t xml:space="preserve">Z = (X </w:t>
+      </w:r>
+      <w:r>
+        <w:rPr>
+          <w:rFonts w:ascii="Arial" w:eastAsia="Times New Roman" w:hAnsi="Arial" w:cs="Arial"/>
+          <w:b/>
+          <w:bCs/>
+          <w:kern w:val="0"/>
+          <w:lang w:val="en-IL" w:eastAsia="en-IL"/>
+          <w14:ligatures w14:val="none"/>
+        </w:rPr>
+        <w:t xml:space="preserve">* </w:t>
+      </w:r>
+      <w:r>
+        <w:rPr>
+          <w:rFonts w:ascii="Arial" w:eastAsia="Times New Roman" w:hAnsi="Arial" w:cs="Arial"/>
+          <w:b/>
+          <w:bCs/>
+          <w:kern w:val="0"/>
+          <w:lang w:val="en-IL" w:eastAsia="en-IL"/>
+          <w14:ligatures w14:val="none"/>
+        </w:rPr>
+        <w:t xml:space="preserve"> K_1 </w:t>
+      </w:r>
+      <w:r>
+        <w:rPr>
+          <w:rFonts w:ascii="Arial" w:eastAsia="Times New Roman" w:hAnsi="Arial" w:cs="Arial"/>
+          <w:b/>
+          <w:bCs/>
+          <w:kern w:val="0"/>
+          <w:lang w:val="en-IL" w:eastAsia="en-IL"/>
+          <w14:ligatures w14:val="none"/>
+        </w:rPr>
+        <w:t xml:space="preserve">* </w:t>
+      </w:r>
+      <w:r>
+        <w:rPr>
+          <w:rFonts w:ascii="Arial" w:eastAsia="Times New Roman" w:hAnsi="Arial" w:cs="Arial"/>
+          <w:b/>
+          <w:bCs/>
+          <w:kern w:val="0"/>
+          <w:lang w:val="en-IL" w:eastAsia="en-IL"/>
+          <w14:ligatures w14:val="none"/>
+        </w:rPr>
+        <w:t xml:space="preserve">K_2 + (a, b) </w:t>
+      </w:r>
+      <w:r>
+        <w:rPr>
+          <w:rFonts w:ascii="Arial" w:eastAsia="Times New Roman" w:hAnsi="Arial" w:cs="Arial"/>
+          <w:b/>
+          <w:bCs/>
+          <w:kern w:val="0"/>
+          <w:lang w:val="en-IL" w:eastAsia="en-IL"/>
+          <w14:ligatures w14:val="none"/>
+        </w:rPr>
+        <w:t>*</w:t>
+      </w:r>
+      <w:r>
+        <w:rPr>
+          <w:rFonts w:ascii="Arial" w:eastAsia="Times New Roman" w:hAnsi="Arial" w:cs="Arial"/>
+          <w:b/>
+          <w:bCs/>
+          <w:kern w:val="0"/>
+          <w:lang w:val="en-IL" w:eastAsia="en-IL"/>
+          <w14:ligatures w14:val="none"/>
+        </w:rPr>
+        <w:t xml:space="preserve"> K_2 + (a, b))</w:t>
+      </w:r>
+      <w:r>
+        <w:rPr>
+          <w:rFonts w:ascii="Arial" w:eastAsia="Times New Roman" w:hAnsi="Arial" w:cs="Arial"/>
+          <w:b/>
+          <w:bCs/>
+          <w:kern w:val="0"/>
+          <w:lang w:val="en-IL" w:eastAsia="en-IL"/>
+          <w14:ligatures w14:val="none"/>
+        </w:rPr>
+        <w:t xml:space="preserve"> (mod </w:t>
+      </w:r>
+      <w:r>
+        <w:rPr>
+          <w:rFonts w:ascii="Arial" w:eastAsia="Times New Roman" w:hAnsi="Arial" w:cs="Arial"/>
+          <w:b/>
+          <w:bCs/>
+          <w:kern w:val="0"/>
+          <w:lang w:val="en-IL" w:eastAsia="en-IL"/>
+          <w14:ligatures w14:val="none"/>
+        </w:rPr>
+        <w:t>26</w:t>
+      </w:r>
+      <w:r>
+        <w:rPr>
+          <w:rFonts w:ascii="Arial" w:eastAsia="Times New Roman" w:hAnsi="Arial" w:cs="Arial"/>
+          <w:b/>
+          <w:bCs/>
+          <w:kern w:val="0"/>
+          <w:lang w:val="en-IL" w:eastAsia="en-IL"/>
+          <w14:ligatures w14:val="none"/>
+        </w:rPr>
+        <w:t>)</w:t>
+      </w:r>
+    </w:p>
+    <w:p>
+      <w:pPr>
+        <w:bidi/>
+        <w:rPr>
+          <w:rFonts w:ascii="Arial" w:eastAsia="Times New Roman" w:hAnsi="Arial" w:cs="Arial"/>
+          <w:b/>
+          <w:bCs/>
+          <w:kern w:val="0"/>
+          <w:lang w:val="en-IL" w:eastAsia="en-IL"/>
+          <w14:ligatures w14:val="none"/>
+        </w:rPr>
+      </w:pPr>
+      <w:r>
+        <w:rPr>
+          <w:rFonts w:ascii="Arial" w:eastAsia="Times New Roman" w:hAnsi="Arial" w:cs="Arial"/>
+          <w:b/>
+          <w:bCs/>
+          <w:kern w:val="0"/>
+          <w:rtl/>
+          <w:lang w:val="en-US" w:eastAsia="en-IL"/>
+          <w14:ligatures w14:val="none"/>
+        </w:rPr>
+        <w:lastRenderedPageBreak/>
+        <w:t>כדי שנוכל להחליף את התהליך בהצפנה בצעד אחד</w:t>
+      </w:r>
+      <w:r>
+        <w:rPr>
+          <w:rFonts w:ascii="Arial" w:eastAsia="Times New Roman" w:hAnsi="Arial" w:cs="Arial"/>
+          <w:b/>
+          <w:bCs/>
+          <w:kern w:val="0"/>
+          <w:lang w:val="en-US" w:eastAsia="en-IL"/>
+          <w14:ligatures w14:val="none"/>
+        </w:rPr>
+        <w:br/>
+      </w:r>
+      <w:r>
+        <w:rPr>
+          <w:rFonts w:ascii="Arial" w:eastAsia="Times New Roman" w:hAnsi="Arial" w:cs="Arial"/>
+          <w:b/>
+          <w:bCs/>
+          <w:kern w:val="0"/>
+          <w:rtl/>
+          <w:lang w:val="en-US" w:eastAsia="en-IL"/>
+          <w14:ligatures w14:val="none"/>
+        </w:rPr>
+        <w:t xml:space="preserve"> </w:t>
+      </w:r>
+      <w:r>
+        <w:rPr>
+          <w:rFonts w:ascii="Arial" w:eastAsia="Times New Roman" w:hAnsi="Arial" w:cs="Arial"/>
+          <w:b/>
+          <w:bCs/>
+          <w:kern w:val="0"/>
+          <w:lang w:val="en-IL" w:eastAsia="en-IL"/>
+          <w14:ligatures w14:val="none"/>
+        </w:rPr>
+        <w:t xml:space="preserve">E_K3(X) = (X </w:t>
+      </w:r>
+      <w:r>
+        <w:rPr>
+          <w:rFonts w:ascii="Arial" w:eastAsia="Times New Roman" w:hAnsi="Arial" w:cs="Arial"/>
+          <w:b/>
+          <w:bCs/>
+          <w:kern w:val="0"/>
+          <w:lang w:val="en-IL" w:eastAsia="en-IL"/>
+          <w14:ligatures w14:val="none"/>
+        </w:rPr>
+        <w:t>*</w:t>
+      </w:r>
+      <w:r>
+        <w:rPr>
+          <w:rFonts w:ascii="Arial" w:eastAsia="Times New Roman" w:hAnsi="Arial" w:cs="Arial"/>
+          <w:b/>
+          <w:bCs/>
+          <w:kern w:val="0"/>
+          <w:lang w:val="en-IL" w:eastAsia="en-IL"/>
+          <w14:ligatures w14:val="none"/>
+        </w:rPr>
+        <w:t xml:space="preserve"> K_3 + (a, b))</w:t>
+      </w:r>
+      <w:r>
+        <w:rPr>
+          <w:rFonts w:ascii="Arial" w:eastAsia="Times New Roman" w:hAnsi="Arial" w:cs="Arial"/>
+          <w:b/>
+          <w:bCs/>
+          <w:kern w:val="0"/>
+          <w:lang w:val="en-IL" w:eastAsia="en-IL"/>
+          <w14:ligatures w14:val="none"/>
+        </w:rPr>
+        <w:br/>
+      </w:r>
+      <w:r>
+        <w:rPr>
+          <w:rFonts w:ascii="Arial" w:eastAsia="Times New Roman" w:hAnsi="Arial" w:cs="Arial"/>
+          <w:b/>
+          <w:bCs/>
+          <w:kern w:val="0"/>
+          <w:lang w:val="en-IL" w:eastAsia="en-IL"/>
+          <w14:ligatures w14:val="none"/>
+        </w:rPr>
+        <w:br/>
+      </w:r>
+      <w:r>
+        <w:rPr>
+          <w:rFonts w:ascii="Arial" w:eastAsia="Times New Roman" w:hAnsi="Arial" w:cs="Arial"/>
+          <w:b/>
+          <w:bCs/>
+          <w:kern w:val="0"/>
+          <w:rtl/>
+          <w:lang w:val="en-US" w:eastAsia="en-IL"/>
+          <w14:ligatures w14:val="none"/>
+        </w:rPr>
+        <w:t>חייב להתקיים שוויון בין חלקי המשוואה</w:t>
+      </w:r>
+      <w:r>
+        <w:rPr>
+          <w:rFonts w:ascii="Arial" w:eastAsia="Times New Roman" w:hAnsi="Arial" w:cs="Arial"/>
+          <w:b/>
+          <w:bCs/>
+          <w:kern w:val="0"/>
+          <w:lang w:val="en-IL" w:eastAsia="en-IL"/>
+          <w14:ligatures w14:val="none"/>
+        </w:rPr>
+        <w:t>:</w:t>
       </w:r>
     </w:p>
     <w:p>
       <w:pPr>
         <w:numPr>
           <w:ilvl w:val="0"/>
-          <w:numId w:val="5"/>
+          <w:numId w:val="8"/>
         </w:numPr>
-        <w:spacing w:after="100" w:afterAutospacing="1" w:line="240" w:lineRule="auto"/>
+        <w:bidi/>
         <w:rPr>
           <w:rFonts w:ascii="Arial" w:eastAsia="Times New Roman" w:hAnsi="Arial" w:cs="Arial"/>
-          <w:kern w:val="0"/>
-          <w:lang w:eastAsia="en-IL"/>
+          <w:b/>
+          <w:bCs/>
+          <w:kern w:val="0"/>
+          <w:lang w:val="en-IL" w:eastAsia="en-IL"/>
           <w14:ligatures w14:val="none"/>
         </w:rPr>
       </w:pPr>
       <w:r>
         <w:rPr>
           <w:rFonts w:ascii="Arial" w:eastAsia="Times New Roman" w:hAnsi="Arial" w:cs="Arial"/>
-          <w:kern w:val="0"/>
-          <w:lang w:eastAsia="en-IL"/>
-          <w14:ligatures w14:val="none"/>
-        </w:rPr>
-        <w:t>Instead of multiplying by K_1 and then by K_2, we can multiply by a single matrix K_3.</w:t>
+          <w:b/>
+          <w:bCs/>
+          <w:kern w:val="0"/>
+          <w:rtl/>
+          <w:lang w:val="en-US" w:eastAsia="en-IL"/>
+          <w14:ligatures w14:val="none"/>
+        </w:rPr>
+        <w:t>חלק המטריצה</w:t>
+      </w:r>
+      <w:r>
+        <w:rPr>
+          <w:rFonts w:ascii="Arial" w:eastAsia="Times New Roman" w:hAnsi="Arial" w:cs="Arial"/>
+          <w:b/>
+          <w:bCs/>
+          <w:kern w:val="0"/>
+          <w:lang w:val="en-IL" w:eastAsia="en-IL"/>
+          <w14:ligatures w14:val="none"/>
+        </w:rPr>
+        <w:t xml:space="preserve">: K_3 = K_1 </w:t>
+      </w:r>
+      <w:r>
+        <w:rPr>
+          <w:rFonts w:ascii="Arial" w:eastAsia="Times New Roman" w:hAnsi="Arial" w:cs="Arial"/>
+          <w:b/>
+          <w:bCs/>
+          <w:kern w:val="0"/>
+          <w:lang w:val="en-IL" w:eastAsia="en-IL"/>
+          <w14:ligatures w14:val="none"/>
+        </w:rPr>
+        <w:t xml:space="preserve">* </w:t>
+      </w:r>
+      <w:r>
+        <w:rPr>
+          <w:rFonts w:ascii="Arial" w:eastAsia="Times New Roman" w:hAnsi="Arial" w:cs="Arial"/>
+          <w:b/>
+          <w:bCs/>
+          <w:kern w:val="0"/>
+          <w:lang w:val="en-IL" w:eastAsia="en-IL"/>
+          <w14:ligatures w14:val="none"/>
+        </w:rPr>
+        <w:t>K_2</w:t>
+      </w:r>
+      <w:r>
+        <w:rPr>
+          <w:rFonts w:ascii="Arial" w:eastAsia="Times New Roman" w:hAnsi="Arial" w:cs="Arial"/>
+          <w:b/>
+          <w:bCs/>
+          <w:kern w:val="0"/>
+          <w:lang w:val="en-IL" w:eastAsia="en-IL"/>
+          <w14:ligatures w14:val="none"/>
+        </w:rPr>
+        <w:t xml:space="preserve"> </w:t>
       </w:r>
     </w:p>
     <w:p>
       <w:pPr>
         <w:numPr>
           <w:ilvl w:val="0"/>
-          <w:numId w:val="5"/>
+          <w:numId w:val="8"/>
         </w:numPr>
-        <w:spacing w:after="100" w:afterAutospacing="1" w:line="240" w:lineRule="auto"/>
+        <w:bidi/>
         <w:rPr>
           <w:rFonts w:ascii="Arial" w:eastAsia="Times New Roman" w:hAnsi="Arial" w:cs="Arial"/>
-          <w:kern w:val="0"/>
-          <w:lang w:eastAsia="en-IL"/>
+          <w:b/>
+          <w:bCs/>
+          <w:kern w:val="0"/>
+          <w:lang w:val="en-IL" w:eastAsia="en-IL"/>
           <w14:ligatures w14:val="none"/>
         </w:rPr>
       </w:pPr>
       <w:r>
         <w:rPr>
           <w:rFonts w:ascii="Arial" w:eastAsia="Times New Roman" w:hAnsi="Arial" w:cs="Arial"/>
-          <w:kern w:val="0"/>
-          <w:lang w:eastAsia="en-IL"/>
-          <w14:ligatures w14:val="none"/>
-        </w:rPr>
-        <w:lastRenderedPageBreak/>
-        <w:t xml:space="preserve">The key K_3 is the result of multiplying the two original key matrices: </w:t>
+          <w:b/>
+          <w:bCs/>
+          <w:kern w:val="0"/>
+          <w:rtl/>
+          <w:lang w:val="en-US" w:eastAsia="en-IL"/>
+          <w14:ligatures w14:val="none"/>
+        </w:rPr>
+        <w:t>חלק הפרמטרים</w:t>
       </w:r>
       <w:r>
         <w:rPr>
           <w:rFonts w:ascii="Arial" w:eastAsia="Times New Roman" w:hAnsi="Arial" w:cs="Arial"/>
-          <w:kern w:val="0"/>
-          <w:lang w:eastAsia="en-IL"/>
-          <w14:ligatures w14:val="none"/>
-        </w:rPr>
-        <w:br/>
+          <w:b/>
+          <w:bCs/>
+          <w:kern w:val="0"/>
+          <w:lang w:val="en-IL" w:eastAsia="en-IL"/>
+          <w14:ligatures w14:val="none"/>
+        </w:rPr>
+        <w:t>: (a, b</w:t>
       </w:r>
       <w:r>
         <w:rPr>
           <w:rFonts w:ascii="Arial" w:eastAsia="Times New Roman" w:hAnsi="Arial" w:cs="Arial"/>
-          <w:kern w:val="0"/>
-          <w:lang w:eastAsia="en-IL"/>
-          <w14:ligatures w14:val="none"/>
-        </w:rPr>
-        <w:t>K_3 = (K_1</w:t>
+          <w:b/>
+          <w:bCs/>
+          <w:kern w:val="0"/>
+          <w:lang w:val="en-IL" w:eastAsia="en-IL"/>
+          <w14:ligatures w14:val="none"/>
+        </w:rPr>
+        <w:t>) *</w:t>
       </w:r>
       <w:r>
         <w:rPr>
           <w:rFonts w:ascii="Arial" w:eastAsia="Times New Roman" w:hAnsi="Arial" w:cs="Arial"/>
-          <w:kern w:val="0"/>
-          <w:lang w:eastAsia="en-IL"/>
-          <w14:ligatures w14:val="none"/>
-        </w:rPr>
-        <w:t xml:space="preserve"> * </w:t>
-      </w:r>
+          <w:b/>
+          <w:bCs/>
+          <w:kern w:val="0"/>
+          <w:lang w:val="en-IL" w:eastAsia="en-IL"/>
+          <w14:ligatures w14:val="none"/>
+        </w:rPr>
+        <w:t xml:space="preserve"> K_2 + (a, b) = (</w:t>
+      </w:r>
+      <w:proofErr w:type="spellStart"/>
       <w:r>
         <w:rPr>
           <w:rFonts w:ascii="Arial" w:eastAsia="Times New Roman" w:hAnsi="Arial" w:cs="Arial"/>
-          <w:kern w:val="0"/>
-          <w:lang w:eastAsia="en-IL"/>
-          <w14:ligatures w14:val="none"/>
-        </w:rPr>
-        <w:t>K_2)mod</w:t>
-      </w:r>
+          <w:b/>
+          <w:bCs/>
+          <w:kern w:val="0"/>
+          <w:lang w:val="en-IL" w:eastAsia="en-IL"/>
+          <w14:ligatures w14:val="none"/>
+        </w:rPr>
+        <w:t>a,b</w:t>
+      </w:r>
+      <w:proofErr w:type="spellEnd"/>
       <w:r>
         <w:rPr>
           <w:rFonts w:ascii="Arial" w:eastAsia="Times New Roman" w:hAnsi="Arial" w:cs="Arial"/>
-          <w:kern w:val="0"/>
-          <w:lang w:eastAsia="en-IL"/>
-          <w14:ligatures w14:val="none"/>
-        </w:rPr>
-        <w:t xml:space="preserve"> </w:t>
+          <w:b/>
+          <w:bCs/>
+          <w:kern w:val="0"/>
+          <w:lang w:val="en-IL" w:eastAsia="en-IL"/>
+          <w14:ligatures w14:val="none"/>
+        </w:rPr>
+        <w:t xml:space="preserve">) (mod </w:t>
       </w:r>
       <w:r>
         <w:rPr>
           <w:rFonts w:ascii="Arial" w:eastAsia="Times New Roman" w:hAnsi="Arial" w:cs="Arial"/>
-          <w:kern w:val="0"/>
-          <w:lang w:eastAsia="en-IL"/>
+          <w:b/>
+          <w:bCs/>
+          <w:kern w:val="0"/>
+          <w:lang w:val="en-IL" w:eastAsia="en-IL"/>
           <w14:ligatures w14:val="none"/>
         </w:rPr>
         <w:t>26</w:t>
+      </w:r>
+      <w:r>
+        <w:rPr>
+          <w:rFonts w:ascii="Arial" w:eastAsia="Times New Roman" w:hAnsi="Arial" w:cs="Arial"/>
+          <w:b/>
+          <w:bCs/>
+          <w:kern w:val="0"/>
+          <w:lang w:val="en-IL" w:eastAsia="en-IL"/>
+          <w14:ligatures w14:val="none"/>
+        </w:rPr>
+        <w:t xml:space="preserve">) </w:t>
       </w:r>
     </w:p>
     <w:p>
       <w:pPr>
-        <w:spacing w:after="100" w:afterAutospacing="1" w:line="240" w:lineRule="auto"/>
+        <w:bidi/>
         <w:rPr>
           <w:rFonts w:ascii="Arial" w:eastAsia="Times New Roman" w:hAnsi="Arial" w:cs="Arial"/>
-          <w:kern w:val="0"/>
-          <w:lang w:eastAsia="en-IL"/>
+          <w:b/>
+          <w:bCs/>
+          <w:kern w:val="0"/>
+          <w:lang w:val="en-IL" w:eastAsia="en-IL"/>
           <w14:ligatures w14:val="none"/>
         </w:rPr>
       </w:pPr>
       <w:r>
         <w:rPr>
           <w:rFonts w:ascii="Arial" w:eastAsia="Times New Roman" w:hAnsi="Arial" w:cs="Arial"/>
-          <w:kern w:val="0"/>
-          <w:lang w:eastAsia="en-IL"/>
-          <w14:ligatures w14:val="none"/>
-        </w:rPr>
-        <w:t>In this</w:t>
+          <w:b/>
+          <w:bCs/>
+          <w:kern w:val="0"/>
+          <w:rtl/>
+          <w:lang w:val="en-US" w:eastAsia="en-IL"/>
+          <w14:ligatures w14:val="none"/>
+        </w:rPr>
+        <w:t>אם נצמצם את אגפי המשוואה השנייה, נקבל את התנאי</w:t>
       </w:r>
       <w:r>
         <w:rPr>
           <w:rFonts w:ascii="Arial" w:eastAsia="Times New Roman" w:hAnsi="Arial" w:cs="Arial"/>
-          <w:kern w:val="0"/>
-          <w:lang w:eastAsia="en-IL"/>
-          <w14:ligatures w14:val="none"/>
-        </w:rPr>
-        <w:t xml:space="preserve"> Exercise </w:t>
-      </w:r>
-      <w:r>
-        <w:rPr>
-          <w:rFonts w:ascii="Arial" w:eastAsia="Times New Roman" w:hAnsi="Arial" w:cs="Arial"/>
-          <w:kern w:val="0"/>
-          <w:lang w:eastAsia="en-IL"/>
-          <w14:ligatures w14:val="none"/>
-        </w:rPr>
-        <w:t xml:space="preserve">the keys are </w:t>
-      </w:r>
-      <w:r>
-        <w:rPr>
-          <w:rFonts w:ascii="Arial" w:eastAsia="Times New Roman" w:hAnsi="Arial" w:cs="Arial"/>
-          <w:kern w:val="0"/>
-          <w:lang w:eastAsia="en-IL"/>
-          <w14:ligatures w14:val="none"/>
-        </w:rPr>
-        <w:t>("road" and "door"):</w:t>
+          <w:b/>
+          <w:bCs/>
+          <w:kern w:val="0"/>
+          <w:lang w:val="en-IL" w:eastAsia="en-IL"/>
+          <w14:ligatures w14:val="none"/>
+        </w:rPr>
+        <w:t>:</w:t>
       </w:r>
     </w:p>
     <w:p>
       <w:pPr>
-        <w:numPr>
-          <w:ilvl w:val="0"/>
-          <w:numId w:val="6"/>
-        </w:numPr>
-        <w:spacing w:after="100" w:afterAutospacing="1" w:line="240" w:lineRule="auto"/>
+        <w:bidi/>
         <w:rPr>
           <w:rFonts w:ascii="Arial" w:eastAsia="Times New Roman" w:hAnsi="Arial" w:cs="Arial"/>
-          <w:kern w:val="0"/>
-          <w:lang w:eastAsia="en-IL"/>
+          <w:b/>
+          <w:bCs/>
+          <w:kern w:val="0"/>
+          <w:lang w:val="en-IL" w:eastAsia="en-IL"/>
           <w14:ligatures w14:val="none"/>
         </w:rPr>
       </w:pPr>
       <w:r>
         <w:rPr>
           <w:rFonts w:ascii="Arial" w:eastAsia="Times New Roman" w:hAnsi="Arial" w:cs="Arial"/>
-          <w:kern w:val="0"/>
-          <w:lang w:eastAsia="en-IL"/>
-          <w14:ligatures w14:val="none"/>
-        </w:rPr>
-        <w:t xml:space="preserve">K_1 = </w:t>
+          <w:b/>
+          <w:bCs/>
+          <w:kern w:val="0"/>
+          <w:lang w:val="en-IL" w:eastAsia="en-IL"/>
+          <w14:ligatures w14:val="none"/>
+        </w:rPr>
+        <w:t xml:space="preserve"> </w:t>
       </w:r>
       <w:r>
         <w:rPr>
           <w:rFonts w:ascii="Arial" w:eastAsia="Times New Roman" w:hAnsi="Arial" w:cs="Arial"/>
-          <w:kern w:val="0"/>
-          <w:lang w:eastAsia="en-IL"/>
-          <w14:ligatures w14:val="none"/>
-        </w:rPr>
-        <w:t>(</w:t>
+          <w:b/>
+          <w:bCs/>
+          <w:kern w:val="0"/>
+          <w:lang w:val="en-IL" w:eastAsia="en-IL"/>
+          <w14:ligatures w14:val="none"/>
+        </w:rPr>
+        <w:t>(a, b)</w:t>
       </w:r>
       <w:r>
         <w:rPr>
           <w:rFonts w:ascii="Arial" w:eastAsia="Times New Roman" w:hAnsi="Arial" w:cs="Arial"/>
-          <w:kern w:val="0"/>
-          <w:lang w:eastAsia="en-IL"/>
-          <w14:ligatures w14:val="none"/>
-        </w:rPr>
-        <w:t>17</w:t>
+          <w:b/>
+          <w:bCs/>
+          <w:kern w:val="0"/>
+          <w:lang w:val="en-IL" w:eastAsia="en-IL"/>
+          <w14:ligatures w14:val="none"/>
+        </w:rPr>
+        <w:t xml:space="preserve">* </w:t>
       </w:r>
       <w:r>
         <w:rPr>
           <w:rFonts w:ascii="Arial" w:eastAsia="Times New Roman" w:hAnsi="Arial" w:cs="Arial"/>
-          <w:kern w:val="0"/>
-          <w:lang w:eastAsia="en-IL"/>
-          <w14:ligatures w14:val="none"/>
-        </w:rPr>
-        <w:t>,</w:t>
+          <w:b/>
+          <w:bCs/>
+          <w:kern w:val="0"/>
+          <w:lang w:val="en-IL" w:eastAsia="en-IL"/>
+          <w14:ligatures w14:val="none"/>
+        </w:rPr>
+        <w:t xml:space="preserve">K_2 = (0, 0) </w:t>
       </w:r>
       <w:r>
         <w:rPr>
           <w:rFonts w:ascii="Arial" w:eastAsia="Times New Roman" w:hAnsi="Arial" w:cs="Arial"/>
-          <w:kern w:val="0"/>
-          <w:lang w:eastAsia="en-IL"/>
-          <w14:ligatures w14:val="none"/>
-        </w:rPr>
-        <w:t xml:space="preserve"> 14</w:t>
+          <w:b/>
+          <w:bCs/>
+          <w:kern w:val="0"/>
+          <w:lang w:val="en-IL" w:eastAsia="en-IL"/>
+          <w14:ligatures w14:val="none"/>
+        </w:rPr>
+        <w:t xml:space="preserve">(mod </w:t>
       </w:r>
       <w:r>
         <w:rPr>
           <w:rFonts w:ascii="Arial" w:eastAsia="Times New Roman" w:hAnsi="Arial" w:cs="Arial"/>
-          <w:kern w:val="0"/>
-          <w:lang w:eastAsia="en-IL"/>
-          <w14:ligatures w14:val="none"/>
-        </w:rPr>
-        <w:t>,</w:t>
+          <w:b/>
+          <w:bCs/>
+          <w:kern w:val="0"/>
+          <w:lang w:val="en-IL" w:eastAsia="en-IL"/>
+          <w14:ligatures w14:val="none"/>
+        </w:rPr>
+        <w:t>26</w:t>
       </w:r>
       <w:r>
         <w:rPr>
           <w:rFonts w:ascii="Arial" w:eastAsia="Times New Roman" w:hAnsi="Arial" w:cs="Arial"/>
-          <w:kern w:val="0"/>
-          <w:lang w:eastAsia="en-IL"/>
-          <w14:ligatures w14:val="none"/>
-        </w:rPr>
-        <w:t xml:space="preserve"> 0</w:t>
-      </w:r>
-      <w:r>
-        <w:rPr>
-          <w:rFonts w:ascii="Arial" w:eastAsia="Times New Roman" w:hAnsi="Arial" w:cs="Arial"/>
-          <w:kern w:val="0"/>
-          <w:lang w:eastAsia="en-IL"/>
-          <w14:ligatures w14:val="none"/>
-        </w:rPr>
-        <w:t>,</w:t>
-      </w:r>
-      <w:r>
-        <w:rPr>
-          <w:rFonts w:ascii="Arial" w:eastAsia="Times New Roman" w:hAnsi="Arial" w:cs="Arial"/>
-          <w:kern w:val="0"/>
-          <w:lang w:eastAsia="en-IL"/>
-          <w14:ligatures w14:val="none"/>
-        </w:rPr>
-        <w:t xml:space="preserve"> </w:t>
-      </w:r>
-      <w:r>
-        <w:rPr>
-          <w:rFonts w:ascii="Arial" w:eastAsia="Times New Roman" w:hAnsi="Arial" w:cs="Arial"/>
-          <w:kern w:val="0"/>
-          <w:lang w:eastAsia="en-IL"/>
-          <w14:ligatures w14:val="none"/>
-        </w:rPr>
-        <w:t>3)</w:t>
-      </w:r>
-      <w:r>
-        <w:rPr>
-          <w:rFonts w:ascii="Arial" w:eastAsia="Times New Roman" w:hAnsi="Arial" w:cs="Arial"/>
-          <w:kern w:val="0"/>
-          <w:lang w:eastAsia="en-IL"/>
-          <w14:ligatures w14:val="none"/>
-        </w:rPr>
-        <w:t xml:space="preserve"> </w:t>
+          <w:b/>
+          <w:bCs/>
+          <w:kern w:val="0"/>
+          <w:lang w:val="en-IL" w:eastAsia="en-IL"/>
+          <w14:ligatures w14:val="none"/>
+        </w:rPr>
+        <w:t>)</w:t>
       </w:r>
     </w:p>
     <w:p>
       <w:pPr>
-        <w:numPr>
-          <w:ilvl w:val="0"/>
-          <w:numId w:val="6"/>
-        </w:numPr>
-        <w:spacing w:after="100" w:afterAutospacing="1" w:line="240" w:lineRule="auto"/>
+        <w:bidi/>
         <w:rPr>
           <w:rFonts w:ascii="Arial" w:eastAsia="Times New Roman" w:hAnsi="Arial" w:cs="Arial"/>
-          <w:kern w:val="0"/>
-          <w:lang w:eastAsia="en-IL"/>
+          <w:b/>
+          <w:bCs/>
+          <w:kern w:val="0"/>
+          <w:lang w:val="en-US" w:eastAsia="en-IL"/>
           <w14:ligatures w14:val="none"/>
         </w:rPr>
       </w:pPr>
       <w:r>
         <w:rPr>
           <w:rFonts w:ascii="Arial" w:eastAsia="Times New Roman" w:hAnsi="Arial" w:cs="Arial"/>
-          <w:kern w:val="0"/>
-          <w:lang w:eastAsia="en-IL"/>
-          <w14:ligatures w14:val="none"/>
-        </w:rPr>
-        <w:t xml:space="preserve">K_2 = </w:t>
+          <w:b/>
+          <w:bCs/>
+          <w:kern w:val="0"/>
+          <w:rtl/>
+          <w:lang w:val="en-US" w:eastAsia="en-IL"/>
+          <w14:ligatures w14:val="none"/>
+        </w:rPr>
+        <w:t xml:space="preserve">תנאי זה מתקיים תמיד רק אם </w:t>
       </w:r>
       <w:r>
         <w:rPr>
           <w:rFonts w:ascii="Arial" w:eastAsia="Times New Roman" w:hAnsi="Arial" w:cs="Arial"/>
-          <w:kern w:val="0"/>
-          <w:lang w:eastAsia="en-IL"/>
-          <w14:ligatures w14:val="none"/>
-        </w:rPr>
-        <w:t>(3, 14, 14, 17)</w:t>
+          <w:b/>
+          <w:bCs/>
+          <w:kern w:val="0"/>
+          <w:lang w:val="en-US" w:eastAsia="en-IL"/>
+          <w14:ligatures w14:val="none"/>
+        </w:rPr>
+        <w:t xml:space="preserve"> </w:t>
       </w:r>
       <w:r>
         <w:rPr>
           <w:rFonts w:ascii="Arial" w:eastAsia="Times New Roman" w:hAnsi="Arial" w:cs="Arial"/>
-          <w:kern w:val="0"/>
-          <w:lang w:eastAsia="en-IL"/>
+          <w:b/>
+          <w:bCs/>
+          <w:kern w:val="0"/>
+          <w:lang w:val="en-IL" w:eastAsia="en-IL"/>
+          <w14:ligatures w14:val="none"/>
+        </w:rPr>
+        <w:t xml:space="preserve"> </w:t>
+      </w:r>
+      <w:r>
+        <w:rPr>
+          <w:rFonts w:ascii="Arial" w:eastAsia="Times New Roman" w:hAnsi="Arial" w:cs="Arial"/>
+          <w:b/>
+          <w:bCs/>
+          <w:kern w:val="0"/>
+          <w:lang w:val="en-IL" w:eastAsia="en-IL"/>
+          <w14:ligatures w14:val="none"/>
+        </w:rPr>
+        <w:t xml:space="preserve">(a, b) = (0, 0) </w:t>
+      </w:r>
+      <w:r>
+        <w:rPr>
+          <w:rFonts w:ascii="Arial" w:eastAsia="Times New Roman" w:hAnsi="Arial" w:cs="Arial"/>
+          <w:b/>
+          <w:bCs/>
+          <w:kern w:val="0"/>
+          <w:rtl/>
+          <w:lang w:val="en-US" w:eastAsia="en-IL"/>
+          <w14:ligatures w14:val="none"/>
+        </w:rPr>
+        <w:t xml:space="preserve">מכיוון </w:t>
+      </w:r>
+      <w:r>
+        <w:rPr>
+          <w:rFonts w:ascii="Arial" w:eastAsia="Times New Roman" w:hAnsi="Arial" w:cs="Arial" w:hint="cs"/>
+          <w:b/>
+          <w:bCs/>
+          <w:kern w:val="0"/>
+          <w:rtl/>
+          <w:lang w:val="en-US" w:eastAsia="en-IL"/>
+          <w14:ligatures w14:val="none"/>
+        </w:rPr>
+        <w:t xml:space="preserve">שהפרמטרים </w:t>
+      </w:r>
+      <w:r>
+        <w:rPr>
+          <w:rFonts w:ascii="Arial" w:eastAsia="Times New Roman" w:hAnsi="Arial" w:cs="Arial"/>
+          <w:b/>
+          <w:bCs/>
+          <w:kern w:val="0"/>
+          <w:lang w:val="en-US" w:eastAsia="en-IL"/>
+          <w14:ligatures w14:val="none"/>
+        </w:rPr>
+        <w:t>(</w:t>
+      </w:r>
+      <w:proofErr w:type="spellStart"/>
+      <w:r>
+        <w:rPr>
+          <w:rFonts w:ascii="Arial" w:eastAsia="Times New Roman" w:hAnsi="Arial" w:cs="Arial"/>
+          <w:b/>
+          <w:bCs/>
+          <w:kern w:val="0"/>
+          <w:lang w:val="en-US" w:eastAsia="en-IL"/>
+          <w14:ligatures w14:val="none"/>
+        </w:rPr>
+        <w:t>a,b</w:t>
+      </w:r>
+      <w:proofErr w:type="spellEnd"/>
+      <w:r>
+        <w:rPr>
+          <w:rFonts w:ascii="Arial" w:eastAsia="Times New Roman" w:hAnsi="Arial" w:cs="Arial"/>
+          <w:b/>
+          <w:bCs/>
+          <w:kern w:val="0"/>
+          <w:lang w:val="en-US" w:eastAsia="en-IL"/>
+          <w14:ligatures w14:val="none"/>
+        </w:rPr>
+        <w:t>)</w:t>
+      </w:r>
+      <w:r>
+        <w:rPr>
+          <w:rFonts w:ascii="Arial" w:eastAsia="Times New Roman" w:hAnsi="Arial" w:cs="Arial" w:hint="cs"/>
+          <w:b/>
+          <w:bCs/>
+          <w:kern w:val="0"/>
+          <w:rtl/>
+          <w:lang w:val="en-US" w:eastAsia="en-IL"/>
+          <w14:ligatures w14:val="none"/>
+        </w:rPr>
+        <w:t xml:space="preserve"> לא תמיד</w:t>
+      </w:r>
+      <w:r>
+        <w:rPr>
+          <w:rFonts w:ascii="Arial" w:eastAsia="Times New Roman" w:hAnsi="Arial" w:cs="Arial"/>
+          <w:b/>
+          <w:bCs/>
+          <w:kern w:val="0"/>
+          <w:lang w:val="en-IL" w:eastAsia="en-IL"/>
+          <w14:ligatures w14:val="none"/>
+        </w:rPr>
+        <w:t xml:space="preserve"> </w:t>
+      </w:r>
+      <w:r>
+        <w:rPr>
+          <w:rFonts w:ascii="Arial" w:eastAsia="Times New Roman" w:hAnsi="Arial" w:cs="Arial" w:hint="cs"/>
+          <w:b/>
+          <w:bCs/>
+          <w:kern w:val="0"/>
+          <w:rtl/>
+          <w:lang w:val="en-US" w:eastAsia="en-IL"/>
+          <w14:ligatures w14:val="none"/>
+        </w:rPr>
+        <w:t xml:space="preserve"> שווים 0,0, </w:t>
+      </w:r>
+      <w:r>
+        <w:rPr>
+          <w:rFonts w:ascii="Arial" w:eastAsia="Times New Roman" w:hAnsi="Arial" w:cs="Arial"/>
+          <w:b/>
+          <w:bCs/>
+          <w:kern w:val="0"/>
+          <w:rtl/>
+          <w:lang w:val="en-US" w:eastAsia="en-IL"/>
+          <w14:ligatures w14:val="none"/>
+        </w:rPr>
+        <w:br/>
+      </w:r>
+      <w:r>
+        <w:rPr>
+          <w:rFonts w:ascii="Arial" w:eastAsia="Times New Roman" w:hAnsi="Arial" w:cs="Arial" w:hint="cs"/>
+          <w:b/>
+          <w:bCs/>
+          <w:kern w:val="0"/>
+          <w:rtl/>
+          <w:lang w:val="en-US" w:eastAsia="en-IL"/>
+          <w14:ligatures w14:val="none"/>
+        </w:rPr>
+        <w:t xml:space="preserve">עבור </w:t>
+      </w:r>
+      <w:r>
+        <w:rPr>
+          <w:rFonts w:ascii="Arial" w:eastAsia="Times New Roman" w:hAnsi="Arial" w:cs="Arial"/>
+          <w:b/>
+          <w:bCs/>
+          <w:kern w:val="0"/>
+          <w:lang w:val="en-IL" w:eastAsia="en-IL"/>
+          <w14:ligatures w14:val="none"/>
+        </w:rPr>
+        <w:t>(a, b)</w:t>
+      </w:r>
+      <w:r>
+        <w:rPr>
+          <w:rFonts w:ascii="Arial" w:eastAsia="Times New Roman" w:hAnsi="Arial" w:cs="Arial" w:hint="cs"/>
+          <w:b/>
+          <w:bCs/>
+          <w:kern w:val="0"/>
+          <w:rtl/>
+          <w:lang w:val="en-IL" w:eastAsia="en-IL"/>
+          <w14:ligatures w14:val="none"/>
+        </w:rPr>
+        <w:t xml:space="preserve"> שונים מ </w:t>
+      </w:r>
+      <w:r>
+        <w:rPr>
+          <w:rFonts w:ascii="Arial" w:eastAsia="Times New Roman" w:hAnsi="Arial" w:cs="Arial"/>
+          <w:b/>
+          <w:bCs/>
+          <w:kern w:val="0"/>
+          <w:lang w:val="en-IL" w:eastAsia="en-IL"/>
+          <w14:ligatures w14:val="none"/>
+        </w:rPr>
+        <w:t>(0, 0)</w:t>
+      </w:r>
+      <w:r>
+        <w:rPr>
+          <w:rFonts w:ascii="Arial" w:eastAsia="Times New Roman" w:hAnsi="Arial" w:cs="Arial" w:hint="cs"/>
+          <w:b/>
+          <w:bCs/>
+          <w:kern w:val="0"/>
+          <w:rtl/>
+          <w:lang w:val="en-IL" w:eastAsia="en-IL"/>
+          <w14:ligatures w14:val="none"/>
+        </w:rPr>
+        <w:t xml:space="preserve">   המשוואה לא פתירה ולכן לא קיים </w:t>
+      </w:r>
+      <w:r>
+        <w:rPr>
+          <w:rFonts w:ascii="Arial" w:eastAsia="Times New Roman" w:hAnsi="Arial" w:cs="Arial"/>
+          <w:b/>
+          <w:bCs/>
+          <w:kern w:val="0"/>
+          <w:lang w:val="en-IL" w:eastAsia="en-IL"/>
+          <w14:ligatures w14:val="none"/>
+        </w:rPr>
+        <w:t>K</w:t>
+      </w:r>
+      <w:r>
+        <w:rPr>
+          <w:rFonts w:ascii="Arial" w:eastAsia="Times New Roman" w:hAnsi="Arial" w:cs="Arial" w:hint="cs"/>
+          <w:b/>
+          <w:bCs/>
+          <w:kern w:val="0"/>
+          <w:rtl/>
+          <w:lang w:val="en-IL" w:eastAsia="en-IL"/>
+          <w14:ligatures w14:val="none"/>
+        </w:rPr>
+        <w:t xml:space="preserve">3 שמקיים את התנאים. </w:t>
+      </w:r>
+      <w:r>
+        <w:rPr>
+          <w:rFonts w:ascii="Arial" w:eastAsia="Times New Roman" w:hAnsi="Arial" w:cs="Arial"/>
+          <w:b/>
+          <w:bCs/>
+          <w:kern w:val="0"/>
+          <w:rtl/>
+          <w:lang w:val="en-IL" w:eastAsia="en-IL"/>
+          <w14:ligatures w14:val="none"/>
+        </w:rPr>
+        <w:br/>
+      </w:r>
+      <w:r>
+        <w:rPr>
+          <w:rFonts w:ascii="Arial" w:eastAsia="Times New Roman" w:hAnsi="Arial" w:cs="Arial"/>
+          <w:b/>
+          <w:bCs/>
+          <w:kern w:val="0"/>
+          <w:rtl/>
+          <w:lang w:val="en-IL" w:eastAsia="en-IL"/>
+          <w14:ligatures w14:val="none"/>
+        </w:rPr>
+        <w:br/>
+      </w:r>
+      <w:r>
+        <w:rPr>
+          <w:rFonts w:ascii="Arial" w:eastAsia="Times New Roman" w:hAnsi="Arial" w:cs="Arial"/>
+          <w:b/>
+          <w:bCs/>
+          <w:kern w:val="0"/>
+          <w:rtl/>
+          <w:lang w:val="en-IL" w:eastAsia="en-IL"/>
+          <w14:ligatures w14:val="none"/>
+        </w:rPr>
+        <w:t xml:space="preserve">בתרגיל 1 הפרמטרים הם </w:t>
+      </w:r>
+      <w:r>
+        <w:rPr>
+          <w:rFonts w:ascii="Arial" w:eastAsia="Times New Roman" w:hAnsi="Arial" w:cs="Arial" w:hint="cs"/>
+          <w:b/>
+          <w:bCs/>
+          <w:kern w:val="0"/>
+          <w:rtl/>
+          <w:lang w:val="en-IL" w:eastAsia="en-IL"/>
+          <w14:ligatures w14:val="none"/>
+        </w:rPr>
+        <w:t xml:space="preserve"> </w:t>
+      </w:r>
+      <w:r>
+        <w:rPr>
+          <w:rFonts w:ascii="Arial" w:eastAsia="Times New Roman" w:hAnsi="Arial" w:cs="Arial"/>
+          <w:b/>
+          <w:bCs/>
+          <w:kern w:val="0"/>
+          <w:lang w:val="en-US" w:eastAsia="en-IL"/>
+          <w14:ligatures w14:val="none"/>
+        </w:rPr>
+        <w:t xml:space="preserve"> </w:t>
+      </w:r>
+      <w:r>
+        <w:rPr>
+          <w:rFonts w:ascii="Arial" w:eastAsia="Times New Roman" w:hAnsi="Arial" w:cs="Arial"/>
+          <w:b/>
+          <w:bCs/>
+          <w:kern w:val="0"/>
+          <w:lang w:val="en-IL" w:eastAsia="en-IL"/>
+          <w14:ligatures w14:val="none"/>
+        </w:rPr>
+        <w:t xml:space="preserve">(24, 12) </w:t>
+      </w:r>
+      <w:r>
+        <w:rPr>
+          <w:rFonts w:ascii="Arial" w:eastAsia="Times New Roman" w:hAnsi="Arial" w:cs="Arial"/>
+          <w:b/>
+          <w:bCs/>
+          <w:kern w:val="0"/>
+          <w:rtl/>
+          <w:lang w:val="en-IL" w:eastAsia="en-IL"/>
+          <w14:ligatures w14:val="none"/>
+        </w:rPr>
+        <w:t xml:space="preserve">והמטריצה </w:t>
+      </w:r>
+      <w:r>
+        <w:rPr>
+          <w:rFonts w:ascii="Arial" w:eastAsia="Times New Roman" w:hAnsi="Arial" w:cs="Arial"/>
+          <w:b/>
+          <w:bCs/>
+          <w:kern w:val="0"/>
+          <w:lang w:val="en-US" w:eastAsia="en-IL"/>
+          <w14:ligatures w14:val="none"/>
+        </w:rPr>
+        <w:t>K2</w:t>
+      </w:r>
+      <w:r>
+        <w:rPr>
+          <w:rFonts w:ascii="Arial" w:eastAsia="Times New Roman" w:hAnsi="Arial" w:cs="Arial" w:hint="cs"/>
+          <w:b/>
+          <w:bCs/>
+          <w:kern w:val="0"/>
+          <w:rtl/>
+          <w:lang w:val="en-US" w:eastAsia="en-IL"/>
+          <w14:ligatures w14:val="none"/>
+        </w:rPr>
+        <w:t xml:space="preserve"> </w:t>
+      </w:r>
+      <w:r>
+        <w:rPr>
+          <w:rFonts w:ascii="Arial" w:eastAsia="Times New Roman" w:hAnsi="Arial" w:cs="Arial"/>
+          <w:b/>
+          <w:bCs/>
+          <w:kern w:val="0"/>
+          <w:lang w:val="en-IL" w:eastAsia="en-IL"/>
+          <w14:ligatures w14:val="none"/>
+        </w:rPr>
+        <w:t xml:space="preserve"> </w:t>
+      </w:r>
+      <w:r>
+        <w:rPr>
+          <w:rFonts w:ascii="Arial" w:eastAsia="Times New Roman" w:hAnsi="Arial" w:cs="Arial"/>
+          <w:b/>
+          <w:bCs/>
+          <w:kern w:val="0"/>
+          <w:rtl/>
+          <w:lang w:val="en-IL" w:eastAsia="en-IL"/>
+          <w14:ligatures w14:val="none"/>
+        </w:rPr>
+        <w:t>היא</w:t>
+      </w:r>
+      <w:r>
+        <w:rPr>
+          <w:rFonts w:ascii="Arial" w:eastAsia="Times New Roman" w:hAnsi="Arial" w:cs="Arial"/>
+          <w:b/>
+          <w:bCs/>
+          <w:kern w:val="0"/>
+          <w:lang w:val="en-IL" w:eastAsia="en-IL"/>
+          <w14:ligatures w14:val="none"/>
+        </w:rPr>
+        <w:t xml:space="preserve"> "door"</w:t>
+      </w:r>
+      <w:r>
+        <w:rPr>
+          <w:rFonts w:ascii="Arial" w:eastAsia="Times New Roman" w:hAnsi="Arial" w:cs="Arial"/>
+          <w:b/>
+          <w:bCs/>
+          <w:kern w:val="0"/>
+          <w:lang w:val="en-US" w:eastAsia="en-IL"/>
           <w14:ligatures w14:val="none"/>
         </w:rPr>
         <w:t xml:space="preserve"> </w:t>
@@ -14242,15 +17646,13 @@
     </w:p>
     <w:p>
       <w:pPr>
-        <w:numPr>
-          <w:ilvl w:val="0"/>
-          <w:numId w:val="7"/>
-        </w:numPr>
-        <w:spacing w:after="100" w:afterAutospacing="1" w:line="240" w:lineRule="auto"/>
+        <w:bidi/>
         <w:rPr>
           <w:rFonts w:ascii="Arial" w:eastAsia="Times New Roman" w:hAnsi="Arial" w:cs="Arial"/>
-          <w:kern w:val="0"/>
-          <w:lang w:eastAsia="en-IL"/>
+          <w:b/>
+          <w:bCs/>
+          <w:kern w:val="0"/>
+          <w:lang w:val="en-IL" w:eastAsia="en-IL"/>
           <w14:ligatures w14:val="none"/>
         </w:rPr>
       </w:pPr>
@@ -14260,506 +17662,389 @@
           <w:b/>
           <w:bCs/>
           <w:kern w:val="0"/>
-          <w:lang w:eastAsia="en-IL"/>
-          <w14:ligatures w14:val="none"/>
-        </w:rPr>
-        <w:t>Top-Left:</w:t>
+          <w:lang w:val="en-IL" w:eastAsia="en-IL"/>
+          <w14:ligatures w14:val="none"/>
+        </w:rPr>
+        <w:t xml:space="preserve"> </w:t>
       </w:r>
       <w:r>
         <w:rPr>
           <w:rFonts w:ascii="Arial" w:eastAsia="Times New Roman" w:hAnsi="Arial" w:cs="Arial"/>
-          <w:kern w:val="0"/>
-          <w:lang w:eastAsia="en-IL"/>
-          <w14:ligatures w14:val="none"/>
-        </w:rPr>
-        <w:t xml:space="preserve"> $(17 </w:t>
+          <w:b/>
+          <w:bCs/>
+          <w:kern w:val="0"/>
+          <w:lang w:val="en-IL" w:eastAsia="en-IL"/>
+          <w14:ligatures w14:val="none"/>
+        </w:rPr>
+        <w:t>(24, 12</w:t>
       </w:r>
       <w:r>
         <w:rPr>
           <w:rFonts w:ascii="Arial" w:eastAsia="Times New Roman" w:hAnsi="Arial" w:cs="Arial"/>
-          <w:kern w:val="0"/>
-          <w:lang w:eastAsia="en-IL"/>
-          <w14:ligatures w14:val="none"/>
-        </w:rPr>
-        <w:t xml:space="preserve"> *</w:t>
+          <w:b/>
+          <w:bCs/>
+          <w:kern w:val="0"/>
+          <w:lang w:val="en-IL" w:eastAsia="en-IL"/>
+          <w14:ligatures w14:val="none"/>
+        </w:rPr>
+        <w:t>) *</w:t>
       </w:r>
       <w:r>
         <w:rPr>
           <w:rFonts w:ascii="Arial" w:eastAsia="Times New Roman" w:hAnsi="Arial" w:cs="Arial"/>
-          <w:kern w:val="0"/>
-          <w:lang w:eastAsia="en-IL"/>
-          <w14:ligatures w14:val="none"/>
-        </w:rPr>
-        <w:t xml:space="preserve">3 + 14 </w:t>
+          <w:b/>
+          <w:bCs/>
+          <w:kern w:val="0"/>
+          <w:lang w:val="en-IL" w:eastAsia="en-IL"/>
+          <w14:ligatures w14:val="none"/>
+        </w:rPr>
+        <w:t xml:space="preserve"> </w:t>
       </w:r>
       <w:r>
         <w:rPr>
           <w:rFonts w:ascii="Arial" w:eastAsia="Times New Roman" w:hAnsi="Arial" w:cs="Arial"/>
-          <w:kern w:val="0"/>
-          <w:lang w:eastAsia="en-IL"/>
-          <w14:ligatures w14:val="none"/>
-        </w:rPr>
-        <w:t>*</w:t>
+          <w:b/>
+          <w:bCs/>
+          <w:kern w:val="0"/>
+          <w:lang w:val="en-IL" w:eastAsia="en-IL"/>
+          <w14:ligatures w14:val="none"/>
+        </w:rPr>
+        <w:t>(</w:t>
       </w:r>
       <w:r>
         <w:rPr>
           <w:rFonts w:ascii="Arial" w:eastAsia="Times New Roman" w:hAnsi="Arial" w:cs="Arial"/>
-          <w:kern w:val="0"/>
-          <w:lang w:eastAsia="en-IL"/>
-          <w14:ligatures w14:val="none"/>
-        </w:rPr>
-        <w:t xml:space="preserve"> 14) = 247 </w:t>
+          <w:b/>
+          <w:bCs/>
+          <w:kern w:val="0"/>
+          <w:lang w:val="en-IL" w:eastAsia="en-IL"/>
+          <w14:ligatures w14:val="none"/>
+        </w:rPr>
+        <w:t xml:space="preserve">3 </w:t>
       </w:r>
       <w:r>
         <w:rPr>
           <w:rFonts w:ascii="Arial" w:eastAsia="Times New Roman" w:hAnsi="Arial" w:cs="Arial"/>
-          <w:kern w:val="0"/>
-          <w:lang w:eastAsia="en-IL"/>
-          <w14:ligatures w14:val="none"/>
-        </w:rPr>
-        <w:t>mod 26 = 13</w:t>
+          <w:b/>
+          <w:bCs/>
+          <w:kern w:val="0"/>
+          <w:lang w:val="en-IL" w:eastAsia="en-IL"/>
+          <w14:ligatures w14:val="none"/>
+        </w:rPr>
+        <w:t>,</w:t>
+      </w:r>
+      <w:r>
+        <w:rPr>
+          <w:rFonts w:ascii="Arial" w:eastAsia="Times New Roman" w:hAnsi="Arial" w:cs="Arial"/>
+          <w:b/>
+          <w:bCs/>
+          <w:kern w:val="0"/>
+          <w:lang w:val="en-IL" w:eastAsia="en-IL"/>
+          <w14:ligatures w14:val="none"/>
+        </w:rPr>
+        <w:t xml:space="preserve"> 14 </w:t>
+      </w:r>
+      <w:r>
+        <w:rPr>
+          <w:rFonts w:ascii="Arial" w:eastAsia="Times New Roman" w:hAnsi="Arial" w:cs="Arial"/>
+          <w:b/>
+          <w:bCs/>
+          <w:kern w:val="0"/>
+          <w:lang w:val="en-IL" w:eastAsia="en-IL"/>
+          <w14:ligatures w14:val="none"/>
+        </w:rPr>
+        <w:t xml:space="preserve">, </w:t>
+      </w:r>
+      <w:r>
+        <w:rPr>
+          <w:rFonts w:ascii="Arial" w:eastAsia="Times New Roman" w:hAnsi="Arial" w:cs="Arial"/>
+          <w:b/>
+          <w:bCs/>
+          <w:kern w:val="0"/>
+          <w:lang w:val="en-IL" w:eastAsia="en-IL"/>
+          <w14:ligatures w14:val="none"/>
+        </w:rPr>
+        <w:t xml:space="preserve">14 </w:t>
+      </w:r>
+      <w:r>
+        <w:rPr>
+          <w:rFonts w:ascii="Arial" w:eastAsia="Times New Roman" w:hAnsi="Arial" w:cs="Arial"/>
+          <w:b/>
+          <w:bCs/>
+          <w:kern w:val="0"/>
+          <w:lang w:val="en-IL" w:eastAsia="en-IL"/>
+          <w14:ligatures w14:val="none"/>
+        </w:rPr>
+        <w:t>,</w:t>
+      </w:r>
+      <w:r>
+        <w:rPr>
+          <w:rFonts w:ascii="Arial" w:eastAsia="Times New Roman" w:hAnsi="Arial" w:cs="Arial"/>
+          <w:b/>
+          <w:bCs/>
+          <w:kern w:val="0"/>
+          <w:lang w:val="en-IL" w:eastAsia="en-IL"/>
+          <w14:ligatures w14:val="none"/>
+        </w:rPr>
+        <w:t xml:space="preserve"> 17 </w:t>
+      </w:r>
+      <w:r>
+        <w:rPr>
+          <w:rFonts w:ascii="Arial" w:eastAsia="Times New Roman" w:hAnsi="Arial" w:cs="Arial"/>
+          <w:b/>
+          <w:bCs/>
+          <w:kern w:val="0"/>
+          <w:lang w:val="en-IL" w:eastAsia="en-IL"/>
+          <w14:ligatures w14:val="none"/>
+        </w:rPr>
+        <w:t>)</w:t>
+      </w:r>
+      <w:r>
+        <w:rPr>
+          <w:rFonts w:ascii="Arial" w:eastAsia="Times New Roman" w:hAnsi="Arial" w:cs="Arial"/>
+          <w:b/>
+          <w:bCs/>
+          <w:kern w:val="0"/>
+          <w:lang w:val="en-IL" w:eastAsia="en-IL"/>
+          <w14:ligatures w14:val="none"/>
+        </w:rPr>
+        <w:t>= (6, 20</w:t>
+      </w:r>
+      <w:r>
+        <w:rPr>
+          <w:rFonts w:ascii="Arial" w:eastAsia="Times New Roman" w:hAnsi="Arial" w:cs="Arial"/>
+          <w:b/>
+          <w:bCs/>
+          <w:kern w:val="0"/>
+          <w:lang w:val="en-IL" w:eastAsia="en-IL"/>
+          <w14:ligatures w14:val="none"/>
+        </w:rPr>
+        <w:t>) (mod 26)</w:t>
       </w:r>
     </w:p>
     <w:p>
       <w:pPr>
-        <w:numPr>
-          <w:ilvl w:val="0"/>
-          <w:numId w:val="7"/>
-        </w:numPr>
-        <w:spacing w:after="100" w:afterAutospacing="1" w:line="240" w:lineRule="auto"/>
+        <w:bidi/>
+        <w:rPr>
+          <w:rFonts w:ascii="Arial" w:eastAsia="Times New Roman" w:hAnsi="Arial" w:cs="Arial" w:hint="cs"/>
+          <w:b/>
+          <w:bCs/>
+          <w:kern w:val="0"/>
+          <w:rtl/>
+          <w:lang w:val="en-US" w:eastAsia="en-IL"/>
+          <w14:ligatures w14:val="none"/>
+        </w:rPr>
+      </w:pPr>
+      <w:r>
         <w:rPr>
           <w:rFonts w:ascii="Arial" w:eastAsia="Times New Roman" w:hAnsi="Arial" w:cs="Arial"/>
-          <w:kern w:val="0"/>
-          <w:lang w:eastAsia="en-IL"/>
-          <w14:ligatures w14:val="none"/>
-        </w:rPr>
-      </w:pPr>
+          <w:b/>
+          <w:bCs/>
+          <w:kern w:val="0"/>
+          <w:rtl/>
+          <w:lang w:val="en-IL" w:eastAsia="en-IL"/>
+          <w14:ligatures w14:val="none"/>
+        </w:rPr>
+        <w:t>מכיוון ש</w:t>
+      </w:r>
+      <w:r>
+        <w:rPr>
+          <w:rFonts w:ascii="Arial" w:eastAsia="Times New Roman" w:hAnsi="Arial" w:cs="Arial" w:hint="cs"/>
+          <w:b/>
+          <w:bCs/>
+          <w:kern w:val="0"/>
+          <w:rtl/>
+          <w:lang w:val="en-IL" w:eastAsia="en-IL"/>
+          <w14:ligatures w14:val="none"/>
+        </w:rPr>
+        <w:t xml:space="preserve">(6,20) שונה מ (0,0) </w:t>
+      </w:r>
       <w:r>
         <w:rPr>
           <w:rFonts w:ascii="Arial" w:eastAsia="Times New Roman" w:hAnsi="Arial" w:cs="Arial"/>
           <w:b/>
           <w:bCs/>
           <w:kern w:val="0"/>
-          <w:lang w:eastAsia="en-IL"/>
-          <w14:ligatures w14:val="none"/>
-        </w:rPr>
-        <w:t>Top-Right:</w:t>
+          <w:lang w:val="en-IL" w:eastAsia="en-IL"/>
+          <w14:ligatures w14:val="none"/>
+        </w:rPr>
+        <w:t xml:space="preserve"> </w:t>
       </w:r>
       <w:r>
         <w:rPr>
           <w:rFonts w:ascii="Arial" w:eastAsia="Times New Roman" w:hAnsi="Arial" w:cs="Arial"/>
-          <w:kern w:val="0"/>
-          <w:lang w:eastAsia="en-IL"/>
-          <w14:ligatures w14:val="none"/>
-        </w:rPr>
-        <w:t xml:space="preserve"> $(17</w:t>
+          <w:b/>
+          <w:bCs/>
+          <w:kern w:val="0"/>
+          <w:rtl/>
+          <w:lang w:val="en-IL" w:eastAsia="en-IL"/>
+          <w14:ligatures w14:val="none"/>
+        </w:rPr>
+        <w:t xml:space="preserve">התנאי לא מתקיים. </w:t>
       </w:r>
       <w:r>
         <w:rPr>
           <w:rFonts w:ascii="Arial" w:eastAsia="Times New Roman" w:hAnsi="Arial" w:cs="Arial"/>
-          <w:kern w:val="0"/>
-          <w:lang w:eastAsia="en-IL"/>
-          <w14:ligatures w14:val="none"/>
-        </w:rPr>
-        <w:t xml:space="preserve"> *</w:t>
+          <w:b/>
+          <w:bCs/>
+          <w:kern w:val="0"/>
+          <w:rtl/>
+          <w:lang w:val="en-IL" w:eastAsia="en-IL"/>
+          <w14:ligatures w14:val="none"/>
+        </w:rPr>
+        <w:br/>
       </w:r>
       <w:r>
         <w:rPr>
           <w:rFonts w:ascii="Arial" w:eastAsia="Times New Roman" w:hAnsi="Arial" w:cs="Arial"/>
-          <w:kern w:val="0"/>
-          <w:lang w:eastAsia="en-IL"/>
-          <w14:ligatures w14:val="none"/>
-        </w:rPr>
-        <w:t xml:space="preserve"> 14 + 14 </w:t>
+          <w:b/>
+          <w:bCs/>
+          <w:kern w:val="0"/>
+          <w:rtl/>
+          <w:lang w:val="en-IL" w:eastAsia="en-IL"/>
+          <w14:ligatures w14:val="none"/>
+        </w:rPr>
+        <w:t>לכן, עבור המפתחות שלנו</w:t>
       </w:r>
       <w:r>
         <w:rPr>
           <w:rFonts w:ascii="Arial" w:eastAsia="Times New Roman" w:hAnsi="Arial" w:cs="Arial"/>
-          <w:kern w:val="0"/>
-          <w:lang w:eastAsia="en-IL"/>
-          <w14:ligatures w14:val="none"/>
-        </w:rPr>
-        <w:t>*</w:t>
+          <w:b/>
+          <w:bCs/>
+          <w:kern w:val="0"/>
+          <w:lang w:val="en-IL" w:eastAsia="en-IL"/>
+          <w14:ligatures w14:val="none"/>
+        </w:rPr>
+        <w:t xml:space="preserve">, </w:t>
       </w:r>
       <w:r>
         <w:rPr>
           <w:rFonts w:ascii="Arial" w:eastAsia="Times New Roman" w:hAnsi="Arial" w:cs="Arial"/>
-          <w:kern w:val="0"/>
-          <w:lang w:eastAsia="en-IL"/>
-          <w14:ligatures w14:val="none"/>
-        </w:rPr>
-        <w:t xml:space="preserve"> 17) = 476 </w:t>
+          <w:b/>
+          <w:bCs/>
+          <w:kern w:val="0"/>
+          <w:rtl/>
+          <w:lang w:val="en-IL" w:eastAsia="en-IL"/>
+          <w14:ligatures w14:val="none"/>
+        </w:rPr>
+        <w:t xml:space="preserve">לא קיים </w:t>
+      </w:r>
+      <w:r>
+        <w:rPr>
+          <w:rFonts w:ascii="Arial" w:eastAsia="Times New Roman" w:hAnsi="Arial" w:cs="Arial" w:hint="cs"/>
+          <w:b/>
+          <w:bCs/>
+          <w:kern w:val="0"/>
+          <w:rtl/>
+          <w:lang w:val="en-IL" w:eastAsia="en-IL"/>
+          <w14:ligatures w14:val="none"/>
+        </w:rPr>
+        <w:t xml:space="preserve">מפתח </w:t>
       </w:r>
       <w:r>
         <w:rPr>
           <w:rFonts w:ascii="Arial" w:eastAsia="Times New Roman" w:hAnsi="Arial" w:cs="Arial"/>
-          <w:kern w:val="0"/>
-          <w:lang w:eastAsia="en-IL"/>
-          <w14:ligatures w14:val="none"/>
-        </w:rPr>
-        <w:t>mod 26 = 8</w:t>
+          <w:b/>
+          <w:bCs/>
+          <w:kern w:val="0"/>
+          <w:lang w:val="en-IL" w:eastAsia="en-IL"/>
+          <w14:ligatures w14:val="none"/>
+        </w:rPr>
+        <w:t>K</w:t>
+      </w:r>
+      <w:r>
+        <w:rPr>
+          <w:rFonts w:ascii="Arial" w:eastAsia="Times New Roman" w:hAnsi="Arial" w:cs="Arial" w:hint="cs"/>
+          <w:b/>
+          <w:bCs/>
+          <w:kern w:val="0"/>
+          <w:rtl/>
+          <w:lang w:val="en-IL" w:eastAsia="en-IL"/>
+          <w14:ligatures w14:val="none"/>
+        </w:rPr>
+        <w:t xml:space="preserve">3 </w:t>
+      </w:r>
+      <w:r>
+        <w:rPr>
+          <w:rFonts w:ascii="Arial" w:eastAsia="Times New Roman" w:hAnsi="Arial" w:cs="Arial"/>
+          <w:b/>
+          <w:bCs/>
+          <w:kern w:val="0"/>
+          <w:rtl/>
+          <w:lang w:val="en-IL" w:eastAsia="en-IL"/>
+          <w14:ligatures w14:val="none"/>
+        </w:rPr>
+        <w:t>שיכול לבצע את אותה ההצפנה בצעד אחד תחת המגבלה שהפרמטרים</w:t>
+      </w:r>
+      <w:r>
+        <w:rPr>
+          <w:rFonts w:ascii="Arial" w:eastAsia="Times New Roman" w:hAnsi="Arial" w:cs="Arial" w:hint="cs"/>
+          <w:b/>
+          <w:bCs/>
+          <w:kern w:val="0"/>
+          <w:rtl/>
+          <w:lang w:val="en-IL" w:eastAsia="en-IL"/>
+          <w14:ligatures w14:val="none"/>
+        </w:rPr>
+        <w:t xml:space="preserve"> </w:t>
+      </w:r>
+      <w:r>
+        <w:rPr>
+          <w:rFonts w:ascii="Arial" w:eastAsia="Times New Roman" w:hAnsi="Arial" w:cs="Arial"/>
+          <w:b/>
+          <w:bCs/>
+          <w:kern w:val="0"/>
+          <w:lang w:val="en-US" w:eastAsia="en-IL"/>
+          <w14:ligatures w14:val="none"/>
+        </w:rPr>
+        <w:t>a b</w:t>
+      </w:r>
+      <w:r>
+        <w:rPr>
+          <w:rFonts w:ascii="Arial" w:eastAsia="Times New Roman" w:hAnsi="Arial" w:cs="Arial" w:hint="cs"/>
+          <w:b/>
+          <w:bCs/>
+          <w:kern w:val="0"/>
+          <w:rtl/>
+          <w:lang w:val="en-US" w:eastAsia="en-IL"/>
+          <w14:ligatures w14:val="none"/>
+        </w:rPr>
+        <w:t xml:space="preserve"> קבועים</w:t>
       </w:r>
     </w:p>
     <w:p>
       <w:pPr>
-        <w:numPr>
-          <w:ilvl w:val="0"/>
-          <w:numId w:val="7"/>
-        </w:numPr>
-        <w:spacing w:after="100" w:afterAutospacing="1" w:line="240" w:lineRule="auto"/>
+        <w:bidi/>
         <w:rPr>
           <w:rFonts w:ascii="Arial" w:eastAsia="Times New Roman" w:hAnsi="Arial" w:cs="Arial"/>
-          <w:kern w:val="0"/>
-          <w:lang w:eastAsia="en-IL"/>
-          <w14:ligatures w14:val="none"/>
-        </w:rPr>
-      </w:pPr>
-      <w:r>
-        <w:rPr>
-          <w:rFonts w:ascii="Arial" w:eastAsia="Times New Roman" w:hAnsi="Arial" w:cs="Arial"/>
-          <w:b/>
-          <w:bCs/>
-          <w:kern w:val="0"/>
-          <w:lang w:eastAsia="en-IL"/>
-          <w14:ligatures w14:val="none"/>
-        </w:rPr>
-        <w:t>Bottom-Left:</w:t>
-      </w:r>
-      <w:r>
-        <w:rPr>
-          <w:rFonts w:ascii="Arial" w:eastAsia="Times New Roman" w:hAnsi="Arial" w:cs="Arial"/>
-          <w:kern w:val="0"/>
-          <w:lang w:eastAsia="en-IL"/>
-          <w14:ligatures w14:val="none"/>
-        </w:rPr>
-        <w:t xml:space="preserve"> $(0 </w:t>
-      </w:r>
-      <w:r>
-        <w:rPr>
-          <w:rFonts w:ascii="Arial" w:eastAsia="Times New Roman" w:hAnsi="Arial" w:cs="Arial"/>
-          <w:kern w:val="0"/>
-          <w:lang w:eastAsia="en-IL"/>
-          <w14:ligatures w14:val="none"/>
-        </w:rPr>
-        <w:t>*</w:t>
-      </w:r>
-      <w:r>
-        <w:rPr>
-          <w:rFonts w:ascii="Arial" w:eastAsia="Times New Roman" w:hAnsi="Arial" w:cs="Arial"/>
-          <w:kern w:val="0"/>
-          <w:lang w:eastAsia="en-IL"/>
-          <w14:ligatures w14:val="none"/>
-        </w:rPr>
-        <w:t xml:space="preserve"> 3 + 3 </w:t>
-      </w:r>
-      <w:r>
-        <w:rPr>
-          <w:rFonts w:ascii="Arial" w:eastAsia="Times New Roman" w:hAnsi="Arial" w:cs="Arial"/>
-          <w:kern w:val="0"/>
-          <w:lang w:eastAsia="en-IL"/>
-          <w14:ligatures w14:val="none"/>
-        </w:rPr>
-        <w:t>*</w:t>
-      </w:r>
-      <w:r>
-        <w:rPr>
-          <w:rFonts w:ascii="Arial" w:eastAsia="Times New Roman" w:hAnsi="Arial" w:cs="Arial"/>
-          <w:kern w:val="0"/>
-          <w:lang w:eastAsia="en-IL"/>
-          <w14:ligatures w14:val="none"/>
-        </w:rPr>
-        <w:t xml:space="preserve"> 14) = 42 </w:t>
-      </w:r>
-      <w:r>
-        <w:rPr>
-          <w:rFonts w:ascii="Arial" w:eastAsia="Times New Roman" w:hAnsi="Arial" w:cs="Arial"/>
-          <w:kern w:val="0"/>
-          <w:lang w:eastAsia="en-IL"/>
-          <w14:ligatures w14:val="none"/>
-        </w:rPr>
-        <w:t>mod 26 = 16</w:t>
-      </w:r>
-    </w:p>
-    <w:p>
-      <w:pPr>
-        <w:numPr>
-          <w:ilvl w:val="0"/>
-          <w:numId w:val="7"/>
-        </w:numPr>
-        <w:spacing w:after="100" w:afterAutospacing="1" w:line="240" w:lineRule="auto"/>
-        <w:rPr>
-          <w:rFonts w:ascii="Arial" w:eastAsia="Times New Roman" w:hAnsi="Arial" w:cs="Arial"/>
-          <w:kern w:val="0"/>
-          <w:lang w:eastAsia="en-IL"/>
-          <w14:ligatures w14:val="none"/>
-        </w:rPr>
-      </w:pPr>
-      <w:r>
-        <w:rPr>
-          <w:rFonts w:ascii="Arial" w:eastAsia="Times New Roman" w:hAnsi="Arial" w:cs="Arial"/>
-          <w:b/>
-          <w:bCs/>
-          <w:kern w:val="0"/>
-          <w:lang w:eastAsia="en-IL"/>
-          <w14:ligatures w14:val="none"/>
-        </w:rPr>
-        <w:t>Bottom-Right:</w:t>
-      </w:r>
-      <w:r>
-        <w:rPr>
-          <w:rFonts w:ascii="Arial" w:eastAsia="Times New Roman" w:hAnsi="Arial" w:cs="Arial"/>
-          <w:kern w:val="0"/>
-          <w:lang w:eastAsia="en-IL"/>
-          <w14:ligatures w14:val="none"/>
-        </w:rPr>
-        <w:t xml:space="preserve"> $(0 </w:t>
-      </w:r>
-      <w:r>
-        <w:rPr>
-          <w:rFonts w:ascii="Arial" w:eastAsia="Times New Roman" w:hAnsi="Arial" w:cs="Arial"/>
-          <w:kern w:val="0"/>
-          <w:lang w:eastAsia="en-IL"/>
-          <w14:ligatures w14:val="none"/>
-        </w:rPr>
-        <w:t>*</w:t>
-      </w:r>
-      <w:r>
-        <w:rPr>
-          <w:rFonts w:ascii="Arial" w:eastAsia="Times New Roman" w:hAnsi="Arial" w:cs="Arial"/>
-          <w:kern w:val="0"/>
-          <w:lang w:eastAsia="en-IL"/>
-          <w14:ligatures w14:val="none"/>
-        </w:rPr>
-        <w:t xml:space="preserve"> 14 + 3 </w:t>
-      </w:r>
-      <w:r>
-        <w:rPr>
-          <w:rFonts w:ascii="Arial" w:eastAsia="Times New Roman" w:hAnsi="Arial" w:cs="Arial"/>
-          <w:kern w:val="0"/>
-          <w:lang w:eastAsia="en-IL"/>
-          <w14:ligatures w14:val="none"/>
-        </w:rPr>
-        <w:t>*</w:t>
-      </w:r>
-      <w:r>
-        <w:rPr>
-          <w:rFonts w:ascii="Arial" w:eastAsia="Times New Roman" w:hAnsi="Arial" w:cs="Arial"/>
-          <w:kern w:val="0"/>
-          <w:lang w:eastAsia="en-IL"/>
-          <w14:ligatures w14:val="none"/>
-        </w:rPr>
-        <w:t xml:space="preserve"> 17) = 51 </w:t>
-      </w:r>
-      <w:r>
-        <w:rPr>
-          <w:rFonts w:ascii="Arial" w:eastAsia="Times New Roman" w:hAnsi="Arial" w:cs="Arial"/>
-          <w:kern w:val="0"/>
-          <w:lang w:eastAsia="en-IL"/>
-          <w14:ligatures w14:val="none"/>
-        </w:rPr>
-        <w:t>mod 26 = 25</w:t>
-      </w:r>
-    </w:p>
-    <w:p>
-      <w:pPr>
-        <w:spacing w:after="100" w:afterAutospacing="1" w:line="240" w:lineRule="auto"/>
-        <w:rPr>
-          <w:rFonts w:ascii="Arial" w:eastAsia="Times New Roman" w:hAnsi="Arial" w:cs="Arial"/>
-          <w:kern w:val="0"/>
-          <w:lang w:eastAsia="en-IL"/>
-          <w14:ligatures w14:val="none"/>
-        </w:rPr>
-      </w:pPr>
-      <w:r>
-        <w:rPr>
-          <w:rFonts w:ascii="Arial" w:eastAsia="Times New Roman" w:hAnsi="Arial" w:cs="Arial"/>
-          <w:b/>
-          <w:bCs/>
-          <w:kern w:val="0"/>
-          <w:lang w:eastAsia="en-IL"/>
-          <w14:ligatures w14:val="none"/>
-        </w:rPr>
-        <w:t>The Single Key K_3 is:</w:t>
-      </w:r>
-    </w:p>
-    <w:p>
-      <w:pPr>
-        <w:spacing w:after="0" w:line="240" w:lineRule="auto"/>
-        <w:rPr>
-          <w:rFonts w:ascii="Arial" w:eastAsia="Times New Roman" w:hAnsi="Arial" w:cs="Arial"/>
-          <w:b/>
-          <w:bCs/>
-          <w:kern w:val="0"/>
-          <w:u w:val="single"/>
-          <w:lang w:eastAsia="en-IL"/>
-          <w14:ligatures w14:val="none"/>
-        </w:rPr>
-      </w:pPr>
-      <w:r>
-        <w:rPr>
-          <w:rFonts w:ascii="Arial" w:eastAsia="Times New Roman" w:hAnsi="Arial" w:cs="Arial"/>
-          <w:b/>
-          <w:bCs/>
-          <w:kern w:val="0"/>
-          <w:u w:val="single"/>
-          <w:lang w:eastAsia="en-IL"/>
-          <w14:ligatures w14:val="none"/>
-        </w:rPr>
-        <w:t xml:space="preserve">K_3 = </w:t>
-      </w:r>
-      <w:r>
-        <w:rPr>
-          <w:rFonts w:ascii="Arial" w:eastAsia="Times New Roman" w:hAnsi="Arial" w:cs="Arial"/>
-          <w:b/>
-          <w:bCs/>
-          <w:kern w:val="0"/>
-          <w:u w:val="single"/>
-          <w:lang w:eastAsia="en-IL"/>
-          <w14:ligatures w14:val="none"/>
-        </w:rPr>
-        <w:t>(</w:t>
-      </w:r>
-      <w:r>
-        <w:rPr>
-          <w:rFonts w:ascii="Arial" w:eastAsia="Times New Roman" w:hAnsi="Arial" w:cs="Arial"/>
-          <w:b/>
-          <w:bCs/>
-          <w:kern w:val="0"/>
-          <w:u w:val="single"/>
-          <w:lang w:eastAsia="en-IL"/>
-          <w14:ligatures w14:val="none"/>
-        </w:rPr>
-        <w:t>13</w:t>
-      </w:r>
-      <w:r>
-        <w:rPr>
-          <w:rFonts w:ascii="Arial" w:eastAsia="Times New Roman" w:hAnsi="Arial" w:cs="Arial"/>
-          <w:b/>
-          <w:bCs/>
-          <w:kern w:val="0"/>
-          <w:u w:val="single"/>
-          <w:lang w:eastAsia="en-IL"/>
-          <w14:ligatures w14:val="none"/>
-        </w:rPr>
-        <w:t>,</w:t>
-      </w:r>
-      <w:r>
-        <w:rPr>
-          <w:rFonts w:ascii="Arial" w:eastAsia="Times New Roman" w:hAnsi="Arial" w:cs="Arial"/>
-          <w:b/>
-          <w:bCs/>
-          <w:kern w:val="0"/>
-          <w:u w:val="single"/>
-          <w:lang w:eastAsia="en-IL"/>
-          <w14:ligatures w14:val="none"/>
-        </w:rPr>
-        <w:t xml:space="preserve"> 8</w:t>
-      </w:r>
-      <w:r>
-        <w:rPr>
-          <w:rFonts w:ascii="Arial" w:eastAsia="Times New Roman" w:hAnsi="Arial" w:cs="Arial"/>
-          <w:b/>
-          <w:bCs/>
-          <w:kern w:val="0"/>
-          <w:u w:val="single"/>
-          <w:lang w:eastAsia="en-IL"/>
-          <w14:ligatures w14:val="none"/>
-        </w:rPr>
-        <w:t>,</w:t>
-      </w:r>
-      <w:r>
-        <w:rPr>
-          <w:rFonts w:ascii="Arial" w:eastAsia="Times New Roman" w:hAnsi="Arial" w:cs="Arial"/>
-          <w:b/>
-          <w:bCs/>
-          <w:kern w:val="0"/>
-          <w:u w:val="single"/>
-          <w:lang w:eastAsia="en-IL"/>
-          <w14:ligatures w14:val="none"/>
-        </w:rPr>
-        <w:t xml:space="preserve"> 16</w:t>
-      </w:r>
-      <w:r>
-        <w:rPr>
-          <w:rFonts w:ascii="Arial" w:eastAsia="Times New Roman" w:hAnsi="Arial" w:cs="Arial"/>
-          <w:b/>
-          <w:bCs/>
-          <w:kern w:val="0"/>
-          <w:u w:val="single"/>
-          <w:lang w:eastAsia="en-IL"/>
-          <w14:ligatures w14:val="none"/>
-        </w:rPr>
-        <w:t>,</w:t>
-      </w:r>
-      <w:r>
-        <w:rPr>
-          <w:rFonts w:ascii="Arial" w:eastAsia="Times New Roman" w:hAnsi="Arial" w:cs="Arial"/>
-          <w:b/>
-          <w:bCs/>
-          <w:kern w:val="0"/>
-          <w:u w:val="single"/>
-          <w:lang w:eastAsia="en-IL"/>
-          <w14:ligatures w14:val="none"/>
-        </w:rPr>
-        <w:t xml:space="preserve"> </w:t>
-      </w:r>
-      <w:r>
-        <w:rPr>
-          <w:rFonts w:ascii="Arial" w:eastAsia="Times New Roman" w:hAnsi="Arial" w:cs="Arial"/>
-          <w:b/>
-          <w:bCs/>
-          <w:kern w:val="0"/>
-          <w:u w:val="single"/>
-          <w:lang w:eastAsia="en-IL"/>
-          <w14:ligatures w14:val="none"/>
-        </w:rPr>
-        <w:t>25)</w:t>
-      </w:r>
-    </w:p>
-    <w:p>
-      <w:pPr>
-        <w:rPr>
-          <w:b/>
-          <w:bCs/>
-          <w:sz w:val="28"/>
-          <w:szCs w:val="28"/>
-          <w:u w:val="single"/>
-          <w:rtl/>
+          <w:b/>
+          <w:bCs/>
+          <w:kern w:val="0"/>
+          <w:lang w:val="en-IL" w:eastAsia="en-IL"/>
+          <w14:ligatures w14:val="none"/>
         </w:rPr>
       </w:pPr>
     </w:p>
     <w:p>
       <w:pPr>
-        <w:rPr>
-          <w:b/>
-          <w:bCs/>
-          <w:sz w:val="28"/>
-          <w:szCs w:val="28"/>
+        <w:bidi/>
+        <w:rPr>
+          <w:b/>
+          <w:bCs/>
           <w:u w:val="single"/>
-          <w:rtl/>
+          <w:lang w:val="en-IL"/>
         </w:rPr>
       </w:pPr>
     </w:p>
     <w:p>
       <w:pPr>
-        <w:rPr>
-          <w:b/>
-          <w:bCs/>
-          <w:sz w:val="28"/>
-          <w:szCs w:val="28"/>
-          <w:u w:val="single"/>
-          <w:lang w:val="en-US"/>
-        </w:rPr>
-      </w:pPr>
-    </w:p>
-    <w:p>
-      <w:pPr>
+        <w:bidi/>
         <w:rPr>
           <w:b/>
           <w:bCs/>
           <w:u w:val="single"/>
           <w:rtl/>
-          <w:lang w:val="en-US"/>
+          <w:lang w:val="en-IL"/>
         </w:rPr>
       </w:pPr>
     </w:p>
@@ -14776,9 +18061,9 @@
 <file path=word/numbering.xml><?xml version="1.0" encoding="utf-8"?>
 <w:numbering xmlns:wpc="http://schemas.microsoft.com/office/word/2010/wordprocessingCanvas" xmlns:cx="http://schemas.microsoft.com/office/drawing/2014/chartex" xmlns:cx1="http://schemas.microsoft.com/office/drawing/2015/9/8/chartex" xmlns:cx2="http://schemas.microsoft.com/office/drawing/2015/10/21/chartex" xmlns:cx3="http://schemas.microsoft.com/office/drawing/2016/5/9/chartex" xmlns:cx4="http://schemas.microsoft.com/office/drawing/2016/5/10/chartex" xmlns:cx5="http://schemas.microsoft.com/office/drawing/2016/5/11/chartex" xmlns:cx6="http://schemas.microsoft.com/office/drawing/2016/5/12/chartex" xmlns:cx7="http://schemas.microsoft.com/office/drawing/2016/5/13/chartex" xmlns:cx8="http://schemas.microsoft.com/office/drawing/2016/5/14/chartex" xmlns:mc="http://schemas.openxmlformats.org/markup-compatibility/2006" xmlns:aink="http://schemas.microsoft.com/office/drawing/2016/ink" xmlns:am3d="http://schemas.microsoft.com/office/drawing/2017/model3d" xmlns:o="urn:schemas-microsoft-com:office:office" xmlns:oel="http://schemas.microsoft.com/office/2019/extlst" xmlns:r="http://schemas.openxmlformats.org/officeDocument/2006/relationships" xmlns:m="http://schemas.openxmlformats.org/officeDocument/2006/math" xmlns:v="urn:schemas-microsoft-com:vml" xmlns:wp14="http://schemas.microsoft.com/office/word/2010/wordprocessingDrawing" xmlns:wp="http://schemas.openxmlformats.org/drawingml/2006/wordprocessingDrawing" xmlns:w10="urn:schemas-microsoft-com:office:word" xmlns:w="http://schemas.openxmlformats.org/wordprocessingml/2006/main" xmlns:w14="http://schemas.microsoft.com/office/word/2010/wordml" xmlns:w15="http://schemas.microsoft.com/office/word/2012/wordml" xmlns:w16cex="http://schemas.microsoft.com/office/word/2018/wordml/cex" xmlns:w16cid="http://schemas.microsoft.com/office/word/2016/wordml/cid" xmlns:w16="http://schemas.microsoft.com/office/word/2018/wordml" xmlns:w16du="http://schemas.microsoft.com/office/word/2023/wordml/word16du" xmlns:w16sdtdh="http://schemas.microsoft.com/office/word/2020/wordml/sdtdatahash" xmlns:w16sdtfl="http://schemas.microsoft.com/office/word/2024/wordml/sdtformatlock" xmlns:w16se="http://schemas.microsoft.com/office/word/2015/wordml/symex" xmlns:wpg="http://schemas.microsoft.com/office/word/2010/wordprocessingGroup" xmlns:wpi="http://schemas.microsoft.com/office/word/2010/wordprocessingInk" xmlns:wne="http://schemas.microsoft.com/office/word/2006/wordml" xmlns:wps="http://schemas.microsoft.com/office/word/2010/wordprocessingShape" mc:Ignorable="w14 w15 w16se w16cid w16 w16cex w16sdtdh w16sdtfl w16du wp14">
   <w:abstractNum w:abstractNumId="0" w15:restartNumberingAfterBreak="0">
-    <w:nsid w:val="1AF73235"/>
+    <w:nsid w:val="0809741B"/>
     <w:multiLevelType w:val="multilevel"/>
-    <w:tmpl w:val="9EDA7F56"/>
+    <w:tmpl w:val="19A67CB0"/>
     <w:lvl w:ilvl="0">
       <w:start w:val="1"/>
       <w:numFmt w:val="bullet"/>
@@ -14925,6 +18210,151 @@
     </w:lvl>
   </w:abstractNum>
   <w:abstractNum w:abstractNumId="1" w15:restartNumberingAfterBreak="0">
+    <w:nsid w:val="1AF73235"/>
+    <w:multiLevelType w:val="multilevel"/>
+    <w:tmpl w:val="1248D41C"/>
+    <w:lvl w:ilvl="0">
+      <w:start w:val="1"/>
+      <w:numFmt w:val="bullet"/>
+      <w:lvlText w:val=""/>
+      <w:lvlJc w:val="left"/>
+      <w:pPr>
+        <w:tabs>
+          <w:tab w:val="num" w:pos="720"/>
+        </w:tabs>
+        <w:ind w:left="720" w:hanging="360"/>
+      </w:pPr>
+      <w:rPr>
+        <w:rFonts w:ascii="Symbol" w:hAnsi="Symbol" w:hint="default"/>
+        <w:sz w:val="20"/>
+      </w:rPr>
+    </w:lvl>
+    <w:lvl w:ilvl="1">
+      <w:start w:val="1"/>
+      <w:numFmt w:val="decimal"/>
+      <w:lvlText w:val="%2."/>
+      <w:lvlJc w:val="left"/>
+      <w:pPr>
+        <w:ind w:left="1440" w:hanging="360"/>
+      </w:pPr>
+      <w:rPr>
+        <w:rFonts w:hint="default"/>
+      </w:rPr>
+    </w:lvl>
+    <w:lvl w:ilvl="2" w:tentative="1">
+      <w:start w:val="1"/>
+      <w:numFmt w:val="bullet"/>
+      <w:lvlText w:val=""/>
+      <w:lvlJc w:val="left"/>
+      <w:pPr>
+        <w:tabs>
+          <w:tab w:val="num" w:pos="2160"/>
+        </w:tabs>
+        <w:ind w:left="2160" w:hanging="360"/>
+      </w:pPr>
+      <w:rPr>
+        <w:rFonts w:ascii="Wingdings" w:hAnsi="Wingdings" w:hint="default"/>
+        <w:sz w:val="20"/>
+      </w:rPr>
+    </w:lvl>
+    <w:lvl w:ilvl="3" w:tentative="1">
+      <w:start w:val="1"/>
+      <w:numFmt w:val="bullet"/>
+      <w:lvlText w:val=""/>
+      <w:lvlJc w:val="left"/>
+      <w:pPr>
+        <w:tabs>
+          <w:tab w:val="num" w:pos="2880"/>
+        </w:tabs>
+        <w:ind w:left="2880" w:hanging="360"/>
+      </w:pPr>
+      <w:rPr>
+        <w:rFonts w:ascii="Wingdings" w:hAnsi="Wingdings" w:hint="default"/>
+        <w:sz w:val="20"/>
+      </w:rPr>
+    </w:lvl>
+    <w:lvl w:ilvl="4" w:tentative="1">
+      <w:start w:val="1"/>
+      <w:numFmt w:val="bullet"/>
+      <w:lvlText w:val=""/>
+      <w:lvlJc w:val="left"/>
+      <w:pPr>
+        <w:tabs>
+          <w:tab w:val="num" w:pos="3600"/>
+        </w:tabs>
+        <w:ind w:left="3600" w:hanging="360"/>
+      </w:pPr>
+      <w:rPr>
+        <w:rFonts w:ascii="Wingdings" w:hAnsi="Wingdings" w:hint="default"/>
+        <w:sz w:val="20"/>
+      </w:rPr>
+    </w:lvl>
+    <w:lvl w:ilvl="5" w:tentative="1">
+      <w:start w:val="1"/>
+      <w:numFmt w:val="bullet"/>
+      <w:lvlText w:val=""/>
+      <w:lvlJc w:val="left"/>
+      <w:pPr>
+        <w:tabs>
+          <w:tab w:val="num" w:pos="4320"/>
+        </w:tabs>
+        <w:ind w:left="4320" w:hanging="360"/>
+      </w:pPr>
+      <w:rPr>
+        <w:rFonts w:ascii="Wingdings" w:hAnsi="Wingdings" w:hint="default"/>
+        <w:sz w:val="20"/>
+      </w:rPr>
+    </w:lvl>
+    <w:lvl w:ilvl="6" w:tentative="1">
+      <w:start w:val="1"/>
+      <w:numFmt w:val="bullet"/>
+      <w:lvlText w:val=""/>
+      <w:lvlJc w:val="left"/>
+      <w:pPr>
+        <w:tabs>
+          <w:tab w:val="num" w:pos="5040"/>
+        </w:tabs>
+        <w:ind w:left="5040" w:hanging="360"/>
+      </w:pPr>
+      <w:rPr>
+        <w:rFonts w:ascii="Wingdings" w:hAnsi="Wingdings" w:hint="default"/>
+        <w:sz w:val="20"/>
+      </w:rPr>
+    </w:lvl>
+    <w:lvl w:ilvl="7" w:tentative="1">
+      <w:start w:val="1"/>
+      <w:numFmt w:val="bullet"/>
+      <w:lvlText w:val=""/>
+      <w:lvlJc w:val="left"/>
+      <w:pPr>
+        <w:tabs>
+          <w:tab w:val="num" w:pos="5760"/>
+        </w:tabs>
+        <w:ind w:left="5760" w:hanging="360"/>
+      </w:pPr>
+      <w:rPr>
+        <w:rFonts w:ascii="Wingdings" w:hAnsi="Wingdings" w:hint="default"/>
+        <w:sz w:val="20"/>
+      </w:rPr>
+    </w:lvl>
+    <w:lvl w:ilvl="8" w:tentative="1">
+      <w:start w:val="1"/>
+      <w:numFmt w:val="bullet"/>
+      <w:lvlText w:val=""/>
+      <w:lvlJc w:val="left"/>
+      <w:pPr>
+        <w:tabs>
+          <w:tab w:val="num" w:pos="6480"/>
+        </w:tabs>
+        <w:ind w:left="6480" w:hanging="360"/>
+      </w:pPr>
+      <w:rPr>
+        <w:rFonts w:ascii="Wingdings" w:hAnsi="Wingdings" w:hint="default"/>
+        <w:sz w:val="20"/>
+      </w:rPr>
+    </w:lvl>
+  </w:abstractNum>
+  <w:abstractNum w:abstractNumId="2" w15:restartNumberingAfterBreak="0">
     <w:nsid w:val="43414F00"/>
     <w:multiLevelType w:val="multilevel"/>
     <w:tmpl w:val="05A4A86E"/>
@@ -15073,7 +18503,7 @@
       </w:rPr>
     </w:lvl>
   </w:abstractNum>
-  <w:abstractNum w:abstractNumId="2" w15:restartNumberingAfterBreak="0">
+  <w:abstractNum w:abstractNumId="3" w15:restartNumberingAfterBreak="0">
     <w:nsid w:val="4D0B59E3"/>
     <w:multiLevelType w:val="multilevel"/>
     <w:tmpl w:val="40F8FA16"/>
@@ -15222,7 +18652,7 @@
       </w:rPr>
     </w:lvl>
   </w:abstractNum>
-  <w:abstractNum w:abstractNumId="3" w15:restartNumberingAfterBreak="0">
+  <w:abstractNum w:abstractNumId="4" w15:restartNumberingAfterBreak="0">
     <w:nsid w:val="577979D6"/>
     <w:multiLevelType w:val="multilevel"/>
     <w:tmpl w:val="A5984796"/>
@@ -15371,7 +18801,7 @@
       </w:rPr>
     </w:lvl>
   </w:abstractNum>
-  <w:abstractNum w:abstractNumId="4" w15:restartNumberingAfterBreak="0">
+  <w:abstractNum w:abstractNumId="5" w15:restartNumberingAfterBreak="0">
     <w:nsid w:val="5F8C52B7"/>
     <w:multiLevelType w:val="multilevel"/>
     <w:tmpl w:val="19563BA8"/>
@@ -15520,7 +18950,7 @@
       </w:rPr>
     </w:lvl>
   </w:abstractNum>
-  <w:abstractNum w:abstractNumId="5" w15:restartNumberingAfterBreak="0">
+  <w:abstractNum w:abstractNumId="6" w15:restartNumberingAfterBreak="0">
     <w:nsid w:val="7600238F"/>
     <w:multiLevelType w:val="multilevel"/>
     <w:tmpl w:val="C7C8BA64"/>
@@ -15669,7 +19099,7 @@
       </w:rPr>
     </w:lvl>
   </w:abstractNum>
-  <w:abstractNum w:abstractNumId="6" w15:restartNumberingAfterBreak="0">
+  <w:abstractNum w:abstractNumId="7" w15:restartNumberingAfterBreak="0">
     <w:nsid w:val="76FB47AE"/>
     <w:multiLevelType w:val="multilevel"/>
     <w:tmpl w:val="419A0876"/>
@@ -15819,25 +19249,28 @@
     </w:lvl>
   </w:abstractNum>
   <w:num w:numId="1" w16cid:durableId="1295333234">
-    <w:abstractNumId w:val="0"/>
+    <w:abstractNumId w:val="1"/>
   </w:num>
   <w:num w:numId="2" w16cid:durableId="1676300324">
+    <w:abstractNumId w:val="4"/>
+  </w:num>
+  <w:num w:numId="3" w16cid:durableId="1775057895">
+    <w:abstractNumId w:val="7"/>
+  </w:num>
+  <w:num w:numId="4" w16cid:durableId="2096701374">
+    <w:abstractNumId w:val="2"/>
+  </w:num>
+  <w:num w:numId="5" w16cid:durableId="2145735161">
+    <w:abstractNumId w:val="5"/>
+  </w:num>
+  <w:num w:numId="6" w16cid:durableId="603196848">
+    <w:abstractNumId w:val="6"/>
+  </w:num>
+  <w:num w:numId="7" w16cid:durableId="1372999506">
     <w:abstractNumId w:val="3"/>
   </w:num>
-  <w:num w:numId="3" w16cid:durableId="1775057895">
-    <w:abstractNumId w:val="6"/>
-  </w:num>
-  <w:num w:numId="4" w16cid:durableId="2096701374">
-    <w:abstractNumId w:val="1"/>
-  </w:num>
-  <w:num w:numId="5" w16cid:durableId="2145735161">
-    <w:abstractNumId w:val="4"/>
-  </w:num>
-  <w:num w:numId="6" w16cid:durableId="603196848">
-    <w:abstractNumId w:val="5"/>
-  </w:num>
-  <w:num w:numId="7" w16cid:durableId="1372999506">
-    <w:abstractNumId w:val="2"/>
+  <w:num w:numId="8" w16cid:durableId="1698459190">
+    <w:abstractNumId w:val="0"/>
   </w:num>
 </w:numbering>
 </file>
@@ -16446,7 +19879,6 @@
   <w:style w:type="character" w:default="1" w:styleId="DefaultParagraphFont">
     <w:name w:val="Default Paragraph Font"/>
     <w:uiPriority w:val="1"/>
-    <w:semiHidden/>
     <w:unhideWhenUsed/>
   </w:style>
   <w:style w:type="table" w:default="1" w:styleId="TableNormal">
@@ -16790,6 +20222,17 @@
       <w:szCs w:val="20"/>
     </w:rPr>
   </w:style>
+  <w:style w:type="paragraph" w:styleId="NormalWeb">
+    <w:name w:val="Normal (Web)"/>
+    <w:basedOn w:val="Normal"/>
+    <w:uiPriority w:val="99"/>
+    <w:semiHidden/>
+    <w:unhideWhenUsed/>
+    <w:rsid w:val="00FF7269"/>
+    <w:rPr>
+      <w:rFonts w:ascii="Times New Roman" w:hAnsi="Times New Roman" w:cs="Times New Roman"/>
+    </w:rPr>
+  </w:style>
 </w:styles>
 </file>
 

--- a/HW1_316350933_316326313.docx
+++ b/HW1_316350933_316326313.docx
@@ -99,7 +99,6 @@
           <w:sz w:val="28"/>
           <w:szCs w:val="28"/>
           <w:u w:val="single"/>
-          <w:rtl/>
         </w:rPr>
       </w:pPr>
       <w:r>
@@ -111,6 +110,51 @@
           <w:u w:val="single"/>
         </w:rPr>
         <w:t>Exercise 1.1 Solution:</w:t>
+      </w:r>
+    </w:p>
+    <w:p>
+      <w:pPr>
+        <w:numPr>
+          <w:ilvl w:val="0"/>
+          <w:numId w:val="2"/>
+        </w:numPr>
+        <w:spacing w:line="240" w:lineRule="auto"/>
+        <w:rPr>
+          <w:noProof/>
+          <w:rtl/>
+        </w:rPr>
+      </w:pPr>
+      <w:r>
+        <w:rPr>
+          <w:b/>
+          <w:bCs/>
+          <w:sz w:val="28"/>
+          <w:szCs w:val="28"/>
+          <w:u w:val="single"/>
+        </w:rPr>
+        <w:t>//</w:t>
+      </w:r>
+      <w:r>
+        <w:rPr>
+          <w:b/>
+          <w:bCs/>
+          <w:noProof/>
+        </w:rPr>
+        <w:t xml:space="preserve"> </w:t>
+      </w:r>
+      <w:r>
+        <w:rPr>
+          <w:b/>
+          <w:bCs/>
+          <w:noProof/>
+        </w:rPr>
+        <w:t>We use padding for odd letter name –</w:t>
+      </w:r>
+      <w:r>
+        <w:rPr>
+          <w:noProof/>
+        </w:rPr>
+        <w:t xml:space="preserve"> padd with ‘X’</w:t>
       </w:r>
     </w:p>
     <w:p>
@@ -2732,6 +2776,7 @@
           <w:lang w:eastAsia="en-IL"/>
           <w14:ligatures w14:val="none"/>
         </w:rPr>
+        <w:lastRenderedPageBreak/>
         <w:br/>
         <w:t xml:space="preserve">    </w:t>
       </w:r>
@@ -2822,18 +2867,6 @@
           <w14:ligatures w14:val="none"/>
         </w:rPr>
         <w:br/>
-      </w:r>
-      <w:r>
-        <w:rPr>
-          <w:rFonts w:ascii="Courier New" w:eastAsia="Times New Roman" w:hAnsi="Courier New" w:cs="Courier New"/>
-          <w:color w:val="BCBEC4"/>
-          <w:kern w:val="0"/>
-          <w:sz w:val="20"/>
-          <w:szCs w:val="20"/>
-          <w:lang w:eastAsia="en-IL"/>
-          <w14:ligatures w14:val="none"/>
-        </w:rPr>
-        <w:lastRenderedPageBreak/>
         <w:t xml:space="preserve">        </w:t>
       </w:r>
       <w:r>
@@ -5636,7 +5669,6 @@
           <w:szCs w:val="28"/>
           <w:u w:val="single"/>
         </w:rPr>
-        <w:lastRenderedPageBreak/>
         <w:t>Exercise 1.1 examples of input/output:</w:t>
       </w:r>
     </w:p>
@@ -5741,7 +5773,6 @@
           <w:szCs w:val="28"/>
           <w:u w:val="single"/>
         </w:rPr>
-        <w:lastRenderedPageBreak/>
         <w:t>Exercise 1.</w:t>
       </w:r>
       <w:r>
@@ -5763,6 +5794,50 @@
           <w:u w:val="single"/>
         </w:rPr>
         <w:t xml:space="preserve"> Solution:</w:t>
+      </w:r>
+    </w:p>
+    <w:p>
+      <w:pPr>
+        <w:numPr>
+          <w:ilvl w:val="0"/>
+          <w:numId w:val="2"/>
+        </w:numPr>
+        <w:spacing w:line="240" w:lineRule="auto"/>
+        <w:rPr>
+          <w:noProof/>
+        </w:rPr>
+      </w:pPr>
+      <w:r>
+        <w:rPr>
+          <w:b/>
+          <w:bCs/>
+          <w:sz w:val="28"/>
+          <w:szCs w:val="28"/>
+          <w:u w:val="single"/>
+        </w:rPr>
+        <w:t>//</w:t>
+      </w:r>
+      <w:r>
+        <w:rPr>
+          <w:b/>
+          <w:bCs/>
+          <w:noProof/>
+        </w:rPr>
+        <w:t xml:space="preserve"> </w:t>
+      </w:r>
+      <w:r>
+        <w:rPr>
+          <w:b/>
+          <w:bCs/>
+          <w:noProof/>
+        </w:rPr>
+        <w:t>We use padding for odd letter name –</w:t>
+      </w:r>
+      <w:r>
+        <w:rPr>
+          <w:noProof/>
+        </w:rPr>
+        <w:t xml:space="preserve"> padd with ‘X’</w:t>
       </w:r>
     </w:p>
     <w:p>
@@ -8442,6 +8517,7 @@
           <w:lang w:eastAsia="en-IL"/>
           <w14:ligatures w14:val="none"/>
         </w:rPr>
+        <w:lastRenderedPageBreak/>
         <w:br/>
         <w:t xml:space="preserve">    </w:t>
       </w:r>
@@ -8823,11 +8899,2694 @@
           <w14:ligatures w14:val="none"/>
         </w:rPr>
         <w:br/>
-      </w:r>
-      <w:r>
-        <w:rPr>
-          <w:rFonts w:ascii="Courier New" w:eastAsia="Times New Roman" w:hAnsi="Courier New" w:cs="Courier New"/>
-          <w:color w:val="BCBEC4"/>
+        <w:t xml:space="preserve">    </w:t>
+      </w:r>
+      <w:r>
+        <w:rPr>
+          <w:rFonts w:ascii="Courier New" w:eastAsia="Times New Roman" w:hAnsi="Courier New" w:cs="Courier New"/>
+          <w:color w:val="8888C6"/>
+          <w:kern w:val="0"/>
+          <w:sz w:val="20"/>
+          <w:szCs w:val="20"/>
+          <w:lang w:eastAsia="en-IL"/>
+          <w14:ligatures w14:val="none"/>
+        </w:rPr>
+        <w:t>print</w:t>
+      </w:r>
+      <w:r>
+        <w:rPr>
+          <w:rFonts w:ascii="Courier New" w:eastAsia="Times New Roman" w:hAnsi="Courier New" w:cs="Courier New"/>
+          <w:color w:val="BCBEC4"/>
+          <w:kern w:val="0"/>
+          <w:sz w:val="20"/>
+          <w:szCs w:val="20"/>
+          <w:lang w:eastAsia="en-IL"/>
+          <w14:ligatures w14:val="none"/>
+        </w:rPr>
+        <w:t>(</w:t>
+      </w:r>
+      <w:proofErr w:type="spellStart"/>
+      <w:r>
+        <w:rPr>
+          <w:rFonts w:ascii="Courier New" w:eastAsia="Times New Roman" w:hAnsi="Courier New" w:cs="Courier New"/>
+          <w:color w:val="6AAB73"/>
+          <w:kern w:val="0"/>
+          <w:sz w:val="20"/>
+          <w:szCs w:val="20"/>
+          <w:lang w:eastAsia="en-IL"/>
+          <w14:ligatures w14:val="none"/>
+        </w:rPr>
+        <w:t>f"Is</w:t>
+      </w:r>
+      <w:proofErr w:type="spellEnd"/>
+      <w:r>
+        <w:rPr>
+          <w:rFonts w:ascii="Courier New" w:eastAsia="Times New Roman" w:hAnsi="Courier New" w:cs="Courier New"/>
+          <w:color w:val="6AAB73"/>
+          <w:kern w:val="0"/>
+          <w:sz w:val="20"/>
+          <w:szCs w:val="20"/>
+          <w:lang w:eastAsia="en-IL"/>
+          <w14:ligatures w14:val="none"/>
+        </w:rPr>
+        <w:t xml:space="preserve"> Padded Flag: </w:t>
+      </w:r>
+      <w:r>
+        <w:rPr>
+          <w:rFonts w:ascii="Courier New" w:eastAsia="Times New Roman" w:hAnsi="Courier New" w:cs="Courier New"/>
+          <w:color w:val="CF8E6D"/>
+          <w:kern w:val="0"/>
+          <w:sz w:val="20"/>
+          <w:szCs w:val="20"/>
+          <w:lang w:eastAsia="en-IL"/>
+          <w14:ligatures w14:val="none"/>
+        </w:rPr>
+        <w:t>{</w:t>
+      </w:r>
+      <w:proofErr w:type="spellStart"/>
+      <w:r>
+        <w:rPr>
+          <w:rFonts w:ascii="Courier New" w:eastAsia="Times New Roman" w:hAnsi="Courier New" w:cs="Courier New"/>
+          <w:color w:val="BCBEC4"/>
+          <w:kern w:val="0"/>
+          <w:sz w:val="20"/>
+          <w:szCs w:val="20"/>
+          <w:lang w:eastAsia="en-IL"/>
+          <w14:ligatures w14:val="none"/>
+        </w:rPr>
+        <w:t>is_padded</w:t>
+      </w:r>
+      <w:proofErr w:type="spellEnd"/>
+      <w:r>
+        <w:rPr>
+          <w:rFonts w:ascii="Courier New" w:eastAsia="Times New Roman" w:hAnsi="Courier New" w:cs="Courier New"/>
+          <w:color w:val="CF8E6D"/>
+          <w:kern w:val="0"/>
+          <w:sz w:val="20"/>
+          <w:szCs w:val="20"/>
+          <w:lang w:eastAsia="en-IL"/>
+          <w14:ligatures w14:val="none"/>
+        </w:rPr>
+        <w:t>}</w:t>
+      </w:r>
+      <w:r>
+        <w:rPr>
+          <w:rFonts w:ascii="Courier New" w:eastAsia="Times New Roman" w:hAnsi="Courier New" w:cs="Courier New"/>
+          <w:color w:val="6AAB73"/>
+          <w:kern w:val="0"/>
+          <w:sz w:val="20"/>
+          <w:szCs w:val="20"/>
+          <w:lang w:eastAsia="en-IL"/>
+          <w14:ligatures w14:val="none"/>
+        </w:rPr>
+        <w:t>"</w:t>
+      </w:r>
+      <w:r>
+        <w:rPr>
+          <w:rFonts w:ascii="Courier New" w:eastAsia="Times New Roman" w:hAnsi="Courier New" w:cs="Courier New"/>
+          <w:color w:val="BCBEC4"/>
+          <w:kern w:val="0"/>
+          <w:sz w:val="20"/>
+          <w:szCs w:val="20"/>
+          <w:lang w:eastAsia="en-IL"/>
+          <w14:ligatures w14:val="none"/>
+        </w:rPr>
+        <w:t>)</w:t>
+      </w:r>
+      <w:r>
+        <w:rPr>
+          <w:rFonts w:ascii="Courier New" w:eastAsia="Times New Roman" w:hAnsi="Courier New" w:cs="Courier New"/>
+          <w:color w:val="BCBEC4"/>
+          <w:kern w:val="0"/>
+          <w:sz w:val="20"/>
+          <w:szCs w:val="20"/>
+          <w:lang w:eastAsia="en-IL"/>
+          <w14:ligatures w14:val="none"/>
+        </w:rPr>
+        <w:br/>
+        <w:t xml:space="preserve">    </w:t>
+      </w:r>
+      <w:r>
+        <w:rPr>
+          <w:rFonts w:ascii="Courier New" w:eastAsia="Times New Roman" w:hAnsi="Courier New" w:cs="Courier New"/>
+          <w:color w:val="8888C6"/>
+          <w:kern w:val="0"/>
+          <w:sz w:val="20"/>
+          <w:szCs w:val="20"/>
+          <w:lang w:eastAsia="en-IL"/>
+          <w14:ligatures w14:val="none"/>
+        </w:rPr>
+        <w:t>print</w:t>
+      </w:r>
+      <w:r>
+        <w:rPr>
+          <w:rFonts w:ascii="Courier New" w:eastAsia="Times New Roman" w:hAnsi="Courier New" w:cs="Courier New"/>
+          <w:color w:val="BCBEC4"/>
+          <w:kern w:val="0"/>
+          <w:sz w:val="20"/>
+          <w:szCs w:val="20"/>
+          <w:lang w:eastAsia="en-IL"/>
+          <w14:ligatures w14:val="none"/>
+        </w:rPr>
+        <w:t>(</w:t>
+      </w:r>
+      <w:proofErr w:type="spellStart"/>
+      <w:r>
+        <w:rPr>
+          <w:rFonts w:ascii="Courier New" w:eastAsia="Times New Roman" w:hAnsi="Courier New" w:cs="Courier New"/>
+          <w:color w:val="6AAB73"/>
+          <w:kern w:val="0"/>
+          <w:sz w:val="20"/>
+          <w:szCs w:val="20"/>
+          <w:lang w:eastAsia="en-IL"/>
+          <w14:ligatures w14:val="none"/>
+        </w:rPr>
+        <w:t>f"Parameters</w:t>
+      </w:r>
+      <w:proofErr w:type="spellEnd"/>
+      <w:r>
+        <w:rPr>
+          <w:rFonts w:ascii="Courier New" w:eastAsia="Times New Roman" w:hAnsi="Courier New" w:cs="Courier New"/>
+          <w:color w:val="6AAB73"/>
+          <w:kern w:val="0"/>
+          <w:sz w:val="20"/>
+          <w:szCs w:val="20"/>
+          <w:lang w:eastAsia="en-IL"/>
+          <w14:ligatures w14:val="none"/>
+        </w:rPr>
+        <w:t>: a=</w:t>
+      </w:r>
+      <w:r>
+        <w:rPr>
+          <w:rFonts w:ascii="Courier New" w:eastAsia="Times New Roman" w:hAnsi="Courier New" w:cs="Courier New"/>
+          <w:color w:val="CF8E6D"/>
+          <w:kern w:val="0"/>
+          <w:sz w:val="20"/>
+          <w:szCs w:val="20"/>
+          <w:lang w:eastAsia="en-IL"/>
+          <w14:ligatures w14:val="none"/>
+        </w:rPr>
+        <w:t>{</w:t>
+      </w:r>
+      <w:r>
+        <w:rPr>
+          <w:rFonts w:ascii="Courier New" w:eastAsia="Times New Roman" w:hAnsi="Courier New" w:cs="Courier New"/>
+          <w:color w:val="BCBEC4"/>
+          <w:kern w:val="0"/>
+          <w:sz w:val="20"/>
+          <w:szCs w:val="20"/>
+          <w:lang w:eastAsia="en-IL"/>
+          <w14:ligatures w14:val="none"/>
+        </w:rPr>
+        <w:t>a</w:t>
+      </w:r>
+      <w:r>
+        <w:rPr>
+          <w:rFonts w:ascii="Courier New" w:eastAsia="Times New Roman" w:hAnsi="Courier New" w:cs="Courier New"/>
+          <w:color w:val="CF8E6D"/>
+          <w:kern w:val="0"/>
+          <w:sz w:val="20"/>
+          <w:szCs w:val="20"/>
+          <w:lang w:eastAsia="en-IL"/>
+          <w14:ligatures w14:val="none"/>
+        </w:rPr>
+        <w:t>}</w:t>
+      </w:r>
+      <w:r>
+        <w:rPr>
+          <w:rFonts w:ascii="Courier New" w:eastAsia="Times New Roman" w:hAnsi="Courier New" w:cs="Courier New"/>
+          <w:color w:val="6AAB73"/>
+          <w:kern w:val="0"/>
+          <w:sz w:val="20"/>
+          <w:szCs w:val="20"/>
+          <w:lang w:eastAsia="en-IL"/>
+          <w14:ligatures w14:val="none"/>
+        </w:rPr>
+        <w:t>, b=</w:t>
+      </w:r>
+      <w:r>
+        <w:rPr>
+          <w:rFonts w:ascii="Courier New" w:eastAsia="Times New Roman" w:hAnsi="Courier New" w:cs="Courier New"/>
+          <w:color w:val="CF8E6D"/>
+          <w:kern w:val="0"/>
+          <w:sz w:val="20"/>
+          <w:szCs w:val="20"/>
+          <w:lang w:eastAsia="en-IL"/>
+          <w14:ligatures w14:val="none"/>
+        </w:rPr>
+        <w:t>{</w:t>
+      </w:r>
+      <w:r>
+        <w:rPr>
+          <w:rFonts w:ascii="Courier New" w:eastAsia="Times New Roman" w:hAnsi="Courier New" w:cs="Courier New"/>
+          <w:color w:val="BCBEC4"/>
+          <w:kern w:val="0"/>
+          <w:sz w:val="20"/>
+          <w:szCs w:val="20"/>
+          <w:lang w:eastAsia="en-IL"/>
+          <w14:ligatures w14:val="none"/>
+        </w:rPr>
+        <w:t>b</w:t>
+      </w:r>
+      <w:r>
+        <w:rPr>
+          <w:rFonts w:ascii="Courier New" w:eastAsia="Times New Roman" w:hAnsi="Courier New" w:cs="Courier New"/>
+          <w:color w:val="CF8E6D"/>
+          <w:kern w:val="0"/>
+          <w:sz w:val="20"/>
+          <w:szCs w:val="20"/>
+          <w:lang w:eastAsia="en-IL"/>
+          <w14:ligatures w14:val="none"/>
+        </w:rPr>
+        <w:t>}\n</w:t>
+      </w:r>
+      <w:r>
+        <w:rPr>
+          <w:rFonts w:ascii="Courier New" w:eastAsia="Times New Roman" w:hAnsi="Courier New" w:cs="Courier New"/>
+          <w:color w:val="6AAB73"/>
+          <w:kern w:val="0"/>
+          <w:sz w:val="20"/>
+          <w:szCs w:val="20"/>
+          <w:lang w:eastAsia="en-IL"/>
+          <w14:ligatures w14:val="none"/>
+        </w:rPr>
+        <w:t>"</w:t>
+      </w:r>
+      <w:r>
+        <w:rPr>
+          <w:rFonts w:ascii="Courier New" w:eastAsia="Times New Roman" w:hAnsi="Courier New" w:cs="Courier New"/>
+          <w:color w:val="BCBEC4"/>
+          <w:kern w:val="0"/>
+          <w:sz w:val="20"/>
+          <w:szCs w:val="20"/>
+          <w:lang w:eastAsia="en-IL"/>
+          <w14:ligatures w14:val="none"/>
+        </w:rPr>
+        <w:t>)</w:t>
+      </w:r>
+      <w:r>
+        <w:rPr>
+          <w:rFonts w:ascii="Courier New" w:eastAsia="Times New Roman" w:hAnsi="Courier New" w:cs="Courier New"/>
+          <w:color w:val="BCBEC4"/>
+          <w:kern w:val="0"/>
+          <w:sz w:val="20"/>
+          <w:szCs w:val="20"/>
+          <w:lang w:eastAsia="en-IL"/>
+          <w14:ligatures w14:val="none"/>
+        </w:rPr>
+        <w:br/>
+      </w:r>
+      <w:r>
+        <w:rPr>
+          <w:rFonts w:ascii="Courier New" w:eastAsia="Times New Roman" w:hAnsi="Courier New" w:cs="Courier New"/>
+          <w:color w:val="BCBEC4"/>
+          <w:kern w:val="0"/>
+          <w:sz w:val="20"/>
+          <w:szCs w:val="20"/>
+          <w:lang w:eastAsia="en-IL"/>
+          <w14:ligatures w14:val="none"/>
+        </w:rPr>
+        <w:br/>
+      </w:r>
+      <w:r>
+        <w:rPr>
+          <w:rFonts w:ascii="Courier New" w:eastAsia="Times New Roman" w:hAnsi="Courier New" w:cs="Courier New"/>
+          <w:color w:val="BCBEC4"/>
+          <w:kern w:val="0"/>
+          <w:sz w:val="20"/>
+          <w:szCs w:val="20"/>
+          <w:lang w:eastAsia="en-IL"/>
+          <w14:ligatures w14:val="none"/>
+        </w:rPr>
+        <w:br/>
+        <w:t xml:space="preserve">    </w:t>
+      </w:r>
+      <w:r>
+        <w:rPr>
+          <w:rFonts w:ascii="Courier New" w:eastAsia="Times New Roman" w:hAnsi="Courier New" w:cs="Courier New"/>
+          <w:color w:val="7A7E85"/>
+          <w:kern w:val="0"/>
+          <w:sz w:val="20"/>
+          <w:szCs w:val="20"/>
+          <w:lang w:eastAsia="en-IL"/>
+          <w14:ligatures w14:val="none"/>
+        </w:rPr>
+        <w:t># Convert strings keys to matrix</w:t>
+      </w:r>
+      <w:r>
+        <w:rPr>
+          <w:rFonts w:ascii="Courier New" w:eastAsia="Times New Roman" w:hAnsi="Courier New" w:cs="Courier New"/>
+          <w:color w:val="7A7E85"/>
+          <w:kern w:val="0"/>
+          <w:sz w:val="20"/>
+          <w:szCs w:val="20"/>
+          <w:lang w:eastAsia="en-IL"/>
+          <w14:ligatures w14:val="none"/>
+        </w:rPr>
+        <w:br/>
+        <w:t xml:space="preserve">    </w:t>
+      </w:r>
+      <w:r>
+        <w:rPr>
+          <w:rFonts w:ascii="Courier New" w:eastAsia="Times New Roman" w:hAnsi="Courier New" w:cs="Courier New"/>
+          <w:color w:val="BCBEC4"/>
+          <w:kern w:val="0"/>
+          <w:sz w:val="20"/>
+          <w:szCs w:val="20"/>
+          <w:lang w:eastAsia="en-IL"/>
+          <w14:ligatures w14:val="none"/>
+        </w:rPr>
+        <w:t>key1_matrix = []</w:t>
+      </w:r>
+      <w:r>
+        <w:rPr>
+          <w:rFonts w:ascii="Courier New" w:eastAsia="Times New Roman" w:hAnsi="Courier New" w:cs="Courier New"/>
+          <w:color w:val="BCBEC4"/>
+          <w:kern w:val="0"/>
+          <w:sz w:val="20"/>
+          <w:szCs w:val="20"/>
+          <w:lang w:eastAsia="en-IL"/>
+          <w14:ligatures w14:val="none"/>
+        </w:rPr>
+        <w:br/>
+        <w:t xml:space="preserve">    </w:t>
+      </w:r>
+      <w:r>
+        <w:rPr>
+          <w:rFonts w:ascii="Courier New" w:eastAsia="Times New Roman" w:hAnsi="Courier New" w:cs="Courier New"/>
+          <w:color w:val="CF8E6D"/>
+          <w:kern w:val="0"/>
+          <w:sz w:val="20"/>
+          <w:szCs w:val="20"/>
+          <w:lang w:eastAsia="en-IL"/>
+          <w14:ligatures w14:val="none"/>
+        </w:rPr>
+        <w:t xml:space="preserve">for </w:t>
+      </w:r>
+      <w:r>
+        <w:rPr>
+          <w:rFonts w:ascii="Courier New" w:eastAsia="Times New Roman" w:hAnsi="Courier New" w:cs="Courier New"/>
+          <w:color w:val="BCBEC4"/>
+          <w:kern w:val="0"/>
+          <w:sz w:val="20"/>
+          <w:szCs w:val="20"/>
+          <w:lang w:eastAsia="en-IL"/>
+          <w14:ligatures w14:val="none"/>
+        </w:rPr>
+        <w:t xml:space="preserve">char </w:t>
+      </w:r>
+      <w:r>
+        <w:rPr>
+          <w:rFonts w:ascii="Courier New" w:eastAsia="Times New Roman" w:hAnsi="Courier New" w:cs="Courier New"/>
+          <w:color w:val="CF8E6D"/>
+          <w:kern w:val="0"/>
+          <w:sz w:val="20"/>
+          <w:szCs w:val="20"/>
+          <w:lang w:eastAsia="en-IL"/>
+          <w14:ligatures w14:val="none"/>
+        </w:rPr>
+        <w:t xml:space="preserve">in </w:t>
+      </w:r>
+      <w:r>
+        <w:rPr>
+          <w:rFonts w:ascii="Courier New" w:eastAsia="Times New Roman" w:hAnsi="Courier New" w:cs="Courier New"/>
+          <w:color w:val="BCBEC4"/>
+          <w:kern w:val="0"/>
+          <w:sz w:val="20"/>
+          <w:szCs w:val="20"/>
+          <w:lang w:eastAsia="en-IL"/>
+          <w14:ligatures w14:val="none"/>
+        </w:rPr>
+        <w:t>key1:</w:t>
+      </w:r>
+      <w:r>
+        <w:rPr>
+          <w:rFonts w:ascii="Courier New" w:eastAsia="Times New Roman" w:hAnsi="Courier New" w:cs="Courier New"/>
+          <w:color w:val="BCBEC4"/>
+          <w:kern w:val="0"/>
+          <w:sz w:val="20"/>
+          <w:szCs w:val="20"/>
+          <w:lang w:eastAsia="en-IL"/>
+          <w14:ligatures w14:val="none"/>
+        </w:rPr>
+        <w:br/>
+        <w:t xml:space="preserve">        number = </w:t>
+      </w:r>
+      <w:proofErr w:type="spellStart"/>
+      <w:r>
+        <w:rPr>
+          <w:rFonts w:ascii="Courier New" w:eastAsia="Times New Roman" w:hAnsi="Courier New" w:cs="Courier New"/>
+          <w:color w:val="8888C6"/>
+          <w:kern w:val="0"/>
+          <w:sz w:val="20"/>
+          <w:szCs w:val="20"/>
+          <w:lang w:eastAsia="en-IL"/>
+          <w14:ligatures w14:val="none"/>
+        </w:rPr>
+        <w:t>ord</w:t>
+      </w:r>
+      <w:proofErr w:type="spellEnd"/>
+      <w:r>
+        <w:rPr>
+          <w:rFonts w:ascii="Courier New" w:eastAsia="Times New Roman" w:hAnsi="Courier New" w:cs="Courier New"/>
+          <w:color w:val="BCBEC4"/>
+          <w:kern w:val="0"/>
+          <w:sz w:val="20"/>
+          <w:szCs w:val="20"/>
+          <w:lang w:eastAsia="en-IL"/>
+          <w14:ligatures w14:val="none"/>
+        </w:rPr>
+        <w:t>(</w:t>
+      </w:r>
+      <w:proofErr w:type="spellStart"/>
+      <w:r>
+        <w:rPr>
+          <w:rFonts w:ascii="Courier New" w:eastAsia="Times New Roman" w:hAnsi="Courier New" w:cs="Courier New"/>
+          <w:color w:val="BCBEC4"/>
+          <w:kern w:val="0"/>
+          <w:sz w:val="20"/>
+          <w:szCs w:val="20"/>
+          <w:lang w:eastAsia="en-IL"/>
+          <w14:ligatures w14:val="none"/>
+        </w:rPr>
+        <w:t>char.upper</w:t>
+      </w:r>
+      <w:proofErr w:type="spellEnd"/>
+      <w:r>
+        <w:rPr>
+          <w:rFonts w:ascii="Courier New" w:eastAsia="Times New Roman" w:hAnsi="Courier New" w:cs="Courier New"/>
+          <w:color w:val="BCBEC4"/>
+          <w:kern w:val="0"/>
+          <w:sz w:val="20"/>
+          <w:szCs w:val="20"/>
+          <w:lang w:eastAsia="en-IL"/>
+          <w14:ligatures w14:val="none"/>
+        </w:rPr>
+        <w:t xml:space="preserve">()) - </w:t>
+      </w:r>
+      <w:proofErr w:type="spellStart"/>
+      <w:r>
+        <w:rPr>
+          <w:rFonts w:ascii="Courier New" w:eastAsia="Times New Roman" w:hAnsi="Courier New" w:cs="Courier New"/>
+          <w:color w:val="8888C6"/>
+          <w:kern w:val="0"/>
+          <w:sz w:val="20"/>
+          <w:szCs w:val="20"/>
+          <w:lang w:eastAsia="en-IL"/>
+          <w14:ligatures w14:val="none"/>
+        </w:rPr>
+        <w:t>ord</w:t>
+      </w:r>
+      <w:proofErr w:type="spellEnd"/>
+      <w:r>
+        <w:rPr>
+          <w:rFonts w:ascii="Courier New" w:eastAsia="Times New Roman" w:hAnsi="Courier New" w:cs="Courier New"/>
+          <w:color w:val="BCBEC4"/>
+          <w:kern w:val="0"/>
+          <w:sz w:val="20"/>
+          <w:szCs w:val="20"/>
+          <w:lang w:eastAsia="en-IL"/>
+          <w14:ligatures w14:val="none"/>
+        </w:rPr>
+        <w:t>(</w:t>
+      </w:r>
+      <w:r>
+        <w:rPr>
+          <w:rFonts w:ascii="Courier New" w:eastAsia="Times New Roman" w:hAnsi="Courier New" w:cs="Courier New"/>
+          <w:color w:val="6AAB73"/>
+          <w:kern w:val="0"/>
+          <w:sz w:val="20"/>
+          <w:szCs w:val="20"/>
+          <w:lang w:eastAsia="en-IL"/>
+          <w14:ligatures w14:val="none"/>
+        </w:rPr>
+        <w:t>'A'</w:t>
+      </w:r>
+      <w:r>
+        <w:rPr>
+          <w:rFonts w:ascii="Courier New" w:eastAsia="Times New Roman" w:hAnsi="Courier New" w:cs="Courier New"/>
+          <w:color w:val="BCBEC4"/>
+          <w:kern w:val="0"/>
+          <w:sz w:val="20"/>
+          <w:szCs w:val="20"/>
+          <w:lang w:eastAsia="en-IL"/>
+          <w14:ligatures w14:val="none"/>
+        </w:rPr>
+        <w:t>)</w:t>
+      </w:r>
+      <w:r>
+        <w:rPr>
+          <w:rFonts w:ascii="Courier New" w:eastAsia="Times New Roman" w:hAnsi="Courier New" w:cs="Courier New"/>
+          <w:color w:val="BCBEC4"/>
+          <w:kern w:val="0"/>
+          <w:sz w:val="20"/>
+          <w:szCs w:val="20"/>
+          <w:lang w:eastAsia="en-IL"/>
+          <w14:ligatures w14:val="none"/>
+        </w:rPr>
+        <w:br/>
+        <w:t xml:space="preserve">        key1_matrix.append(number)</w:t>
+      </w:r>
+      <w:r>
+        <w:rPr>
+          <w:rFonts w:ascii="Courier New" w:eastAsia="Times New Roman" w:hAnsi="Courier New" w:cs="Courier New"/>
+          <w:color w:val="BCBEC4"/>
+          <w:kern w:val="0"/>
+          <w:sz w:val="20"/>
+          <w:szCs w:val="20"/>
+          <w:lang w:eastAsia="en-IL"/>
+          <w14:ligatures w14:val="none"/>
+        </w:rPr>
+        <w:br/>
+      </w:r>
+      <w:r>
+        <w:rPr>
+          <w:rFonts w:ascii="Courier New" w:eastAsia="Times New Roman" w:hAnsi="Courier New" w:cs="Courier New"/>
+          <w:color w:val="BCBEC4"/>
+          <w:kern w:val="0"/>
+          <w:sz w:val="20"/>
+          <w:szCs w:val="20"/>
+          <w:lang w:eastAsia="en-IL"/>
+          <w14:ligatures w14:val="none"/>
+        </w:rPr>
+        <w:br/>
+        <w:t xml:space="preserve">    key2_matrix = []</w:t>
+      </w:r>
+      <w:r>
+        <w:rPr>
+          <w:rFonts w:ascii="Courier New" w:eastAsia="Times New Roman" w:hAnsi="Courier New" w:cs="Courier New"/>
+          <w:color w:val="BCBEC4"/>
+          <w:kern w:val="0"/>
+          <w:sz w:val="20"/>
+          <w:szCs w:val="20"/>
+          <w:lang w:eastAsia="en-IL"/>
+          <w14:ligatures w14:val="none"/>
+        </w:rPr>
+        <w:br/>
+        <w:t xml:space="preserve">    </w:t>
+      </w:r>
+      <w:r>
+        <w:rPr>
+          <w:rFonts w:ascii="Courier New" w:eastAsia="Times New Roman" w:hAnsi="Courier New" w:cs="Courier New"/>
+          <w:color w:val="CF8E6D"/>
+          <w:kern w:val="0"/>
+          <w:sz w:val="20"/>
+          <w:szCs w:val="20"/>
+          <w:lang w:eastAsia="en-IL"/>
+          <w14:ligatures w14:val="none"/>
+        </w:rPr>
+        <w:t xml:space="preserve">for </w:t>
+      </w:r>
+      <w:r>
+        <w:rPr>
+          <w:rFonts w:ascii="Courier New" w:eastAsia="Times New Roman" w:hAnsi="Courier New" w:cs="Courier New"/>
+          <w:color w:val="BCBEC4"/>
+          <w:kern w:val="0"/>
+          <w:sz w:val="20"/>
+          <w:szCs w:val="20"/>
+          <w:lang w:eastAsia="en-IL"/>
+          <w14:ligatures w14:val="none"/>
+        </w:rPr>
+        <w:t xml:space="preserve">char </w:t>
+      </w:r>
+      <w:r>
+        <w:rPr>
+          <w:rFonts w:ascii="Courier New" w:eastAsia="Times New Roman" w:hAnsi="Courier New" w:cs="Courier New"/>
+          <w:color w:val="CF8E6D"/>
+          <w:kern w:val="0"/>
+          <w:sz w:val="20"/>
+          <w:szCs w:val="20"/>
+          <w:lang w:eastAsia="en-IL"/>
+          <w14:ligatures w14:val="none"/>
+        </w:rPr>
+        <w:t xml:space="preserve">in </w:t>
+      </w:r>
+      <w:r>
+        <w:rPr>
+          <w:rFonts w:ascii="Courier New" w:eastAsia="Times New Roman" w:hAnsi="Courier New" w:cs="Courier New"/>
+          <w:color w:val="BCBEC4"/>
+          <w:kern w:val="0"/>
+          <w:sz w:val="20"/>
+          <w:szCs w:val="20"/>
+          <w:lang w:eastAsia="en-IL"/>
+          <w14:ligatures w14:val="none"/>
+        </w:rPr>
+        <w:t>key2:</w:t>
+      </w:r>
+      <w:r>
+        <w:rPr>
+          <w:rFonts w:ascii="Courier New" w:eastAsia="Times New Roman" w:hAnsi="Courier New" w:cs="Courier New"/>
+          <w:color w:val="BCBEC4"/>
+          <w:kern w:val="0"/>
+          <w:sz w:val="20"/>
+          <w:szCs w:val="20"/>
+          <w:lang w:eastAsia="en-IL"/>
+          <w14:ligatures w14:val="none"/>
+        </w:rPr>
+        <w:br/>
+        <w:t xml:space="preserve">        number = </w:t>
+      </w:r>
+      <w:proofErr w:type="spellStart"/>
+      <w:r>
+        <w:rPr>
+          <w:rFonts w:ascii="Courier New" w:eastAsia="Times New Roman" w:hAnsi="Courier New" w:cs="Courier New"/>
+          <w:color w:val="8888C6"/>
+          <w:kern w:val="0"/>
+          <w:sz w:val="20"/>
+          <w:szCs w:val="20"/>
+          <w:lang w:eastAsia="en-IL"/>
+          <w14:ligatures w14:val="none"/>
+        </w:rPr>
+        <w:t>ord</w:t>
+      </w:r>
+      <w:proofErr w:type="spellEnd"/>
+      <w:r>
+        <w:rPr>
+          <w:rFonts w:ascii="Courier New" w:eastAsia="Times New Roman" w:hAnsi="Courier New" w:cs="Courier New"/>
+          <w:color w:val="BCBEC4"/>
+          <w:kern w:val="0"/>
+          <w:sz w:val="20"/>
+          <w:szCs w:val="20"/>
+          <w:lang w:eastAsia="en-IL"/>
+          <w14:ligatures w14:val="none"/>
+        </w:rPr>
+        <w:t>(</w:t>
+      </w:r>
+      <w:proofErr w:type="spellStart"/>
+      <w:r>
+        <w:rPr>
+          <w:rFonts w:ascii="Courier New" w:eastAsia="Times New Roman" w:hAnsi="Courier New" w:cs="Courier New"/>
+          <w:color w:val="BCBEC4"/>
+          <w:kern w:val="0"/>
+          <w:sz w:val="20"/>
+          <w:szCs w:val="20"/>
+          <w:lang w:eastAsia="en-IL"/>
+          <w14:ligatures w14:val="none"/>
+        </w:rPr>
+        <w:t>char.upper</w:t>
+      </w:r>
+      <w:proofErr w:type="spellEnd"/>
+      <w:r>
+        <w:rPr>
+          <w:rFonts w:ascii="Courier New" w:eastAsia="Times New Roman" w:hAnsi="Courier New" w:cs="Courier New"/>
+          <w:color w:val="BCBEC4"/>
+          <w:kern w:val="0"/>
+          <w:sz w:val="20"/>
+          <w:szCs w:val="20"/>
+          <w:lang w:eastAsia="en-IL"/>
+          <w14:ligatures w14:val="none"/>
+        </w:rPr>
+        <w:t xml:space="preserve">()) - </w:t>
+      </w:r>
+      <w:proofErr w:type="spellStart"/>
+      <w:r>
+        <w:rPr>
+          <w:rFonts w:ascii="Courier New" w:eastAsia="Times New Roman" w:hAnsi="Courier New" w:cs="Courier New"/>
+          <w:color w:val="8888C6"/>
+          <w:kern w:val="0"/>
+          <w:sz w:val="20"/>
+          <w:szCs w:val="20"/>
+          <w:lang w:eastAsia="en-IL"/>
+          <w14:ligatures w14:val="none"/>
+        </w:rPr>
+        <w:t>ord</w:t>
+      </w:r>
+      <w:proofErr w:type="spellEnd"/>
+      <w:r>
+        <w:rPr>
+          <w:rFonts w:ascii="Courier New" w:eastAsia="Times New Roman" w:hAnsi="Courier New" w:cs="Courier New"/>
+          <w:color w:val="BCBEC4"/>
+          <w:kern w:val="0"/>
+          <w:sz w:val="20"/>
+          <w:szCs w:val="20"/>
+          <w:lang w:eastAsia="en-IL"/>
+          <w14:ligatures w14:val="none"/>
+        </w:rPr>
+        <w:t>(</w:t>
+      </w:r>
+      <w:r>
+        <w:rPr>
+          <w:rFonts w:ascii="Courier New" w:eastAsia="Times New Roman" w:hAnsi="Courier New" w:cs="Courier New"/>
+          <w:color w:val="6AAB73"/>
+          <w:kern w:val="0"/>
+          <w:sz w:val="20"/>
+          <w:szCs w:val="20"/>
+          <w:lang w:eastAsia="en-IL"/>
+          <w14:ligatures w14:val="none"/>
+        </w:rPr>
+        <w:t>'A'</w:t>
+      </w:r>
+      <w:r>
+        <w:rPr>
+          <w:rFonts w:ascii="Courier New" w:eastAsia="Times New Roman" w:hAnsi="Courier New" w:cs="Courier New"/>
+          <w:color w:val="BCBEC4"/>
+          <w:kern w:val="0"/>
+          <w:sz w:val="20"/>
+          <w:szCs w:val="20"/>
+          <w:lang w:eastAsia="en-IL"/>
+          <w14:ligatures w14:val="none"/>
+        </w:rPr>
+        <w:t>)</w:t>
+      </w:r>
+      <w:r>
+        <w:rPr>
+          <w:rFonts w:ascii="Courier New" w:eastAsia="Times New Roman" w:hAnsi="Courier New" w:cs="Courier New"/>
+          <w:color w:val="BCBEC4"/>
+          <w:kern w:val="0"/>
+          <w:sz w:val="20"/>
+          <w:szCs w:val="20"/>
+          <w:lang w:eastAsia="en-IL"/>
+          <w14:ligatures w14:val="none"/>
+        </w:rPr>
+        <w:br/>
+        <w:t xml:space="preserve">        key2_matrix.append(number)</w:t>
+      </w:r>
+      <w:r>
+        <w:rPr>
+          <w:rFonts w:ascii="Courier New" w:eastAsia="Times New Roman" w:hAnsi="Courier New" w:cs="Courier New"/>
+          <w:color w:val="BCBEC4"/>
+          <w:kern w:val="0"/>
+          <w:sz w:val="20"/>
+          <w:szCs w:val="20"/>
+          <w:lang w:eastAsia="en-IL"/>
+          <w14:ligatures w14:val="none"/>
+        </w:rPr>
+        <w:br/>
+      </w:r>
+      <w:r>
+        <w:rPr>
+          <w:rFonts w:ascii="Courier New" w:eastAsia="Times New Roman" w:hAnsi="Courier New" w:cs="Courier New"/>
+          <w:color w:val="BCBEC4"/>
+          <w:kern w:val="0"/>
+          <w:sz w:val="20"/>
+          <w:szCs w:val="20"/>
+          <w:lang w:eastAsia="en-IL"/>
+          <w14:ligatures w14:val="none"/>
+        </w:rPr>
+        <w:br/>
+        <w:t xml:space="preserve">    </w:t>
+      </w:r>
+      <w:r>
+        <w:rPr>
+          <w:rFonts w:ascii="Courier New" w:eastAsia="Times New Roman" w:hAnsi="Courier New" w:cs="Courier New"/>
+          <w:color w:val="CF8E6D"/>
+          <w:kern w:val="0"/>
+          <w:sz w:val="20"/>
+          <w:szCs w:val="20"/>
+          <w:lang w:eastAsia="en-IL"/>
+          <w14:ligatures w14:val="none"/>
+        </w:rPr>
+        <w:t xml:space="preserve">if  not </w:t>
+      </w:r>
+      <w:proofErr w:type="spellStart"/>
+      <w:r>
+        <w:rPr>
+          <w:rFonts w:ascii="Courier New" w:eastAsia="Times New Roman" w:hAnsi="Courier New" w:cs="Courier New"/>
+          <w:color w:val="BCBEC4"/>
+          <w:kern w:val="0"/>
+          <w:sz w:val="20"/>
+          <w:szCs w:val="20"/>
+          <w:lang w:eastAsia="en-IL"/>
+          <w14:ligatures w14:val="none"/>
+        </w:rPr>
+        <w:t>verify_key</w:t>
+      </w:r>
+      <w:proofErr w:type="spellEnd"/>
+      <w:r>
+        <w:rPr>
+          <w:rFonts w:ascii="Courier New" w:eastAsia="Times New Roman" w:hAnsi="Courier New" w:cs="Courier New"/>
+          <w:color w:val="BCBEC4"/>
+          <w:kern w:val="0"/>
+          <w:sz w:val="20"/>
+          <w:szCs w:val="20"/>
+          <w:lang w:eastAsia="en-IL"/>
+          <w14:ligatures w14:val="none"/>
+        </w:rPr>
+        <w:t xml:space="preserve">(key1_matrix) </w:t>
+      </w:r>
+      <w:r>
+        <w:rPr>
+          <w:rFonts w:ascii="Courier New" w:eastAsia="Times New Roman" w:hAnsi="Courier New" w:cs="Courier New"/>
+          <w:color w:val="CF8E6D"/>
+          <w:kern w:val="0"/>
+          <w:sz w:val="20"/>
+          <w:szCs w:val="20"/>
+          <w:lang w:eastAsia="en-IL"/>
+          <w14:ligatures w14:val="none"/>
+        </w:rPr>
+        <w:t xml:space="preserve">or not </w:t>
+      </w:r>
+      <w:proofErr w:type="spellStart"/>
+      <w:r>
+        <w:rPr>
+          <w:rFonts w:ascii="Courier New" w:eastAsia="Times New Roman" w:hAnsi="Courier New" w:cs="Courier New"/>
+          <w:color w:val="BCBEC4"/>
+          <w:kern w:val="0"/>
+          <w:sz w:val="20"/>
+          <w:szCs w:val="20"/>
+          <w:lang w:eastAsia="en-IL"/>
+          <w14:ligatures w14:val="none"/>
+        </w:rPr>
+        <w:t>verify_key</w:t>
+      </w:r>
+      <w:proofErr w:type="spellEnd"/>
+      <w:r>
+        <w:rPr>
+          <w:rFonts w:ascii="Courier New" w:eastAsia="Times New Roman" w:hAnsi="Courier New" w:cs="Courier New"/>
+          <w:color w:val="BCBEC4"/>
+          <w:kern w:val="0"/>
+          <w:sz w:val="20"/>
+          <w:szCs w:val="20"/>
+          <w:lang w:eastAsia="en-IL"/>
+          <w14:ligatures w14:val="none"/>
+        </w:rPr>
+        <w:t>(key2_matrix):</w:t>
+      </w:r>
+      <w:r>
+        <w:rPr>
+          <w:rFonts w:ascii="Courier New" w:eastAsia="Times New Roman" w:hAnsi="Courier New" w:cs="Courier New"/>
+          <w:color w:val="BCBEC4"/>
+          <w:kern w:val="0"/>
+          <w:sz w:val="20"/>
+          <w:szCs w:val="20"/>
+          <w:lang w:eastAsia="en-IL"/>
+          <w14:ligatures w14:val="none"/>
+        </w:rPr>
+        <w:br/>
+        <w:t xml:space="preserve">        </w:t>
+      </w:r>
+      <w:r>
+        <w:rPr>
+          <w:rFonts w:ascii="Courier New" w:eastAsia="Times New Roman" w:hAnsi="Courier New" w:cs="Courier New"/>
+          <w:color w:val="CF8E6D"/>
+          <w:kern w:val="0"/>
+          <w:sz w:val="20"/>
+          <w:szCs w:val="20"/>
+          <w:lang w:eastAsia="en-IL"/>
+          <w14:ligatures w14:val="none"/>
+        </w:rPr>
+        <w:t xml:space="preserve">return </w:t>
+      </w:r>
+      <w:r>
+        <w:rPr>
+          <w:rFonts w:ascii="Courier New" w:eastAsia="Times New Roman" w:hAnsi="Courier New" w:cs="Courier New"/>
+          <w:color w:val="6AAB73"/>
+          <w:kern w:val="0"/>
+          <w:sz w:val="20"/>
+          <w:szCs w:val="20"/>
+          <w:lang w:eastAsia="en-IL"/>
+          <w14:ligatures w14:val="none"/>
+        </w:rPr>
+        <w:t>"Decryption failed: One of the keys is invalid"</w:t>
+      </w:r>
+      <w:r>
+        <w:rPr>
+          <w:rFonts w:ascii="Courier New" w:eastAsia="Times New Roman" w:hAnsi="Courier New" w:cs="Courier New"/>
+          <w:color w:val="6AAB73"/>
+          <w:kern w:val="0"/>
+          <w:sz w:val="20"/>
+          <w:szCs w:val="20"/>
+          <w:lang w:eastAsia="en-IL"/>
+          <w14:ligatures w14:val="none"/>
+        </w:rPr>
+        <w:br/>
+      </w:r>
+      <w:r>
+        <w:rPr>
+          <w:rFonts w:ascii="Courier New" w:eastAsia="Times New Roman" w:hAnsi="Courier New" w:cs="Courier New"/>
+          <w:color w:val="6AAB73"/>
+          <w:kern w:val="0"/>
+          <w:sz w:val="20"/>
+          <w:szCs w:val="20"/>
+          <w:lang w:eastAsia="en-IL"/>
+          <w14:ligatures w14:val="none"/>
+        </w:rPr>
+        <w:br/>
+        <w:t xml:space="preserve">    </w:t>
+      </w:r>
+      <w:r>
+        <w:rPr>
+          <w:rFonts w:ascii="Courier New" w:eastAsia="Times New Roman" w:hAnsi="Courier New" w:cs="Courier New"/>
+          <w:color w:val="7A7E85"/>
+          <w:kern w:val="0"/>
+          <w:sz w:val="20"/>
+          <w:szCs w:val="20"/>
+          <w:lang w:eastAsia="en-IL"/>
+          <w14:ligatures w14:val="none"/>
+        </w:rPr>
+        <w:t># Get inverse matrices for decryption</w:t>
+      </w:r>
+      <w:r>
+        <w:rPr>
+          <w:rFonts w:ascii="Courier New" w:eastAsia="Times New Roman" w:hAnsi="Courier New" w:cs="Courier New"/>
+          <w:color w:val="7A7E85"/>
+          <w:kern w:val="0"/>
+          <w:sz w:val="20"/>
+          <w:szCs w:val="20"/>
+          <w:lang w:eastAsia="en-IL"/>
+          <w14:ligatures w14:val="none"/>
+        </w:rPr>
+        <w:br/>
+        <w:t xml:space="preserve">    </w:t>
+      </w:r>
+      <w:r>
+        <w:rPr>
+          <w:rFonts w:ascii="Courier New" w:eastAsia="Times New Roman" w:hAnsi="Courier New" w:cs="Courier New"/>
+          <w:color w:val="BCBEC4"/>
+          <w:kern w:val="0"/>
+          <w:sz w:val="20"/>
+          <w:szCs w:val="20"/>
+          <w:lang w:eastAsia="en-IL"/>
+          <w14:ligatures w14:val="none"/>
+        </w:rPr>
+        <w:t xml:space="preserve">k1_inv = </w:t>
+      </w:r>
+      <w:proofErr w:type="spellStart"/>
+      <w:r>
+        <w:rPr>
+          <w:rFonts w:ascii="Courier New" w:eastAsia="Times New Roman" w:hAnsi="Courier New" w:cs="Courier New"/>
+          <w:color w:val="BCBEC4"/>
+          <w:kern w:val="0"/>
+          <w:sz w:val="20"/>
+          <w:szCs w:val="20"/>
+          <w:lang w:eastAsia="en-IL"/>
+          <w14:ligatures w14:val="none"/>
+        </w:rPr>
+        <w:t>get_inverse_matrix</w:t>
+      </w:r>
+      <w:proofErr w:type="spellEnd"/>
+      <w:r>
+        <w:rPr>
+          <w:rFonts w:ascii="Courier New" w:eastAsia="Times New Roman" w:hAnsi="Courier New" w:cs="Courier New"/>
+          <w:color w:val="BCBEC4"/>
+          <w:kern w:val="0"/>
+          <w:sz w:val="20"/>
+          <w:szCs w:val="20"/>
+          <w:lang w:eastAsia="en-IL"/>
+          <w14:ligatures w14:val="none"/>
+        </w:rPr>
+        <w:t>(key1_matrix)</w:t>
+      </w:r>
+      <w:r>
+        <w:rPr>
+          <w:rFonts w:ascii="Courier New" w:eastAsia="Times New Roman" w:hAnsi="Courier New" w:cs="Courier New"/>
+          <w:color w:val="BCBEC4"/>
+          <w:kern w:val="0"/>
+          <w:sz w:val="20"/>
+          <w:szCs w:val="20"/>
+          <w:lang w:eastAsia="en-IL"/>
+          <w14:ligatures w14:val="none"/>
+        </w:rPr>
+        <w:br/>
+        <w:t xml:space="preserve">    k2_inv = </w:t>
+      </w:r>
+      <w:proofErr w:type="spellStart"/>
+      <w:r>
+        <w:rPr>
+          <w:rFonts w:ascii="Courier New" w:eastAsia="Times New Roman" w:hAnsi="Courier New" w:cs="Courier New"/>
+          <w:color w:val="BCBEC4"/>
+          <w:kern w:val="0"/>
+          <w:sz w:val="20"/>
+          <w:szCs w:val="20"/>
+          <w:lang w:eastAsia="en-IL"/>
+          <w14:ligatures w14:val="none"/>
+        </w:rPr>
+        <w:t>get_inverse_matrix</w:t>
+      </w:r>
+      <w:proofErr w:type="spellEnd"/>
+      <w:r>
+        <w:rPr>
+          <w:rFonts w:ascii="Courier New" w:eastAsia="Times New Roman" w:hAnsi="Courier New" w:cs="Courier New"/>
+          <w:color w:val="BCBEC4"/>
+          <w:kern w:val="0"/>
+          <w:sz w:val="20"/>
+          <w:szCs w:val="20"/>
+          <w:lang w:eastAsia="en-IL"/>
+          <w14:ligatures w14:val="none"/>
+        </w:rPr>
+        <w:t>(key2_matrix)</w:t>
+      </w:r>
+      <w:r>
+        <w:rPr>
+          <w:rFonts w:ascii="Courier New" w:eastAsia="Times New Roman" w:hAnsi="Courier New" w:cs="Courier New"/>
+          <w:color w:val="BCBEC4"/>
+          <w:kern w:val="0"/>
+          <w:sz w:val="20"/>
+          <w:szCs w:val="20"/>
+          <w:lang w:eastAsia="en-IL"/>
+          <w14:ligatures w14:val="none"/>
+        </w:rPr>
+        <w:br/>
+      </w:r>
+      <w:r>
+        <w:rPr>
+          <w:rFonts w:ascii="Courier New" w:eastAsia="Times New Roman" w:hAnsi="Courier New" w:cs="Courier New"/>
+          <w:color w:val="BCBEC4"/>
+          <w:kern w:val="0"/>
+          <w:sz w:val="20"/>
+          <w:szCs w:val="20"/>
+          <w:lang w:eastAsia="en-IL"/>
+          <w14:ligatures w14:val="none"/>
+        </w:rPr>
+        <w:br/>
+        <w:t xml:space="preserve">    </w:t>
+      </w:r>
+      <w:r>
+        <w:rPr>
+          <w:rFonts w:ascii="Courier New" w:eastAsia="Times New Roman" w:hAnsi="Courier New" w:cs="Courier New"/>
+          <w:color w:val="7A7E85"/>
+          <w:kern w:val="0"/>
+          <w:sz w:val="20"/>
+          <w:szCs w:val="20"/>
+          <w:lang w:eastAsia="en-IL"/>
+          <w14:ligatures w14:val="none"/>
+        </w:rPr>
+        <w:t># Convert ciphertext to numbers</w:t>
+      </w:r>
+      <w:r>
+        <w:rPr>
+          <w:rFonts w:ascii="Courier New" w:eastAsia="Times New Roman" w:hAnsi="Courier New" w:cs="Courier New"/>
+          <w:color w:val="7A7E85"/>
+          <w:kern w:val="0"/>
+          <w:sz w:val="20"/>
+          <w:szCs w:val="20"/>
+          <w:lang w:eastAsia="en-IL"/>
+          <w14:ligatures w14:val="none"/>
+        </w:rPr>
+        <w:br/>
+        <w:t xml:space="preserve">    </w:t>
+      </w:r>
+      <w:proofErr w:type="spellStart"/>
+      <w:r>
+        <w:rPr>
+          <w:rFonts w:ascii="Courier New" w:eastAsia="Times New Roman" w:hAnsi="Courier New" w:cs="Courier New"/>
+          <w:color w:val="BCBEC4"/>
+          <w:kern w:val="0"/>
+          <w:sz w:val="20"/>
+          <w:szCs w:val="20"/>
+          <w:lang w:eastAsia="en-IL"/>
+          <w14:ligatures w14:val="none"/>
+        </w:rPr>
+        <w:t>cipher_nums</w:t>
+      </w:r>
+      <w:proofErr w:type="spellEnd"/>
+      <w:r>
+        <w:rPr>
+          <w:rFonts w:ascii="Courier New" w:eastAsia="Times New Roman" w:hAnsi="Courier New" w:cs="Courier New"/>
+          <w:color w:val="BCBEC4"/>
+          <w:kern w:val="0"/>
+          <w:sz w:val="20"/>
+          <w:szCs w:val="20"/>
+          <w:lang w:eastAsia="en-IL"/>
+          <w14:ligatures w14:val="none"/>
+        </w:rPr>
+        <w:t xml:space="preserve"> = []</w:t>
+      </w:r>
+      <w:r>
+        <w:rPr>
+          <w:rFonts w:ascii="Courier New" w:eastAsia="Times New Roman" w:hAnsi="Courier New" w:cs="Courier New"/>
+          <w:color w:val="BCBEC4"/>
+          <w:kern w:val="0"/>
+          <w:sz w:val="20"/>
+          <w:szCs w:val="20"/>
+          <w:lang w:eastAsia="en-IL"/>
+          <w14:ligatures w14:val="none"/>
+        </w:rPr>
+        <w:br/>
+        <w:t xml:space="preserve">    </w:t>
+      </w:r>
+      <w:r>
+        <w:rPr>
+          <w:rFonts w:ascii="Courier New" w:eastAsia="Times New Roman" w:hAnsi="Courier New" w:cs="Courier New"/>
+          <w:color w:val="CF8E6D"/>
+          <w:kern w:val="0"/>
+          <w:sz w:val="20"/>
+          <w:szCs w:val="20"/>
+          <w:lang w:eastAsia="en-IL"/>
+          <w14:ligatures w14:val="none"/>
+        </w:rPr>
+        <w:t xml:space="preserve">for </w:t>
+      </w:r>
+      <w:r>
+        <w:rPr>
+          <w:rFonts w:ascii="Courier New" w:eastAsia="Times New Roman" w:hAnsi="Courier New" w:cs="Courier New"/>
+          <w:color w:val="BCBEC4"/>
+          <w:kern w:val="0"/>
+          <w:sz w:val="20"/>
+          <w:szCs w:val="20"/>
+          <w:lang w:eastAsia="en-IL"/>
+          <w14:ligatures w14:val="none"/>
+        </w:rPr>
+        <w:t xml:space="preserve">char </w:t>
+      </w:r>
+      <w:r>
+        <w:rPr>
+          <w:rFonts w:ascii="Courier New" w:eastAsia="Times New Roman" w:hAnsi="Courier New" w:cs="Courier New"/>
+          <w:color w:val="CF8E6D"/>
+          <w:kern w:val="0"/>
+          <w:sz w:val="20"/>
+          <w:szCs w:val="20"/>
+          <w:lang w:eastAsia="en-IL"/>
+          <w14:ligatures w14:val="none"/>
+        </w:rPr>
+        <w:t xml:space="preserve">in </w:t>
+      </w:r>
+      <w:r>
+        <w:rPr>
+          <w:rFonts w:ascii="Courier New" w:eastAsia="Times New Roman" w:hAnsi="Courier New" w:cs="Courier New"/>
+          <w:color w:val="BCBEC4"/>
+          <w:kern w:val="0"/>
+          <w:sz w:val="20"/>
+          <w:szCs w:val="20"/>
+          <w:lang w:eastAsia="en-IL"/>
+          <w14:ligatures w14:val="none"/>
+        </w:rPr>
+        <w:t>ciphertext:</w:t>
+      </w:r>
+      <w:r>
+        <w:rPr>
+          <w:rFonts w:ascii="Courier New" w:eastAsia="Times New Roman" w:hAnsi="Courier New" w:cs="Courier New"/>
+          <w:color w:val="BCBEC4"/>
+          <w:kern w:val="0"/>
+          <w:sz w:val="20"/>
+          <w:szCs w:val="20"/>
+          <w:lang w:eastAsia="en-IL"/>
+          <w14:ligatures w14:val="none"/>
+        </w:rPr>
+        <w:br/>
+        <w:t xml:space="preserve">        number = </w:t>
+      </w:r>
+      <w:proofErr w:type="spellStart"/>
+      <w:r>
+        <w:rPr>
+          <w:rFonts w:ascii="Courier New" w:eastAsia="Times New Roman" w:hAnsi="Courier New" w:cs="Courier New"/>
+          <w:color w:val="8888C6"/>
+          <w:kern w:val="0"/>
+          <w:sz w:val="20"/>
+          <w:szCs w:val="20"/>
+          <w:lang w:eastAsia="en-IL"/>
+          <w14:ligatures w14:val="none"/>
+        </w:rPr>
+        <w:t>ord</w:t>
+      </w:r>
+      <w:proofErr w:type="spellEnd"/>
+      <w:r>
+        <w:rPr>
+          <w:rFonts w:ascii="Courier New" w:eastAsia="Times New Roman" w:hAnsi="Courier New" w:cs="Courier New"/>
+          <w:color w:val="BCBEC4"/>
+          <w:kern w:val="0"/>
+          <w:sz w:val="20"/>
+          <w:szCs w:val="20"/>
+          <w:lang w:eastAsia="en-IL"/>
+          <w14:ligatures w14:val="none"/>
+        </w:rPr>
+        <w:t>(</w:t>
+      </w:r>
+      <w:proofErr w:type="spellStart"/>
+      <w:r>
+        <w:rPr>
+          <w:rFonts w:ascii="Courier New" w:eastAsia="Times New Roman" w:hAnsi="Courier New" w:cs="Courier New"/>
+          <w:color w:val="BCBEC4"/>
+          <w:kern w:val="0"/>
+          <w:sz w:val="20"/>
+          <w:szCs w:val="20"/>
+          <w:lang w:eastAsia="en-IL"/>
+          <w14:ligatures w14:val="none"/>
+        </w:rPr>
+        <w:t>char.upper</w:t>
+      </w:r>
+      <w:proofErr w:type="spellEnd"/>
+      <w:r>
+        <w:rPr>
+          <w:rFonts w:ascii="Courier New" w:eastAsia="Times New Roman" w:hAnsi="Courier New" w:cs="Courier New"/>
+          <w:color w:val="BCBEC4"/>
+          <w:kern w:val="0"/>
+          <w:sz w:val="20"/>
+          <w:szCs w:val="20"/>
+          <w:lang w:eastAsia="en-IL"/>
+          <w14:ligatures w14:val="none"/>
+        </w:rPr>
+        <w:t xml:space="preserve">()) - </w:t>
+      </w:r>
+      <w:proofErr w:type="spellStart"/>
+      <w:r>
+        <w:rPr>
+          <w:rFonts w:ascii="Courier New" w:eastAsia="Times New Roman" w:hAnsi="Courier New" w:cs="Courier New"/>
+          <w:color w:val="8888C6"/>
+          <w:kern w:val="0"/>
+          <w:sz w:val="20"/>
+          <w:szCs w:val="20"/>
+          <w:lang w:eastAsia="en-IL"/>
+          <w14:ligatures w14:val="none"/>
+        </w:rPr>
+        <w:t>ord</w:t>
+      </w:r>
+      <w:proofErr w:type="spellEnd"/>
+      <w:r>
+        <w:rPr>
+          <w:rFonts w:ascii="Courier New" w:eastAsia="Times New Roman" w:hAnsi="Courier New" w:cs="Courier New"/>
+          <w:color w:val="BCBEC4"/>
+          <w:kern w:val="0"/>
+          <w:sz w:val="20"/>
+          <w:szCs w:val="20"/>
+          <w:lang w:eastAsia="en-IL"/>
+          <w14:ligatures w14:val="none"/>
+        </w:rPr>
+        <w:t>(</w:t>
+      </w:r>
+      <w:r>
+        <w:rPr>
+          <w:rFonts w:ascii="Courier New" w:eastAsia="Times New Roman" w:hAnsi="Courier New" w:cs="Courier New"/>
+          <w:color w:val="6AAB73"/>
+          <w:kern w:val="0"/>
+          <w:sz w:val="20"/>
+          <w:szCs w:val="20"/>
+          <w:lang w:eastAsia="en-IL"/>
+          <w14:ligatures w14:val="none"/>
+        </w:rPr>
+        <w:t>'A'</w:t>
+      </w:r>
+      <w:r>
+        <w:rPr>
+          <w:rFonts w:ascii="Courier New" w:eastAsia="Times New Roman" w:hAnsi="Courier New" w:cs="Courier New"/>
+          <w:color w:val="BCBEC4"/>
+          <w:kern w:val="0"/>
+          <w:sz w:val="20"/>
+          <w:szCs w:val="20"/>
+          <w:lang w:eastAsia="en-IL"/>
+          <w14:ligatures w14:val="none"/>
+        </w:rPr>
+        <w:t>)</w:t>
+      </w:r>
+      <w:r>
+        <w:rPr>
+          <w:rFonts w:ascii="Courier New" w:eastAsia="Times New Roman" w:hAnsi="Courier New" w:cs="Courier New"/>
+          <w:color w:val="BCBEC4"/>
+          <w:kern w:val="0"/>
+          <w:sz w:val="20"/>
+          <w:szCs w:val="20"/>
+          <w:lang w:eastAsia="en-IL"/>
+          <w14:ligatures w14:val="none"/>
+        </w:rPr>
+        <w:br/>
+        <w:t xml:space="preserve">        </w:t>
+      </w:r>
+      <w:proofErr w:type="spellStart"/>
+      <w:r>
+        <w:rPr>
+          <w:rFonts w:ascii="Courier New" w:eastAsia="Times New Roman" w:hAnsi="Courier New" w:cs="Courier New"/>
+          <w:color w:val="BCBEC4"/>
+          <w:kern w:val="0"/>
+          <w:sz w:val="20"/>
+          <w:szCs w:val="20"/>
+          <w:lang w:eastAsia="en-IL"/>
+          <w14:ligatures w14:val="none"/>
+        </w:rPr>
+        <w:t>cipher_nums.append</w:t>
+      </w:r>
+      <w:proofErr w:type="spellEnd"/>
+      <w:r>
+        <w:rPr>
+          <w:rFonts w:ascii="Courier New" w:eastAsia="Times New Roman" w:hAnsi="Courier New" w:cs="Courier New"/>
+          <w:color w:val="BCBEC4"/>
+          <w:kern w:val="0"/>
+          <w:sz w:val="20"/>
+          <w:szCs w:val="20"/>
+          <w:lang w:eastAsia="en-IL"/>
+          <w14:ligatures w14:val="none"/>
+        </w:rPr>
+        <w:t>(number)</w:t>
+      </w:r>
+      <w:r>
+        <w:rPr>
+          <w:rFonts w:ascii="Courier New" w:eastAsia="Times New Roman" w:hAnsi="Courier New" w:cs="Courier New"/>
+          <w:color w:val="BCBEC4"/>
+          <w:kern w:val="0"/>
+          <w:sz w:val="20"/>
+          <w:szCs w:val="20"/>
+          <w:lang w:eastAsia="en-IL"/>
+          <w14:ligatures w14:val="none"/>
+        </w:rPr>
+        <w:br/>
+      </w:r>
+      <w:r>
+        <w:rPr>
+          <w:rFonts w:ascii="Courier New" w:eastAsia="Times New Roman" w:hAnsi="Courier New" w:cs="Courier New"/>
+          <w:color w:val="BCBEC4"/>
+          <w:kern w:val="0"/>
+          <w:sz w:val="20"/>
+          <w:szCs w:val="20"/>
+          <w:lang w:eastAsia="en-IL"/>
+          <w14:ligatures w14:val="none"/>
+        </w:rPr>
+        <w:br/>
+        <w:t xml:space="preserve">    </w:t>
+      </w:r>
+      <w:r>
+        <w:rPr>
+          <w:rFonts w:ascii="Courier New" w:eastAsia="Times New Roman" w:hAnsi="Courier New" w:cs="Courier New"/>
+          <w:color w:val="7A7E85"/>
+          <w:kern w:val="0"/>
+          <w:sz w:val="20"/>
+          <w:szCs w:val="20"/>
+          <w:lang w:eastAsia="en-IL"/>
+          <w14:ligatures w14:val="none"/>
+        </w:rPr>
+        <w:t># First Decryption Step: Reverse Key 2 (The last encryption)</w:t>
+      </w:r>
+      <w:r>
+        <w:rPr>
+          <w:rFonts w:ascii="Courier New" w:eastAsia="Times New Roman" w:hAnsi="Courier New" w:cs="Courier New"/>
+          <w:color w:val="7A7E85"/>
+          <w:kern w:val="0"/>
+          <w:sz w:val="20"/>
+          <w:szCs w:val="20"/>
+          <w:lang w:eastAsia="en-IL"/>
+          <w14:ligatures w14:val="none"/>
+        </w:rPr>
+        <w:br/>
+        <w:t xml:space="preserve">    </w:t>
+      </w:r>
+      <w:r>
+        <w:rPr>
+          <w:rFonts w:ascii="Courier New" w:eastAsia="Times New Roman" w:hAnsi="Courier New" w:cs="Courier New"/>
+          <w:color w:val="BCBEC4"/>
+          <w:kern w:val="0"/>
+          <w:sz w:val="20"/>
+          <w:szCs w:val="20"/>
+          <w:lang w:eastAsia="en-IL"/>
+          <w14:ligatures w14:val="none"/>
+        </w:rPr>
+        <w:t>step1_nums = []</w:t>
+      </w:r>
+      <w:r>
+        <w:rPr>
+          <w:rFonts w:ascii="Courier New" w:eastAsia="Times New Roman" w:hAnsi="Courier New" w:cs="Courier New"/>
+          <w:color w:val="BCBEC4"/>
+          <w:kern w:val="0"/>
+          <w:sz w:val="20"/>
+          <w:szCs w:val="20"/>
+          <w:lang w:eastAsia="en-IL"/>
+          <w14:ligatures w14:val="none"/>
+        </w:rPr>
+        <w:br/>
+        <w:t xml:space="preserve">    </w:t>
+      </w:r>
+      <w:r>
+        <w:rPr>
+          <w:rFonts w:ascii="Courier New" w:eastAsia="Times New Roman" w:hAnsi="Courier New" w:cs="Courier New"/>
+          <w:color w:val="CF8E6D"/>
+          <w:kern w:val="0"/>
+          <w:sz w:val="20"/>
+          <w:szCs w:val="20"/>
+          <w:lang w:eastAsia="en-IL"/>
+          <w14:ligatures w14:val="none"/>
+        </w:rPr>
+        <w:t xml:space="preserve">for </w:t>
+      </w:r>
+      <w:proofErr w:type="spellStart"/>
+      <w:r>
+        <w:rPr>
+          <w:rFonts w:ascii="Courier New" w:eastAsia="Times New Roman" w:hAnsi="Courier New" w:cs="Courier New"/>
+          <w:color w:val="BCBEC4"/>
+          <w:kern w:val="0"/>
+          <w:sz w:val="20"/>
+          <w:szCs w:val="20"/>
+          <w:lang w:eastAsia="en-IL"/>
+          <w14:ligatures w14:val="none"/>
+        </w:rPr>
+        <w:t>i</w:t>
+      </w:r>
+      <w:proofErr w:type="spellEnd"/>
+      <w:r>
+        <w:rPr>
+          <w:rFonts w:ascii="Courier New" w:eastAsia="Times New Roman" w:hAnsi="Courier New" w:cs="Courier New"/>
+          <w:color w:val="BCBEC4"/>
+          <w:kern w:val="0"/>
+          <w:sz w:val="20"/>
+          <w:szCs w:val="20"/>
+          <w:lang w:eastAsia="en-IL"/>
+          <w14:ligatures w14:val="none"/>
+        </w:rPr>
+        <w:t xml:space="preserve"> </w:t>
+      </w:r>
+      <w:r>
+        <w:rPr>
+          <w:rFonts w:ascii="Courier New" w:eastAsia="Times New Roman" w:hAnsi="Courier New" w:cs="Courier New"/>
+          <w:color w:val="CF8E6D"/>
+          <w:kern w:val="0"/>
+          <w:sz w:val="20"/>
+          <w:szCs w:val="20"/>
+          <w:lang w:eastAsia="en-IL"/>
+          <w14:ligatures w14:val="none"/>
+        </w:rPr>
+        <w:t xml:space="preserve">in </w:t>
+      </w:r>
+      <w:r>
+        <w:rPr>
+          <w:rFonts w:ascii="Courier New" w:eastAsia="Times New Roman" w:hAnsi="Courier New" w:cs="Courier New"/>
+          <w:color w:val="8888C6"/>
+          <w:kern w:val="0"/>
+          <w:sz w:val="20"/>
+          <w:szCs w:val="20"/>
+          <w:lang w:eastAsia="en-IL"/>
+          <w14:ligatures w14:val="none"/>
+        </w:rPr>
+        <w:t>range</w:t>
+      </w:r>
+      <w:r>
+        <w:rPr>
+          <w:rFonts w:ascii="Courier New" w:eastAsia="Times New Roman" w:hAnsi="Courier New" w:cs="Courier New"/>
+          <w:color w:val="BCBEC4"/>
+          <w:kern w:val="0"/>
+          <w:sz w:val="20"/>
+          <w:szCs w:val="20"/>
+          <w:lang w:eastAsia="en-IL"/>
+          <w14:ligatures w14:val="none"/>
+        </w:rPr>
+        <w:t>(</w:t>
+      </w:r>
+      <w:r>
+        <w:rPr>
+          <w:rFonts w:ascii="Courier New" w:eastAsia="Times New Roman" w:hAnsi="Courier New" w:cs="Courier New"/>
+          <w:color w:val="2AACB8"/>
+          <w:kern w:val="0"/>
+          <w:sz w:val="20"/>
+          <w:szCs w:val="20"/>
+          <w:lang w:eastAsia="en-IL"/>
+          <w14:ligatures w14:val="none"/>
+        </w:rPr>
+        <w:t>0</w:t>
+      </w:r>
+      <w:r>
+        <w:rPr>
+          <w:rFonts w:ascii="Courier New" w:eastAsia="Times New Roman" w:hAnsi="Courier New" w:cs="Courier New"/>
+          <w:color w:val="BCBEC4"/>
+          <w:kern w:val="0"/>
+          <w:sz w:val="20"/>
+          <w:szCs w:val="20"/>
+          <w:lang w:eastAsia="en-IL"/>
+          <w14:ligatures w14:val="none"/>
+        </w:rPr>
+        <w:t xml:space="preserve">, </w:t>
+      </w:r>
+      <w:proofErr w:type="spellStart"/>
+      <w:r>
+        <w:rPr>
+          <w:rFonts w:ascii="Courier New" w:eastAsia="Times New Roman" w:hAnsi="Courier New" w:cs="Courier New"/>
+          <w:color w:val="8888C6"/>
+          <w:kern w:val="0"/>
+          <w:sz w:val="20"/>
+          <w:szCs w:val="20"/>
+          <w:lang w:eastAsia="en-IL"/>
+          <w14:ligatures w14:val="none"/>
+        </w:rPr>
+        <w:t>len</w:t>
+      </w:r>
+      <w:proofErr w:type="spellEnd"/>
+      <w:r>
+        <w:rPr>
+          <w:rFonts w:ascii="Courier New" w:eastAsia="Times New Roman" w:hAnsi="Courier New" w:cs="Courier New"/>
+          <w:color w:val="BCBEC4"/>
+          <w:kern w:val="0"/>
+          <w:sz w:val="20"/>
+          <w:szCs w:val="20"/>
+          <w:lang w:eastAsia="en-IL"/>
+          <w14:ligatures w14:val="none"/>
+        </w:rPr>
+        <w:t>(</w:t>
+      </w:r>
+      <w:proofErr w:type="spellStart"/>
+      <w:r>
+        <w:rPr>
+          <w:rFonts w:ascii="Courier New" w:eastAsia="Times New Roman" w:hAnsi="Courier New" w:cs="Courier New"/>
+          <w:color w:val="BCBEC4"/>
+          <w:kern w:val="0"/>
+          <w:sz w:val="20"/>
+          <w:szCs w:val="20"/>
+          <w:lang w:eastAsia="en-IL"/>
+          <w14:ligatures w14:val="none"/>
+        </w:rPr>
+        <w:t>cipher_nums</w:t>
+      </w:r>
+      <w:proofErr w:type="spellEnd"/>
+      <w:r>
+        <w:rPr>
+          <w:rFonts w:ascii="Courier New" w:eastAsia="Times New Roman" w:hAnsi="Courier New" w:cs="Courier New"/>
+          <w:color w:val="BCBEC4"/>
+          <w:kern w:val="0"/>
+          <w:sz w:val="20"/>
+          <w:szCs w:val="20"/>
+          <w:lang w:eastAsia="en-IL"/>
+          <w14:ligatures w14:val="none"/>
+        </w:rPr>
+        <w:t xml:space="preserve">), </w:t>
+      </w:r>
+      <w:r>
+        <w:rPr>
+          <w:rFonts w:ascii="Courier New" w:eastAsia="Times New Roman" w:hAnsi="Courier New" w:cs="Courier New"/>
+          <w:color w:val="2AACB8"/>
+          <w:kern w:val="0"/>
+          <w:sz w:val="20"/>
+          <w:szCs w:val="20"/>
+          <w:lang w:eastAsia="en-IL"/>
+          <w14:ligatures w14:val="none"/>
+        </w:rPr>
+        <w:t>2</w:t>
+      </w:r>
+      <w:r>
+        <w:rPr>
+          <w:rFonts w:ascii="Courier New" w:eastAsia="Times New Roman" w:hAnsi="Courier New" w:cs="Courier New"/>
+          <w:color w:val="BCBEC4"/>
+          <w:kern w:val="0"/>
+          <w:sz w:val="20"/>
+          <w:szCs w:val="20"/>
+          <w:lang w:eastAsia="en-IL"/>
+          <w14:ligatures w14:val="none"/>
+        </w:rPr>
+        <w:t>):</w:t>
+      </w:r>
+      <w:r>
+        <w:rPr>
+          <w:rFonts w:ascii="Courier New" w:eastAsia="Times New Roman" w:hAnsi="Courier New" w:cs="Courier New"/>
+          <w:color w:val="BCBEC4"/>
+          <w:kern w:val="0"/>
+          <w:sz w:val="20"/>
+          <w:szCs w:val="20"/>
+          <w:lang w:eastAsia="en-IL"/>
+          <w14:ligatures w14:val="none"/>
+        </w:rPr>
+        <w:br/>
+        <w:t xml:space="preserve">        z1 = </w:t>
+      </w:r>
+      <w:proofErr w:type="spellStart"/>
+      <w:r>
+        <w:rPr>
+          <w:rFonts w:ascii="Courier New" w:eastAsia="Times New Roman" w:hAnsi="Courier New" w:cs="Courier New"/>
+          <w:color w:val="BCBEC4"/>
+          <w:kern w:val="0"/>
+          <w:sz w:val="20"/>
+          <w:szCs w:val="20"/>
+          <w:lang w:eastAsia="en-IL"/>
+          <w14:ligatures w14:val="none"/>
+        </w:rPr>
+        <w:t>cipher_nums</w:t>
+      </w:r>
+      <w:proofErr w:type="spellEnd"/>
+      <w:r>
+        <w:rPr>
+          <w:rFonts w:ascii="Courier New" w:eastAsia="Times New Roman" w:hAnsi="Courier New" w:cs="Courier New"/>
+          <w:color w:val="BCBEC4"/>
+          <w:kern w:val="0"/>
+          <w:sz w:val="20"/>
+          <w:szCs w:val="20"/>
+          <w:lang w:eastAsia="en-IL"/>
+          <w14:ligatures w14:val="none"/>
+        </w:rPr>
+        <w:t>[</w:t>
+      </w:r>
+      <w:proofErr w:type="spellStart"/>
+      <w:r>
+        <w:rPr>
+          <w:rFonts w:ascii="Courier New" w:eastAsia="Times New Roman" w:hAnsi="Courier New" w:cs="Courier New"/>
+          <w:color w:val="BCBEC4"/>
+          <w:kern w:val="0"/>
+          <w:sz w:val="20"/>
+          <w:szCs w:val="20"/>
+          <w:lang w:eastAsia="en-IL"/>
+          <w14:ligatures w14:val="none"/>
+        </w:rPr>
+        <w:t>i</w:t>
+      </w:r>
+      <w:proofErr w:type="spellEnd"/>
+      <w:r>
+        <w:rPr>
+          <w:rFonts w:ascii="Courier New" w:eastAsia="Times New Roman" w:hAnsi="Courier New" w:cs="Courier New"/>
+          <w:color w:val="BCBEC4"/>
+          <w:kern w:val="0"/>
+          <w:sz w:val="20"/>
+          <w:szCs w:val="20"/>
+          <w:lang w:eastAsia="en-IL"/>
+          <w14:ligatures w14:val="none"/>
+        </w:rPr>
+        <w:t>]</w:t>
+      </w:r>
+      <w:r>
+        <w:rPr>
+          <w:rFonts w:ascii="Courier New" w:eastAsia="Times New Roman" w:hAnsi="Courier New" w:cs="Courier New"/>
+          <w:color w:val="BCBEC4"/>
+          <w:kern w:val="0"/>
+          <w:sz w:val="20"/>
+          <w:szCs w:val="20"/>
+          <w:lang w:eastAsia="en-IL"/>
+          <w14:ligatures w14:val="none"/>
+        </w:rPr>
+        <w:br/>
+        <w:t xml:space="preserve">        z2 = </w:t>
+      </w:r>
+      <w:proofErr w:type="spellStart"/>
+      <w:r>
+        <w:rPr>
+          <w:rFonts w:ascii="Courier New" w:eastAsia="Times New Roman" w:hAnsi="Courier New" w:cs="Courier New"/>
+          <w:color w:val="BCBEC4"/>
+          <w:kern w:val="0"/>
+          <w:sz w:val="20"/>
+          <w:szCs w:val="20"/>
+          <w:lang w:eastAsia="en-IL"/>
+          <w14:ligatures w14:val="none"/>
+        </w:rPr>
+        <w:t>cipher_nums</w:t>
+      </w:r>
+      <w:proofErr w:type="spellEnd"/>
+      <w:r>
+        <w:rPr>
+          <w:rFonts w:ascii="Courier New" w:eastAsia="Times New Roman" w:hAnsi="Courier New" w:cs="Courier New"/>
+          <w:color w:val="BCBEC4"/>
+          <w:kern w:val="0"/>
+          <w:sz w:val="20"/>
+          <w:szCs w:val="20"/>
+          <w:lang w:eastAsia="en-IL"/>
+          <w14:ligatures w14:val="none"/>
+        </w:rPr>
+        <w:t>[i+</w:t>
+      </w:r>
+      <w:r>
+        <w:rPr>
+          <w:rFonts w:ascii="Courier New" w:eastAsia="Times New Roman" w:hAnsi="Courier New" w:cs="Courier New"/>
+          <w:color w:val="2AACB8"/>
+          <w:kern w:val="0"/>
+          <w:sz w:val="20"/>
+          <w:szCs w:val="20"/>
+          <w:lang w:eastAsia="en-IL"/>
+          <w14:ligatures w14:val="none"/>
+        </w:rPr>
+        <w:t>1</w:t>
+      </w:r>
+      <w:r>
+        <w:rPr>
+          <w:rFonts w:ascii="Courier New" w:eastAsia="Times New Roman" w:hAnsi="Courier New" w:cs="Courier New"/>
+          <w:color w:val="BCBEC4"/>
+          <w:kern w:val="0"/>
+          <w:sz w:val="20"/>
+          <w:szCs w:val="20"/>
+          <w:lang w:eastAsia="en-IL"/>
+          <w14:ligatures w14:val="none"/>
+        </w:rPr>
+        <w:t>]</w:t>
+      </w:r>
+      <w:r>
+        <w:rPr>
+          <w:rFonts w:ascii="Courier New" w:eastAsia="Times New Roman" w:hAnsi="Courier New" w:cs="Courier New"/>
+          <w:color w:val="BCBEC4"/>
+          <w:kern w:val="0"/>
+          <w:sz w:val="20"/>
+          <w:szCs w:val="20"/>
+          <w:lang w:eastAsia="en-IL"/>
+          <w14:ligatures w14:val="none"/>
+        </w:rPr>
+        <w:br/>
+      </w:r>
+      <w:r>
+        <w:rPr>
+          <w:rFonts w:ascii="Courier New" w:eastAsia="Times New Roman" w:hAnsi="Courier New" w:cs="Courier New"/>
+          <w:color w:val="BCBEC4"/>
+          <w:kern w:val="0"/>
+          <w:sz w:val="20"/>
+          <w:szCs w:val="20"/>
+          <w:lang w:eastAsia="en-IL"/>
+          <w14:ligatures w14:val="none"/>
+        </w:rPr>
+        <w:br/>
+        <w:t xml:space="preserve">        </w:t>
+      </w:r>
+      <w:r>
+        <w:rPr>
+          <w:rFonts w:ascii="Courier New" w:eastAsia="Times New Roman" w:hAnsi="Courier New" w:cs="Courier New"/>
+          <w:color w:val="7A7E85"/>
+          <w:kern w:val="0"/>
+          <w:sz w:val="20"/>
+          <w:szCs w:val="20"/>
+          <w:lang w:eastAsia="en-IL"/>
+          <w14:ligatures w14:val="none"/>
+        </w:rPr>
+        <w:t xml:space="preserve"># </w:t>
+      </w:r>
+      <w:proofErr w:type="spellStart"/>
+      <w:r>
+        <w:rPr>
+          <w:rFonts w:ascii="Courier New" w:eastAsia="Times New Roman" w:hAnsi="Courier New" w:cs="Courier New"/>
+          <w:color w:val="7A7E85"/>
+          <w:kern w:val="0"/>
+          <w:sz w:val="20"/>
+          <w:szCs w:val="20"/>
+          <w:lang w:eastAsia="en-IL"/>
+          <w14:ligatures w14:val="none"/>
+        </w:rPr>
+        <w:t>Substract</w:t>
+      </w:r>
+      <w:proofErr w:type="spellEnd"/>
+      <w:r>
+        <w:rPr>
+          <w:rFonts w:ascii="Courier New" w:eastAsia="Times New Roman" w:hAnsi="Courier New" w:cs="Courier New"/>
+          <w:color w:val="7A7E85"/>
+          <w:kern w:val="0"/>
+          <w:sz w:val="20"/>
+          <w:szCs w:val="20"/>
+          <w:lang w:eastAsia="en-IL"/>
+          <w14:ligatures w14:val="none"/>
+        </w:rPr>
+        <w:t xml:space="preserve"> (a, b) first: (Z - (a, b))</w:t>
+      </w:r>
+      <w:r>
+        <w:rPr>
+          <w:rFonts w:ascii="Courier New" w:eastAsia="Times New Roman" w:hAnsi="Courier New" w:cs="Courier New"/>
+          <w:color w:val="7A7E85"/>
+          <w:kern w:val="0"/>
+          <w:sz w:val="20"/>
+          <w:szCs w:val="20"/>
+          <w:lang w:eastAsia="en-IL"/>
+          <w14:ligatures w14:val="none"/>
+        </w:rPr>
+        <w:br/>
+        <w:t xml:space="preserve">        </w:t>
+      </w:r>
+      <w:r>
+        <w:rPr>
+          <w:rFonts w:ascii="Courier New" w:eastAsia="Times New Roman" w:hAnsi="Courier New" w:cs="Courier New"/>
+          <w:color w:val="BCBEC4"/>
+          <w:kern w:val="0"/>
+          <w:sz w:val="20"/>
+          <w:szCs w:val="20"/>
+          <w:lang w:eastAsia="en-IL"/>
+          <w14:ligatures w14:val="none"/>
+        </w:rPr>
+        <w:t xml:space="preserve">val1 = (z1 - a) % </w:t>
+      </w:r>
+      <w:r>
+        <w:rPr>
+          <w:rFonts w:ascii="Courier New" w:eastAsia="Times New Roman" w:hAnsi="Courier New" w:cs="Courier New"/>
+          <w:color w:val="2AACB8"/>
+          <w:kern w:val="0"/>
+          <w:sz w:val="20"/>
+          <w:szCs w:val="20"/>
+          <w:lang w:eastAsia="en-IL"/>
+          <w14:ligatures w14:val="none"/>
+        </w:rPr>
+        <w:t>26</w:t>
+      </w:r>
+      <w:r>
+        <w:rPr>
+          <w:rFonts w:ascii="Courier New" w:eastAsia="Times New Roman" w:hAnsi="Courier New" w:cs="Courier New"/>
+          <w:color w:val="2AACB8"/>
+          <w:kern w:val="0"/>
+          <w:sz w:val="20"/>
+          <w:szCs w:val="20"/>
+          <w:lang w:eastAsia="en-IL"/>
+          <w14:ligatures w14:val="none"/>
+        </w:rPr>
+        <w:br/>
+        <w:t xml:space="preserve">        </w:t>
+      </w:r>
+      <w:r>
+        <w:rPr>
+          <w:rFonts w:ascii="Courier New" w:eastAsia="Times New Roman" w:hAnsi="Courier New" w:cs="Courier New"/>
+          <w:color w:val="BCBEC4"/>
+          <w:kern w:val="0"/>
+          <w:sz w:val="20"/>
+          <w:szCs w:val="20"/>
+          <w:lang w:eastAsia="en-IL"/>
+          <w14:ligatures w14:val="none"/>
+        </w:rPr>
+        <w:t xml:space="preserve">val2 = (z2 - b) % </w:t>
+      </w:r>
+      <w:r>
+        <w:rPr>
+          <w:rFonts w:ascii="Courier New" w:eastAsia="Times New Roman" w:hAnsi="Courier New" w:cs="Courier New"/>
+          <w:color w:val="2AACB8"/>
+          <w:kern w:val="0"/>
+          <w:sz w:val="20"/>
+          <w:szCs w:val="20"/>
+          <w:lang w:eastAsia="en-IL"/>
+          <w14:ligatures w14:val="none"/>
+        </w:rPr>
+        <w:t>26</w:t>
+      </w:r>
+      <w:r>
+        <w:rPr>
+          <w:rFonts w:ascii="Courier New" w:eastAsia="Times New Roman" w:hAnsi="Courier New" w:cs="Courier New"/>
+          <w:color w:val="2AACB8"/>
+          <w:kern w:val="0"/>
+          <w:sz w:val="20"/>
+          <w:szCs w:val="20"/>
+          <w:lang w:eastAsia="en-IL"/>
+          <w14:ligatures w14:val="none"/>
+        </w:rPr>
+        <w:br/>
+      </w:r>
+      <w:r>
+        <w:rPr>
+          <w:rFonts w:ascii="Courier New" w:eastAsia="Times New Roman" w:hAnsi="Courier New" w:cs="Courier New"/>
+          <w:color w:val="2AACB8"/>
+          <w:kern w:val="0"/>
+          <w:sz w:val="20"/>
+          <w:szCs w:val="20"/>
+          <w:lang w:eastAsia="en-IL"/>
+          <w14:ligatures w14:val="none"/>
+        </w:rPr>
+        <w:br/>
+        <w:t xml:space="preserve">        </w:t>
+      </w:r>
+      <w:r>
+        <w:rPr>
+          <w:rFonts w:ascii="Courier New" w:eastAsia="Times New Roman" w:hAnsi="Courier New" w:cs="Courier New"/>
+          <w:color w:val="7A7E85"/>
+          <w:kern w:val="0"/>
+          <w:sz w:val="20"/>
+          <w:szCs w:val="20"/>
+          <w:lang w:eastAsia="en-IL"/>
+          <w14:ligatures w14:val="none"/>
+        </w:rPr>
+        <w:t># Multiply by inverse matrix K2</w:t>
+      </w:r>
+      <w:r>
+        <w:rPr>
+          <w:rFonts w:ascii="Courier New" w:eastAsia="Times New Roman" w:hAnsi="Courier New" w:cs="Courier New"/>
+          <w:color w:val="7A7E85"/>
+          <w:kern w:val="0"/>
+          <w:sz w:val="20"/>
+          <w:szCs w:val="20"/>
+          <w:lang w:eastAsia="en-IL"/>
+          <w14:ligatures w14:val="none"/>
+        </w:rPr>
+        <w:br/>
+        <w:t xml:space="preserve">        </w:t>
+      </w:r>
+      <w:r>
+        <w:rPr>
+          <w:rFonts w:ascii="Courier New" w:eastAsia="Times New Roman" w:hAnsi="Courier New" w:cs="Courier New"/>
+          <w:color w:val="BCBEC4"/>
+          <w:kern w:val="0"/>
+          <w:sz w:val="20"/>
+          <w:szCs w:val="20"/>
+          <w:lang w:eastAsia="en-IL"/>
+          <w14:ligatures w14:val="none"/>
+        </w:rPr>
+        <w:t>y1 = (val1 * k2_inv[</w:t>
+      </w:r>
+      <w:r>
+        <w:rPr>
+          <w:rFonts w:ascii="Courier New" w:eastAsia="Times New Roman" w:hAnsi="Courier New" w:cs="Courier New"/>
+          <w:color w:val="2AACB8"/>
+          <w:kern w:val="0"/>
+          <w:sz w:val="20"/>
+          <w:szCs w:val="20"/>
+          <w:lang w:eastAsia="en-IL"/>
+          <w14:ligatures w14:val="none"/>
+        </w:rPr>
+        <w:t>0</w:t>
+      </w:r>
+      <w:r>
+        <w:rPr>
+          <w:rFonts w:ascii="Courier New" w:eastAsia="Times New Roman" w:hAnsi="Courier New" w:cs="Courier New"/>
+          <w:color w:val="BCBEC4"/>
+          <w:kern w:val="0"/>
+          <w:sz w:val="20"/>
+          <w:szCs w:val="20"/>
+          <w:lang w:eastAsia="en-IL"/>
+          <w14:ligatures w14:val="none"/>
+        </w:rPr>
+        <w:t>] + val2 * k2_inv[</w:t>
+      </w:r>
+      <w:r>
+        <w:rPr>
+          <w:rFonts w:ascii="Courier New" w:eastAsia="Times New Roman" w:hAnsi="Courier New" w:cs="Courier New"/>
+          <w:color w:val="2AACB8"/>
+          <w:kern w:val="0"/>
+          <w:sz w:val="20"/>
+          <w:szCs w:val="20"/>
+          <w:lang w:eastAsia="en-IL"/>
+          <w14:ligatures w14:val="none"/>
+        </w:rPr>
+        <w:t>2</w:t>
+      </w:r>
+      <w:r>
+        <w:rPr>
+          <w:rFonts w:ascii="Courier New" w:eastAsia="Times New Roman" w:hAnsi="Courier New" w:cs="Courier New"/>
+          <w:color w:val="BCBEC4"/>
+          <w:kern w:val="0"/>
+          <w:sz w:val="20"/>
+          <w:szCs w:val="20"/>
+          <w:lang w:eastAsia="en-IL"/>
+          <w14:ligatures w14:val="none"/>
+        </w:rPr>
+        <w:t xml:space="preserve">]) % </w:t>
+      </w:r>
+      <w:r>
+        <w:rPr>
+          <w:rFonts w:ascii="Courier New" w:eastAsia="Times New Roman" w:hAnsi="Courier New" w:cs="Courier New"/>
+          <w:color w:val="2AACB8"/>
+          <w:kern w:val="0"/>
+          <w:sz w:val="20"/>
+          <w:szCs w:val="20"/>
+          <w:lang w:eastAsia="en-IL"/>
+          <w14:ligatures w14:val="none"/>
+        </w:rPr>
+        <w:t>26</w:t>
+      </w:r>
+      <w:r>
+        <w:rPr>
+          <w:rFonts w:ascii="Courier New" w:eastAsia="Times New Roman" w:hAnsi="Courier New" w:cs="Courier New"/>
+          <w:color w:val="2AACB8"/>
+          <w:kern w:val="0"/>
+          <w:sz w:val="20"/>
+          <w:szCs w:val="20"/>
+          <w:lang w:eastAsia="en-IL"/>
+          <w14:ligatures w14:val="none"/>
+        </w:rPr>
+        <w:br/>
+        <w:t xml:space="preserve">        </w:t>
+      </w:r>
+      <w:r>
+        <w:rPr>
+          <w:rFonts w:ascii="Courier New" w:eastAsia="Times New Roman" w:hAnsi="Courier New" w:cs="Courier New"/>
+          <w:color w:val="BCBEC4"/>
+          <w:kern w:val="0"/>
+          <w:sz w:val="20"/>
+          <w:szCs w:val="20"/>
+          <w:lang w:eastAsia="en-IL"/>
+          <w14:ligatures w14:val="none"/>
+        </w:rPr>
+        <w:t>y2 = (val1 * k2_inv[</w:t>
+      </w:r>
+      <w:r>
+        <w:rPr>
+          <w:rFonts w:ascii="Courier New" w:eastAsia="Times New Roman" w:hAnsi="Courier New" w:cs="Courier New"/>
+          <w:color w:val="2AACB8"/>
+          <w:kern w:val="0"/>
+          <w:sz w:val="20"/>
+          <w:szCs w:val="20"/>
+          <w:lang w:eastAsia="en-IL"/>
+          <w14:ligatures w14:val="none"/>
+        </w:rPr>
+        <w:t>1</w:t>
+      </w:r>
+      <w:r>
+        <w:rPr>
+          <w:rFonts w:ascii="Courier New" w:eastAsia="Times New Roman" w:hAnsi="Courier New" w:cs="Courier New"/>
+          <w:color w:val="BCBEC4"/>
+          <w:kern w:val="0"/>
+          <w:sz w:val="20"/>
+          <w:szCs w:val="20"/>
+          <w:lang w:eastAsia="en-IL"/>
+          <w14:ligatures w14:val="none"/>
+        </w:rPr>
+        <w:t>] + val2 * k2_inv[</w:t>
+      </w:r>
+      <w:r>
+        <w:rPr>
+          <w:rFonts w:ascii="Courier New" w:eastAsia="Times New Roman" w:hAnsi="Courier New" w:cs="Courier New"/>
+          <w:color w:val="2AACB8"/>
+          <w:kern w:val="0"/>
+          <w:sz w:val="20"/>
+          <w:szCs w:val="20"/>
+          <w:lang w:eastAsia="en-IL"/>
+          <w14:ligatures w14:val="none"/>
+        </w:rPr>
+        <w:t>3</w:t>
+      </w:r>
+      <w:r>
+        <w:rPr>
+          <w:rFonts w:ascii="Courier New" w:eastAsia="Times New Roman" w:hAnsi="Courier New" w:cs="Courier New"/>
+          <w:color w:val="BCBEC4"/>
+          <w:kern w:val="0"/>
+          <w:sz w:val="20"/>
+          <w:szCs w:val="20"/>
+          <w:lang w:eastAsia="en-IL"/>
+          <w14:ligatures w14:val="none"/>
+        </w:rPr>
+        <w:t xml:space="preserve">]) % </w:t>
+      </w:r>
+      <w:r>
+        <w:rPr>
+          <w:rFonts w:ascii="Courier New" w:eastAsia="Times New Roman" w:hAnsi="Courier New" w:cs="Courier New"/>
+          <w:color w:val="2AACB8"/>
+          <w:kern w:val="0"/>
+          <w:sz w:val="20"/>
+          <w:szCs w:val="20"/>
+          <w:lang w:eastAsia="en-IL"/>
+          <w14:ligatures w14:val="none"/>
+        </w:rPr>
+        <w:t>26</w:t>
+      </w:r>
+      <w:r>
+        <w:rPr>
+          <w:rFonts w:ascii="Courier New" w:eastAsia="Times New Roman" w:hAnsi="Courier New" w:cs="Courier New"/>
+          <w:color w:val="2AACB8"/>
+          <w:kern w:val="0"/>
+          <w:sz w:val="20"/>
+          <w:szCs w:val="20"/>
+          <w:lang w:eastAsia="en-IL"/>
+          <w14:ligatures w14:val="none"/>
+        </w:rPr>
+        <w:br/>
+        <w:t xml:space="preserve">        </w:t>
+      </w:r>
+      <w:r>
+        <w:rPr>
+          <w:rFonts w:ascii="Courier New" w:eastAsia="Times New Roman" w:hAnsi="Courier New" w:cs="Courier New"/>
+          <w:color w:val="BCBEC4"/>
+          <w:kern w:val="0"/>
+          <w:sz w:val="20"/>
+          <w:szCs w:val="20"/>
+          <w:lang w:eastAsia="en-IL"/>
+          <w14:ligatures w14:val="none"/>
+        </w:rPr>
+        <w:t>step1_nums.extend([y1, y2])</w:t>
+      </w:r>
+      <w:r>
+        <w:rPr>
+          <w:rFonts w:ascii="Courier New" w:eastAsia="Times New Roman" w:hAnsi="Courier New" w:cs="Courier New"/>
+          <w:color w:val="BCBEC4"/>
+          <w:kern w:val="0"/>
+          <w:sz w:val="20"/>
+          <w:szCs w:val="20"/>
+          <w:lang w:eastAsia="en-IL"/>
+          <w14:ligatures w14:val="none"/>
+        </w:rPr>
+        <w:br/>
+      </w:r>
+      <w:r>
+        <w:rPr>
+          <w:rFonts w:ascii="Courier New" w:eastAsia="Times New Roman" w:hAnsi="Courier New" w:cs="Courier New"/>
+          <w:color w:val="BCBEC4"/>
+          <w:kern w:val="0"/>
+          <w:sz w:val="20"/>
+          <w:szCs w:val="20"/>
+          <w:lang w:eastAsia="en-IL"/>
+          <w14:ligatures w14:val="none"/>
+        </w:rPr>
+        <w:br/>
+        <w:t xml:space="preserve">    </w:t>
+      </w:r>
+      <w:r>
+        <w:rPr>
+          <w:rFonts w:ascii="Courier New" w:eastAsia="Times New Roman" w:hAnsi="Courier New" w:cs="Courier New"/>
+          <w:color w:val="8888C6"/>
+          <w:kern w:val="0"/>
+          <w:sz w:val="20"/>
+          <w:szCs w:val="20"/>
+          <w:lang w:eastAsia="en-IL"/>
+          <w14:ligatures w14:val="none"/>
+        </w:rPr>
+        <w:t>print</w:t>
+      </w:r>
+      <w:r>
+        <w:rPr>
+          <w:rFonts w:ascii="Courier New" w:eastAsia="Times New Roman" w:hAnsi="Courier New" w:cs="Courier New"/>
+          <w:color w:val="BCBEC4"/>
+          <w:kern w:val="0"/>
+          <w:sz w:val="20"/>
+          <w:szCs w:val="20"/>
+          <w:lang w:eastAsia="en-IL"/>
+          <w14:ligatures w14:val="none"/>
+        </w:rPr>
+        <w:t>(</w:t>
+      </w:r>
+      <w:proofErr w:type="spellStart"/>
+      <w:r>
+        <w:rPr>
+          <w:rFonts w:ascii="Courier New" w:eastAsia="Times New Roman" w:hAnsi="Courier New" w:cs="Courier New"/>
+          <w:color w:val="6AAB73"/>
+          <w:kern w:val="0"/>
+          <w:sz w:val="20"/>
+          <w:szCs w:val="20"/>
+          <w:lang w:eastAsia="en-IL"/>
+          <w14:ligatures w14:val="none"/>
+        </w:rPr>
+        <w:t>f"First</w:t>
+      </w:r>
+      <w:proofErr w:type="spellEnd"/>
+      <w:r>
+        <w:rPr>
+          <w:rFonts w:ascii="Courier New" w:eastAsia="Times New Roman" w:hAnsi="Courier New" w:cs="Courier New"/>
+          <w:color w:val="6AAB73"/>
+          <w:kern w:val="0"/>
+          <w:sz w:val="20"/>
+          <w:szCs w:val="20"/>
+          <w:lang w:eastAsia="en-IL"/>
+          <w14:ligatures w14:val="none"/>
+        </w:rPr>
+        <w:t xml:space="preserve"> decryption step: </w:t>
+      </w:r>
+      <w:r>
+        <w:rPr>
+          <w:rFonts w:ascii="Courier New" w:eastAsia="Times New Roman" w:hAnsi="Courier New" w:cs="Courier New"/>
+          <w:color w:val="CF8E6D"/>
+          <w:kern w:val="0"/>
+          <w:sz w:val="20"/>
+          <w:szCs w:val="20"/>
+          <w:lang w:eastAsia="en-IL"/>
+          <w14:ligatures w14:val="none"/>
+        </w:rPr>
+        <w:t>{</w:t>
+      </w:r>
+      <w:r>
+        <w:rPr>
+          <w:rFonts w:ascii="Courier New" w:eastAsia="Times New Roman" w:hAnsi="Courier New" w:cs="Courier New"/>
+          <w:color w:val="BCBEC4"/>
+          <w:kern w:val="0"/>
+          <w:sz w:val="20"/>
+          <w:szCs w:val="20"/>
+          <w:lang w:eastAsia="en-IL"/>
+          <w14:ligatures w14:val="none"/>
+        </w:rPr>
+        <w:t>step1_nums</w:t>
+      </w:r>
+      <w:r>
+        <w:rPr>
+          <w:rFonts w:ascii="Courier New" w:eastAsia="Times New Roman" w:hAnsi="Courier New" w:cs="Courier New"/>
+          <w:color w:val="CF8E6D"/>
+          <w:kern w:val="0"/>
+          <w:sz w:val="20"/>
+          <w:szCs w:val="20"/>
+          <w:lang w:eastAsia="en-IL"/>
+          <w14:ligatures w14:val="none"/>
+        </w:rPr>
+        <w:t>}\n</w:t>
+      </w:r>
+      <w:r>
+        <w:rPr>
+          <w:rFonts w:ascii="Courier New" w:eastAsia="Times New Roman" w:hAnsi="Courier New" w:cs="Courier New"/>
+          <w:color w:val="6AAB73"/>
+          <w:kern w:val="0"/>
+          <w:sz w:val="20"/>
+          <w:szCs w:val="20"/>
+          <w:lang w:eastAsia="en-IL"/>
+          <w14:ligatures w14:val="none"/>
+        </w:rPr>
+        <w:t>"</w:t>
+      </w:r>
+      <w:r>
+        <w:rPr>
+          <w:rFonts w:ascii="Courier New" w:eastAsia="Times New Roman" w:hAnsi="Courier New" w:cs="Courier New"/>
+          <w:color w:val="BCBEC4"/>
+          <w:kern w:val="0"/>
+          <w:sz w:val="20"/>
+          <w:szCs w:val="20"/>
+          <w:lang w:eastAsia="en-IL"/>
+          <w14:ligatures w14:val="none"/>
+        </w:rPr>
+        <w:t>)</w:t>
+      </w:r>
+      <w:r>
+        <w:rPr>
+          <w:rFonts w:ascii="Courier New" w:eastAsia="Times New Roman" w:hAnsi="Courier New" w:cs="Courier New"/>
+          <w:color w:val="BCBEC4"/>
+          <w:kern w:val="0"/>
+          <w:sz w:val="20"/>
+          <w:szCs w:val="20"/>
+          <w:lang w:eastAsia="en-IL"/>
+          <w14:ligatures w14:val="none"/>
+        </w:rPr>
+        <w:br/>
+      </w:r>
+      <w:r>
+        <w:rPr>
+          <w:rFonts w:ascii="Courier New" w:eastAsia="Times New Roman" w:hAnsi="Courier New" w:cs="Courier New"/>
+          <w:color w:val="BCBEC4"/>
+          <w:kern w:val="0"/>
+          <w:sz w:val="20"/>
+          <w:szCs w:val="20"/>
+          <w:lang w:eastAsia="en-IL"/>
+          <w14:ligatures w14:val="none"/>
+        </w:rPr>
+        <w:br/>
+        <w:t xml:space="preserve">    </w:t>
+      </w:r>
+      <w:r>
+        <w:rPr>
+          <w:rFonts w:ascii="Courier New" w:eastAsia="Times New Roman" w:hAnsi="Courier New" w:cs="Courier New"/>
+          <w:color w:val="7A7E85"/>
+          <w:kern w:val="0"/>
+          <w:sz w:val="20"/>
+          <w:szCs w:val="20"/>
+          <w:lang w:eastAsia="en-IL"/>
+          <w14:ligatures w14:val="none"/>
+        </w:rPr>
+        <w:t># Second Decryption Step: Reverse Key 1</w:t>
+      </w:r>
+      <w:r>
+        <w:rPr>
+          <w:rFonts w:ascii="Courier New" w:eastAsia="Times New Roman" w:hAnsi="Courier New" w:cs="Courier New"/>
+          <w:color w:val="7A7E85"/>
+          <w:kern w:val="0"/>
+          <w:sz w:val="20"/>
+          <w:szCs w:val="20"/>
+          <w:lang w:eastAsia="en-IL"/>
+          <w14:ligatures w14:val="none"/>
+        </w:rPr>
+        <w:br/>
+        <w:t xml:space="preserve">    </w:t>
+      </w:r>
+      <w:r>
+        <w:rPr>
+          <w:rFonts w:ascii="Courier New" w:eastAsia="Times New Roman" w:hAnsi="Courier New" w:cs="Courier New"/>
+          <w:color w:val="BCBEC4"/>
+          <w:kern w:val="0"/>
+          <w:sz w:val="20"/>
+          <w:szCs w:val="20"/>
+          <w:lang w:eastAsia="en-IL"/>
+          <w14:ligatures w14:val="none"/>
+        </w:rPr>
+        <w:t>step2_nums = []</w:t>
+      </w:r>
+      <w:r>
+        <w:rPr>
+          <w:rFonts w:ascii="Courier New" w:eastAsia="Times New Roman" w:hAnsi="Courier New" w:cs="Courier New"/>
+          <w:color w:val="BCBEC4"/>
+          <w:kern w:val="0"/>
+          <w:sz w:val="20"/>
+          <w:szCs w:val="20"/>
+          <w:lang w:eastAsia="en-IL"/>
+          <w14:ligatures w14:val="none"/>
+        </w:rPr>
+        <w:br/>
+        <w:t xml:space="preserve">    </w:t>
+      </w:r>
+      <w:r>
+        <w:rPr>
+          <w:rFonts w:ascii="Courier New" w:eastAsia="Times New Roman" w:hAnsi="Courier New" w:cs="Courier New"/>
+          <w:color w:val="CF8E6D"/>
+          <w:kern w:val="0"/>
+          <w:sz w:val="20"/>
+          <w:szCs w:val="20"/>
+          <w:lang w:eastAsia="en-IL"/>
+          <w14:ligatures w14:val="none"/>
+        </w:rPr>
+        <w:t xml:space="preserve">for </w:t>
+      </w:r>
+      <w:proofErr w:type="spellStart"/>
+      <w:r>
+        <w:rPr>
+          <w:rFonts w:ascii="Courier New" w:eastAsia="Times New Roman" w:hAnsi="Courier New" w:cs="Courier New"/>
+          <w:color w:val="BCBEC4"/>
+          <w:kern w:val="0"/>
+          <w:sz w:val="20"/>
+          <w:szCs w:val="20"/>
+          <w:lang w:eastAsia="en-IL"/>
+          <w14:ligatures w14:val="none"/>
+        </w:rPr>
+        <w:t>i</w:t>
+      </w:r>
+      <w:proofErr w:type="spellEnd"/>
+      <w:r>
+        <w:rPr>
+          <w:rFonts w:ascii="Courier New" w:eastAsia="Times New Roman" w:hAnsi="Courier New" w:cs="Courier New"/>
+          <w:color w:val="BCBEC4"/>
+          <w:kern w:val="0"/>
+          <w:sz w:val="20"/>
+          <w:szCs w:val="20"/>
+          <w:lang w:eastAsia="en-IL"/>
+          <w14:ligatures w14:val="none"/>
+        </w:rPr>
+        <w:t xml:space="preserve"> </w:t>
+      </w:r>
+      <w:r>
+        <w:rPr>
+          <w:rFonts w:ascii="Courier New" w:eastAsia="Times New Roman" w:hAnsi="Courier New" w:cs="Courier New"/>
+          <w:color w:val="CF8E6D"/>
+          <w:kern w:val="0"/>
+          <w:sz w:val="20"/>
+          <w:szCs w:val="20"/>
+          <w:lang w:eastAsia="en-IL"/>
+          <w14:ligatures w14:val="none"/>
+        </w:rPr>
+        <w:t xml:space="preserve">in </w:t>
+      </w:r>
+      <w:r>
+        <w:rPr>
+          <w:rFonts w:ascii="Courier New" w:eastAsia="Times New Roman" w:hAnsi="Courier New" w:cs="Courier New"/>
+          <w:color w:val="8888C6"/>
+          <w:kern w:val="0"/>
+          <w:sz w:val="20"/>
+          <w:szCs w:val="20"/>
+          <w:lang w:eastAsia="en-IL"/>
+          <w14:ligatures w14:val="none"/>
+        </w:rPr>
+        <w:t>range</w:t>
+      </w:r>
+      <w:r>
+        <w:rPr>
+          <w:rFonts w:ascii="Courier New" w:eastAsia="Times New Roman" w:hAnsi="Courier New" w:cs="Courier New"/>
+          <w:color w:val="BCBEC4"/>
+          <w:kern w:val="0"/>
+          <w:sz w:val="20"/>
+          <w:szCs w:val="20"/>
+          <w:lang w:eastAsia="en-IL"/>
+          <w14:ligatures w14:val="none"/>
+        </w:rPr>
+        <w:t>(</w:t>
+      </w:r>
+      <w:r>
+        <w:rPr>
+          <w:rFonts w:ascii="Courier New" w:eastAsia="Times New Roman" w:hAnsi="Courier New" w:cs="Courier New"/>
+          <w:color w:val="2AACB8"/>
+          <w:kern w:val="0"/>
+          <w:sz w:val="20"/>
+          <w:szCs w:val="20"/>
+          <w:lang w:eastAsia="en-IL"/>
+          <w14:ligatures w14:val="none"/>
+        </w:rPr>
+        <w:t>0</w:t>
+      </w:r>
+      <w:r>
+        <w:rPr>
+          <w:rFonts w:ascii="Courier New" w:eastAsia="Times New Roman" w:hAnsi="Courier New" w:cs="Courier New"/>
+          <w:color w:val="BCBEC4"/>
+          <w:kern w:val="0"/>
+          <w:sz w:val="20"/>
+          <w:szCs w:val="20"/>
+          <w:lang w:eastAsia="en-IL"/>
+          <w14:ligatures w14:val="none"/>
+        </w:rPr>
+        <w:t xml:space="preserve">, </w:t>
+      </w:r>
+      <w:proofErr w:type="spellStart"/>
+      <w:r>
+        <w:rPr>
+          <w:rFonts w:ascii="Courier New" w:eastAsia="Times New Roman" w:hAnsi="Courier New" w:cs="Courier New"/>
+          <w:color w:val="8888C6"/>
+          <w:kern w:val="0"/>
+          <w:sz w:val="20"/>
+          <w:szCs w:val="20"/>
+          <w:lang w:eastAsia="en-IL"/>
+          <w14:ligatures w14:val="none"/>
+        </w:rPr>
+        <w:t>len</w:t>
+      </w:r>
+      <w:proofErr w:type="spellEnd"/>
+      <w:r>
+        <w:rPr>
+          <w:rFonts w:ascii="Courier New" w:eastAsia="Times New Roman" w:hAnsi="Courier New" w:cs="Courier New"/>
+          <w:color w:val="BCBEC4"/>
+          <w:kern w:val="0"/>
+          <w:sz w:val="20"/>
+          <w:szCs w:val="20"/>
+          <w:lang w:eastAsia="en-IL"/>
+          <w14:ligatures w14:val="none"/>
+        </w:rPr>
+        <w:t xml:space="preserve">(step1_nums), </w:t>
+      </w:r>
+      <w:r>
+        <w:rPr>
+          <w:rFonts w:ascii="Courier New" w:eastAsia="Times New Roman" w:hAnsi="Courier New" w:cs="Courier New"/>
+          <w:color w:val="2AACB8"/>
+          <w:kern w:val="0"/>
+          <w:sz w:val="20"/>
+          <w:szCs w:val="20"/>
+          <w:lang w:eastAsia="en-IL"/>
+          <w14:ligatures w14:val="none"/>
+        </w:rPr>
+        <w:t>2</w:t>
+      </w:r>
+      <w:r>
+        <w:rPr>
+          <w:rFonts w:ascii="Courier New" w:eastAsia="Times New Roman" w:hAnsi="Courier New" w:cs="Courier New"/>
+          <w:color w:val="BCBEC4"/>
+          <w:kern w:val="0"/>
+          <w:sz w:val="20"/>
+          <w:szCs w:val="20"/>
+          <w:lang w:eastAsia="en-IL"/>
+          <w14:ligatures w14:val="none"/>
+        </w:rPr>
+        <w:t>):</w:t>
+      </w:r>
+      <w:r>
+        <w:rPr>
+          <w:rFonts w:ascii="Courier New" w:eastAsia="Times New Roman" w:hAnsi="Courier New" w:cs="Courier New"/>
+          <w:color w:val="BCBEC4"/>
+          <w:kern w:val="0"/>
+          <w:sz w:val="20"/>
+          <w:szCs w:val="20"/>
+          <w:lang w:eastAsia="en-IL"/>
+          <w14:ligatures w14:val="none"/>
+        </w:rPr>
+        <w:br/>
+        <w:t xml:space="preserve">        y1_val = step1_nums[</w:t>
+      </w:r>
+      <w:proofErr w:type="spellStart"/>
+      <w:r>
+        <w:rPr>
+          <w:rFonts w:ascii="Courier New" w:eastAsia="Times New Roman" w:hAnsi="Courier New" w:cs="Courier New"/>
+          <w:color w:val="BCBEC4"/>
+          <w:kern w:val="0"/>
+          <w:sz w:val="20"/>
+          <w:szCs w:val="20"/>
+          <w:lang w:eastAsia="en-IL"/>
+          <w14:ligatures w14:val="none"/>
+        </w:rPr>
+        <w:t>i</w:t>
+      </w:r>
+      <w:proofErr w:type="spellEnd"/>
+      <w:r>
+        <w:rPr>
+          <w:rFonts w:ascii="Courier New" w:eastAsia="Times New Roman" w:hAnsi="Courier New" w:cs="Courier New"/>
+          <w:color w:val="BCBEC4"/>
+          <w:kern w:val="0"/>
+          <w:sz w:val="20"/>
+          <w:szCs w:val="20"/>
+          <w:lang w:eastAsia="en-IL"/>
+          <w14:ligatures w14:val="none"/>
+        </w:rPr>
+        <w:t>]</w:t>
+      </w:r>
+      <w:r>
+        <w:rPr>
+          <w:rFonts w:ascii="Courier New" w:eastAsia="Times New Roman" w:hAnsi="Courier New" w:cs="Courier New"/>
+          <w:color w:val="BCBEC4"/>
+          <w:kern w:val="0"/>
+          <w:sz w:val="20"/>
+          <w:szCs w:val="20"/>
+          <w:lang w:eastAsia="en-IL"/>
+          <w14:ligatures w14:val="none"/>
+        </w:rPr>
+        <w:br/>
+        <w:t xml:space="preserve">        y2_val = step1_nums[i+</w:t>
+      </w:r>
+      <w:r>
+        <w:rPr>
+          <w:rFonts w:ascii="Courier New" w:eastAsia="Times New Roman" w:hAnsi="Courier New" w:cs="Courier New"/>
+          <w:color w:val="2AACB8"/>
+          <w:kern w:val="0"/>
+          <w:sz w:val="20"/>
+          <w:szCs w:val="20"/>
+          <w:lang w:eastAsia="en-IL"/>
+          <w14:ligatures w14:val="none"/>
+        </w:rPr>
+        <w:t>1</w:t>
+      </w:r>
+      <w:r>
+        <w:rPr>
+          <w:rFonts w:ascii="Courier New" w:eastAsia="Times New Roman" w:hAnsi="Courier New" w:cs="Courier New"/>
+          <w:color w:val="BCBEC4"/>
+          <w:kern w:val="0"/>
+          <w:sz w:val="20"/>
+          <w:szCs w:val="20"/>
+          <w:lang w:eastAsia="en-IL"/>
+          <w14:ligatures w14:val="none"/>
+        </w:rPr>
+        <w:t>]</w:t>
+      </w:r>
+      <w:r>
+        <w:rPr>
+          <w:rFonts w:ascii="Courier New" w:eastAsia="Times New Roman" w:hAnsi="Courier New" w:cs="Courier New"/>
+          <w:color w:val="BCBEC4"/>
+          <w:kern w:val="0"/>
+          <w:sz w:val="20"/>
+          <w:szCs w:val="20"/>
+          <w:lang w:eastAsia="en-IL"/>
+          <w14:ligatures w14:val="none"/>
+        </w:rPr>
+        <w:br/>
+      </w:r>
+      <w:r>
+        <w:rPr>
+          <w:rFonts w:ascii="Courier New" w:eastAsia="Times New Roman" w:hAnsi="Courier New" w:cs="Courier New"/>
+          <w:color w:val="BCBEC4"/>
+          <w:kern w:val="0"/>
+          <w:sz w:val="20"/>
+          <w:szCs w:val="20"/>
+          <w:lang w:eastAsia="en-IL"/>
+          <w14:ligatures w14:val="none"/>
+        </w:rPr>
+        <w:br/>
+        <w:t xml:space="preserve">        </w:t>
+      </w:r>
+      <w:r>
+        <w:rPr>
+          <w:rFonts w:ascii="Courier New" w:eastAsia="Times New Roman" w:hAnsi="Courier New" w:cs="Courier New"/>
+          <w:color w:val="7A7E85"/>
+          <w:kern w:val="0"/>
+          <w:sz w:val="20"/>
+          <w:szCs w:val="20"/>
+          <w:lang w:eastAsia="en-IL"/>
+          <w14:ligatures w14:val="none"/>
+        </w:rPr>
+        <w:t xml:space="preserve"># </w:t>
+      </w:r>
+      <w:proofErr w:type="spellStart"/>
+      <w:r>
+        <w:rPr>
+          <w:rFonts w:ascii="Courier New" w:eastAsia="Times New Roman" w:hAnsi="Courier New" w:cs="Courier New"/>
+          <w:color w:val="7A7E85"/>
+          <w:kern w:val="0"/>
+          <w:sz w:val="20"/>
+          <w:szCs w:val="20"/>
+          <w:lang w:eastAsia="en-IL"/>
+          <w14:ligatures w14:val="none"/>
+        </w:rPr>
+        <w:t>Substract</w:t>
+      </w:r>
+      <w:proofErr w:type="spellEnd"/>
+      <w:r>
+        <w:rPr>
+          <w:rFonts w:ascii="Courier New" w:eastAsia="Times New Roman" w:hAnsi="Courier New" w:cs="Courier New"/>
+          <w:color w:val="7A7E85"/>
+          <w:kern w:val="0"/>
+          <w:sz w:val="20"/>
+          <w:szCs w:val="20"/>
+          <w:lang w:eastAsia="en-IL"/>
+          <w14:ligatures w14:val="none"/>
+        </w:rPr>
+        <w:t xml:space="preserve"> (a, b)</w:t>
+      </w:r>
+      <w:r>
+        <w:rPr>
+          <w:rFonts w:ascii="Courier New" w:eastAsia="Times New Roman" w:hAnsi="Courier New" w:cs="Courier New"/>
+          <w:color w:val="7A7E85"/>
+          <w:kern w:val="0"/>
+          <w:sz w:val="20"/>
+          <w:szCs w:val="20"/>
+          <w:lang w:eastAsia="en-IL"/>
+          <w14:ligatures w14:val="none"/>
+        </w:rPr>
+        <w:br/>
+        <w:t xml:space="preserve">        </w:t>
+      </w:r>
+      <w:r>
+        <w:rPr>
+          <w:rFonts w:ascii="Courier New" w:eastAsia="Times New Roman" w:hAnsi="Courier New" w:cs="Courier New"/>
+          <w:color w:val="BCBEC4"/>
+          <w:kern w:val="0"/>
+          <w:sz w:val="20"/>
+          <w:szCs w:val="20"/>
+          <w:lang w:eastAsia="en-IL"/>
+          <w14:ligatures w14:val="none"/>
+        </w:rPr>
+        <w:t xml:space="preserve">val1 = (y1_val - a) % </w:t>
+      </w:r>
+      <w:r>
+        <w:rPr>
+          <w:rFonts w:ascii="Courier New" w:eastAsia="Times New Roman" w:hAnsi="Courier New" w:cs="Courier New"/>
+          <w:color w:val="2AACB8"/>
+          <w:kern w:val="0"/>
+          <w:sz w:val="20"/>
+          <w:szCs w:val="20"/>
+          <w:lang w:eastAsia="en-IL"/>
+          <w14:ligatures w14:val="none"/>
+        </w:rPr>
+        <w:t>26</w:t>
+      </w:r>
+      <w:r>
+        <w:rPr>
+          <w:rFonts w:ascii="Courier New" w:eastAsia="Times New Roman" w:hAnsi="Courier New" w:cs="Courier New"/>
+          <w:color w:val="2AACB8"/>
+          <w:kern w:val="0"/>
+          <w:sz w:val="20"/>
+          <w:szCs w:val="20"/>
+          <w:lang w:eastAsia="en-IL"/>
+          <w14:ligatures w14:val="none"/>
+        </w:rPr>
+        <w:br/>
+        <w:t xml:space="preserve">        </w:t>
+      </w:r>
+      <w:r>
+        <w:rPr>
+          <w:rFonts w:ascii="Courier New" w:eastAsia="Times New Roman" w:hAnsi="Courier New" w:cs="Courier New"/>
+          <w:color w:val="BCBEC4"/>
+          <w:kern w:val="0"/>
+          <w:sz w:val="20"/>
+          <w:szCs w:val="20"/>
+          <w:lang w:eastAsia="en-IL"/>
+          <w14:ligatures w14:val="none"/>
+        </w:rPr>
+        <w:t xml:space="preserve">val2 = (y2_val - b) % </w:t>
+      </w:r>
+      <w:r>
+        <w:rPr>
+          <w:rFonts w:ascii="Courier New" w:eastAsia="Times New Roman" w:hAnsi="Courier New" w:cs="Courier New"/>
+          <w:color w:val="2AACB8"/>
+          <w:kern w:val="0"/>
+          <w:sz w:val="20"/>
+          <w:szCs w:val="20"/>
+          <w:lang w:eastAsia="en-IL"/>
+          <w14:ligatures w14:val="none"/>
+        </w:rPr>
+        <w:t>26</w:t>
+      </w:r>
+      <w:r>
+        <w:rPr>
+          <w:rFonts w:ascii="Courier New" w:eastAsia="Times New Roman" w:hAnsi="Courier New" w:cs="Courier New"/>
+          <w:color w:val="2AACB8"/>
+          <w:kern w:val="0"/>
+          <w:sz w:val="20"/>
+          <w:szCs w:val="20"/>
+          <w:lang w:eastAsia="en-IL"/>
+          <w14:ligatures w14:val="none"/>
+        </w:rPr>
+        <w:br/>
+      </w:r>
+      <w:r>
+        <w:rPr>
+          <w:rFonts w:ascii="Courier New" w:eastAsia="Times New Roman" w:hAnsi="Courier New" w:cs="Courier New"/>
+          <w:color w:val="2AACB8"/>
+          <w:kern w:val="0"/>
+          <w:sz w:val="20"/>
+          <w:szCs w:val="20"/>
+          <w:lang w:eastAsia="en-IL"/>
+          <w14:ligatures w14:val="none"/>
+        </w:rPr>
+        <w:br/>
+        <w:t xml:space="preserve">        </w:t>
+      </w:r>
+      <w:r>
+        <w:rPr>
+          <w:rFonts w:ascii="Courier New" w:eastAsia="Times New Roman" w:hAnsi="Courier New" w:cs="Courier New"/>
+          <w:color w:val="7A7E85"/>
+          <w:kern w:val="0"/>
+          <w:sz w:val="20"/>
+          <w:szCs w:val="20"/>
+          <w:lang w:eastAsia="en-IL"/>
+          <w14:ligatures w14:val="none"/>
+        </w:rPr>
+        <w:t># Multiply by inverse matrix K1</w:t>
+      </w:r>
+      <w:r>
+        <w:rPr>
+          <w:rFonts w:ascii="Courier New" w:eastAsia="Times New Roman" w:hAnsi="Courier New" w:cs="Courier New"/>
+          <w:color w:val="7A7E85"/>
+          <w:kern w:val="0"/>
+          <w:sz w:val="20"/>
+          <w:szCs w:val="20"/>
+          <w:lang w:eastAsia="en-IL"/>
+          <w14:ligatures w14:val="none"/>
+        </w:rPr>
+        <w:br/>
+      </w:r>
+      <w:r>
+        <w:rPr>
+          <w:rFonts w:ascii="Courier New" w:eastAsia="Times New Roman" w:hAnsi="Courier New" w:cs="Courier New"/>
+          <w:color w:val="7A7E85"/>
           <w:kern w:val="0"/>
           <w:sz w:val="20"/>
           <w:szCs w:val="20"/>
@@ -8835,6 +11594,213 @@
           <w14:ligatures w14:val="none"/>
         </w:rPr>
         <w:lastRenderedPageBreak/>
+        <w:t xml:space="preserve">        </w:t>
+      </w:r>
+      <w:r>
+        <w:rPr>
+          <w:rFonts w:ascii="Courier New" w:eastAsia="Times New Roman" w:hAnsi="Courier New" w:cs="Courier New"/>
+          <w:color w:val="BCBEC4"/>
+          <w:kern w:val="0"/>
+          <w:sz w:val="20"/>
+          <w:szCs w:val="20"/>
+          <w:lang w:eastAsia="en-IL"/>
+          <w14:ligatures w14:val="none"/>
+        </w:rPr>
+        <w:t>x1 = (val1 * k1_inv[</w:t>
+      </w:r>
+      <w:r>
+        <w:rPr>
+          <w:rFonts w:ascii="Courier New" w:eastAsia="Times New Roman" w:hAnsi="Courier New" w:cs="Courier New"/>
+          <w:color w:val="2AACB8"/>
+          <w:kern w:val="0"/>
+          <w:sz w:val="20"/>
+          <w:szCs w:val="20"/>
+          <w:lang w:eastAsia="en-IL"/>
+          <w14:ligatures w14:val="none"/>
+        </w:rPr>
+        <w:t>0</w:t>
+      </w:r>
+      <w:r>
+        <w:rPr>
+          <w:rFonts w:ascii="Courier New" w:eastAsia="Times New Roman" w:hAnsi="Courier New" w:cs="Courier New"/>
+          <w:color w:val="BCBEC4"/>
+          <w:kern w:val="0"/>
+          <w:sz w:val="20"/>
+          <w:szCs w:val="20"/>
+          <w:lang w:eastAsia="en-IL"/>
+          <w14:ligatures w14:val="none"/>
+        </w:rPr>
+        <w:t>] + val2 * k1_inv[</w:t>
+      </w:r>
+      <w:r>
+        <w:rPr>
+          <w:rFonts w:ascii="Courier New" w:eastAsia="Times New Roman" w:hAnsi="Courier New" w:cs="Courier New"/>
+          <w:color w:val="2AACB8"/>
+          <w:kern w:val="0"/>
+          <w:sz w:val="20"/>
+          <w:szCs w:val="20"/>
+          <w:lang w:eastAsia="en-IL"/>
+          <w14:ligatures w14:val="none"/>
+        </w:rPr>
+        <w:t>2</w:t>
+      </w:r>
+      <w:r>
+        <w:rPr>
+          <w:rFonts w:ascii="Courier New" w:eastAsia="Times New Roman" w:hAnsi="Courier New" w:cs="Courier New"/>
+          <w:color w:val="BCBEC4"/>
+          <w:kern w:val="0"/>
+          <w:sz w:val="20"/>
+          <w:szCs w:val="20"/>
+          <w:lang w:eastAsia="en-IL"/>
+          <w14:ligatures w14:val="none"/>
+        </w:rPr>
+        <w:t xml:space="preserve">]) % </w:t>
+      </w:r>
+      <w:r>
+        <w:rPr>
+          <w:rFonts w:ascii="Courier New" w:eastAsia="Times New Roman" w:hAnsi="Courier New" w:cs="Courier New"/>
+          <w:color w:val="2AACB8"/>
+          <w:kern w:val="0"/>
+          <w:sz w:val="20"/>
+          <w:szCs w:val="20"/>
+          <w:lang w:eastAsia="en-IL"/>
+          <w14:ligatures w14:val="none"/>
+        </w:rPr>
+        <w:t>26</w:t>
+      </w:r>
+      <w:r>
+        <w:rPr>
+          <w:rFonts w:ascii="Courier New" w:eastAsia="Times New Roman" w:hAnsi="Courier New" w:cs="Courier New"/>
+          <w:color w:val="2AACB8"/>
+          <w:kern w:val="0"/>
+          <w:sz w:val="20"/>
+          <w:szCs w:val="20"/>
+          <w:lang w:eastAsia="en-IL"/>
+          <w14:ligatures w14:val="none"/>
+        </w:rPr>
+        <w:br/>
+        <w:t xml:space="preserve">        </w:t>
+      </w:r>
+      <w:r>
+        <w:rPr>
+          <w:rFonts w:ascii="Courier New" w:eastAsia="Times New Roman" w:hAnsi="Courier New" w:cs="Courier New"/>
+          <w:color w:val="BCBEC4"/>
+          <w:kern w:val="0"/>
+          <w:sz w:val="20"/>
+          <w:szCs w:val="20"/>
+          <w:lang w:eastAsia="en-IL"/>
+          <w14:ligatures w14:val="none"/>
+        </w:rPr>
+        <w:t>x2 = (val1 * k1_inv[</w:t>
+      </w:r>
+      <w:r>
+        <w:rPr>
+          <w:rFonts w:ascii="Courier New" w:eastAsia="Times New Roman" w:hAnsi="Courier New" w:cs="Courier New"/>
+          <w:color w:val="2AACB8"/>
+          <w:kern w:val="0"/>
+          <w:sz w:val="20"/>
+          <w:szCs w:val="20"/>
+          <w:lang w:eastAsia="en-IL"/>
+          <w14:ligatures w14:val="none"/>
+        </w:rPr>
+        <w:t>1</w:t>
+      </w:r>
+      <w:r>
+        <w:rPr>
+          <w:rFonts w:ascii="Courier New" w:eastAsia="Times New Roman" w:hAnsi="Courier New" w:cs="Courier New"/>
+          <w:color w:val="BCBEC4"/>
+          <w:kern w:val="0"/>
+          <w:sz w:val="20"/>
+          <w:szCs w:val="20"/>
+          <w:lang w:eastAsia="en-IL"/>
+          <w14:ligatures w14:val="none"/>
+        </w:rPr>
+        <w:t>] + val2 * k1_inv[</w:t>
+      </w:r>
+      <w:r>
+        <w:rPr>
+          <w:rFonts w:ascii="Courier New" w:eastAsia="Times New Roman" w:hAnsi="Courier New" w:cs="Courier New"/>
+          <w:color w:val="2AACB8"/>
+          <w:kern w:val="0"/>
+          <w:sz w:val="20"/>
+          <w:szCs w:val="20"/>
+          <w:lang w:eastAsia="en-IL"/>
+          <w14:ligatures w14:val="none"/>
+        </w:rPr>
+        <w:t>3</w:t>
+      </w:r>
+      <w:r>
+        <w:rPr>
+          <w:rFonts w:ascii="Courier New" w:eastAsia="Times New Roman" w:hAnsi="Courier New" w:cs="Courier New"/>
+          <w:color w:val="BCBEC4"/>
+          <w:kern w:val="0"/>
+          <w:sz w:val="20"/>
+          <w:szCs w:val="20"/>
+          <w:lang w:eastAsia="en-IL"/>
+          <w14:ligatures w14:val="none"/>
+        </w:rPr>
+        <w:t xml:space="preserve">]) % </w:t>
+      </w:r>
+      <w:r>
+        <w:rPr>
+          <w:rFonts w:ascii="Courier New" w:eastAsia="Times New Roman" w:hAnsi="Courier New" w:cs="Courier New"/>
+          <w:color w:val="2AACB8"/>
+          <w:kern w:val="0"/>
+          <w:sz w:val="20"/>
+          <w:szCs w:val="20"/>
+          <w:lang w:eastAsia="en-IL"/>
+          <w14:ligatures w14:val="none"/>
+        </w:rPr>
+        <w:t>26</w:t>
+      </w:r>
+      <w:r>
+        <w:rPr>
+          <w:rFonts w:ascii="Courier New" w:eastAsia="Times New Roman" w:hAnsi="Courier New" w:cs="Courier New"/>
+          <w:color w:val="2AACB8"/>
+          <w:kern w:val="0"/>
+          <w:sz w:val="20"/>
+          <w:szCs w:val="20"/>
+          <w:lang w:eastAsia="en-IL"/>
+          <w14:ligatures w14:val="none"/>
+        </w:rPr>
+        <w:br/>
+        <w:t xml:space="preserve">        </w:t>
+      </w:r>
+      <w:r>
+        <w:rPr>
+          <w:rFonts w:ascii="Courier New" w:eastAsia="Times New Roman" w:hAnsi="Courier New" w:cs="Courier New"/>
+          <w:color w:val="BCBEC4"/>
+          <w:kern w:val="0"/>
+          <w:sz w:val="20"/>
+          <w:szCs w:val="20"/>
+          <w:lang w:eastAsia="en-IL"/>
+          <w14:ligatures w14:val="none"/>
+        </w:rPr>
+        <w:t>step2_nums.extend([x1, x2])</w:t>
+      </w:r>
+      <w:r>
+        <w:rPr>
+          <w:rFonts w:ascii="Courier New" w:eastAsia="Times New Roman" w:hAnsi="Courier New" w:cs="Courier New"/>
+          <w:color w:val="BCBEC4"/>
+          <w:kern w:val="0"/>
+          <w:sz w:val="20"/>
+          <w:szCs w:val="20"/>
+          <w:lang w:eastAsia="en-IL"/>
+          <w14:ligatures w14:val="none"/>
+        </w:rPr>
+        <w:br/>
+      </w:r>
+      <w:r>
+        <w:rPr>
+          <w:rFonts w:ascii="Courier New" w:eastAsia="Times New Roman" w:hAnsi="Courier New" w:cs="Courier New"/>
+          <w:color w:val="BCBEC4"/>
+          <w:kern w:val="0"/>
+          <w:sz w:val="20"/>
+          <w:szCs w:val="20"/>
+          <w:lang w:eastAsia="en-IL"/>
+          <w14:ligatures w14:val="none"/>
+        </w:rPr>
+        <w:br/>
         <w:t xml:space="preserve">    </w:t>
       </w:r>
       <w:r>
@@ -8872,7 +11838,7 @@
           <w:lang w:eastAsia="en-IL"/>
           <w14:ligatures w14:val="none"/>
         </w:rPr>
-        <w:t>f"Is</w:t>
+        <w:t>f"Second</w:t>
       </w:r>
       <w:proofErr w:type="spellEnd"/>
       <w:r>
@@ -8885,7 +11851,7 @@
           <w:lang w:eastAsia="en-IL"/>
           <w14:ligatures w14:val="none"/>
         </w:rPr>
-        <w:t xml:space="preserve"> Padded Flag: </w:t>
+        <w:t xml:space="preserve"> decryption step: </w:t>
       </w:r>
       <w:r>
         <w:rPr>
@@ -8899,20 +11865,18 @@
         </w:rPr>
         <w:t>{</w:t>
       </w:r>
-      <w:proofErr w:type="spellStart"/>
-      <w:r>
-        <w:rPr>
-          <w:rFonts w:ascii="Courier New" w:eastAsia="Times New Roman" w:hAnsi="Courier New" w:cs="Courier New"/>
-          <w:color w:val="BCBEC4"/>
-          <w:kern w:val="0"/>
-          <w:sz w:val="20"/>
-          <w:szCs w:val="20"/>
-          <w:lang w:eastAsia="en-IL"/>
-          <w14:ligatures w14:val="none"/>
-        </w:rPr>
-        <w:t>is_padded</w:t>
-      </w:r>
-      <w:proofErr w:type="spellEnd"/>
+      <w:r>
+        <w:rPr>
+          <w:rFonts w:ascii="Courier New" w:eastAsia="Times New Roman" w:hAnsi="Courier New" w:cs="Courier New"/>
+          <w:color w:val="BCBEC4"/>
+          <w:kern w:val="0"/>
+          <w:sz w:val="20"/>
+          <w:szCs w:val="20"/>
+          <w:lang w:eastAsia="en-IL"/>
+          <w14:ligatures w14:val="none"/>
+        </w:rPr>
+        <w:t>step2_nums</w:t>
+      </w:r>
       <w:r>
         <w:rPr>
           <w:rFonts w:ascii="Courier New" w:eastAsia="Times New Roman" w:hAnsi="Courier New" w:cs="Courier New"/>
@@ -8923,7 +11887,7 @@
           <w:lang w:eastAsia="en-IL"/>
           <w14:ligatures w14:val="none"/>
         </w:rPr>
-        <w:t>}</w:t>
+        <w:t>}\n</w:t>
       </w:r>
       <w:r>
         <w:rPr>
@@ -8960,2906 +11924,17 @@
           <w14:ligatures w14:val="none"/>
         </w:rPr>
         <w:br/>
-        <w:t xml:space="preserve">    </w:t>
-      </w:r>
-      <w:r>
-        <w:rPr>
-          <w:rFonts w:ascii="Courier New" w:eastAsia="Times New Roman" w:hAnsi="Courier New" w:cs="Courier New"/>
-          <w:color w:val="8888C6"/>
-          <w:kern w:val="0"/>
-          <w:sz w:val="20"/>
-          <w:szCs w:val="20"/>
-          <w:lang w:eastAsia="en-IL"/>
-          <w14:ligatures w14:val="none"/>
-        </w:rPr>
-        <w:t>print</w:t>
-      </w:r>
-      <w:r>
-        <w:rPr>
-          <w:rFonts w:ascii="Courier New" w:eastAsia="Times New Roman" w:hAnsi="Courier New" w:cs="Courier New"/>
-          <w:color w:val="BCBEC4"/>
-          <w:kern w:val="0"/>
-          <w:sz w:val="20"/>
-          <w:szCs w:val="20"/>
-          <w:lang w:eastAsia="en-IL"/>
-          <w14:ligatures w14:val="none"/>
-        </w:rPr>
-        <w:t>(</w:t>
-      </w:r>
-      <w:proofErr w:type="spellStart"/>
-      <w:r>
-        <w:rPr>
-          <w:rFonts w:ascii="Courier New" w:eastAsia="Times New Roman" w:hAnsi="Courier New" w:cs="Courier New"/>
-          <w:color w:val="6AAB73"/>
-          <w:kern w:val="0"/>
-          <w:sz w:val="20"/>
-          <w:szCs w:val="20"/>
-          <w:lang w:eastAsia="en-IL"/>
-          <w14:ligatures w14:val="none"/>
-        </w:rPr>
-        <w:t>f"Parameters</w:t>
-      </w:r>
-      <w:proofErr w:type="spellEnd"/>
-      <w:r>
-        <w:rPr>
-          <w:rFonts w:ascii="Courier New" w:eastAsia="Times New Roman" w:hAnsi="Courier New" w:cs="Courier New"/>
-          <w:color w:val="6AAB73"/>
-          <w:kern w:val="0"/>
-          <w:sz w:val="20"/>
-          <w:szCs w:val="20"/>
-          <w:lang w:eastAsia="en-IL"/>
-          <w14:ligatures w14:val="none"/>
-        </w:rPr>
-        <w:t>: a=</w:t>
-      </w:r>
-      <w:r>
-        <w:rPr>
-          <w:rFonts w:ascii="Courier New" w:eastAsia="Times New Roman" w:hAnsi="Courier New" w:cs="Courier New"/>
-          <w:color w:val="CF8E6D"/>
-          <w:kern w:val="0"/>
-          <w:sz w:val="20"/>
-          <w:szCs w:val="20"/>
-          <w:lang w:eastAsia="en-IL"/>
-          <w14:ligatures w14:val="none"/>
-        </w:rPr>
-        <w:t>{</w:t>
-      </w:r>
-      <w:r>
-        <w:rPr>
-          <w:rFonts w:ascii="Courier New" w:eastAsia="Times New Roman" w:hAnsi="Courier New" w:cs="Courier New"/>
-          <w:color w:val="BCBEC4"/>
-          <w:kern w:val="0"/>
-          <w:sz w:val="20"/>
-          <w:szCs w:val="20"/>
-          <w:lang w:eastAsia="en-IL"/>
-          <w14:ligatures w14:val="none"/>
-        </w:rPr>
-        <w:t>a</w:t>
-      </w:r>
-      <w:r>
-        <w:rPr>
-          <w:rFonts w:ascii="Courier New" w:eastAsia="Times New Roman" w:hAnsi="Courier New" w:cs="Courier New"/>
-          <w:color w:val="CF8E6D"/>
-          <w:kern w:val="0"/>
-          <w:sz w:val="20"/>
-          <w:szCs w:val="20"/>
-          <w:lang w:eastAsia="en-IL"/>
-          <w14:ligatures w14:val="none"/>
-        </w:rPr>
-        <w:t>}</w:t>
-      </w:r>
-      <w:r>
-        <w:rPr>
-          <w:rFonts w:ascii="Courier New" w:eastAsia="Times New Roman" w:hAnsi="Courier New" w:cs="Courier New"/>
-          <w:color w:val="6AAB73"/>
-          <w:kern w:val="0"/>
-          <w:sz w:val="20"/>
-          <w:szCs w:val="20"/>
-          <w:lang w:eastAsia="en-IL"/>
-          <w14:ligatures w14:val="none"/>
-        </w:rPr>
-        <w:t>, b=</w:t>
-      </w:r>
-      <w:r>
-        <w:rPr>
-          <w:rFonts w:ascii="Courier New" w:eastAsia="Times New Roman" w:hAnsi="Courier New" w:cs="Courier New"/>
-          <w:color w:val="CF8E6D"/>
-          <w:kern w:val="0"/>
-          <w:sz w:val="20"/>
-          <w:szCs w:val="20"/>
-          <w:lang w:eastAsia="en-IL"/>
-          <w14:ligatures w14:val="none"/>
-        </w:rPr>
-        <w:t>{</w:t>
-      </w:r>
-      <w:r>
-        <w:rPr>
-          <w:rFonts w:ascii="Courier New" w:eastAsia="Times New Roman" w:hAnsi="Courier New" w:cs="Courier New"/>
-          <w:color w:val="BCBEC4"/>
-          <w:kern w:val="0"/>
-          <w:sz w:val="20"/>
-          <w:szCs w:val="20"/>
-          <w:lang w:eastAsia="en-IL"/>
-          <w14:ligatures w14:val="none"/>
-        </w:rPr>
-        <w:t>b</w:t>
-      </w:r>
-      <w:r>
-        <w:rPr>
-          <w:rFonts w:ascii="Courier New" w:eastAsia="Times New Roman" w:hAnsi="Courier New" w:cs="Courier New"/>
-          <w:color w:val="CF8E6D"/>
-          <w:kern w:val="0"/>
-          <w:sz w:val="20"/>
-          <w:szCs w:val="20"/>
-          <w:lang w:eastAsia="en-IL"/>
-          <w14:ligatures w14:val="none"/>
-        </w:rPr>
-        <w:t>}\n</w:t>
-      </w:r>
-      <w:r>
-        <w:rPr>
-          <w:rFonts w:ascii="Courier New" w:eastAsia="Times New Roman" w:hAnsi="Courier New" w:cs="Courier New"/>
-          <w:color w:val="6AAB73"/>
-          <w:kern w:val="0"/>
-          <w:sz w:val="20"/>
-          <w:szCs w:val="20"/>
-          <w:lang w:eastAsia="en-IL"/>
-          <w14:ligatures w14:val="none"/>
-        </w:rPr>
-        <w:t>"</w:t>
-      </w:r>
-      <w:r>
-        <w:rPr>
-          <w:rFonts w:ascii="Courier New" w:eastAsia="Times New Roman" w:hAnsi="Courier New" w:cs="Courier New"/>
-          <w:color w:val="BCBEC4"/>
-          <w:kern w:val="0"/>
-          <w:sz w:val="20"/>
-          <w:szCs w:val="20"/>
-          <w:lang w:eastAsia="en-IL"/>
-          <w14:ligatures w14:val="none"/>
-        </w:rPr>
-        <w:t>)</w:t>
-      </w:r>
-      <w:r>
-        <w:rPr>
-          <w:rFonts w:ascii="Courier New" w:eastAsia="Times New Roman" w:hAnsi="Courier New" w:cs="Courier New"/>
-          <w:color w:val="BCBEC4"/>
-          <w:kern w:val="0"/>
-          <w:sz w:val="20"/>
-          <w:szCs w:val="20"/>
-          <w:lang w:eastAsia="en-IL"/>
-          <w14:ligatures w14:val="none"/>
-        </w:rPr>
-        <w:br/>
-      </w:r>
-      <w:r>
-        <w:rPr>
-          <w:rFonts w:ascii="Courier New" w:eastAsia="Times New Roman" w:hAnsi="Courier New" w:cs="Courier New"/>
-          <w:color w:val="BCBEC4"/>
-          <w:kern w:val="0"/>
-          <w:sz w:val="20"/>
-          <w:szCs w:val="20"/>
-          <w:lang w:eastAsia="en-IL"/>
-          <w14:ligatures w14:val="none"/>
-        </w:rPr>
-        <w:br/>
-      </w:r>
-      <w:r>
-        <w:rPr>
-          <w:rFonts w:ascii="Courier New" w:eastAsia="Times New Roman" w:hAnsi="Courier New" w:cs="Courier New"/>
-          <w:color w:val="BCBEC4"/>
-          <w:kern w:val="0"/>
-          <w:sz w:val="20"/>
-          <w:szCs w:val="20"/>
-          <w:lang w:eastAsia="en-IL"/>
-          <w14:ligatures w14:val="none"/>
-        </w:rPr>
-        <w:br/>
-        <w:t xml:space="preserve">    </w:t>
-      </w:r>
-      <w:r>
-        <w:rPr>
-          <w:rFonts w:ascii="Courier New" w:eastAsia="Times New Roman" w:hAnsi="Courier New" w:cs="Courier New"/>
-          <w:color w:val="7A7E85"/>
-          <w:kern w:val="0"/>
-          <w:sz w:val="20"/>
-          <w:szCs w:val="20"/>
-          <w:lang w:eastAsia="en-IL"/>
-          <w14:ligatures w14:val="none"/>
-        </w:rPr>
-        <w:t># Convert strings keys to matrix</w:t>
-      </w:r>
-      <w:r>
-        <w:rPr>
-          <w:rFonts w:ascii="Courier New" w:eastAsia="Times New Roman" w:hAnsi="Courier New" w:cs="Courier New"/>
-          <w:color w:val="7A7E85"/>
-          <w:kern w:val="0"/>
-          <w:sz w:val="20"/>
-          <w:szCs w:val="20"/>
-          <w:lang w:eastAsia="en-IL"/>
-          <w14:ligatures w14:val="none"/>
-        </w:rPr>
-        <w:br/>
-        <w:t xml:space="preserve">    </w:t>
-      </w:r>
-      <w:r>
-        <w:rPr>
-          <w:rFonts w:ascii="Courier New" w:eastAsia="Times New Roman" w:hAnsi="Courier New" w:cs="Courier New"/>
-          <w:color w:val="BCBEC4"/>
-          <w:kern w:val="0"/>
-          <w:sz w:val="20"/>
-          <w:szCs w:val="20"/>
-          <w:lang w:eastAsia="en-IL"/>
-          <w14:ligatures w14:val="none"/>
-        </w:rPr>
-        <w:t>key1_matrix = []</w:t>
-      </w:r>
-      <w:r>
-        <w:rPr>
-          <w:rFonts w:ascii="Courier New" w:eastAsia="Times New Roman" w:hAnsi="Courier New" w:cs="Courier New"/>
-          <w:color w:val="BCBEC4"/>
-          <w:kern w:val="0"/>
-          <w:sz w:val="20"/>
-          <w:szCs w:val="20"/>
-          <w:lang w:eastAsia="en-IL"/>
-          <w14:ligatures w14:val="none"/>
-        </w:rPr>
-        <w:br/>
-        <w:t xml:space="preserve">    </w:t>
-      </w:r>
-      <w:r>
-        <w:rPr>
-          <w:rFonts w:ascii="Courier New" w:eastAsia="Times New Roman" w:hAnsi="Courier New" w:cs="Courier New"/>
-          <w:color w:val="CF8E6D"/>
-          <w:kern w:val="0"/>
-          <w:sz w:val="20"/>
-          <w:szCs w:val="20"/>
-          <w:lang w:eastAsia="en-IL"/>
-          <w14:ligatures w14:val="none"/>
-        </w:rPr>
-        <w:t xml:space="preserve">for </w:t>
-      </w:r>
-      <w:r>
-        <w:rPr>
-          <w:rFonts w:ascii="Courier New" w:eastAsia="Times New Roman" w:hAnsi="Courier New" w:cs="Courier New"/>
-          <w:color w:val="BCBEC4"/>
-          <w:kern w:val="0"/>
-          <w:sz w:val="20"/>
-          <w:szCs w:val="20"/>
-          <w:lang w:eastAsia="en-IL"/>
-          <w14:ligatures w14:val="none"/>
-        </w:rPr>
-        <w:t xml:space="preserve">char </w:t>
-      </w:r>
-      <w:r>
-        <w:rPr>
-          <w:rFonts w:ascii="Courier New" w:eastAsia="Times New Roman" w:hAnsi="Courier New" w:cs="Courier New"/>
-          <w:color w:val="CF8E6D"/>
-          <w:kern w:val="0"/>
-          <w:sz w:val="20"/>
-          <w:szCs w:val="20"/>
-          <w:lang w:eastAsia="en-IL"/>
-          <w14:ligatures w14:val="none"/>
-        </w:rPr>
-        <w:t xml:space="preserve">in </w:t>
-      </w:r>
-      <w:r>
-        <w:rPr>
-          <w:rFonts w:ascii="Courier New" w:eastAsia="Times New Roman" w:hAnsi="Courier New" w:cs="Courier New"/>
-          <w:color w:val="BCBEC4"/>
-          <w:kern w:val="0"/>
-          <w:sz w:val="20"/>
-          <w:szCs w:val="20"/>
-          <w:lang w:eastAsia="en-IL"/>
-          <w14:ligatures w14:val="none"/>
-        </w:rPr>
-        <w:t>key1:</w:t>
-      </w:r>
-      <w:r>
-        <w:rPr>
-          <w:rFonts w:ascii="Courier New" w:eastAsia="Times New Roman" w:hAnsi="Courier New" w:cs="Courier New"/>
-          <w:color w:val="BCBEC4"/>
-          <w:kern w:val="0"/>
-          <w:sz w:val="20"/>
-          <w:szCs w:val="20"/>
-          <w:lang w:eastAsia="en-IL"/>
-          <w14:ligatures w14:val="none"/>
-        </w:rPr>
-        <w:br/>
-        <w:t xml:space="preserve">        number = </w:t>
-      </w:r>
-      <w:proofErr w:type="spellStart"/>
-      <w:r>
-        <w:rPr>
-          <w:rFonts w:ascii="Courier New" w:eastAsia="Times New Roman" w:hAnsi="Courier New" w:cs="Courier New"/>
-          <w:color w:val="8888C6"/>
-          <w:kern w:val="0"/>
-          <w:sz w:val="20"/>
-          <w:szCs w:val="20"/>
-          <w:lang w:eastAsia="en-IL"/>
-          <w14:ligatures w14:val="none"/>
-        </w:rPr>
-        <w:t>ord</w:t>
-      </w:r>
-      <w:proofErr w:type="spellEnd"/>
-      <w:r>
-        <w:rPr>
-          <w:rFonts w:ascii="Courier New" w:eastAsia="Times New Roman" w:hAnsi="Courier New" w:cs="Courier New"/>
-          <w:color w:val="BCBEC4"/>
-          <w:kern w:val="0"/>
-          <w:sz w:val="20"/>
-          <w:szCs w:val="20"/>
-          <w:lang w:eastAsia="en-IL"/>
-          <w14:ligatures w14:val="none"/>
-        </w:rPr>
-        <w:t>(</w:t>
-      </w:r>
-      <w:proofErr w:type="spellStart"/>
-      <w:r>
-        <w:rPr>
-          <w:rFonts w:ascii="Courier New" w:eastAsia="Times New Roman" w:hAnsi="Courier New" w:cs="Courier New"/>
-          <w:color w:val="BCBEC4"/>
-          <w:kern w:val="0"/>
-          <w:sz w:val="20"/>
-          <w:szCs w:val="20"/>
-          <w:lang w:eastAsia="en-IL"/>
-          <w14:ligatures w14:val="none"/>
-        </w:rPr>
-        <w:t>char.upper</w:t>
-      </w:r>
-      <w:proofErr w:type="spellEnd"/>
-      <w:r>
-        <w:rPr>
-          <w:rFonts w:ascii="Courier New" w:eastAsia="Times New Roman" w:hAnsi="Courier New" w:cs="Courier New"/>
-          <w:color w:val="BCBEC4"/>
-          <w:kern w:val="0"/>
-          <w:sz w:val="20"/>
-          <w:szCs w:val="20"/>
-          <w:lang w:eastAsia="en-IL"/>
-          <w14:ligatures w14:val="none"/>
-        </w:rPr>
-        <w:t xml:space="preserve">()) - </w:t>
-      </w:r>
-      <w:proofErr w:type="spellStart"/>
-      <w:r>
-        <w:rPr>
-          <w:rFonts w:ascii="Courier New" w:eastAsia="Times New Roman" w:hAnsi="Courier New" w:cs="Courier New"/>
-          <w:color w:val="8888C6"/>
-          <w:kern w:val="0"/>
-          <w:sz w:val="20"/>
-          <w:szCs w:val="20"/>
-          <w:lang w:eastAsia="en-IL"/>
-          <w14:ligatures w14:val="none"/>
-        </w:rPr>
-        <w:t>ord</w:t>
-      </w:r>
-      <w:proofErr w:type="spellEnd"/>
-      <w:r>
-        <w:rPr>
-          <w:rFonts w:ascii="Courier New" w:eastAsia="Times New Roman" w:hAnsi="Courier New" w:cs="Courier New"/>
-          <w:color w:val="BCBEC4"/>
-          <w:kern w:val="0"/>
-          <w:sz w:val="20"/>
-          <w:szCs w:val="20"/>
-          <w:lang w:eastAsia="en-IL"/>
-          <w14:ligatures w14:val="none"/>
-        </w:rPr>
-        <w:t>(</w:t>
-      </w:r>
-      <w:r>
-        <w:rPr>
-          <w:rFonts w:ascii="Courier New" w:eastAsia="Times New Roman" w:hAnsi="Courier New" w:cs="Courier New"/>
-          <w:color w:val="6AAB73"/>
-          <w:kern w:val="0"/>
-          <w:sz w:val="20"/>
-          <w:szCs w:val="20"/>
-          <w:lang w:eastAsia="en-IL"/>
-          <w14:ligatures w14:val="none"/>
-        </w:rPr>
-        <w:t>'A'</w:t>
-      </w:r>
-      <w:r>
-        <w:rPr>
-          <w:rFonts w:ascii="Courier New" w:eastAsia="Times New Roman" w:hAnsi="Courier New" w:cs="Courier New"/>
-          <w:color w:val="BCBEC4"/>
-          <w:kern w:val="0"/>
-          <w:sz w:val="20"/>
-          <w:szCs w:val="20"/>
-          <w:lang w:eastAsia="en-IL"/>
-          <w14:ligatures w14:val="none"/>
-        </w:rPr>
-        <w:t>)</w:t>
-      </w:r>
-      <w:r>
-        <w:rPr>
-          <w:rFonts w:ascii="Courier New" w:eastAsia="Times New Roman" w:hAnsi="Courier New" w:cs="Courier New"/>
-          <w:color w:val="BCBEC4"/>
-          <w:kern w:val="0"/>
-          <w:sz w:val="20"/>
-          <w:szCs w:val="20"/>
-          <w:lang w:eastAsia="en-IL"/>
-          <w14:ligatures w14:val="none"/>
-        </w:rPr>
-        <w:br/>
-        <w:t xml:space="preserve">        key1_matrix.append(number)</w:t>
-      </w:r>
-      <w:r>
-        <w:rPr>
-          <w:rFonts w:ascii="Courier New" w:eastAsia="Times New Roman" w:hAnsi="Courier New" w:cs="Courier New"/>
-          <w:color w:val="BCBEC4"/>
-          <w:kern w:val="0"/>
-          <w:sz w:val="20"/>
-          <w:szCs w:val="20"/>
-          <w:lang w:eastAsia="en-IL"/>
-          <w14:ligatures w14:val="none"/>
-        </w:rPr>
-        <w:br/>
-      </w:r>
-      <w:r>
-        <w:rPr>
-          <w:rFonts w:ascii="Courier New" w:eastAsia="Times New Roman" w:hAnsi="Courier New" w:cs="Courier New"/>
-          <w:color w:val="BCBEC4"/>
-          <w:kern w:val="0"/>
-          <w:sz w:val="20"/>
-          <w:szCs w:val="20"/>
-          <w:lang w:eastAsia="en-IL"/>
-          <w14:ligatures w14:val="none"/>
-        </w:rPr>
-        <w:br/>
-        <w:t xml:space="preserve">    key2_matrix = []</w:t>
-      </w:r>
-      <w:r>
-        <w:rPr>
-          <w:rFonts w:ascii="Courier New" w:eastAsia="Times New Roman" w:hAnsi="Courier New" w:cs="Courier New"/>
-          <w:color w:val="BCBEC4"/>
-          <w:kern w:val="0"/>
-          <w:sz w:val="20"/>
-          <w:szCs w:val="20"/>
-          <w:lang w:eastAsia="en-IL"/>
-          <w14:ligatures w14:val="none"/>
-        </w:rPr>
-        <w:br/>
-        <w:t xml:space="preserve">    </w:t>
-      </w:r>
-      <w:r>
-        <w:rPr>
-          <w:rFonts w:ascii="Courier New" w:eastAsia="Times New Roman" w:hAnsi="Courier New" w:cs="Courier New"/>
-          <w:color w:val="CF8E6D"/>
-          <w:kern w:val="0"/>
-          <w:sz w:val="20"/>
-          <w:szCs w:val="20"/>
-          <w:lang w:eastAsia="en-IL"/>
-          <w14:ligatures w14:val="none"/>
-        </w:rPr>
-        <w:t xml:space="preserve">for </w:t>
-      </w:r>
-      <w:r>
-        <w:rPr>
-          <w:rFonts w:ascii="Courier New" w:eastAsia="Times New Roman" w:hAnsi="Courier New" w:cs="Courier New"/>
-          <w:color w:val="BCBEC4"/>
-          <w:kern w:val="0"/>
-          <w:sz w:val="20"/>
-          <w:szCs w:val="20"/>
-          <w:lang w:eastAsia="en-IL"/>
-          <w14:ligatures w14:val="none"/>
-        </w:rPr>
-        <w:t xml:space="preserve">char </w:t>
-      </w:r>
-      <w:r>
-        <w:rPr>
-          <w:rFonts w:ascii="Courier New" w:eastAsia="Times New Roman" w:hAnsi="Courier New" w:cs="Courier New"/>
-          <w:color w:val="CF8E6D"/>
-          <w:kern w:val="0"/>
-          <w:sz w:val="20"/>
-          <w:szCs w:val="20"/>
-          <w:lang w:eastAsia="en-IL"/>
-          <w14:ligatures w14:val="none"/>
-        </w:rPr>
-        <w:t xml:space="preserve">in </w:t>
-      </w:r>
-      <w:r>
-        <w:rPr>
-          <w:rFonts w:ascii="Courier New" w:eastAsia="Times New Roman" w:hAnsi="Courier New" w:cs="Courier New"/>
-          <w:color w:val="BCBEC4"/>
-          <w:kern w:val="0"/>
-          <w:sz w:val="20"/>
-          <w:szCs w:val="20"/>
-          <w:lang w:eastAsia="en-IL"/>
-          <w14:ligatures w14:val="none"/>
-        </w:rPr>
-        <w:t>key2:</w:t>
-      </w:r>
-      <w:r>
-        <w:rPr>
-          <w:rFonts w:ascii="Courier New" w:eastAsia="Times New Roman" w:hAnsi="Courier New" w:cs="Courier New"/>
-          <w:color w:val="BCBEC4"/>
-          <w:kern w:val="0"/>
-          <w:sz w:val="20"/>
-          <w:szCs w:val="20"/>
-          <w:lang w:eastAsia="en-IL"/>
-          <w14:ligatures w14:val="none"/>
-        </w:rPr>
-        <w:br/>
-        <w:t xml:space="preserve">        number = </w:t>
-      </w:r>
-      <w:proofErr w:type="spellStart"/>
-      <w:r>
-        <w:rPr>
-          <w:rFonts w:ascii="Courier New" w:eastAsia="Times New Roman" w:hAnsi="Courier New" w:cs="Courier New"/>
-          <w:color w:val="8888C6"/>
-          <w:kern w:val="0"/>
-          <w:sz w:val="20"/>
-          <w:szCs w:val="20"/>
-          <w:lang w:eastAsia="en-IL"/>
-          <w14:ligatures w14:val="none"/>
-        </w:rPr>
-        <w:t>ord</w:t>
-      </w:r>
-      <w:proofErr w:type="spellEnd"/>
-      <w:r>
-        <w:rPr>
-          <w:rFonts w:ascii="Courier New" w:eastAsia="Times New Roman" w:hAnsi="Courier New" w:cs="Courier New"/>
-          <w:color w:val="BCBEC4"/>
-          <w:kern w:val="0"/>
-          <w:sz w:val="20"/>
-          <w:szCs w:val="20"/>
-          <w:lang w:eastAsia="en-IL"/>
-          <w14:ligatures w14:val="none"/>
-        </w:rPr>
-        <w:t>(</w:t>
-      </w:r>
-      <w:proofErr w:type="spellStart"/>
-      <w:r>
-        <w:rPr>
-          <w:rFonts w:ascii="Courier New" w:eastAsia="Times New Roman" w:hAnsi="Courier New" w:cs="Courier New"/>
-          <w:color w:val="BCBEC4"/>
-          <w:kern w:val="0"/>
-          <w:sz w:val="20"/>
-          <w:szCs w:val="20"/>
-          <w:lang w:eastAsia="en-IL"/>
-          <w14:ligatures w14:val="none"/>
-        </w:rPr>
-        <w:t>char.upper</w:t>
-      </w:r>
-      <w:proofErr w:type="spellEnd"/>
-      <w:r>
-        <w:rPr>
-          <w:rFonts w:ascii="Courier New" w:eastAsia="Times New Roman" w:hAnsi="Courier New" w:cs="Courier New"/>
-          <w:color w:val="BCBEC4"/>
-          <w:kern w:val="0"/>
-          <w:sz w:val="20"/>
-          <w:szCs w:val="20"/>
-          <w:lang w:eastAsia="en-IL"/>
-          <w14:ligatures w14:val="none"/>
-        </w:rPr>
-        <w:t xml:space="preserve">()) - </w:t>
-      </w:r>
-      <w:proofErr w:type="spellStart"/>
-      <w:r>
-        <w:rPr>
-          <w:rFonts w:ascii="Courier New" w:eastAsia="Times New Roman" w:hAnsi="Courier New" w:cs="Courier New"/>
-          <w:color w:val="8888C6"/>
-          <w:kern w:val="0"/>
-          <w:sz w:val="20"/>
-          <w:szCs w:val="20"/>
-          <w:lang w:eastAsia="en-IL"/>
-          <w14:ligatures w14:val="none"/>
-        </w:rPr>
-        <w:t>ord</w:t>
-      </w:r>
-      <w:proofErr w:type="spellEnd"/>
-      <w:r>
-        <w:rPr>
-          <w:rFonts w:ascii="Courier New" w:eastAsia="Times New Roman" w:hAnsi="Courier New" w:cs="Courier New"/>
-          <w:color w:val="BCBEC4"/>
-          <w:kern w:val="0"/>
-          <w:sz w:val="20"/>
-          <w:szCs w:val="20"/>
-          <w:lang w:eastAsia="en-IL"/>
-          <w14:ligatures w14:val="none"/>
-        </w:rPr>
-        <w:t>(</w:t>
-      </w:r>
-      <w:r>
-        <w:rPr>
-          <w:rFonts w:ascii="Courier New" w:eastAsia="Times New Roman" w:hAnsi="Courier New" w:cs="Courier New"/>
-          <w:color w:val="6AAB73"/>
-          <w:kern w:val="0"/>
-          <w:sz w:val="20"/>
-          <w:szCs w:val="20"/>
-          <w:lang w:eastAsia="en-IL"/>
-          <w14:ligatures w14:val="none"/>
-        </w:rPr>
-        <w:t>'A'</w:t>
-      </w:r>
-      <w:r>
-        <w:rPr>
-          <w:rFonts w:ascii="Courier New" w:eastAsia="Times New Roman" w:hAnsi="Courier New" w:cs="Courier New"/>
-          <w:color w:val="BCBEC4"/>
-          <w:kern w:val="0"/>
-          <w:sz w:val="20"/>
-          <w:szCs w:val="20"/>
-          <w:lang w:eastAsia="en-IL"/>
-          <w14:ligatures w14:val="none"/>
-        </w:rPr>
-        <w:t>)</w:t>
-      </w:r>
-      <w:r>
-        <w:rPr>
-          <w:rFonts w:ascii="Courier New" w:eastAsia="Times New Roman" w:hAnsi="Courier New" w:cs="Courier New"/>
-          <w:color w:val="BCBEC4"/>
-          <w:kern w:val="0"/>
-          <w:sz w:val="20"/>
-          <w:szCs w:val="20"/>
-          <w:lang w:eastAsia="en-IL"/>
-          <w14:ligatures w14:val="none"/>
-        </w:rPr>
-        <w:br/>
-        <w:t xml:space="preserve">        key2_matrix.append(number)</w:t>
-      </w:r>
-      <w:r>
-        <w:rPr>
-          <w:rFonts w:ascii="Courier New" w:eastAsia="Times New Roman" w:hAnsi="Courier New" w:cs="Courier New"/>
-          <w:color w:val="BCBEC4"/>
-          <w:kern w:val="0"/>
-          <w:sz w:val="20"/>
-          <w:szCs w:val="20"/>
-          <w:lang w:eastAsia="en-IL"/>
-          <w14:ligatures w14:val="none"/>
-        </w:rPr>
-        <w:br/>
-      </w:r>
-      <w:r>
-        <w:rPr>
-          <w:rFonts w:ascii="Courier New" w:eastAsia="Times New Roman" w:hAnsi="Courier New" w:cs="Courier New"/>
-          <w:color w:val="BCBEC4"/>
-          <w:kern w:val="0"/>
-          <w:sz w:val="20"/>
-          <w:szCs w:val="20"/>
-          <w:lang w:eastAsia="en-IL"/>
-          <w14:ligatures w14:val="none"/>
-        </w:rPr>
-        <w:br/>
-        <w:t xml:space="preserve">    </w:t>
-      </w:r>
-      <w:r>
-        <w:rPr>
-          <w:rFonts w:ascii="Courier New" w:eastAsia="Times New Roman" w:hAnsi="Courier New" w:cs="Courier New"/>
-          <w:color w:val="CF8E6D"/>
-          <w:kern w:val="0"/>
-          <w:sz w:val="20"/>
-          <w:szCs w:val="20"/>
-          <w:lang w:eastAsia="en-IL"/>
-          <w14:ligatures w14:val="none"/>
-        </w:rPr>
-        <w:t xml:space="preserve">if  not </w:t>
-      </w:r>
-      <w:proofErr w:type="spellStart"/>
-      <w:r>
-        <w:rPr>
-          <w:rFonts w:ascii="Courier New" w:eastAsia="Times New Roman" w:hAnsi="Courier New" w:cs="Courier New"/>
-          <w:color w:val="BCBEC4"/>
-          <w:kern w:val="0"/>
-          <w:sz w:val="20"/>
-          <w:szCs w:val="20"/>
-          <w:lang w:eastAsia="en-IL"/>
-          <w14:ligatures w14:val="none"/>
-        </w:rPr>
-        <w:t>verify_key</w:t>
-      </w:r>
-      <w:proofErr w:type="spellEnd"/>
-      <w:r>
-        <w:rPr>
-          <w:rFonts w:ascii="Courier New" w:eastAsia="Times New Roman" w:hAnsi="Courier New" w:cs="Courier New"/>
-          <w:color w:val="BCBEC4"/>
-          <w:kern w:val="0"/>
-          <w:sz w:val="20"/>
-          <w:szCs w:val="20"/>
-          <w:lang w:eastAsia="en-IL"/>
-          <w14:ligatures w14:val="none"/>
-        </w:rPr>
-        <w:t xml:space="preserve">(key1_matrix) </w:t>
-      </w:r>
-      <w:r>
-        <w:rPr>
-          <w:rFonts w:ascii="Courier New" w:eastAsia="Times New Roman" w:hAnsi="Courier New" w:cs="Courier New"/>
-          <w:color w:val="CF8E6D"/>
-          <w:kern w:val="0"/>
-          <w:sz w:val="20"/>
-          <w:szCs w:val="20"/>
-          <w:lang w:eastAsia="en-IL"/>
-          <w14:ligatures w14:val="none"/>
-        </w:rPr>
-        <w:t xml:space="preserve">or not </w:t>
-      </w:r>
-      <w:proofErr w:type="spellStart"/>
-      <w:r>
-        <w:rPr>
-          <w:rFonts w:ascii="Courier New" w:eastAsia="Times New Roman" w:hAnsi="Courier New" w:cs="Courier New"/>
-          <w:color w:val="BCBEC4"/>
-          <w:kern w:val="0"/>
-          <w:sz w:val="20"/>
-          <w:szCs w:val="20"/>
-          <w:lang w:eastAsia="en-IL"/>
-          <w14:ligatures w14:val="none"/>
-        </w:rPr>
-        <w:t>verify_key</w:t>
-      </w:r>
-      <w:proofErr w:type="spellEnd"/>
-      <w:r>
-        <w:rPr>
-          <w:rFonts w:ascii="Courier New" w:eastAsia="Times New Roman" w:hAnsi="Courier New" w:cs="Courier New"/>
-          <w:color w:val="BCBEC4"/>
-          <w:kern w:val="0"/>
-          <w:sz w:val="20"/>
-          <w:szCs w:val="20"/>
-          <w:lang w:eastAsia="en-IL"/>
-          <w14:ligatures w14:val="none"/>
-        </w:rPr>
-        <w:t>(key2_matrix):</w:t>
-      </w:r>
-      <w:r>
-        <w:rPr>
-          <w:rFonts w:ascii="Courier New" w:eastAsia="Times New Roman" w:hAnsi="Courier New" w:cs="Courier New"/>
-          <w:color w:val="BCBEC4"/>
-          <w:kern w:val="0"/>
-          <w:sz w:val="20"/>
-          <w:szCs w:val="20"/>
-          <w:lang w:eastAsia="en-IL"/>
-          <w14:ligatures w14:val="none"/>
-        </w:rPr>
-        <w:br/>
-        <w:t xml:space="preserve">        </w:t>
-      </w:r>
-      <w:r>
-        <w:rPr>
-          <w:rFonts w:ascii="Courier New" w:eastAsia="Times New Roman" w:hAnsi="Courier New" w:cs="Courier New"/>
-          <w:color w:val="CF8E6D"/>
-          <w:kern w:val="0"/>
-          <w:sz w:val="20"/>
-          <w:szCs w:val="20"/>
-          <w:lang w:eastAsia="en-IL"/>
-          <w14:ligatures w14:val="none"/>
-        </w:rPr>
-        <w:t xml:space="preserve">return </w:t>
-      </w:r>
-      <w:r>
-        <w:rPr>
-          <w:rFonts w:ascii="Courier New" w:eastAsia="Times New Roman" w:hAnsi="Courier New" w:cs="Courier New"/>
-          <w:color w:val="6AAB73"/>
-          <w:kern w:val="0"/>
-          <w:sz w:val="20"/>
-          <w:szCs w:val="20"/>
-          <w:lang w:eastAsia="en-IL"/>
-          <w14:ligatures w14:val="none"/>
-        </w:rPr>
-        <w:t>"Decryption failed: One of the keys is invalid"</w:t>
-      </w:r>
-      <w:r>
-        <w:rPr>
-          <w:rFonts w:ascii="Courier New" w:eastAsia="Times New Roman" w:hAnsi="Courier New" w:cs="Courier New"/>
-          <w:color w:val="6AAB73"/>
-          <w:kern w:val="0"/>
-          <w:sz w:val="20"/>
-          <w:szCs w:val="20"/>
-          <w:lang w:eastAsia="en-IL"/>
-          <w14:ligatures w14:val="none"/>
-        </w:rPr>
-        <w:br/>
-      </w:r>
-      <w:r>
-        <w:rPr>
-          <w:rFonts w:ascii="Courier New" w:eastAsia="Times New Roman" w:hAnsi="Courier New" w:cs="Courier New"/>
-          <w:color w:val="6AAB73"/>
-          <w:kern w:val="0"/>
-          <w:sz w:val="20"/>
-          <w:szCs w:val="20"/>
-          <w:lang w:eastAsia="en-IL"/>
-          <w14:ligatures w14:val="none"/>
-        </w:rPr>
-        <w:br/>
-        <w:t xml:space="preserve">    </w:t>
-      </w:r>
-      <w:r>
-        <w:rPr>
-          <w:rFonts w:ascii="Courier New" w:eastAsia="Times New Roman" w:hAnsi="Courier New" w:cs="Courier New"/>
-          <w:color w:val="7A7E85"/>
-          <w:kern w:val="0"/>
-          <w:sz w:val="20"/>
-          <w:szCs w:val="20"/>
-          <w:lang w:eastAsia="en-IL"/>
-          <w14:ligatures w14:val="none"/>
-        </w:rPr>
-        <w:t># Get inverse matrices for decryption</w:t>
-      </w:r>
-      <w:r>
-        <w:rPr>
-          <w:rFonts w:ascii="Courier New" w:eastAsia="Times New Roman" w:hAnsi="Courier New" w:cs="Courier New"/>
-          <w:color w:val="7A7E85"/>
-          <w:kern w:val="0"/>
-          <w:sz w:val="20"/>
-          <w:szCs w:val="20"/>
-          <w:lang w:eastAsia="en-IL"/>
-          <w14:ligatures w14:val="none"/>
-        </w:rPr>
-        <w:br/>
-        <w:t xml:space="preserve">    </w:t>
-      </w:r>
-      <w:r>
-        <w:rPr>
-          <w:rFonts w:ascii="Courier New" w:eastAsia="Times New Roman" w:hAnsi="Courier New" w:cs="Courier New"/>
-          <w:color w:val="BCBEC4"/>
-          <w:kern w:val="0"/>
-          <w:sz w:val="20"/>
-          <w:szCs w:val="20"/>
-          <w:lang w:eastAsia="en-IL"/>
-          <w14:ligatures w14:val="none"/>
-        </w:rPr>
-        <w:t xml:space="preserve">k1_inv = </w:t>
-      </w:r>
-      <w:proofErr w:type="spellStart"/>
-      <w:r>
-        <w:rPr>
-          <w:rFonts w:ascii="Courier New" w:eastAsia="Times New Roman" w:hAnsi="Courier New" w:cs="Courier New"/>
-          <w:color w:val="BCBEC4"/>
-          <w:kern w:val="0"/>
-          <w:sz w:val="20"/>
-          <w:szCs w:val="20"/>
-          <w:lang w:eastAsia="en-IL"/>
-          <w14:ligatures w14:val="none"/>
-        </w:rPr>
-        <w:t>get_inverse_matrix</w:t>
-      </w:r>
-      <w:proofErr w:type="spellEnd"/>
-      <w:r>
-        <w:rPr>
-          <w:rFonts w:ascii="Courier New" w:eastAsia="Times New Roman" w:hAnsi="Courier New" w:cs="Courier New"/>
-          <w:color w:val="BCBEC4"/>
-          <w:kern w:val="0"/>
-          <w:sz w:val="20"/>
-          <w:szCs w:val="20"/>
-          <w:lang w:eastAsia="en-IL"/>
-          <w14:ligatures w14:val="none"/>
-        </w:rPr>
-        <w:t>(key1_matrix)</w:t>
-      </w:r>
-      <w:r>
-        <w:rPr>
-          <w:rFonts w:ascii="Courier New" w:eastAsia="Times New Roman" w:hAnsi="Courier New" w:cs="Courier New"/>
-          <w:color w:val="BCBEC4"/>
-          <w:kern w:val="0"/>
-          <w:sz w:val="20"/>
-          <w:szCs w:val="20"/>
-          <w:lang w:eastAsia="en-IL"/>
-          <w14:ligatures w14:val="none"/>
-        </w:rPr>
-        <w:br/>
-        <w:t xml:space="preserve">    k2_inv = </w:t>
-      </w:r>
-      <w:proofErr w:type="spellStart"/>
-      <w:r>
-        <w:rPr>
-          <w:rFonts w:ascii="Courier New" w:eastAsia="Times New Roman" w:hAnsi="Courier New" w:cs="Courier New"/>
-          <w:color w:val="BCBEC4"/>
-          <w:kern w:val="0"/>
-          <w:sz w:val="20"/>
-          <w:szCs w:val="20"/>
-          <w:lang w:eastAsia="en-IL"/>
-          <w14:ligatures w14:val="none"/>
-        </w:rPr>
-        <w:t>get_inverse_matrix</w:t>
-      </w:r>
-      <w:proofErr w:type="spellEnd"/>
-      <w:r>
-        <w:rPr>
-          <w:rFonts w:ascii="Courier New" w:eastAsia="Times New Roman" w:hAnsi="Courier New" w:cs="Courier New"/>
-          <w:color w:val="BCBEC4"/>
-          <w:kern w:val="0"/>
-          <w:sz w:val="20"/>
-          <w:szCs w:val="20"/>
-          <w:lang w:eastAsia="en-IL"/>
-          <w14:ligatures w14:val="none"/>
-        </w:rPr>
-        <w:t>(key2_matrix)</w:t>
-      </w:r>
-      <w:r>
-        <w:rPr>
-          <w:rFonts w:ascii="Courier New" w:eastAsia="Times New Roman" w:hAnsi="Courier New" w:cs="Courier New"/>
-          <w:color w:val="BCBEC4"/>
-          <w:kern w:val="0"/>
-          <w:sz w:val="20"/>
-          <w:szCs w:val="20"/>
-          <w:lang w:eastAsia="en-IL"/>
-          <w14:ligatures w14:val="none"/>
-        </w:rPr>
-        <w:br/>
-      </w:r>
-      <w:r>
-        <w:rPr>
-          <w:rFonts w:ascii="Courier New" w:eastAsia="Times New Roman" w:hAnsi="Courier New" w:cs="Courier New"/>
-          <w:color w:val="BCBEC4"/>
-          <w:kern w:val="0"/>
-          <w:sz w:val="20"/>
-          <w:szCs w:val="20"/>
-          <w:lang w:eastAsia="en-IL"/>
-          <w14:ligatures w14:val="none"/>
-        </w:rPr>
-        <w:br/>
-        <w:t xml:space="preserve">    </w:t>
-      </w:r>
-      <w:r>
-        <w:rPr>
-          <w:rFonts w:ascii="Courier New" w:eastAsia="Times New Roman" w:hAnsi="Courier New" w:cs="Courier New"/>
-          <w:color w:val="7A7E85"/>
-          <w:kern w:val="0"/>
-          <w:sz w:val="20"/>
-          <w:szCs w:val="20"/>
-          <w:lang w:eastAsia="en-IL"/>
-          <w14:ligatures w14:val="none"/>
-        </w:rPr>
-        <w:t># Convert ciphertext to numbers</w:t>
-      </w:r>
-      <w:r>
-        <w:rPr>
-          <w:rFonts w:ascii="Courier New" w:eastAsia="Times New Roman" w:hAnsi="Courier New" w:cs="Courier New"/>
-          <w:color w:val="7A7E85"/>
-          <w:kern w:val="0"/>
-          <w:sz w:val="20"/>
-          <w:szCs w:val="20"/>
-          <w:lang w:eastAsia="en-IL"/>
-          <w14:ligatures w14:val="none"/>
-        </w:rPr>
-        <w:br/>
-        <w:t xml:space="preserve">    </w:t>
-      </w:r>
-      <w:proofErr w:type="spellStart"/>
-      <w:r>
-        <w:rPr>
-          <w:rFonts w:ascii="Courier New" w:eastAsia="Times New Roman" w:hAnsi="Courier New" w:cs="Courier New"/>
-          <w:color w:val="BCBEC4"/>
-          <w:kern w:val="0"/>
-          <w:sz w:val="20"/>
-          <w:szCs w:val="20"/>
-          <w:lang w:eastAsia="en-IL"/>
-          <w14:ligatures w14:val="none"/>
-        </w:rPr>
-        <w:t>cipher_nums</w:t>
-      </w:r>
-      <w:proofErr w:type="spellEnd"/>
-      <w:r>
-        <w:rPr>
-          <w:rFonts w:ascii="Courier New" w:eastAsia="Times New Roman" w:hAnsi="Courier New" w:cs="Courier New"/>
-          <w:color w:val="BCBEC4"/>
-          <w:kern w:val="0"/>
-          <w:sz w:val="20"/>
-          <w:szCs w:val="20"/>
-          <w:lang w:eastAsia="en-IL"/>
-          <w14:ligatures w14:val="none"/>
-        </w:rPr>
-        <w:t xml:space="preserve"> = []</w:t>
-      </w:r>
-      <w:r>
-        <w:rPr>
-          <w:rFonts w:ascii="Courier New" w:eastAsia="Times New Roman" w:hAnsi="Courier New" w:cs="Courier New"/>
-          <w:color w:val="BCBEC4"/>
-          <w:kern w:val="0"/>
-          <w:sz w:val="20"/>
-          <w:szCs w:val="20"/>
-          <w:lang w:eastAsia="en-IL"/>
-          <w14:ligatures w14:val="none"/>
-        </w:rPr>
-        <w:br/>
-        <w:t xml:space="preserve">    </w:t>
-      </w:r>
-      <w:r>
-        <w:rPr>
-          <w:rFonts w:ascii="Courier New" w:eastAsia="Times New Roman" w:hAnsi="Courier New" w:cs="Courier New"/>
-          <w:color w:val="CF8E6D"/>
-          <w:kern w:val="0"/>
-          <w:sz w:val="20"/>
-          <w:szCs w:val="20"/>
-          <w:lang w:eastAsia="en-IL"/>
-          <w14:ligatures w14:val="none"/>
-        </w:rPr>
-        <w:t xml:space="preserve">for </w:t>
-      </w:r>
-      <w:r>
-        <w:rPr>
-          <w:rFonts w:ascii="Courier New" w:eastAsia="Times New Roman" w:hAnsi="Courier New" w:cs="Courier New"/>
-          <w:color w:val="BCBEC4"/>
-          <w:kern w:val="0"/>
-          <w:sz w:val="20"/>
-          <w:szCs w:val="20"/>
-          <w:lang w:eastAsia="en-IL"/>
-          <w14:ligatures w14:val="none"/>
-        </w:rPr>
-        <w:t xml:space="preserve">char </w:t>
-      </w:r>
-      <w:r>
-        <w:rPr>
-          <w:rFonts w:ascii="Courier New" w:eastAsia="Times New Roman" w:hAnsi="Courier New" w:cs="Courier New"/>
-          <w:color w:val="CF8E6D"/>
-          <w:kern w:val="0"/>
-          <w:sz w:val="20"/>
-          <w:szCs w:val="20"/>
-          <w:lang w:eastAsia="en-IL"/>
-          <w14:ligatures w14:val="none"/>
-        </w:rPr>
-        <w:t xml:space="preserve">in </w:t>
-      </w:r>
-      <w:r>
-        <w:rPr>
-          <w:rFonts w:ascii="Courier New" w:eastAsia="Times New Roman" w:hAnsi="Courier New" w:cs="Courier New"/>
-          <w:color w:val="BCBEC4"/>
-          <w:kern w:val="0"/>
-          <w:sz w:val="20"/>
-          <w:szCs w:val="20"/>
-          <w:lang w:eastAsia="en-IL"/>
-          <w14:ligatures w14:val="none"/>
-        </w:rPr>
-        <w:t>ciphertext:</w:t>
-      </w:r>
-      <w:r>
-        <w:rPr>
-          <w:rFonts w:ascii="Courier New" w:eastAsia="Times New Roman" w:hAnsi="Courier New" w:cs="Courier New"/>
-          <w:color w:val="BCBEC4"/>
-          <w:kern w:val="0"/>
-          <w:sz w:val="20"/>
-          <w:szCs w:val="20"/>
-          <w:lang w:eastAsia="en-IL"/>
-          <w14:ligatures w14:val="none"/>
-        </w:rPr>
-        <w:br/>
-        <w:t xml:space="preserve">        number = </w:t>
-      </w:r>
-      <w:proofErr w:type="spellStart"/>
-      <w:r>
-        <w:rPr>
-          <w:rFonts w:ascii="Courier New" w:eastAsia="Times New Roman" w:hAnsi="Courier New" w:cs="Courier New"/>
-          <w:color w:val="8888C6"/>
-          <w:kern w:val="0"/>
-          <w:sz w:val="20"/>
-          <w:szCs w:val="20"/>
-          <w:lang w:eastAsia="en-IL"/>
-          <w14:ligatures w14:val="none"/>
-        </w:rPr>
-        <w:t>ord</w:t>
-      </w:r>
-      <w:proofErr w:type="spellEnd"/>
-      <w:r>
-        <w:rPr>
-          <w:rFonts w:ascii="Courier New" w:eastAsia="Times New Roman" w:hAnsi="Courier New" w:cs="Courier New"/>
-          <w:color w:val="BCBEC4"/>
-          <w:kern w:val="0"/>
-          <w:sz w:val="20"/>
-          <w:szCs w:val="20"/>
-          <w:lang w:eastAsia="en-IL"/>
-          <w14:ligatures w14:val="none"/>
-        </w:rPr>
-        <w:t>(</w:t>
-      </w:r>
-      <w:proofErr w:type="spellStart"/>
-      <w:r>
-        <w:rPr>
-          <w:rFonts w:ascii="Courier New" w:eastAsia="Times New Roman" w:hAnsi="Courier New" w:cs="Courier New"/>
-          <w:color w:val="BCBEC4"/>
-          <w:kern w:val="0"/>
-          <w:sz w:val="20"/>
-          <w:szCs w:val="20"/>
-          <w:lang w:eastAsia="en-IL"/>
-          <w14:ligatures w14:val="none"/>
-        </w:rPr>
-        <w:t>char.upper</w:t>
-      </w:r>
-      <w:proofErr w:type="spellEnd"/>
-      <w:r>
-        <w:rPr>
-          <w:rFonts w:ascii="Courier New" w:eastAsia="Times New Roman" w:hAnsi="Courier New" w:cs="Courier New"/>
-          <w:color w:val="BCBEC4"/>
-          <w:kern w:val="0"/>
-          <w:sz w:val="20"/>
-          <w:szCs w:val="20"/>
-          <w:lang w:eastAsia="en-IL"/>
-          <w14:ligatures w14:val="none"/>
-        </w:rPr>
-        <w:t xml:space="preserve">()) - </w:t>
-      </w:r>
-      <w:proofErr w:type="spellStart"/>
-      <w:r>
-        <w:rPr>
-          <w:rFonts w:ascii="Courier New" w:eastAsia="Times New Roman" w:hAnsi="Courier New" w:cs="Courier New"/>
-          <w:color w:val="8888C6"/>
-          <w:kern w:val="0"/>
-          <w:sz w:val="20"/>
-          <w:szCs w:val="20"/>
-          <w:lang w:eastAsia="en-IL"/>
-          <w14:ligatures w14:val="none"/>
-        </w:rPr>
-        <w:t>ord</w:t>
-      </w:r>
-      <w:proofErr w:type="spellEnd"/>
-      <w:r>
-        <w:rPr>
-          <w:rFonts w:ascii="Courier New" w:eastAsia="Times New Roman" w:hAnsi="Courier New" w:cs="Courier New"/>
-          <w:color w:val="BCBEC4"/>
-          <w:kern w:val="0"/>
-          <w:sz w:val="20"/>
-          <w:szCs w:val="20"/>
-          <w:lang w:eastAsia="en-IL"/>
-          <w14:ligatures w14:val="none"/>
-        </w:rPr>
-        <w:t>(</w:t>
-      </w:r>
-      <w:r>
-        <w:rPr>
-          <w:rFonts w:ascii="Courier New" w:eastAsia="Times New Roman" w:hAnsi="Courier New" w:cs="Courier New"/>
-          <w:color w:val="6AAB73"/>
-          <w:kern w:val="0"/>
-          <w:sz w:val="20"/>
-          <w:szCs w:val="20"/>
-          <w:lang w:eastAsia="en-IL"/>
-          <w14:ligatures w14:val="none"/>
-        </w:rPr>
-        <w:t>'A'</w:t>
-      </w:r>
-      <w:r>
-        <w:rPr>
-          <w:rFonts w:ascii="Courier New" w:eastAsia="Times New Roman" w:hAnsi="Courier New" w:cs="Courier New"/>
-          <w:color w:val="BCBEC4"/>
-          <w:kern w:val="0"/>
-          <w:sz w:val="20"/>
-          <w:szCs w:val="20"/>
-          <w:lang w:eastAsia="en-IL"/>
-          <w14:ligatures w14:val="none"/>
-        </w:rPr>
-        <w:t>)</w:t>
-      </w:r>
-      <w:r>
-        <w:rPr>
-          <w:rFonts w:ascii="Courier New" w:eastAsia="Times New Roman" w:hAnsi="Courier New" w:cs="Courier New"/>
-          <w:color w:val="BCBEC4"/>
-          <w:kern w:val="0"/>
-          <w:sz w:val="20"/>
-          <w:szCs w:val="20"/>
-          <w:lang w:eastAsia="en-IL"/>
-          <w14:ligatures w14:val="none"/>
-        </w:rPr>
-        <w:br/>
-        <w:t xml:space="preserve">        </w:t>
-      </w:r>
-      <w:proofErr w:type="spellStart"/>
-      <w:r>
-        <w:rPr>
-          <w:rFonts w:ascii="Courier New" w:eastAsia="Times New Roman" w:hAnsi="Courier New" w:cs="Courier New"/>
-          <w:color w:val="BCBEC4"/>
-          <w:kern w:val="0"/>
-          <w:sz w:val="20"/>
-          <w:szCs w:val="20"/>
-          <w:lang w:eastAsia="en-IL"/>
-          <w14:ligatures w14:val="none"/>
-        </w:rPr>
-        <w:t>cipher_nums.append</w:t>
-      </w:r>
-      <w:proofErr w:type="spellEnd"/>
-      <w:r>
-        <w:rPr>
-          <w:rFonts w:ascii="Courier New" w:eastAsia="Times New Roman" w:hAnsi="Courier New" w:cs="Courier New"/>
-          <w:color w:val="BCBEC4"/>
-          <w:kern w:val="0"/>
-          <w:sz w:val="20"/>
-          <w:szCs w:val="20"/>
-          <w:lang w:eastAsia="en-IL"/>
-          <w14:ligatures w14:val="none"/>
-        </w:rPr>
-        <w:t>(number)</w:t>
-      </w:r>
-      <w:r>
-        <w:rPr>
-          <w:rFonts w:ascii="Courier New" w:eastAsia="Times New Roman" w:hAnsi="Courier New" w:cs="Courier New"/>
-          <w:color w:val="BCBEC4"/>
-          <w:kern w:val="0"/>
-          <w:sz w:val="20"/>
-          <w:szCs w:val="20"/>
-          <w:lang w:eastAsia="en-IL"/>
-          <w14:ligatures w14:val="none"/>
-        </w:rPr>
-        <w:br/>
-      </w:r>
-      <w:r>
-        <w:rPr>
-          <w:rFonts w:ascii="Courier New" w:eastAsia="Times New Roman" w:hAnsi="Courier New" w:cs="Courier New"/>
-          <w:color w:val="BCBEC4"/>
-          <w:kern w:val="0"/>
-          <w:sz w:val="20"/>
-          <w:szCs w:val="20"/>
-          <w:lang w:eastAsia="en-IL"/>
-          <w14:ligatures w14:val="none"/>
-        </w:rPr>
-        <w:br/>
-        <w:t xml:space="preserve">    </w:t>
-      </w:r>
-      <w:r>
-        <w:rPr>
-          <w:rFonts w:ascii="Courier New" w:eastAsia="Times New Roman" w:hAnsi="Courier New" w:cs="Courier New"/>
-          <w:color w:val="7A7E85"/>
-          <w:kern w:val="0"/>
-          <w:sz w:val="20"/>
-          <w:szCs w:val="20"/>
-          <w:lang w:eastAsia="en-IL"/>
-          <w14:ligatures w14:val="none"/>
-        </w:rPr>
-        <w:t># First Decryption Step: Reverse Key 2 (The last encryption)</w:t>
-      </w:r>
-      <w:r>
-        <w:rPr>
-          <w:rFonts w:ascii="Courier New" w:eastAsia="Times New Roman" w:hAnsi="Courier New" w:cs="Courier New"/>
-          <w:color w:val="7A7E85"/>
-          <w:kern w:val="0"/>
-          <w:sz w:val="20"/>
-          <w:szCs w:val="20"/>
-          <w:lang w:eastAsia="en-IL"/>
-          <w14:ligatures w14:val="none"/>
-        </w:rPr>
-        <w:br/>
-        <w:t xml:space="preserve">    </w:t>
-      </w:r>
-      <w:r>
-        <w:rPr>
-          <w:rFonts w:ascii="Courier New" w:eastAsia="Times New Roman" w:hAnsi="Courier New" w:cs="Courier New"/>
-          <w:color w:val="BCBEC4"/>
-          <w:kern w:val="0"/>
-          <w:sz w:val="20"/>
-          <w:szCs w:val="20"/>
-          <w:lang w:eastAsia="en-IL"/>
-          <w14:ligatures w14:val="none"/>
-        </w:rPr>
-        <w:t>step1_nums = []</w:t>
-      </w:r>
-      <w:r>
-        <w:rPr>
-          <w:rFonts w:ascii="Courier New" w:eastAsia="Times New Roman" w:hAnsi="Courier New" w:cs="Courier New"/>
-          <w:color w:val="BCBEC4"/>
-          <w:kern w:val="0"/>
-          <w:sz w:val="20"/>
-          <w:szCs w:val="20"/>
-          <w:lang w:eastAsia="en-IL"/>
-          <w14:ligatures w14:val="none"/>
-        </w:rPr>
-        <w:br/>
-        <w:t xml:space="preserve">    </w:t>
-      </w:r>
-      <w:r>
-        <w:rPr>
-          <w:rFonts w:ascii="Courier New" w:eastAsia="Times New Roman" w:hAnsi="Courier New" w:cs="Courier New"/>
-          <w:color w:val="CF8E6D"/>
-          <w:kern w:val="0"/>
-          <w:sz w:val="20"/>
-          <w:szCs w:val="20"/>
-          <w:lang w:eastAsia="en-IL"/>
-          <w14:ligatures w14:val="none"/>
-        </w:rPr>
-        <w:t xml:space="preserve">for </w:t>
-      </w:r>
-      <w:proofErr w:type="spellStart"/>
-      <w:r>
-        <w:rPr>
-          <w:rFonts w:ascii="Courier New" w:eastAsia="Times New Roman" w:hAnsi="Courier New" w:cs="Courier New"/>
-          <w:color w:val="BCBEC4"/>
-          <w:kern w:val="0"/>
-          <w:sz w:val="20"/>
-          <w:szCs w:val="20"/>
-          <w:lang w:eastAsia="en-IL"/>
-          <w14:ligatures w14:val="none"/>
-        </w:rPr>
-        <w:t>i</w:t>
-      </w:r>
-      <w:proofErr w:type="spellEnd"/>
-      <w:r>
-        <w:rPr>
-          <w:rFonts w:ascii="Courier New" w:eastAsia="Times New Roman" w:hAnsi="Courier New" w:cs="Courier New"/>
-          <w:color w:val="BCBEC4"/>
-          <w:kern w:val="0"/>
-          <w:sz w:val="20"/>
-          <w:szCs w:val="20"/>
-          <w:lang w:eastAsia="en-IL"/>
-          <w14:ligatures w14:val="none"/>
-        </w:rPr>
-        <w:t xml:space="preserve"> </w:t>
-      </w:r>
-      <w:r>
-        <w:rPr>
-          <w:rFonts w:ascii="Courier New" w:eastAsia="Times New Roman" w:hAnsi="Courier New" w:cs="Courier New"/>
-          <w:color w:val="CF8E6D"/>
-          <w:kern w:val="0"/>
-          <w:sz w:val="20"/>
-          <w:szCs w:val="20"/>
-          <w:lang w:eastAsia="en-IL"/>
-          <w14:ligatures w14:val="none"/>
-        </w:rPr>
-        <w:t xml:space="preserve">in </w:t>
-      </w:r>
-      <w:r>
-        <w:rPr>
-          <w:rFonts w:ascii="Courier New" w:eastAsia="Times New Roman" w:hAnsi="Courier New" w:cs="Courier New"/>
-          <w:color w:val="8888C6"/>
-          <w:kern w:val="0"/>
-          <w:sz w:val="20"/>
-          <w:szCs w:val="20"/>
-          <w:lang w:eastAsia="en-IL"/>
-          <w14:ligatures w14:val="none"/>
-        </w:rPr>
-        <w:t>range</w:t>
-      </w:r>
-      <w:r>
-        <w:rPr>
-          <w:rFonts w:ascii="Courier New" w:eastAsia="Times New Roman" w:hAnsi="Courier New" w:cs="Courier New"/>
-          <w:color w:val="BCBEC4"/>
-          <w:kern w:val="0"/>
-          <w:sz w:val="20"/>
-          <w:szCs w:val="20"/>
-          <w:lang w:eastAsia="en-IL"/>
-          <w14:ligatures w14:val="none"/>
-        </w:rPr>
-        <w:t>(</w:t>
-      </w:r>
-      <w:r>
-        <w:rPr>
-          <w:rFonts w:ascii="Courier New" w:eastAsia="Times New Roman" w:hAnsi="Courier New" w:cs="Courier New"/>
-          <w:color w:val="2AACB8"/>
-          <w:kern w:val="0"/>
-          <w:sz w:val="20"/>
-          <w:szCs w:val="20"/>
-          <w:lang w:eastAsia="en-IL"/>
-          <w14:ligatures w14:val="none"/>
-        </w:rPr>
-        <w:t>0</w:t>
-      </w:r>
-      <w:r>
-        <w:rPr>
-          <w:rFonts w:ascii="Courier New" w:eastAsia="Times New Roman" w:hAnsi="Courier New" w:cs="Courier New"/>
-          <w:color w:val="BCBEC4"/>
-          <w:kern w:val="0"/>
-          <w:sz w:val="20"/>
-          <w:szCs w:val="20"/>
-          <w:lang w:eastAsia="en-IL"/>
-          <w14:ligatures w14:val="none"/>
-        </w:rPr>
-        <w:t xml:space="preserve">, </w:t>
-      </w:r>
-      <w:proofErr w:type="spellStart"/>
-      <w:r>
-        <w:rPr>
-          <w:rFonts w:ascii="Courier New" w:eastAsia="Times New Roman" w:hAnsi="Courier New" w:cs="Courier New"/>
-          <w:color w:val="8888C6"/>
-          <w:kern w:val="0"/>
-          <w:sz w:val="20"/>
-          <w:szCs w:val="20"/>
-          <w:lang w:eastAsia="en-IL"/>
-          <w14:ligatures w14:val="none"/>
-        </w:rPr>
-        <w:t>len</w:t>
-      </w:r>
-      <w:proofErr w:type="spellEnd"/>
-      <w:r>
-        <w:rPr>
-          <w:rFonts w:ascii="Courier New" w:eastAsia="Times New Roman" w:hAnsi="Courier New" w:cs="Courier New"/>
-          <w:color w:val="BCBEC4"/>
-          <w:kern w:val="0"/>
-          <w:sz w:val="20"/>
-          <w:szCs w:val="20"/>
-          <w:lang w:eastAsia="en-IL"/>
-          <w14:ligatures w14:val="none"/>
-        </w:rPr>
-        <w:t>(</w:t>
-      </w:r>
-      <w:proofErr w:type="spellStart"/>
-      <w:r>
-        <w:rPr>
-          <w:rFonts w:ascii="Courier New" w:eastAsia="Times New Roman" w:hAnsi="Courier New" w:cs="Courier New"/>
-          <w:color w:val="BCBEC4"/>
-          <w:kern w:val="0"/>
-          <w:sz w:val="20"/>
-          <w:szCs w:val="20"/>
-          <w:lang w:eastAsia="en-IL"/>
-          <w14:ligatures w14:val="none"/>
-        </w:rPr>
-        <w:t>cipher_nums</w:t>
-      </w:r>
-      <w:proofErr w:type="spellEnd"/>
-      <w:r>
-        <w:rPr>
-          <w:rFonts w:ascii="Courier New" w:eastAsia="Times New Roman" w:hAnsi="Courier New" w:cs="Courier New"/>
-          <w:color w:val="BCBEC4"/>
-          <w:kern w:val="0"/>
-          <w:sz w:val="20"/>
-          <w:szCs w:val="20"/>
-          <w:lang w:eastAsia="en-IL"/>
-          <w14:ligatures w14:val="none"/>
-        </w:rPr>
-        <w:t xml:space="preserve">), </w:t>
-      </w:r>
-      <w:r>
-        <w:rPr>
-          <w:rFonts w:ascii="Courier New" w:eastAsia="Times New Roman" w:hAnsi="Courier New" w:cs="Courier New"/>
-          <w:color w:val="2AACB8"/>
-          <w:kern w:val="0"/>
-          <w:sz w:val="20"/>
-          <w:szCs w:val="20"/>
-          <w:lang w:eastAsia="en-IL"/>
-          <w14:ligatures w14:val="none"/>
-        </w:rPr>
-        <w:t>2</w:t>
-      </w:r>
-      <w:r>
-        <w:rPr>
-          <w:rFonts w:ascii="Courier New" w:eastAsia="Times New Roman" w:hAnsi="Courier New" w:cs="Courier New"/>
-          <w:color w:val="BCBEC4"/>
-          <w:kern w:val="0"/>
-          <w:sz w:val="20"/>
-          <w:szCs w:val="20"/>
-          <w:lang w:eastAsia="en-IL"/>
-          <w14:ligatures w14:val="none"/>
-        </w:rPr>
-        <w:t>):</w:t>
-      </w:r>
-      <w:r>
-        <w:rPr>
-          <w:rFonts w:ascii="Courier New" w:eastAsia="Times New Roman" w:hAnsi="Courier New" w:cs="Courier New"/>
-          <w:color w:val="BCBEC4"/>
-          <w:kern w:val="0"/>
-          <w:sz w:val="20"/>
-          <w:szCs w:val="20"/>
-          <w:lang w:eastAsia="en-IL"/>
-          <w14:ligatures w14:val="none"/>
-        </w:rPr>
-        <w:br/>
-        <w:t xml:space="preserve">        z1 = </w:t>
-      </w:r>
-      <w:proofErr w:type="spellStart"/>
-      <w:r>
-        <w:rPr>
-          <w:rFonts w:ascii="Courier New" w:eastAsia="Times New Roman" w:hAnsi="Courier New" w:cs="Courier New"/>
-          <w:color w:val="BCBEC4"/>
-          <w:kern w:val="0"/>
-          <w:sz w:val="20"/>
-          <w:szCs w:val="20"/>
-          <w:lang w:eastAsia="en-IL"/>
-          <w14:ligatures w14:val="none"/>
-        </w:rPr>
-        <w:t>cipher_nums</w:t>
-      </w:r>
-      <w:proofErr w:type="spellEnd"/>
-      <w:r>
-        <w:rPr>
-          <w:rFonts w:ascii="Courier New" w:eastAsia="Times New Roman" w:hAnsi="Courier New" w:cs="Courier New"/>
-          <w:color w:val="BCBEC4"/>
-          <w:kern w:val="0"/>
-          <w:sz w:val="20"/>
-          <w:szCs w:val="20"/>
-          <w:lang w:eastAsia="en-IL"/>
-          <w14:ligatures w14:val="none"/>
-        </w:rPr>
-        <w:t>[</w:t>
-      </w:r>
-      <w:proofErr w:type="spellStart"/>
-      <w:r>
-        <w:rPr>
-          <w:rFonts w:ascii="Courier New" w:eastAsia="Times New Roman" w:hAnsi="Courier New" w:cs="Courier New"/>
-          <w:color w:val="BCBEC4"/>
-          <w:kern w:val="0"/>
-          <w:sz w:val="20"/>
-          <w:szCs w:val="20"/>
-          <w:lang w:eastAsia="en-IL"/>
-          <w14:ligatures w14:val="none"/>
-        </w:rPr>
-        <w:t>i</w:t>
-      </w:r>
-      <w:proofErr w:type="spellEnd"/>
-      <w:r>
-        <w:rPr>
-          <w:rFonts w:ascii="Courier New" w:eastAsia="Times New Roman" w:hAnsi="Courier New" w:cs="Courier New"/>
-          <w:color w:val="BCBEC4"/>
-          <w:kern w:val="0"/>
-          <w:sz w:val="20"/>
-          <w:szCs w:val="20"/>
-          <w:lang w:eastAsia="en-IL"/>
-          <w14:ligatures w14:val="none"/>
-        </w:rPr>
-        <w:t>]</w:t>
-      </w:r>
-      <w:r>
-        <w:rPr>
-          <w:rFonts w:ascii="Courier New" w:eastAsia="Times New Roman" w:hAnsi="Courier New" w:cs="Courier New"/>
-          <w:color w:val="BCBEC4"/>
-          <w:kern w:val="0"/>
-          <w:sz w:val="20"/>
-          <w:szCs w:val="20"/>
-          <w:lang w:eastAsia="en-IL"/>
-          <w14:ligatures w14:val="none"/>
-        </w:rPr>
-        <w:br/>
-        <w:t xml:space="preserve">        z2 = </w:t>
-      </w:r>
-      <w:proofErr w:type="spellStart"/>
-      <w:r>
-        <w:rPr>
-          <w:rFonts w:ascii="Courier New" w:eastAsia="Times New Roman" w:hAnsi="Courier New" w:cs="Courier New"/>
-          <w:color w:val="BCBEC4"/>
-          <w:kern w:val="0"/>
-          <w:sz w:val="20"/>
-          <w:szCs w:val="20"/>
-          <w:lang w:eastAsia="en-IL"/>
-          <w14:ligatures w14:val="none"/>
-        </w:rPr>
-        <w:t>cipher_nums</w:t>
-      </w:r>
-      <w:proofErr w:type="spellEnd"/>
-      <w:r>
-        <w:rPr>
-          <w:rFonts w:ascii="Courier New" w:eastAsia="Times New Roman" w:hAnsi="Courier New" w:cs="Courier New"/>
-          <w:color w:val="BCBEC4"/>
-          <w:kern w:val="0"/>
-          <w:sz w:val="20"/>
-          <w:szCs w:val="20"/>
-          <w:lang w:eastAsia="en-IL"/>
-          <w14:ligatures w14:val="none"/>
-        </w:rPr>
-        <w:t>[i+</w:t>
-      </w:r>
-      <w:r>
-        <w:rPr>
-          <w:rFonts w:ascii="Courier New" w:eastAsia="Times New Roman" w:hAnsi="Courier New" w:cs="Courier New"/>
-          <w:color w:val="2AACB8"/>
-          <w:kern w:val="0"/>
-          <w:sz w:val="20"/>
-          <w:szCs w:val="20"/>
-          <w:lang w:eastAsia="en-IL"/>
-          <w14:ligatures w14:val="none"/>
-        </w:rPr>
-        <w:t>1</w:t>
-      </w:r>
-      <w:r>
-        <w:rPr>
-          <w:rFonts w:ascii="Courier New" w:eastAsia="Times New Roman" w:hAnsi="Courier New" w:cs="Courier New"/>
-          <w:color w:val="BCBEC4"/>
-          <w:kern w:val="0"/>
-          <w:sz w:val="20"/>
-          <w:szCs w:val="20"/>
-          <w:lang w:eastAsia="en-IL"/>
-          <w14:ligatures w14:val="none"/>
-        </w:rPr>
-        <w:t>]</w:t>
-      </w:r>
-      <w:r>
-        <w:rPr>
-          <w:rFonts w:ascii="Courier New" w:eastAsia="Times New Roman" w:hAnsi="Courier New" w:cs="Courier New"/>
-          <w:color w:val="BCBEC4"/>
-          <w:kern w:val="0"/>
-          <w:sz w:val="20"/>
-          <w:szCs w:val="20"/>
-          <w:lang w:eastAsia="en-IL"/>
-          <w14:ligatures w14:val="none"/>
-        </w:rPr>
-        <w:br/>
-      </w:r>
-      <w:r>
-        <w:rPr>
-          <w:rFonts w:ascii="Courier New" w:eastAsia="Times New Roman" w:hAnsi="Courier New" w:cs="Courier New"/>
-          <w:color w:val="BCBEC4"/>
-          <w:kern w:val="0"/>
-          <w:sz w:val="20"/>
-          <w:szCs w:val="20"/>
-          <w:lang w:eastAsia="en-IL"/>
-          <w14:ligatures w14:val="none"/>
-        </w:rPr>
-        <w:br/>
-        <w:t xml:space="preserve">        </w:t>
-      </w:r>
-      <w:r>
-        <w:rPr>
-          <w:rFonts w:ascii="Courier New" w:eastAsia="Times New Roman" w:hAnsi="Courier New" w:cs="Courier New"/>
-          <w:color w:val="7A7E85"/>
-          <w:kern w:val="0"/>
-          <w:sz w:val="20"/>
-          <w:szCs w:val="20"/>
-          <w:lang w:eastAsia="en-IL"/>
-          <w14:ligatures w14:val="none"/>
-        </w:rPr>
-        <w:t xml:space="preserve"># </w:t>
-      </w:r>
-      <w:proofErr w:type="spellStart"/>
-      <w:r>
-        <w:rPr>
-          <w:rFonts w:ascii="Courier New" w:eastAsia="Times New Roman" w:hAnsi="Courier New" w:cs="Courier New"/>
-          <w:color w:val="7A7E85"/>
-          <w:kern w:val="0"/>
-          <w:sz w:val="20"/>
-          <w:szCs w:val="20"/>
-          <w:lang w:eastAsia="en-IL"/>
-          <w14:ligatures w14:val="none"/>
-        </w:rPr>
-        <w:t>Substract</w:t>
-      </w:r>
-      <w:proofErr w:type="spellEnd"/>
-      <w:r>
-        <w:rPr>
-          <w:rFonts w:ascii="Courier New" w:eastAsia="Times New Roman" w:hAnsi="Courier New" w:cs="Courier New"/>
-          <w:color w:val="7A7E85"/>
-          <w:kern w:val="0"/>
-          <w:sz w:val="20"/>
-          <w:szCs w:val="20"/>
-          <w:lang w:eastAsia="en-IL"/>
-          <w14:ligatures w14:val="none"/>
-        </w:rPr>
-        <w:t xml:space="preserve"> (a, b) first: (Z - (a, b))</w:t>
-      </w:r>
-      <w:r>
-        <w:rPr>
-          <w:rFonts w:ascii="Courier New" w:eastAsia="Times New Roman" w:hAnsi="Courier New" w:cs="Courier New"/>
-          <w:color w:val="7A7E85"/>
-          <w:kern w:val="0"/>
-          <w:sz w:val="20"/>
-          <w:szCs w:val="20"/>
-          <w:lang w:eastAsia="en-IL"/>
-          <w14:ligatures w14:val="none"/>
-        </w:rPr>
-        <w:br/>
-        <w:t xml:space="preserve">        </w:t>
-      </w:r>
-      <w:r>
-        <w:rPr>
-          <w:rFonts w:ascii="Courier New" w:eastAsia="Times New Roman" w:hAnsi="Courier New" w:cs="Courier New"/>
-          <w:color w:val="BCBEC4"/>
-          <w:kern w:val="0"/>
-          <w:sz w:val="20"/>
-          <w:szCs w:val="20"/>
-          <w:lang w:eastAsia="en-IL"/>
-          <w14:ligatures w14:val="none"/>
-        </w:rPr>
-        <w:t xml:space="preserve">val1 = (z1 - a) % </w:t>
-      </w:r>
-      <w:r>
-        <w:rPr>
-          <w:rFonts w:ascii="Courier New" w:eastAsia="Times New Roman" w:hAnsi="Courier New" w:cs="Courier New"/>
-          <w:color w:val="2AACB8"/>
-          <w:kern w:val="0"/>
-          <w:sz w:val="20"/>
-          <w:szCs w:val="20"/>
-          <w:lang w:eastAsia="en-IL"/>
-          <w14:ligatures w14:val="none"/>
-        </w:rPr>
-        <w:t>26</w:t>
-      </w:r>
-      <w:r>
-        <w:rPr>
-          <w:rFonts w:ascii="Courier New" w:eastAsia="Times New Roman" w:hAnsi="Courier New" w:cs="Courier New"/>
-          <w:color w:val="2AACB8"/>
-          <w:kern w:val="0"/>
-          <w:sz w:val="20"/>
-          <w:szCs w:val="20"/>
-          <w:lang w:eastAsia="en-IL"/>
-          <w14:ligatures w14:val="none"/>
-        </w:rPr>
-        <w:br/>
-        <w:t xml:space="preserve">        </w:t>
-      </w:r>
-      <w:r>
-        <w:rPr>
-          <w:rFonts w:ascii="Courier New" w:eastAsia="Times New Roman" w:hAnsi="Courier New" w:cs="Courier New"/>
-          <w:color w:val="BCBEC4"/>
-          <w:kern w:val="0"/>
-          <w:sz w:val="20"/>
-          <w:szCs w:val="20"/>
-          <w:lang w:eastAsia="en-IL"/>
-          <w14:ligatures w14:val="none"/>
-        </w:rPr>
-        <w:t xml:space="preserve">val2 = (z2 - b) % </w:t>
-      </w:r>
-      <w:r>
-        <w:rPr>
-          <w:rFonts w:ascii="Courier New" w:eastAsia="Times New Roman" w:hAnsi="Courier New" w:cs="Courier New"/>
-          <w:color w:val="2AACB8"/>
-          <w:kern w:val="0"/>
-          <w:sz w:val="20"/>
-          <w:szCs w:val="20"/>
-          <w:lang w:eastAsia="en-IL"/>
-          <w14:ligatures w14:val="none"/>
-        </w:rPr>
-        <w:t>26</w:t>
-      </w:r>
-      <w:r>
-        <w:rPr>
-          <w:rFonts w:ascii="Courier New" w:eastAsia="Times New Roman" w:hAnsi="Courier New" w:cs="Courier New"/>
-          <w:color w:val="2AACB8"/>
-          <w:kern w:val="0"/>
-          <w:sz w:val="20"/>
-          <w:szCs w:val="20"/>
-          <w:lang w:eastAsia="en-IL"/>
-          <w14:ligatures w14:val="none"/>
-        </w:rPr>
-        <w:br/>
-      </w:r>
-      <w:r>
-        <w:rPr>
-          <w:rFonts w:ascii="Courier New" w:eastAsia="Times New Roman" w:hAnsi="Courier New" w:cs="Courier New"/>
-          <w:color w:val="2AACB8"/>
-          <w:kern w:val="0"/>
-          <w:sz w:val="20"/>
-          <w:szCs w:val="20"/>
-          <w:lang w:eastAsia="en-IL"/>
-          <w14:ligatures w14:val="none"/>
-        </w:rPr>
-        <w:br/>
-        <w:t xml:space="preserve">        </w:t>
-      </w:r>
-      <w:r>
-        <w:rPr>
-          <w:rFonts w:ascii="Courier New" w:eastAsia="Times New Roman" w:hAnsi="Courier New" w:cs="Courier New"/>
-          <w:color w:val="7A7E85"/>
-          <w:kern w:val="0"/>
-          <w:sz w:val="20"/>
-          <w:szCs w:val="20"/>
-          <w:lang w:eastAsia="en-IL"/>
-          <w14:ligatures w14:val="none"/>
-        </w:rPr>
-        <w:t># Multiply by inverse matrix K2</w:t>
-      </w:r>
-      <w:r>
-        <w:rPr>
-          <w:rFonts w:ascii="Courier New" w:eastAsia="Times New Roman" w:hAnsi="Courier New" w:cs="Courier New"/>
-          <w:color w:val="7A7E85"/>
-          <w:kern w:val="0"/>
-          <w:sz w:val="20"/>
-          <w:szCs w:val="20"/>
-          <w:lang w:eastAsia="en-IL"/>
-          <w14:ligatures w14:val="none"/>
-        </w:rPr>
-        <w:br/>
-        <w:t xml:space="preserve">        </w:t>
-      </w:r>
-      <w:r>
-        <w:rPr>
-          <w:rFonts w:ascii="Courier New" w:eastAsia="Times New Roman" w:hAnsi="Courier New" w:cs="Courier New"/>
-          <w:color w:val="BCBEC4"/>
-          <w:kern w:val="0"/>
-          <w:sz w:val="20"/>
-          <w:szCs w:val="20"/>
-          <w:lang w:eastAsia="en-IL"/>
-          <w14:ligatures w14:val="none"/>
-        </w:rPr>
-        <w:t>y1 = (val1 * k2_inv[</w:t>
-      </w:r>
-      <w:r>
-        <w:rPr>
-          <w:rFonts w:ascii="Courier New" w:eastAsia="Times New Roman" w:hAnsi="Courier New" w:cs="Courier New"/>
-          <w:color w:val="2AACB8"/>
-          <w:kern w:val="0"/>
-          <w:sz w:val="20"/>
-          <w:szCs w:val="20"/>
-          <w:lang w:eastAsia="en-IL"/>
-          <w14:ligatures w14:val="none"/>
-        </w:rPr>
-        <w:t>0</w:t>
-      </w:r>
-      <w:r>
-        <w:rPr>
-          <w:rFonts w:ascii="Courier New" w:eastAsia="Times New Roman" w:hAnsi="Courier New" w:cs="Courier New"/>
-          <w:color w:val="BCBEC4"/>
-          <w:kern w:val="0"/>
-          <w:sz w:val="20"/>
-          <w:szCs w:val="20"/>
-          <w:lang w:eastAsia="en-IL"/>
-          <w14:ligatures w14:val="none"/>
-        </w:rPr>
-        <w:t>] + val2 * k2_inv[</w:t>
-      </w:r>
-      <w:r>
-        <w:rPr>
-          <w:rFonts w:ascii="Courier New" w:eastAsia="Times New Roman" w:hAnsi="Courier New" w:cs="Courier New"/>
-          <w:color w:val="2AACB8"/>
-          <w:kern w:val="0"/>
-          <w:sz w:val="20"/>
-          <w:szCs w:val="20"/>
-          <w:lang w:eastAsia="en-IL"/>
-          <w14:ligatures w14:val="none"/>
-        </w:rPr>
-        <w:t>2</w:t>
-      </w:r>
-      <w:r>
-        <w:rPr>
-          <w:rFonts w:ascii="Courier New" w:eastAsia="Times New Roman" w:hAnsi="Courier New" w:cs="Courier New"/>
-          <w:color w:val="BCBEC4"/>
-          <w:kern w:val="0"/>
-          <w:sz w:val="20"/>
-          <w:szCs w:val="20"/>
-          <w:lang w:eastAsia="en-IL"/>
-          <w14:ligatures w14:val="none"/>
-        </w:rPr>
-        <w:t xml:space="preserve">]) % </w:t>
-      </w:r>
-      <w:r>
-        <w:rPr>
-          <w:rFonts w:ascii="Courier New" w:eastAsia="Times New Roman" w:hAnsi="Courier New" w:cs="Courier New"/>
-          <w:color w:val="2AACB8"/>
-          <w:kern w:val="0"/>
-          <w:sz w:val="20"/>
-          <w:szCs w:val="20"/>
-          <w:lang w:eastAsia="en-IL"/>
-          <w14:ligatures w14:val="none"/>
-        </w:rPr>
-        <w:t>26</w:t>
-      </w:r>
-      <w:r>
-        <w:rPr>
-          <w:rFonts w:ascii="Courier New" w:eastAsia="Times New Roman" w:hAnsi="Courier New" w:cs="Courier New"/>
-          <w:color w:val="2AACB8"/>
-          <w:kern w:val="0"/>
-          <w:sz w:val="20"/>
-          <w:szCs w:val="20"/>
-          <w:lang w:eastAsia="en-IL"/>
-          <w14:ligatures w14:val="none"/>
-        </w:rPr>
-        <w:br/>
-        <w:t xml:space="preserve">        </w:t>
-      </w:r>
-      <w:r>
-        <w:rPr>
-          <w:rFonts w:ascii="Courier New" w:eastAsia="Times New Roman" w:hAnsi="Courier New" w:cs="Courier New"/>
-          <w:color w:val="BCBEC4"/>
-          <w:kern w:val="0"/>
-          <w:sz w:val="20"/>
-          <w:szCs w:val="20"/>
-          <w:lang w:eastAsia="en-IL"/>
-          <w14:ligatures w14:val="none"/>
-        </w:rPr>
-        <w:t>y2 = (val1 * k2_inv[</w:t>
-      </w:r>
-      <w:r>
-        <w:rPr>
-          <w:rFonts w:ascii="Courier New" w:eastAsia="Times New Roman" w:hAnsi="Courier New" w:cs="Courier New"/>
-          <w:color w:val="2AACB8"/>
-          <w:kern w:val="0"/>
-          <w:sz w:val="20"/>
-          <w:szCs w:val="20"/>
-          <w:lang w:eastAsia="en-IL"/>
-          <w14:ligatures w14:val="none"/>
-        </w:rPr>
-        <w:t>1</w:t>
-      </w:r>
-      <w:r>
-        <w:rPr>
-          <w:rFonts w:ascii="Courier New" w:eastAsia="Times New Roman" w:hAnsi="Courier New" w:cs="Courier New"/>
-          <w:color w:val="BCBEC4"/>
-          <w:kern w:val="0"/>
-          <w:sz w:val="20"/>
-          <w:szCs w:val="20"/>
-          <w:lang w:eastAsia="en-IL"/>
-          <w14:ligatures w14:val="none"/>
-        </w:rPr>
-        <w:t>] + val2 * k2_inv[</w:t>
-      </w:r>
-      <w:r>
-        <w:rPr>
-          <w:rFonts w:ascii="Courier New" w:eastAsia="Times New Roman" w:hAnsi="Courier New" w:cs="Courier New"/>
-          <w:color w:val="2AACB8"/>
-          <w:kern w:val="0"/>
-          <w:sz w:val="20"/>
-          <w:szCs w:val="20"/>
-          <w:lang w:eastAsia="en-IL"/>
-          <w14:ligatures w14:val="none"/>
-        </w:rPr>
-        <w:t>3</w:t>
-      </w:r>
-      <w:r>
-        <w:rPr>
-          <w:rFonts w:ascii="Courier New" w:eastAsia="Times New Roman" w:hAnsi="Courier New" w:cs="Courier New"/>
-          <w:color w:val="BCBEC4"/>
-          <w:kern w:val="0"/>
-          <w:sz w:val="20"/>
-          <w:szCs w:val="20"/>
-          <w:lang w:eastAsia="en-IL"/>
-          <w14:ligatures w14:val="none"/>
-        </w:rPr>
-        <w:t xml:space="preserve">]) % </w:t>
-      </w:r>
-      <w:r>
-        <w:rPr>
-          <w:rFonts w:ascii="Courier New" w:eastAsia="Times New Roman" w:hAnsi="Courier New" w:cs="Courier New"/>
-          <w:color w:val="2AACB8"/>
-          <w:kern w:val="0"/>
-          <w:sz w:val="20"/>
-          <w:szCs w:val="20"/>
-          <w:lang w:eastAsia="en-IL"/>
-          <w14:ligatures w14:val="none"/>
-        </w:rPr>
-        <w:t>26</w:t>
-      </w:r>
-      <w:r>
-        <w:rPr>
-          <w:rFonts w:ascii="Courier New" w:eastAsia="Times New Roman" w:hAnsi="Courier New" w:cs="Courier New"/>
-          <w:color w:val="2AACB8"/>
-          <w:kern w:val="0"/>
-          <w:sz w:val="20"/>
-          <w:szCs w:val="20"/>
-          <w:lang w:eastAsia="en-IL"/>
-          <w14:ligatures w14:val="none"/>
-        </w:rPr>
-        <w:br/>
-        <w:t xml:space="preserve">        </w:t>
-      </w:r>
-      <w:r>
-        <w:rPr>
-          <w:rFonts w:ascii="Courier New" w:eastAsia="Times New Roman" w:hAnsi="Courier New" w:cs="Courier New"/>
-          <w:color w:val="BCBEC4"/>
-          <w:kern w:val="0"/>
-          <w:sz w:val="20"/>
-          <w:szCs w:val="20"/>
-          <w:lang w:eastAsia="en-IL"/>
-          <w14:ligatures w14:val="none"/>
-        </w:rPr>
-        <w:t>step1_nums.extend([y1, y2])</w:t>
-      </w:r>
-      <w:r>
-        <w:rPr>
-          <w:rFonts w:ascii="Courier New" w:eastAsia="Times New Roman" w:hAnsi="Courier New" w:cs="Courier New"/>
-          <w:color w:val="BCBEC4"/>
-          <w:kern w:val="0"/>
-          <w:sz w:val="20"/>
-          <w:szCs w:val="20"/>
-          <w:lang w:eastAsia="en-IL"/>
-          <w14:ligatures w14:val="none"/>
-        </w:rPr>
-        <w:br/>
-      </w:r>
-      <w:r>
-        <w:rPr>
-          <w:rFonts w:ascii="Courier New" w:eastAsia="Times New Roman" w:hAnsi="Courier New" w:cs="Courier New"/>
-          <w:color w:val="BCBEC4"/>
-          <w:kern w:val="0"/>
-          <w:sz w:val="20"/>
-          <w:szCs w:val="20"/>
-          <w:lang w:eastAsia="en-IL"/>
-          <w14:ligatures w14:val="none"/>
-        </w:rPr>
-        <w:br/>
-        <w:t xml:space="preserve">    </w:t>
-      </w:r>
-      <w:r>
-        <w:rPr>
-          <w:rFonts w:ascii="Courier New" w:eastAsia="Times New Roman" w:hAnsi="Courier New" w:cs="Courier New"/>
-          <w:color w:val="8888C6"/>
-          <w:kern w:val="0"/>
-          <w:sz w:val="20"/>
-          <w:szCs w:val="20"/>
-          <w:lang w:eastAsia="en-IL"/>
-          <w14:ligatures w14:val="none"/>
-        </w:rPr>
-        <w:t>print</w:t>
-      </w:r>
-      <w:r>
-        <w:rPr>
-          <w:rFonts w:ascii="Courier New" w:eastAsia="Times New Roman" w:hAnsi="Courier New" w:cs="Courier New"/>
-          <w:color w:val="BCBEC4"/>
-          <w:kern w:val="0"/>
-          <w:sz w:val="20"/>
-          <w:szCs w:val="20"/>
-          <w:lang w:eastAsia="en-IL"/>
-          <w14:ligatures w14:val="none"/>
-        </w:rPr>
-        <w:t>(</w:t>
-      </w:r>
-      <w:proofErr w:type="spellStart"/>
-      <w:r>
-        <w:rPr>
-          <w:rFonts w:ascii="Courier New" w:eastAsia="Times New Roman" w:hAnsi="Courier New" w:cs="Courier New"/>
-          <w:color w:val="6AAB73"/>
-          <w:kern w:val="0"/>
-          <w:sz w:val="20"/>
-          <w:szCs w:val="20"/>
-          <w:lang w:eastAsia="en-IL"/>
-          <w14:ligatures w14:val="none"/>
-        </w:rPr>
-        <w:t>f"First</w:t>
-      </w:r>
-      <w:proofErr w:type="spellEnd"/>
-      <w:r>
-        <w:rPr>
-          <w:rFonts w:ascii="Courier New" w:eastAsia="Times New Roman" w:hAnsi="Courier New" w:cs="Courier New"/>
-          <w:color w:val="6AAB73"/>
-          <w:kern w:val="0"/>
-          <w:sz w:val="20"/>
-          <w:szCs w:val="20"/>
-          <w:lang w:eastAsia="en-IL"/>
-          <w14:ligatures w14:val="none"/>
-        </w:rPr>
-        <w:t xml:space="preserve"> decryption step: </w:t>
-      </w:r>
-      <w:r>
-        <w:rPr>
-          <w:rFonts w:ascii="Courier New" w:eastAsia="Times New Roman" w:hAnsi="Courier New" w:cs="Courier New"/>
-          <w:color w:val="CF8E6D"/>
-          <w:kern w:val="0"/>
-          <w:sz w:val="20"/>
-          <w:szCs w:val="20"/>
-          <w:lang w:eastAsia="en-IL"/>
-          <w14:ligatures w14:val="none"/>
-        </w:rPr>
-        <w:t>{</w:t>
-      </w:r>
-      <w:r>
-        <w:rPr>
-          <w:rFonts w:ascii="Courier New" w:eastAsia="Times New Roman" w:hAnsi="Courier New" w:cs="Courier New"/>
-          <w:color w:val="BCBEC4"/>
-          <w:kern w:val="0"/>
-          <w:sz w:val="20"/>
-          <w:szCs w:val="20"/>
-          <w:lang w:eastAsia="en-IL"/>
-          <w14:ligatures w14:val="none"/>
-        </w:rPr>
-        <w:t>step1_nums</w:t>
-      </w:r>
-      <w:r>
-        <w:rPr>
-          <w:rFonts w:ascii="Courier New" w:eastAsia="Times New Roman" w:hAnsi="Courier New" w:cs="Courier New"/>
-          <w:color w:val="CF8E6D"/>
-          <w:kern w:val="0"/>
-          <w:sz w:val="20"/>
-          <w:szCs w:val="20"/>
-          <w:lang w:eastAsia="en-IL"/>
-          <w14:ligatures w14:val="none"/>
-        </w:rPr>
-        <w:t>}\n</w:t>
-      </w:r>
-      <w:r>
-        <w:rPr>
-          <w:rFonts w:ascii="Courier New" w:eastAsia="Times New Roman" w:hAnsi="Courier New" w:cs="Courier New"/>
-          <w:color w:val="6AAB73"/>
-          <w:kern w:val="0"/>
-          <w:sz w:val="20"/>
-          <w:szCs w:val="20"/>
-          <w:lang w:eastAsia="en-IL"/>
-          <w14:ligatures w14:val="none"/>
-        </w:rPr>
-        <w:t>"</w:t>
-      </w:r>
-      <w:r>
-        <w:rPr>
-          <w:rFonts w:ascii="Courier New" w:eastAsia="Times New Roman" w:hAnsi="Courier New" w:cs="Courier New"/>
-          <w:color w:val="BCBEC4"/>
-          <w:kern w:val="0"/>
-          <w:sz w:val="20"/>
-          <w:szCs w:val="20"/>
-          <w:lang w:eastAsia="en-IL"/>
-          <w14:ligatures w14:val="none"/>
-        </w:rPr>
-        <w:t>)</w:t>
-      </w:r>
-      <w:r>
-        <w:rPr>
-          <w:rFonts w:ascii="Courier New" w:eastAsia="Times New Roman" w:hAnsi="Courier New" w:cs="Courier New"/>
-          <w:color w:val="BCBEC4"/>
-          <w:kern w:val="0"/>
-          <w:sz w:val="20"/>
-          <w:szCs w:val="20"/>
-          <w:lang w:eastAsia="en-IL"/>
-          <w14:ligatures w14:val="none"/>
-        </w:rPr>
-        <w:br/>
-      </w:r>
-      <w:r>
-        <w:rPr>
-          <w:rFonts w:ascii="Courier New" w:eastAsia="Times New Roman" w:hAnsi="Courier New" w:cs="Courier New"/>
-          <w:color w:val="BCBEC4"/>
-          <w:kern w:val="0"/>
-          <w:sz w:val="20"/>
-          <w:szCs w:val="20"/>
-          <w:lang w:eastAsia="en-IL"/>
-          <w14:ligatures w14:val="none"/>
-        </w:rPr>
-        <w:br/>
-        <w:t xml:space="preserve">    </w:t>
-      </w:r>
-      <w:r>
-        <w:rPr>
-          <w:rFonts w:ascii="Courier New" w:eastAsia="Times New Roman" w:hAnsi="Courier New" w:cs="Courier New"/>
-          <w:color w:val="7A7E85"/>
-          <w:kern w:val="0"/>
-          <w:sz w:val="20"/>
-          <w:szCs w:val="20"/>
-          <w:lang w:eastAsia="en-IL"/>
-          <w14:ligatures w14:val="none"/>
-        </w:rPr>
-        <w:t># Second Decryption Step: Reverse Key 1</w:t>
-      </w:r>
-      <w:r>
-        <w:rPr>
-          <w:rFonts w:ascii="Courier New" w:eastAsia="Times New Roman" w:hAnsi="Courier New" w:cs="Courier New"/>
-          <w:color w:val="7A7E85"/>
-          <w:kern w:val="0"/>
-          <w:sz w:val="20"/>
-          <w:szCs w:val="20"/>
-          <w:lang w:eastAsia="en-IL"/>
-          <w14:ligatures w14:val="none"/>
-        </w:rPr>
-        <w:br/>
-        <w:t xml:space="preserve">    </w:t>
-      </w:r>
-      <w:r>
-        <w:rPr>
-          <w:rFonts w:ascii="Courier New" w:eastAsia="Times New Roman" w:hAnsi="Courier New" w:cs="Courier New"/>
-          <w:color w:val="BCBEC4"/>
-          <w:kern w:val="0"/>
-          <w:sz w:val="20"/>
-          <w:szCs w:val="20"/>
-          <w:lang w:eastAsia="en-IL"/>
-          <w14:ligatures w14:val="none"/>
-        </w:rPr>
-        <w:t>step2_nums = []</w:t>
-      </w:r>
-      <w:r>
-        <w:rPr>
-          <w:rFonts w:ascii="Courier New" w:eastAsia="Times New Roman" w:hAnsi="Courier New" w:cs="Courier New"/>
-          <w:color w:val="BCBEC4"/>
-          <w:kern w:val="0"/>
-          <w:sz w:val="20"/>
-          <w:szCs w:val="20"/>
-          <w:lang w:eastAsia="en-IL"/>
-          <w14:ligatures w14:val="none"/>
-        </w:rPr>
-        <w:br/>
-        <w:t xml:space="preserve">    </w:t>
-      </w:r>
-      <w:r>
-        <w:rPr>
-          <w:rFonts w:ascii="Courier New" w:eastAsia="Times New Roman" w:hAnsi="Courier New" w:cs="Courier New"/>
-          <w:color w:val="CF8E6D"/>
-          <w:kern w:val="0"/>
-          <w:sz w:val="20"/>
-          <w:szCs w:val="20"/>
-          <w:lang w:eastAsia="en-IL"/>
-          <w14:ligatures w14:val="none"/>
-        </w:rPr>
-        <w:t xml:space="preserve">for </w:t>
-      </w:r>
-      <w:proofErr w:type="spellStart"/>
-      <w:r>
-        <w:rPr>
-          <w:rFonts w:ascii="Courier New" w:eastAsia="Times New Roman" w:hAnsi="Courier New" w:cs="Courier New"/>
-          <w:color w:val="BCBEC4"/>
-          <w:kern w:val="0"/>
-          <w:sz w:val="20"/>
-          <w:szCs w:val="20"/>
-          <w:lang w:eastAsia="en-IL"/>
-          <w14:ligatures w14:val="none"/>
-        </w:rPr>
-        <w:t>i</w:t>
-      </w:r>
-      <w:proofErr w:type="spellEnd"/>
-      <w:r>
-        <w:rPr>
-          <w:rFonts w:ascii="Courier New" w:eastAsia="Times New Roman" w:hAnsi="Courier New" w:cs="Courier New"/>
-          <w:color w:val="BCBEC4"/>
-          <w:kern w:val="0"/>
-          <w:sz w:val="20"/>
-          <w:szCs w:val="20"/>
-          <w:lang w:eastAsia="en-IL"/>
-          <w14:ligatures w14:val="none"/>
-        </w:rPr>
-        <w:t xml:space="preserve"> </w:t>
-      </w:r>
-      <w:r>
-        <w:rPr>
-          <w:rFonts w:ascii="Courier New" w:eastAsia="Times New Roman" w:hAnsi="Courier New" w:cs="Courier New"/>
-          <w:color w:val="CF8E6D"/>
-          <w:kern w:val="0"/>
-          <w:sz w:val="20"/>
-          <w:szCs w:val="20"/>
-          <w:lang w:eastAsia="en-IL"/>
-          <w14:ligatures w14:val="none"/>
-        </w:rPr>
-        <w:t xml:space="preserve">in </w:t>
-      </w:r>
-      <w:r>
-        <w:rPr>
-          <w:rFonts w:ascii="Courier New" w:eastAsia="Times New Roman" w:hAnsi="Courier New" w:cs="Courier New"/>
-          <w:color w:val="8888C6"/>
-          <w:kern w:val="0"/>
-          <w:sz w:val="20"/>
-          <w:szCs w:val="20"/>
-          <w:lang w:eastAsia="en-IL"/>
-          <w14:ligatures w14:val="none"/>
-        </w:rPr>
-        <w:t>range</w:t>
-      </w:r>
-      <w:r>
-        <w:rPr>
-          <w:rFonts w:ascii="Courier New" w:eastAsia="Times New Roman" w:hAnsi="Courier New" w:cs="Courier New"/>
-          <w:color w:val="BCBEC4"/>
-          <w:kern w:val="0"/>
-          <w:sz w:val="20"/>
-          <w:szCs w:val="20"/>
-          <w:lang w:eastAsia="en-IL"/>
-          <w14:ligatures w14:val="none"/>
-        </w:rPr>
-        <w:t>(</w:t>
-      </w:r>
-      <w:r>
-        <w:rPr>
-          <w:rFonts w:ascii="Courier New" w:eastAsia="Times New Roman" w:hAnsi="Courier New" w:cs="Courier New"/>
-          <w:color w:val="2AACB8"/>
-          <w:kern w:val="0"/>
-          <w:sz w:val="20"/>
-          <w:szCs w:val="20"/>
-          <w:lang w:eastAsia="en-IL"/>
-          <w14:ligatures w14:val="none"/>
-        </w:rPr>
-        <w:t>0</w:t>
-      </w:r>
-      <w:r>
-        <w:rPr>
-          <w:rFonts w:ascii="Courier New" w:eastAsia="Times New Roman" w:hAnsi="Courier New" w:cs="Courier New"/>
-          <w:color w:val="BCBEC4"/>
-          <w:kern w:val="0"/>
-          <w:sz w:val="20"/>
-          <w:szCs w:val="20"/>
-          <w:lang w:eastAsia="en-IL"/>
-          <w14:ligatures w14:val="none"/>
-        </w:rPr>
-        <w:t xml:space="preserve">, </w:t>
-      </w:r>
-      <w:proofErr w:type="spellStart"/>
-      <w:r>
-        <w:rPr>
-          <w:rFonts w:ascii="Courier New" w:eastAsia="Times New Roman" w:hAnsi="Courier New" w:cs="Courier New"/>
-          <w:color w:val="8888C6"/>
-          <w:kern w:val="0"/>
-          <w:sz w:val="20"/>
-          <w:szCs w:val="20"/>
-          <w:lang w:eastAsia="en-IL"/>
-          <w14:ligatures w14:val="none"/>
-        </w:rPr>
-        <w:t>len</w:t>
-      </w:r>
-      <w:proofErr w:type="spellEnd"/>
-      <w:r>
-        <w:rPr>
-          <w:rFonts w:ascii="Courier New" w:eastAsia="Times New Roman" w:hAnsi="Courier New" w:cs="Courier New"/>
-          <w:color w:val="BCBEC4"/>
-          <w:kern w:val="0"/>
-          <w:sz w:val="20"/>
-          <w:szCs w:val="20"/>
-          <w:lang w:eastAsia="en-IL"/>
-          <w14:ligatures w14:val="none"/>
-        </w:rPr>
-        <w:t xml:space="preserve">(step1_nums), </w:t>
-      </w:r>
-      <w:r>
-        <w:rPr>
-          <w:rFonts w:ascii="Courier New" w:eastAsia="Times New Roman" w:hAnsi="Courier New" w:cs="Courier New"/>
-          <w:color w:val="2AACB8"/>
-          <w:kern w:val="0"/>
-          <w:sz w:val="20"/>
-          <w:szCs w:val="20"/>
-          <w:lang w:eastAsia="en-IL"/>
-          <w14:ligatures w14:val="none"/>
-        </w:rPr>
-        <w:t>2</w:t>
-      </w:r>
-      <w:r>
-        <w:rPr>
-          <w:rFonts w:ascii="Courier New" w:eastAsia="Times New Roman" w:hAnsi="Courier New" w:cs="Courier New"/>
-          <w:color w:val="BCBEC4"/>
-          <w:kern w:val="0"/>
-          <w:sz w:val="20"/>
-          <w:szCs w:val="20"/>
-          <w:lang w:eastAsia="en-IL"/>
-          <w14:ligatures w14:val="none"/>
-        </w:rPr>
-        <w:t>):</w:t>
-      </w:r>
-      <w:r>
-        <w:rPr>
-          <w:rFonts w:ascii="Courier New" w:eastAsia="Times New Roman" w:hAnsi="Courier New" w:cs="Courier New"/>
-          <w:color w:val="BCBEC4"/>
-          <w:kern w:val="0"/>
-          <w:sz w:val="20"/>
-          <w:szCs w:val="20"/>
-          <w:lang w:eastAsia="en-IL"/>
-          <w14:ligatures w14:val="none"/>
-        </w:rPr>
-        <w:br/>
-        <w:t xml:space="preserve">        y1_val = step1_nums[</w:t>
-      </w:r>
-      <w:proofErr w:type="spellStart"/>
-      <w:r>
-        <w:rPr>
-          <w:rFonts w:ascii="Courier New" w:eastAsia="Times New Roman" w:hAnsi="Courier New" w:cs="Courier New"/>
-          <w:color w:val="BCBEC4"/>
-          <w:kern w:val="0"/>
-          <w:sz w:val="20"/>
-          <w:szCs w:val="20"/>
-          <w:lang w:eastAsia="en-IL"/>
-          <w14:ligatures w14:val="none"/>
-        </w:rPr>
-        <w:t>i</w:t>
-      </w:r>
-      <w:proofErr w:type="spellEnd"/>
-      <w:r>
-        <w:rPr>
-          <w:rFonts w:ascii="Courier New" w:eastAsia="Times New Roman" w:hAnsi="Courier New" w:cs="Courier New"/>
-          <w:color w:val="BCBEC4"/>
-          <w:kern w:val="0"/>
-          <w:sz w:val="20"/>
-          <w:szCs w:val="20"/>
-          <w:lang w:eastAsia="en-IL"/>
-          <w14:ligatures w14:val="none"/>
-        </w:rPr>
-        <w:t>]</w:t>
-      </w:r>
-      <w:r>
-        <w:rPr>
-          <w:rFonts w:ascii="Courier New" w:eastAsia="Times New Roman" w:hAnsi="Courier New" w:cs="Courier New"/>
-          <w:color w:val="BCBEC4"/>
-          <w:kern w:val="0"/>
-          <w:sz w:val="20"/>
-          <w:szCs w:val="20"/>
-          <w:lang w:eastAsia="en-IL"/>
-          <w14:ligatures w14:val="none"/>
-        </w:rPr>
-        <w:br/>
-        <w:t xml:space="preserve">        y2_val = step1_nums[i+</w:t>
-      </w:r>
-      <w:r>
-        <w:rPr>
-          <w:rFonts w:ascii="Courier New" w:eastAsia="Times New Roman" w:hAnsi="Courier New" w:cs="Courier New"/>
-          <w:color w:val="2AACB8"/>
-          <w:kern w:val="0"/>
-          <w:sz w:val="20"/>
-          <w:szCs w:val="20"/>
-          <w:lang w:eastAsia="en-IL"/>
-          <w14:ligatures w14:val="none"/>
-        </w:rPr>
-        <w:t>1</w:t>
-      </w:r>
-      <w:r>
-        <w:rPr>
-          <w:rFonts w:ascii="Courier New" w:eastAsia="Times New Roman" w:hAnsi="Courier New" w:cs="Courier New"/>
-          <w:color w:val="BCBEC4"/>
-          <w:kern w:val="0"/>
-          <w:sz w:val="20"/>
-          <w:szCs w:val="20"/>
-          <w:lang w:eastAsia="en-IL"/>
-          <w14:ligatures w14:val="none"/>
-        </w:rPr>
-        <w:t>]</w:t>
-      </w:r>
-      <w:r>
-        <w:rPr>
-          <w:rFonts w:ascii="Courier New" w:eastAsia="Times New Roman" w:hAnsi="Courier New" w:cs="Courier New"/>
-          <w:color w:val="BCBEC4"/>
-          <w:kern w:val="0"/>
-          <w:sz w:val="20"/>
-          <w:szCs w:val="20"/>
-          <w:lang w:eastAsia="en-IL"/>
-          <w14:ligatures w14:val="none"/>
-        </w:rPr>
-        <w:br/>
-      </w:r>
-      <w:r>
-        <w:rPr>
-          <w:rFonts w:ascii="Courier New" w:eastAsia="Times New Roman" w:hAnsi="Courier New" w:cs="Courier New"/>
-          <w:color w:val="BCBEC4"/>
-          <w:kern w:val="0"/>
-          <w:sz w:val="20"/>
-          <w:szCs w:val="20"/>
-          <w:lang w:eastAsia="en-IL"/>
-          <w14:ligatures w14:val="none"/>
-        </w:rPr>
-        <w:br/>
-        <w:t xml:space="preserve">        </w:t>
-      </w:r>
-      <w:r>
-        <w:rPr>
-          <w:rFonts w:ascii="Courier New" w:eastAsia="Times New Roman" w:hAnsi="Courier New" w:cs="Courier New"/>
-          <w:color w:val="7A7E85"/>
-          <w:kern w:val="0"/>
-          <w:sz w:val="20"/>
-          <w:szCs w:val="20"/>
-          <w:lang w:eastAsia="en-IL"/>
-          <w14:ligatures w14:val="none"/>
-        </w:rPr>
-        <w:t xml:space="preserve"># </w:t>
-      </w:r>
-      <w:proofErr w:type="spellStart"/>
-      <w:r>
-        <w:rPr>
-          <w:rFonts w:ascii="Courier New" w:eastAsia="Times New Roman" w:hAnsi="Courier New" w:cs="Courier New"/>
-          <w:color w:val="7A7E85"/>
-          <w:kern w:val="0"/>
-          <w:sz w:val="20"/>
-          <w:szCs w:val="20"/>
-          <w:lang w:eastAsia="en-IL"/>
-          <w14:ligatures w14:val="none"/>
-        </w:rPr>
-        <w:t>Substract</w:t>
-      </w:r>
-      <w:proofErr w:type="spellEnd"/>
-      <w:r>
-        <w:rPr>
-          <w:rFonts w:ascii="Courier New" w:eastAsia="Times New Roman" w:hAnsi="Courier New" w:cs="Courier New"/>
-          <w:color w:val="7A7E85"/>
-          <w:kern w:val="0"/>
-          <w:sz w:val="20"/>
-          <w:szCs w:val="20"/>
-          <w:lang w:eastAsia="en-IL"/>
-          <w14:ligatures w14:val="none"/>
-        </w:rPr>
-        <w:t xml:space="preserve"> (a, b)</w:t>
-      </w:r>
-      <w:r>
-        <w:rPr>
-          <w:rFonts w:ascii="Courier New" w:eastAsia="Times New Roman" w:hAnsi="Courier New" w:cs="Courier New"/>
-          <w:color w:val="7A7E85"/>
-          <w:kern w:val="0"/>
-          <w:sz w:val="20"/>
-          <w:szCs w:val="20"/>
-          <w:lang w:eastAsia="en-IL"/>
-          <w14:ligatures w14:val="none"/>
-        </w:rPr>
-        <w:br/>
-        <w:t xml:space="preserve">        </w:t>
-      </w:r>
-      <w:r>
-        <w:rPr>
-          <w:rFonts w:ascii="Courier New" w:eastAsia="Times New Roman" w:hAnsi="Courier New" w:cs="Courier New"/>
-          <w:color w:val="BCBEC4"/>
-          <w:kern w:val="0"/>
-          <w:sz w:val="20"/>
-          <w:szCs w:val="20"/>
-          <w:lang w:eastAsia="en-IL"/>
-          <w14:ligatures w14:val="none"/>
-        </w:rPr>
-        <w:t xml:space="preserve">val1 = (y1_val - a) % </w:t>
-      </w:r>
-      <w:r>
-        <w:rPr>
-          <w:rFonts w:ascii="Courier New" w:eastAsia="Times New Roman" w:hAnsi="Courier New" w:cs="Courier New"/>
-          <w:color w:val="2AACB8"/>
-          <w:kern w:val="0"/>
-          <w:sz w:val="20"/>
-          <w:szCs w:val="20"/>
-          <w:lang w:eastAsia="en-IL"/>
-          <w14:ligatures w14:val="none"/>
-        </w:rPr>
-        <w:t>26</w:t>
-      </w:r>
-      <w:r>
-        <w:rPr>
-          <w:rFonts w:ascii="Courier New" w:eastAsia="Times New Roman" w:hAnsi="Courier New" w:cs="Courier New"/>
-          <w:color w:val="2AACB8"/>
-          <w:kern w:val="0"/>
-          <w:sz w:val="20"/>
-          <w:szCs w:val="20"/>
-          <w:lang w:eastAsia="en-IL"/>
-          <w14:ligatures w14:val="none"/>
-        </w:rPr>
-        <w:br/>
-        <w:t xml:space="preserve">        </w:t>
-      </w:r>
-      <w:r>
-        <w:rPr>
-          <w:rFonts w:ascii="Courier New" w:eastAsia="Times New Roman" w:hAnsi="Courier New" w:cs="Courier New"/>
-          <w:color w:val="BCBEC4"/>
-          <w:kern w:val="0"/>
-          <w:sz w:val="20"/>
-          <w:szCs w:val="20"/>
-          <w:lang w:eastAsia="en-IL"/>
-          <w14:ligatures w14:val="none"/>
-        </w:rPr>
-        <w:t xml:space="preserve">val2 = (y2_val - b) % </w:t>
-      </w:r>
-      <w:r>
-        <w:rPr>
-          <w:rFonts w:ascii="Courier New" w:eastAsia="Times New Roman" w:hAnsi="Courier New" w:cs="Courier New"/>
-          <w:color w:val="2AACB8"/>
-          <w:kern w:val="0"/>
-          <w:sz w:val="20"/>
-          <w:szCs w:val="20"/>
-          <w:lang w:eastAsia="en-IL"/>
-          <w14:ligatures w14:val="none"/>
-        </w:rPr>
-        <w:t>26</w:t>
-      </w:r>
-      <w:r>
-        <w:rPr>
-          <w:rFonts w:ascii="Courier New" w:eastAsia="Times New Roman" w:hAnsi="Courier New" w:cs="Courier New"/>
-          <w:color w:val="2AACB8"/>
-          <w:kern w:val="0"/>
-          <w:sz w:val="20"/>
-          <w:szCs w:val="20"/>
-          <w:lang w:eastAsia="en-IL"/>
-          <w14:ligatures w14:val="none"/>
-        </w:rPr>
-        <w:br/>
-      </w:r>
-      <w:r>
-        <w:rPr>
-          <w:rFonts w:ascii="Courier New" w:eastAsia="Times New Roman" w:hAnsi="Courier New" w:cs="Courier New"/>
-          <w:color w:val="2AACB8"/>
-          <w:kern w:val="0"/>
-          <w:sz w:val="20"/>
-          <w:szCs w:val="20"/>
-          <w:lang w:eastAsia="en-IL"/>
-          <w14:ligatures w14:val="none"/>
-        </w:rPr>
-        <w:br/>
-        <w:t xml:space="preserve">        </w:t>
-      </w:r>
-      <w:r>
-        <w:rPr>
-          <w:rFonts w:ascii="Courier New" w:eastAsia="Times New Roman" w:hAnsi="Courier New" w:cs="Courier New"/>
-          <w:color w:val="7A7E85"/>
-          <w:kern w:val="0"/>
-          <w:sz w:val="20"/>
-          <w:szCs w:val="20"/>
-          <w:lang w:eastAsia="en-IL"/>
-          <w14:ligatures w14:val="none"/>
-        </w:rPr>
-        <w:t># Multiply by inverse matrix K1</w:t>
-      </w:r>
-      <w:r>
-        <w:rPr>
-          <w:rFonts w:ascii="Courier New" w:eastAsia="Times New Roman" w:hAnsi="Courier New" w:cs="Courier New"/>
-          <w:color w:val="7A7E85"/>
-          <w:kern w:val="0"/>
-          <w:sz w:val="20"/>
-          <w:szCs w:val="20"/>
-          <w:lang w:eastAsia="en-IL"/>
-          <w14:ligatures w14:val="none"/>
-        </w:rPr>
-        <w:br/>
-        <w:t xml:space="preserve">        </w:t>
-      </w:r>
-      <w:r>
-        <w:rPr>
-          <w:rFonts w:ascii="Courier New" w:eastAsia="Times New Roman" w:hAnsi="Courier New" w:cs="Courier New"/>
-          <w:color w:val="BCBEC4"/>
-          <w:kern w:val="0"/>
-          <w:sz w:val="20"/>
-          <w:szCs w:val="20"/>
-          <w:lang w:eastAsia="en-IL"/>
-          <w14:ligatures w14:val="none"/>
-        </w:rPr>
-        <w:t>x1 = (val1 * k1_inv[</w:t>
-      </w:r>
-      <w:r>
-        <w:rPr>
-          <w:rFonts w:ascii="Courier New" w:eastAsia="Times New Roman" w:hAnsi="Courier New" w:cs="Courier New"/>
-          <w:color w:val="2AACB8"/>
-          <w:kern w:val="0"/>
-          <w:sz w:val="20"/>
-          <w:szCs w:val="20"/>
-          <w:lang w:eastAsia="en-IL"/>
-          <w14:ligatures w14:val="none"/>
-        </w:rPr>
-        <w:t>0</w:t>
-      </w:r>
-      <w:r>
-        <w:rPr>
-          <w:rFonts w:ascii="Courier New" w:eastAsia="Times New Roman" w:hAnsi="Courier New" w:cs="Courier New"/>
-          <w:color w:val="BCBEC4"/>
-          <w:kern w:val="0"/>
-          <w:sz w:val="20"/>
-          <w:szCs w:val="20"/>
-          <w:lang w:eastAsia="en-IL"/>
-          <w14:ligatures w14:val="none"/>
-        </w:rPr>
-        <w:t>] + val2 * k1_inv[</w:t>
-      </w:r>
-      <w:r>
-        <w:rPr>
-          <w:rFonts w:ascii="Courier New" w:eastAsia="Times New Roman" w:hAnsi="Courier New" w:cs="Courier New"/>
-          <w:color w:val="2AACB8"/>
-          <w:kern w:val="0"/>
-          <w:sz w:val="20"/>
-          <w:szCs w:val="20"/>
-          <w:lang w:eastAsia="en-IL"/>
-          <w14:ligatures w14:val="none"/>
-        </w:rPr>
-        <w:t>2</w:t>
-      </w:r>
-      <w:r>
-        <w:rPr>
-          <w:rFonts w:ascii="Courier New" w:eastAsia="Times New Roman" w:hAnsi="Courier New" w:cs="Courier New"/>
-          <w:color w:val="BCBEC4"/>
-          <w:kern w:val="0"/>
-          <w:sz w:val="20"/>
-          <w:szCs w:val="20"/>
-          <w:lang w:eastAsia="en-IL"/>
-          <w14:ligatures w14:val="none"/>
-        </w:rPr>
-        <w:t xml:space="preserve">]) % </w:t>
-      </w:r>
-      <w:r>
-        <w:rPr>
-          <w:rFonts w:ascii="Courier New" w:eastAsia="Times New Roman" w:hAnsi="Courier New" w:cs="Courier New"/>
-          <w:color w:val="2AACB8"/>
-          <w:kern w:val="0"/>
-          <w:sz w:val="20"/>
-          <w:szCs w:val="20"/>
-          <w:lang w:eastAsia="en-IL"/>
-          <w14:ligatures w14:val="none"/>
-        </w:rPr>
-        <w:t>26</w:t>
-      </w:r>
-      <w:r>
-        <w:rPr>
-          <w:rFonts w:ascii="Courier New" w:eastAsia="Times New Roman" w:hAnsi="Courier New" w:cs="Courier New"/>
-          <w:color w:val="2AACB8"/>
-          <w:kern w:val="0"/>
-          <w:sz w:val="20"/>
-          <w:szCs w:val="20"/>
-          <w:lang w:eastAsia="en-IL"/>
-          <w14:ligatures w14:val="none"/>
-        </w:rPr>
-        <w:br/>
-        <w:t xml:space="preserve">        </w:t>
-      </w:r>
-      <w:r>
-        <w:rPr>
-          <w:rFonts w:ascii="Courier New" w:eastAsia="Times New Roman" w:hAnsi="Courier New" w:cs="Courier New"/>
-          <w:color w:val="BCBEC4"/>
-          <w:kern w:val="0"/>
-          <w:sz w:val="20"/>
-          <w:szCs w:val="20"/>
-          <w:lang w:eastAsia="en-IL"/>
-          <w14:ligatures w14:val="none"/>
-        </w:rPr>
-        <w:t>x2 = (val1 * k1_inv[</w:t>
-      </w:r>
-      <w:r>
-        <w:rPr>
-          <w:rFonts w:ascii="Courier New" w:eastAsia="Times New Roman" w:hAnsi="Courier New" w:cs="Courier New"/>
-          <w:color w:val="2AACB8"/>
-          <w:kern w:val="0"/>
-          <w:sz w:val="20"/>
-          <w:szCs w:val="20"/>
-          <w:lang w:eastAsia="en-IL"/>
-          <w14:ligatures w14:val="none"/>
-        </w:rPr>
-        <w:t>1</w:t>
-      </w:r>
-      <w:r>
-        <w:rPr>
-          <w:rFonts w:ascii="Courier New" w:eastAsia="Times New Roman" w:hAnsi="Courier New" w:cs="Courier New"/>
-          <w:color w:val="BCBEC4"/>
-          <w:kern w:val="0"/>
-          <w:sz w:val="20"/>
-          <w:szCs w:val="20"/>
-          <w:lang w:eastAsia="en-IL"/>
-          <w14:ligatures w14:val="none"/>
-        </w:rPr>
-        <w:t>] + val2 * k1_inv[</w:t>
-      </w:r>
-      <w:r>
-        <w:rPr>
-          <w:rFonts w:ascii="Courier New" w:eastAsia="Times New Roman" w:hAnsi="Courier New" w:cs="Courier New"/>
-          <w:color w:val="2AACB8"/>
-          <w:kern w:val="0"/>
-          <w:sz w:val="20"/>
-          <w:szCs w:val="20"/>
-          <w:lang w:eastAsia="en-IL"/>
-          <w14:ligatures w14:val="none"/>
-        </w:rPr>
-        <w:t>3</w:t>
-      </w:r>
-      <w:r>
-        <w:rPr>
-          <w:rFonts w:ascii="Courier New" w:eastAsia="Times New Roman" w:hAnsi="Courier New" w:cs="Courier New"/>
-          <w:color w:val="BCBEC4"/>
-          <w:kern w:val="0"/>
-          <w:sz w:val="20"/>
-          <w:szCs w:val="20"/>
-          <w:lang w:eastAsia="en-IL"/>
-          <w14:ligatures w14:val="none"/>
-        </w:rPr>
-        <w:t xml:space="preserve">]) % </w:t>
-      </w:r>
-      <w:r>
-        <w:rPr>
-          <w:rFonts w:ascii="Courier New" w:eastAsia="Times New Roman" w:hAnsi="Courier New" w:cs="Courier New"/>
-          <w:color w:val="2AACB8"/>
-          <w:kern w:val="0"/>
-          <w:sz w:val="20"/>
-          <w:szCs w:val="20"/>
-          <w:lang w:eastAsia="en-IL"/>
-          <w14:ligatures w14:val="none"/>
-        </w:rPr>
-        <w:t>26</w:t>
-      </w:r>
-      <w:r>
-        <w:rPr>
-          <w:rFonts w:ascii="Courier New" w:eastAsia="Times New Roman" w:hAnsi="Courier New" w:cs="Courier New"/>
-          <w:color w:val="2AACB8"/>
-          <w:kern w:val="0"/>
-          <w:sz w:val="20"/>
-          <w:szCs w:val="20"/>
-          <w:lang w:eastAsia="en-IL"/>
-          <w14:ligatures w14:val="none"/>
-        </w:rPr>
-        <w:br/>
-        <w:t xml:space="preserve">        </w:t>
-      </w:r>
-      <w:r>
-        <w:rPr>
-          <w:rFonts w:ascii="Courier New" w:eastAsia="Times New Roman" w:hAnsi="Courier New" w:cs="Courier New"/>
-          <w:color w:val="BCBEC4"/>
-          <w:kern w:val="0"/>
-          <w:sz w:val="20"/>
-          <w:szCs w:val="20"/>
-          <w:lang w:eastAsia="en-IL"/>
-          <w14:ligatures w14:val="none"/>
-        </w:rPr>
-        <w:t>step2_nums.extend([x1, x2])</w:t>
-      </w:r>
-      <w:r>
-        <w:rPr>
-          <w:rFonts w:ascii="Courier New" w:eastAsia="Times New Roman" w:hAnsi="Courier New" w:cs="Courier New"/>
-          <w:color w:val="BCBEC4"/>
-          <w:kern w:val="0"/>
-          <w:sz w:val="20"/>
-          <w:szCs w:val="20"/>
-          <w:lang w:eastAsia="en-IL"/>
-          <w14:ligatures w14:val="none"/>
-        </w:rPr>
-        <w:br/>
-      </w:r>
-      <w:r>
-        <w:rPr>
-          <w:rFonts w:ascii="Courier New" w:eastAsia="Times New Roman" w:hAnsi="Courier New" w:cs="Courier New"/>
-          <w:color w:val="BCBEC4"/>
-          <w:kern w:val="0"/>
-          <w:sz w:val="20"/>
-          <w:szCs w:val="20"/>
-          <w:lang w:eastAsia="en-IL"/>
-          <w14:ligatures w14:val="none"/>
-        </w:rPr>
-        <w:br/>
-        <w:t xml:space="preserve">    </w:t>
-      </w:r>
-      <w:r>
-        <w:rPr>
-          <w:rFonts w:ascii="Courier New" w:eastAsia="Times New Roman" w:hAnsi="Courier New" w:cs="Courier New"/>
-          <w:color w:val="8888C6"/>
-          <w:kern w:val="0"/>
-          <w:sz w:val="20"/>
-          <w:szCs w:val="20"/>
-          <w:lang w:eastAsia="en-IL"/>
-          <w14:ligatures w14:val="none"/>
-        </w:rPr>
-        <w:t>print</w:t>
-      </w:r>
-      <w:r>
-        <w:rPr>
-          <w:rFonts w:ascii="Courier New" w:eastAsia="Times New Roman" w:hAnsi="Courier New" w:cs="Courier New"/>
-          <w:color w:val="BCBEC4"/>
-          <w:kern w:val="0"/>
-          <w:sz w:val="20"/>
-          <w:szCs w:val="20"/>
-          <w:lang w:eastAsia="en-IL"/>
-          <w14:ligatures w14:val="none"/>
-        </w:rPr>
-        <w:t>(</w:t>
-      </w:r>
-      <w:proofErr w:type="spellStart"/>
-      <w:r>
-        <w:rPr>
-          <w:rFonts w:ascii="Courier New" w:eastAsia="Times New Roman" w:hAnsi="Courier New" w:cs="Courier New"/>
-          <w:color w:val="6AAB73"/>
-          <w:kern w:val="0"/>
-          <w:sz w:val="20"/>
-          <w:szCs w:val="20"/>
-          <w:lang w:eastAsia="en-IL"/>
-          <w14:ligatures w14:val="none"/>
-        </w:rPr>
-        <w:t>f"Second</w:t>
-      </w:r>
-      <w:proofErr w:type="spellEnd"/>
-      <w:r>
-        <w:rPr>
-          <w:rFonts w:ascii="Courier New" w:eastAsia="Times New Roman" w:hAnsi="Courier New" w:cs="Courier New"/>
-          <w:color w:val="6AAB73"/>
-          <w:kern w:val="0"/>
-          <w:sz w:val="20"/>
-          <w:szCs w:val="20"/>
-          <w:lang w:eastAsia="en-IL"/>
-          <w14:ligatures w14:val="none"/>
-        </w:rPr>
-        <w:t xml:space="preserve"> decryption step: </w:t>
-      </w:r>
-      <w:r>
-        <w:rPr>
-          <w:rFonts w:ascii="Courier New" w:eastAsia="Times New Roman" w:hAnsi="Courier New" w:cs="Courier New"/>
-          <w:color w:val="CF8E6D"/>
-          <w:kern w:val="0"/>
-          <w:sz w:val="20"/>
-          <w:szCs w:val="20"/>
-          <w:lang w:eastAsia="en-IL"/>
-          <w14:ligatures w14:val="none"/>
-        </w:rPr>
-        <w:t>{</w:t>
-      </w:r>
-      <w:r>
-        <w:rPr>
-          <w:rFonts w:ascii="Courier New" w:eastAsia="Times New Roman" w:hAnsi="Courier New" w:cs="Courier New"/>
-          <w:color w:val="BCBEC4"/>
-          <w:kern w:val="0"/>
-          <w:sz w:val="20"/>
-          <w:szCs w:val="20"/>
-          <w:lang w:eastAsia="en-IL"/>
-          <w14:ligatures w14:val="none"/>
-        </w:rPr>
-        <w:t>step2_nums</w:t>
-      </w:r>
-      <w:r>
-        <w:rPr>
-          <w:rFonts w:ascii="Courier New" w:eastAsia="Times New Roman" w:hAnsi="Courier New" w:cs="Courier New"/>
-          <w:color w:val="CF8E6D"/>
-          <w:kern w:val="0"/>
-          <w:sz w:val="20"/>
-          <w:szCs w:val="20"/>
-          <w:lang w:eastAsia="en-IL"/>
-          <w14:ligatures w14:val="none"/>
-        </w:rPr>
-        <w:t>}\n</w:t>
-      </w:r>
-      <w:r>
-        <w:rPr>
-          <w:rFonts w:ascii="Courier New" w:eastAsia="Times New Roman" w:hAnsi="Courier New" w:cs="Courier New"/>
-          <w:color w:val="6AAB73"/>
-          <w:kern w:val="0"/>
-          <w:sz w:val="20"/>
-          <w:szCs w:val="20"/>
-          <w:lang w:eastAsia="en-IL"/>
-          <w14:ligatures w14:val="none"/>
-        </w:rPr>
-        <w:t>"</w:t>
-      </w:r>
-      <w:r>
-        <w:rPr>
-          <w:rFonts w:ascii="Courier New" w:eastAsia="Times New Roman" w:hAnsi="Courier New" w:cs="Courier New"/>
-          <w:color w:val="BCBEC4"/>
-          <w:kern w:val="0"/>
-          <w:sz w:val="20"/>
-          <w:szCs w:val="20"/>
-          <w:lang w:eastAsia="en-IL"/>
-          <w14:ligatures w14:val="none"/>
-        </w:rPr>
-        <w:t>)</w:t>
-      </w:r>
-      <w:r>
-        <w:rPr>
-          <w:rFonts w:ascii="Courier New" w:eastAsia="Times New Roman" w:hAnsi="Courier New" w:cs="Courier New"/>
-          <w:color w:val="BCBEC4"/>
-          <w:kern w:val="0"/>
-          <w:sz w:val="20"/>
-          <w:szCs w:val="20"/>
-          <w:lang w:eastAsia="en-IL"/>
-          <w14:ligatures w14:val="none"/>
-        </w:rPr>
-        <w:br/>
-      </w:r>
-      <w:r>
-        <w:rPr>
-          <w:rFonts w:ascii="Courier New" w:eastAsia="Times New Roman" w:hAnsi="Courier New" w:cs="Courier New"/>
-          <w:color w:val="BCBEC4"/>
-          <w:kern w:val="0"/>
-          <w:sz w:val="20"/>
-          <w:szCs w:val="20"/>
-          <w:lang w:eastAsia="en-IL"/>
-          <w14:ligatures w14:val="none"/>
-        </w:rPr>
-        <w:lastRenderedPageBreak/>
+      </w:r>
+      <w:r>
+        <w:rPr>
+          <w:rFonts w:ascii="Courier New" w:eastAsia="Times New Roman" w:hAnsi="Courier New" w:cs="Courier New"/>
+          <w:color w:val="BCBEC4"/>
+          <w:kern w:val="0"/>
+          <w:sz w:val="20"/>
+          <w:szCs w:val="20"/>
+          <w:lang w:eastAsia="en-IL"/>
+          <w14:ligatures w14:val="none"/>
+        </w:rPr>
         <w:br/>
         <w:t xml:space="preserve">    </w:t>
       </w:r>
@@ -12849,6 +12924,7 @@
           <w:u w:val="single"/>
           <w:lang w:val="en-US"/>
         </w:rPr>
+        <w:lastRenderedPageBreak/>
         <w:drawing>
           <wp:inline distT="0" distB="0" distL="0" distR="0" wp14:anchorId="0650E89E" wp14:editId="086765A7">
             <wp:extent cx="3670024" cy="5528098"/>
@@ -12904,7 +12980,6 @@
           <w:szCs w:val="28"/>
           <w:u w:val="single"/>
         </w:rPr>
-        <w:lastRenderedPageBreak/>
         <w:t>Exercise 1.</w:t>
       </w:r>
       <w:r>
@@ -13590,6 +13665,18 @@
           <w14:ligatures w14:val="none"/>
         </w:rPr>
         <w:br/>
+      </w:r>
+      <w:r>
+        <w:rPr>
+          <w:rFonts w:ascii="Courier New" w:eastAsia="Times New Roman" w:hAnsi="Courier New" w:cs="Courier New"/>
+          <w:color w:val="7A7E85"/>
+          <w:kern w:val="0"/>
+          <w:sz w:val="20"/>
+          <w:szCs w:val="20"/>
+          <w:lang w:eastAsia="en-IL"/>
+          <w14:ligatures w14:val="none"/>
+        </w:rPr>
+        <w:lastRenderedPageBreak/>
         <w:t xml:space="preserve">        </w:t>
       </w:r>
       <w:proofErr w:type="spellStart"/>
@@ -15839,7 +15926,6 @@
           <w:szCs w:val="28"/>
           <w:u w:val="single"/>
         </w:rPr>
-        <w:lastRenderedPageBreak/>
         <w:t xml:space="preserve">Exercise </w:t>
       </w:r>
       <w:r>
@@ -16111,6 +16197,33 @@
           <w:noProof/>
         </w:rPr>
         <w:t xml:space="preserve"> 167</w:t>
+      </w:r>
+    </w:p>
+    <w:p>
+      <w:pPr>
+        <w:numPr>
+          <w:ilvl w:val="0"/>
+          <w:numId w:val="2"/>
+        </w:numPr>
+        <w:spacing w:line="240" w:lineRule="auto"/>
+        <w:rPr>
+          <w:noProof/>
+        </w:rPr>
+      </w:pPr>
+      <w:r>
+        <w:rPr>
+          <w:b/>
+          <w:bCs/>
+          <w:noProof/>
+        </w:rPr>
+        <w:lastRenderedPageBreak/>
+        <w:t>We use padding for odd letter name –</w:t>
+      </w:r>
+      <w:r>
+        <w:rPr>
+          <w:noProof/>
+        </w:rPr>
+        <w:t xml:space="preserve"> padd with ‘X’</w:t>
       </w:r>
     </w:p>
     <w:p>
@@ -16221,7 +16334,6 @@
         <w:rPr>
           <w:noProof/>
         </w:rPr>
-        <w:lastRenderedPageBreak/>
         <w:drawing>
           <wp:inline distT="0" distB="0" distL="0" distR="0" wp14:anchorId="46B8C6E1" wp14:editId="4EB989BA">
             <wp:extent cx="2821308" cy="2671638"/>
@@ -16274,6 +16386,7 @@
         <w:rPr>
           <w:noProof/>
         </w:rPr>
+        <w:lastRenderedPageBreak/>
         <w:drawing>
           <wp:inline distT="0" distB="0" distL="0" distR="0" wp14:anchorId="5A66C48C" wp14:editId="338F15BD">
             <wp:extent cx="3847619" cy="2666667"/>
@@ -16369,7 +16482,7 @@
           <w:b/>
           <w:bCs/>
           <w:kern w:val="0"/>
-          <w:lang w:val="en-IL" w:eastAsia="en-IL"/>
+          <w:lang w:eastAsia="en-IL"/>
           <w14:ligatures w14:val="none"/>
         </w:rPr>
       </w:pPr>
@@ -16382,7 +16495,7 @@
           <w:b/>
           <w:bCs/>
           <w:kern w:val="0"/>
-          <w:lang w:val="en-IL" w:eastAsia="en-IL"/>
+          <w:lang w:eastAsia="en-IL"/>
           <w14:ligatures w14:val="none"/>
         </w:rPr>
       </w:pPr>
@@ -16405,7 +16518,7 @@
           <w:bCs/>
           <w:kern w:val="0"/>
           <w:rtl/>
-          <w:lang w:val="en-IL" w:eastAsia="en-IL"/>
+          <w:lang w:eastAsia="en-IL"/>
           <w14:ligatures w14:val="none"/>
         </w:rPr>
         <w:t xml:space="preserve"> </w:t>
@@ -16416,7 +16529,7 @@
           <w:b/>
           <w:bCs/>
           <w:kern w:val="0"/>
-          <w:lang w:val="en-IL" w:eastAsia="en-IL"/>
+          <w:lang w:eastAsia="en-IL"/>
           <w14:ligatures w14:val="none"/>
         </w:rPr>
         <w:t>K</w:t>
@@ -16428,7 +16541,7 @@
           <w:bCs/>
           <w:kern w:val="0"/>
           <w:rtl/>
-          <w:lang w:val="en-IL" w:eastAsia="en-IL"/>
+          <w:lang w:eastAsia="en-IL"/>
           <w14:ligatures w14:val="none"/>
         </w:rPr>
         <w:t xml:space="preserve">3? </w:t>
@@ -16443,7 +16556,7 @@
           <w:bCs/>
           <w:kern w:val="0"/>
           <w:u w:val="single"/>
-          <w:lang w:val="en-IL" w:eastAsia="en-IL"/>
+          <w:lang w:eastAsia="en-IL"/>
           <w14:ligatures w14:val="none"/>
         </w:rPr>
       </w:pPr>
@@ -16465,7 +16578,7 @@
           <w:b/>
           <w:bCs/>
           <w:kern w:val="0"/>
-          <w:lang w:val="en-IL" w:eastAsia="en-IL"/>
+          <w:lang w:eastAsia="en-IL"/>
           <w14:ligatures w14:val="none"/>
         </w:rPr>
         <w:t>.</w:t>
@@ -16477,7 +16590,7 @@
           <w:bCs/>
           <w:kern w:val="0"/>
           <w:rtl/>
-          <w:lang w:val="en-IL" w:eastAsia="en-IL"/>
+          <w:lang w:eastAsia="en-IL"/>
           <w14:ligatures w14:val="none"/>
         </w:rPr>
         <w:br/>
@@ -16490,7 +16603,7 @@
           <w:kern w:val="0"/>
           <w:u w:val="single"/>
           <w:rtl/>
-          <w:lang w:val="en-IL" w:eastAsia="en-IL"/>
+          <w:lang w:eastAsia="en-IL"/>
           <w14:ligatures w14:val="none"/>
         </w:rPr>
         <w:t xml:space="preserve">פיתוח משוואה: </w:t>
@@ -16504,7 +16617,7 @@
           <w:b/>
           <w:bCs/>
           <w:kern w:val="0"/>
-          <w:lang w:val="en-IL" w:eastAsia="en-IL"/>
+          <w:lang w:eastAsia="en-IL"/>
           <w14:ligatures w14:val="none"/>
         </w:rPr>
       </w:pPr>
@@ -16526,7 +16639,7 @@
           <w:b/>
           <w:bCs/>
           <w:kern w:val="0"/>
-          <w:lang w:val="en-IL" w:eastAsia="en-IL"/>
+          <w:lang w:eastAsia="en-IL"/>
           <w14:ligatures w14:val="none"/>
         </w:rPr>
         <w:t xml:space="preserve">(a, b) </w:t>
@@ -16549,7 +16662,7 @@
           <w:b/>
           <w:bCs/>
           <w:kern w:val="0"/>
-          <w:lang w:val="en-IL" w:eastAsia="en-IL"/>
+          <w:lang w:eastAsia="en-IL"/>
           <w14:ligatures w14:val="none"/>
         </w:rPr>
         <w:t>:</w:t>
@@ -16563,7 +16676,7 @@
           <w:b/>
           <w:bCs/>
           <w:kern w:val="0"/>
-          <w:lang w:val="en-IL" w:eastAsia="en-IL"/>
+          <w:lang w:eastAsia="en-IL"/>
           <w14:ligatures w14:val="none"/>
         </w:rPr>
       </w:pPr>
@@ -16573,7 +16686,7 @@
           <w:b/>
           <w:bCs/>
           <w:kern w:val="0"/>
-          <w:lang w:val="en-IL" w:eastAsia="en-IL"/>
+          <w:lang w:eastAsia="en-IL"/>
           <w14:ligatures w14:val="none"/>
         </w:rPr>
         <w:t xml:space="preserve">Z = ((X </w:t>
@@ -16584,7 +16697,7 @@
           <w:b/>
           <w:bCs/>
           <w:kern w:val="0"/>
-          <w:lang w:val="en-IL" w:eastAsia="en-IL"/>
+          <w:lang w:eastAsia="en-IL"/>
           <w14:ligatures w14:val="none"/>
         </w:rPr>
         <w:t>*</w:t>
@@ -16595,7 +16708,7 @@
           <w:b/>
           <w:bCs/>
           <w:kern w:val="0"/>
-          <w:lang w:val="en-IL" w:eastAsia="en-IL"/>
+          <w:lang w:eastAsia="en-IL"/>
           <w14:ligatures w14:val="none"/>
         </w:rPr>
         <w:t xml:space="preserve"> K_1 + (a, b)) </w:t>
@@ -16606,7 +16719,7 @@
           <w:b/>
           <w:bCs/>
           <w:kern w:val="0"/>
-          <w:lang w:val="en-IL" w:eastAsia="en-IL"/>
+          <w:lang w:eastAsia="en-IL"/>
           <w14:ligatures w14:val="none"/>
         </w:rPr>
         <w:t>*</w:t>
@@ -16617,7 +16730,7 @@
           <w:b/>
           <w:bCs/>
           <w:kern w:val="0"/>
-          <w:lang w:val="en-IL" w:eastAsia="en-IL"/>
+          <w:lang w:eastAsia="en-IL"/>
           <w14:ligatures w14:val="none"/>
         </w:rPr>
         <w:t xml:space="preserve"> K_2 + (a, b)) </w:t>
@@ -16628,7 +16741,7 @@
           <w:b/>
           <w:bCs/>
           <w:kern w:val="0"/>
-          <w:lang w:val="en-IL" w:eastAsia="en-IL"/>
+          <w:lang w:eastAsia="en-IL"/>
           <w14:ligatures w14:val="none"/>
         </w:rPr>
         <w:t xml:space="preserve">(mod </w:t>
@@ -16639,7 +16752,7 @@
           <w:b/>
           <w:bCs/>
           <w:kern w:val="0"/>
-          <w:lang w:val="en-IL" w:eastAsia="en-IL"/>
+          <w:lang w:eastAsia="en-IL"/>
           <w14:ligatures w14:val="none"/>
         </w:rPr>
         <w:t>26</w:t>
@@ -16650,7 +16763,7 @@
           <w:b/>
           <w:bCs/>
           <w:kern w:val="0"/>
-          <w:lang w:val="en-IL" w:eastAsia="en-IL"/>
+          <w:lang w:eastAsia="en-IL"/>
           <w14:ligatures w14:val="none"/>
         </w:rPr>
         <w:t>)</w:t>
@@ -16664,7 +16777,7 @@
           <w:b/>
           <w:bCs/>
           <w:kern w:val="0"/>
-          <w:lang w:val="en-IL" w:eastAsia="en-IL"/>
+          <w:lang w:eastAsia="en-IL"/>
           <w14:ligatures w14:val="none"/>
         </w:rPr>
       </w:pPr>
@@ -16686,7 +16799,7 @@
           <w:b/>
           <w:bCs/>
           <w:kern w:val="0"/>
-          <w:lang w:val="en-IL" w:eastAsia="en-IL"/>
+          <w:lang w:eastAsia="en-IL"/>
           <w14:ligatures w14:val="none"/>
         </w:rPr>
         <w:t>:</w:t>
@@ -16700,7 +16813,7 @@
           <w:b/>
           <w:bCs/>
           <w:kern w:val="0"/>
-          <w:lang w:val="en-IL" w:eastAsia="en-IL"/>
+          <w:lang w:eastAsia="en-IL"/>
           <w14:ligatures w14:val="none"/>
         </w:rPr>
       </w:pPr>
@@ -16710,7 +16823,7 @@
           <w:b/>
           <w:bCs/>
           <w:kern w:val="0"/>
-          <w:lang w:val="en-IL" w:eastAsia="en-IL"/>
+          <w:lang w:eastAsia="en-IL"/>
           <w14:ligatures w14:val="none"/>
         </w:rPr>
         <w:t xml:space="preserve">Z = (X </w:t>
@@ -16721,7 +16834,7 @@
           <w:b/>
           <w:bCs/>
           <w:kern w:val="0"/>
-          <w:lang w:val="en-IL" w:eastAsia="en-IL"/>
+          <w:lang w:eastAsia="en-IL"/>
           <w14:ligatures w14:val="none"/>
         </w:rPr>
         <w:t xml:space="preserve">* </w:t>
@@ -16732,7 +16845,7 @@
           <w:b/>
           <w:bCs/>
           <w:kern w:val="0"/>
-          <w:lang w:val="en-IL" w:eastAsia="en-IL"/>
+          <w:lang w:eastAsia="en-IL"/>
           <w14:ligatures w14:val="none"/>
         </w:rPr>
         <w:t xml:space="preserve"> K_1 </w:t>
@@ -16743,7 +16856,7 @@
           <w:b/>
           <w:bCs/>
           <w:kern w:val="0"/>
-          <w:lang w:val="en-IL" w:eastAsia="en-IL"/>
+          <w:lang w:eastAsia="en-IL"/>
           <w14:ligatures w14:val="none"/>
         </w:rPr>
         <w:t xml:space="preserve">* </w:t>
@@ -16754,7 +16867,7 @@
           <w:b/>
           <w:bCs/>
           <w:kern w:val="0"/>
-          <w:lang w:val="en-IL" w:eastAsia="en-IL"/>
+          <w:lang w:eastAsia="en-IL"/>
           <w14:ligatures w14:val="none"/>
         </w:rPr>
         <w:t xml:space="preserve">K_2 + (a, b) </w:t>
@@ -16765,7 +16878,7 @@
           <w:b/>
           <w:bCs/>
           <w:kern w:val="0"/>
-          <w:lang w:val="en-IL" w:eastAsia="en-IL"/>
+          <w:lang w:eastAsia="en-IL"/>
           <w14:ligatures w14:val="none"/>
         </w:rPr>
         <w:t>*</w:t>
@@ -16776,7 +16889,7 @@
           <w:b/>
           <w:bCs/>
           <w:kern w:val="0"/>
-          <w:lang w:val="en-IL" w:eastAsia="en-IL"/>
+          <w:lang w:eastAsia="en-IL"/>
           <w14:ligatures w14:val="none"/>
         </w:rPr>
         <w:t xml:space="preserve"> K_2 + (a, b))</w:t>
@@ -16787,7 +16900,7 @@
           <w:b/>
           <w:bCs/>
           <w:kern w:val="0"/>
-          <w:lang w:val="en-IL" w:eastAsia="en-IL"/>
+          <w:lang w:eastAsia="en-IL"/>
           <w14:ligatures w14:val="none"/>
         </w:rPr>
         <w:t xml:space="preserve"> (mod </w:t>
@@ -16798,7 +16911,7 @@
           <w:b/>
           <w:bCs/>
           <w:kern w:val="0"/>
-          <w:lang w:val="en-IL" w:eastAsia="en-IL"/>
+          <w:lang w:eastAsia="en-IL"/>
           <w14:ligatures w14:val="none"/>
         </w:rPr>
         <w:t>26</w:t>
@@ -16809,7 +16922,7 @@
           <w:b/>
           <w:bCs/>
           <w:kern w:val="0"/>
-          <w:lang w:val="en-IL" w:eastAsia="en-IL"/>
+          <w:lang w:eastAsia="en-IL"/>
           <w14:ligatures w14:val="none"/>
         </w:rPr>
         <w:t>)</w:t>
@@ -16823,7 +16936,7 @@
           <w:b/>
           <w:bCs/>
           <w:kern w:val="0"/>
-          <w:lang w:val="en-IL" w:eastAsia="en-IL"/>
+          <w:lang w:eastAsia="en-IL"/>
           <w14:ligatures w14:val="none"/>
         </w:rPr>
       </w:pPr>
@@ -16837,7 +16950,6 @@
           <w:lang w:val="en-US" w:eastAsia="en-IL"/>
           <w14:ligatures w14:val="none"/>
         </w:rPr>
-        <w:lastRenderedPageBreak/>
         <w:t>כדי שנוכל להחליף את התהליך בהצפנה בצעד אחד</w:t>
       </w:r>
       <w:r>
@@ -16869,7 +16981,7 @@
           <w:b/>
           <w:bCs/>
           <w:kern w:val="0"/>
-          <w:lang w:val="en-IL" w:eastAsia="en-IL"/>
+          <w:lang w:eastAsia="en-IL"/>
           <w14:ligatures w14:val="none"/>
         </w:rPr>
         <w:t xml:space="preserve">E_K3(X) = (X </w:t>
@@ -16880,7 +16992,7 @@
           <w:b/>
           <w:bCs/>
           <w:kern w:val="0"/>
-          <w:lang w:val="en-IL" w:eastAsia="en-IL"/>
+          <w:lang w:eastAsia="en-IL"/>
           <w14:ligatures w14:val="none"/>
         </w:rPr>
         <w:t>*</w:t>
@@ -16891,7 +17003,7 @@
           <w:b/>
           <w:bCs/>
           <w:kern w:val="0"/>
-          <w:lang w:val="en-IL" w:eastAsia="en-IL"/>
+          <w:lang w:eastAsia="en-IL"/>
           <w14:ligatures w14:val="none"/>
         </w:rPr>
         <w:t xml:space="preserve"> K_3 + (a, b))</w:t>
@@ -16902,7 +17014,7 @@
           <w:b/>
           <w:bCs/>
           <w:kern w:val="0"/>
-          <w:lang w:val="en-IL" w:eastAsia="en-IL"/>
+          <w:lang w:eastAsia="en-IL"/>
           <w14:ligatures w14:val="none"/>
         </w:rPr>
         <w:br/>
@@ -16913,7 +17025,7 @@
           <w:b/>
           <w:bCs/>
           <w:kern w:val="0"/>
-          <w:lang w:val="en-IL" w:eastAsia="en-IL"/>
+          <w:lang w:eastAsia="en-IL"/>
           <w14:ligatures w14:val="none"/>
         </w:rPr>
         <w:br/>
@@ -16936,7 +17048,7 @@
           <w:b/>
           <w:bCs/>
           <w:kern w:val="0"/>
-          <w:lang w:val="en-IL" w:eastAsia="en-IL"/>
+          <w:lang w:eastAsia="en-IL"/>
           <w14:ligatures w14:val="none"/>
         </w:rPr>
         <w:t>:</w:t>
@@ -16954,7 +17066,7 @@
           <w:b/>
           <w:bCs/>
           <w:kern w:val="0"/>
-          <w:lang w:val="en-IL" w:eastAsia="en-IL"/>
+          <w:lang w:eastAsia="en-IL"/>
           <w14:ligatures w14:val="none"/>
         </w:rPr>
       </w:pPr>
@@ -16976,7 +17088,7 @@
           <w:b/>
           <w:bCs/>
           <w:kern w:val="0"/>
-          <w:lang w:val="en-IL" w:eastAsia="en-IL"/>
+          <w:lang w:eastAsia="en-IL"/>
           <w14:ligatures w14:val="none"/>
         </w:rPr>
         <w:t xml:space="preserve">: K_3 = K_1 </w:t>
@@ -16987,7 +17099,7 @@
           <w:b/>
           <w:bCs/>
           <w:kern w:val="0"/>
-          <w:lang w:val="en-IL" w:eastAsia="en-IL"/>
+          <w:lang w:eastAsia="en-IL"/>
           <w14:ligatures w14:val="none"/>
         </w:rPr>
         <w:t xml:space="preserve">* </w:t>
@@ -16998,7 +17110,7 @@
           <w:b/>
           <w:bCs/>
           <w:kern w:val="0"/>
-          <w:lang w:val="en-IL" w:eastAsia="en-IL"/>
+          <w:lang w:eastAsia="en-IL"/>
           <w14:ligatures w14:val="none"/>
         </w:rPr>
         <w:t>K_2</w:t>
@@ -17009,7 +17121,7 @@
           <w:b/>
           <w:bCs/>
           <w:kern w:val="0"/>
-          <w:lang w:val="en-IL" w:eastAsia="en-IL"/>
+          <w:lang w:eastAsia="en-IL"/>
           <w14:ligatures w14:val="none"/>
         </w:rPr>
         <w:t xml:space="preserve"> </w:t>
@@ -17027,7 +17139,7 @@
           <w:b/>
           <w:bCs/>
           <w:kern w:val="0"/>
-          <w:lang w:val="en-IL" w:eastAsia="en-IL"/>
+          <w:lang w:eastAsia="en-IL"/>
           <w14:ligatures w14:val="none"/>
         </w:rPr>
       </w:pPr>
@@ -17049,7 +17161,7 @@
           <w:b/>
           <w:bCs/>
           <w:kern w:val="0"/>
-          <w:lang w:val="en-IL" w:eastAsia="en-IL"/>
+          <w:lang w:eastAsia="en-IL"/>
           <w14:ligatures w14:val="none"/>
         </w:rPr>
         <w:t>: (a, b</w:t>
@@ -17060,7 +17172,7 @@
           <w:b/>
           <w:bCs/>
           <w:kern w:val="0"/>
-          <w:lang w:val="en-IL" w:eastAsia="en-IL"/>
+          <w:lang w:eastAsia="en-IL"/>
           <w14:ligatures w14:val="none"/>
         </w:rPr>
         <w:t>) *</w:t>
@@ -17071,7 +17183,7 @@
           <w:b/>
           <w:bCs/>
           <w:kern w:val="0"/>
-          <w:lang w:val="en-IL" w:eastAsia="en-IL"/>
+          <w:lang w:eastAsia="en-IL"/>
           <w14:ligatures w14:val="none"/>
         </w:rPr>
         <w:t xml:space="preserve"> K_2 + (a, b) = (</w:t>
@@ -17083,7 +17195,7 @@
           <w:b/>
           <w:bCs/>
           <w:kern w:val="0"/>
-          <w:lang w:val="en-IL" w:eastAsia="en-IL"/>
+          <w:lang w:eastAsia="en-IL"/>
           <w14:ligatures w14:val="none"/>
         </w:rPr>
         <w:t>a,b</w:t>
@@ -17095,7 +17207,7 @@
           <w:b/>
           <w:bCs/>
           <w:kern w:val="0"/>
-          <w:lang w:val="en-IL" w:eastAsia="en-IL"/>
+          <w:lang w:eastAsia="en-IL"/>
           <w14:ligatures w14:val="none"/>
         </w:rPr>
         <w:t xml:space="preserve">) (mod </w:t>
@@ -17106,7 +17218,7 @@
           <w:b/>
           <w:bCs/>
           <w:kern w:val="0"/>
-          <w:lang w:val="en-IL" w:eastAsia="en-IL"/>
+          <w:lang w:eastAsia="en-IL"/>
           <w14:ligatures w14:val="none"/>
         </w:rPr>
         <w:t>26</w:t>
@@ -17117,7 +17229,7 @@
           <w:b/>
           <w:bCs/>
           <w:kern w:val="0"/>
-          <w:lang w:val="en-IL" w:eastAsia="en-IL"/>
+          <w:lang w:eastAsia="en-IL"/>
           <w14:ligatures w14:val="none"/>
         </w:rPr>
         <w:t xml:space="preserve">) </w:t>
@@ -17131,7 +17243,7 @@
           <w:b/>
           <w:bCs/>
           <w:kern w:val="0"/>
-          <w:lang w:val="en-IL" w:eastAsia="en-IL"/>
+          <w:lang w:eastAsia="en-IL"/>
           <w14:ligatures w14:val="none"/>
         </w:rPr>
       </w:pPr>
@@ -17153,7 +17265,7 @@
           <w:b/>
           <w:bCs/>
           <w:kern w:val="0"/>
-          <w:lang w:val="en-IL" w:eastAsia="en-IL"/>
+          <w:lang w:eastAsia="en-IL"/>
           <w14:ligatures w14:val="none"/>
         </w:rPr>
         <w:t>:</w:t>
@@ -17167,7 +17279,7 @@
           <w:b/>
           <w:bCs/>
           <w:kern w:val="0"/>
-          <w:lang w:val="en-IL" w:eastAsia="en-IL"/>
+          <w:lang w:eastAsia="en-IL"/>
           <w14:ligatures w14:val="none"/>
         </w:rPr>
       </w:pPr>
@@ -17177,10 +17289,10 @@
           <w:b/>
           <w:bCs/>
           <w:kern w:val="0"/>
-          <w:lang w:val="en-IL" w:eastAsia="en-IL"/>
-          <w14:ligatures w14:val="none"/>
-        </w:rPr>
-        <w:t xml:space="preserve"> </w:t>
+          <w:lang w:eastAsia="en-IL"/>
+          <w14:ligatures w14:val="none"/>
+        </w:rPr>
+        <w:t xml:space="preserve"> (a, b)</w:t>
       </w:r>
       <w:r>
         <w:rPr>
@@ -17188,10 +17300,10 @@
           <w:b/>
           <w:bCs/>
           <w:kern w:val="0"/>
-          <w:lang w:val="en-IL" w:eastAsia="en-IL"/>
-          <w14:ligatures w14:val="none"/>
-        </w:rPr>
-        <w:t>(a, b)</w:t>
+          <w:lang w:eastAsia="en-IL"/>
+          <w14:ligatures w14:val="none"/>
+        </w:rPr>
+        <w:t xml:space="preserve">* </w:t>
       </w:r>
       <w:r>
         <w:rPr>
@@ -17199,10 +17311,10 @@
           <w:b/>
           <w:bCs/>
           <w:kern w:val="0"/>
-          <w:lang w:val="en-IL" w:eastAsia="en-IL"/>
-          <w14:ligatures w14:val="none"/>
-        </w:rPr>
-        <w:t xml:space="preserve">* </w:t>
+          <w:lang w:eastAsia="en-IL"/>
+          <w14:ligatures w14:val="none"/>
+        </w:rPr>
+        <w:t xml:space="preserve">K_2 = (0, 0) </w:t>
       </w:r>
       <w:r>
         <w:rPr>
@@ -17210,10 +17322,10 @@
           <w:b/>
           <w:bCs/>
           <w:kern w:val="0"/>
-          <w:lang w:val="en-IL" w:eastAsia="en-IL"/>
-          <w14:ligatures w14:val="none"/>
-        </w:rPr>
-        <w:t xml:space="preserve">K_2 = (0, 0) </w:t>
+          <w:lang w:eastAsia="en-IL"/>
+          <w14:ligatures w14:val="none"/>
+        </w:rPr>
+        <w:t xml:space="preserve">(mod </w:t>
       </w:r>
       <w:r>
         <w:rPr>
@@ -17221,10 +17333,10 @@
           <w:b/>
           <w:bCs/>
           <w:kern w:val="0"/>
-          <w:lang w:val="en-IL" w:eastAsia="en-IL"/>
-          <w14:ligatures w14:val="none"/>
-        </w:rPr>
-        <w:t xml:space="preserve">(mod </w:t>
+          <w:lang w:eastAsia="en-IL"/>
+          <w14:ligatures w14:val="none"/>
+        </w:rPr>
+        <w:t>26</w:t>
       </w:r>
       <w:r>
         <w:rPr>
@@ -17232,18 +17344,7 @@
           <w:b/>
           <w:bCs/>
           <w:kern w:val="0"/>
-          <w:lang w:val="en-IL" w:eastAsia="en-IL"/>
-          <w14:ligatures w14:val="none"/>
-        </w:rPr>
-        <w:t>26</w:t>
-      </w:r>
-      <w:r>
-        <w:rPr>
-          <w:rFonts w:ascii="Arial" w:eastAsia="Times New Roman" w:hAnsi="Arial" w:cs="Arial"/>
-          <w:b/>
-          <w:bCs/>
-          <w:kern w:val="0"/>
-          <w:lang w:val="en-IL" w:eastAsia="en-IL"/>
+          <w:lang w:eastAsia="en-IL"/>
           <w14:ligatures w14:val="none"/>
         </w:rPr>
         <w:t>)</w:t>
@@ -17290,7 +17391,7 @@
           <w:b/>
           <w:bCs/>
           <w:kern w:val="0"/>
-          <w:lang w:val="en-IL" w:eastAsia="en-IL"/>
+          <w:lang w:eastAsia="en-IL"/>
           <w14:ligatures w14:val="none"/>
         </w:rPr>
         <w:t xml:space="preserve"> </w:t>
@@ -17301,7 +17402,7 @@
           <w:b/>
           <w:bCs/>
           <w:kern w:val="0"/>
-          <w:lang w:val="en-IL" w:eastAsia="en-IL"/>
+          <w:lang w:eastAsia="en-IL"/>
           <w14:ligatures w14:val="none"/>
         </w:rPr>
         <w:t xml:space="preserve">(a, b) = (0, 0) </w:t>
@@ -17383,7 +17484,7 @@
           <w:b/>
           <w:bCs/>
           <w:kern w:val="0"/>
-          <w:lang w:val="en-IL" w:eastAsia="en-IL"/>
+          <w:lang w:eastAsia="en-IL"/>
           <w14:ligatures w14:val="none"/>
         </w:rPr>
         <w:t xml:space="preserve"> </w:t>
@@ -17430,7 +17531,7 @@
           <w:b/>
           <w:bCs/>
           <w:kern w:val="0"/>
-          <w:lang w:val="en-IL" w:eastAsia="en-IL"/>
+          <w:lang w:eastAsia="en-IL"/>
           <w14:ligatures w14:val="none"/>
         </w:rPr>
         <w:t>(a, b)</w:t>
@@ -17442,7 +17543,7 @@
           <w:bCs/>
           <w:kern w:val="0"/>
           <w:rtl/>
-          <w:lang w:val="en-IL" w:eastAsia="en-IL"/>
+          <w:lang w:eastAsia="en-IL"/>
           <w14:ligatures w14:val="none"/>
         </w:rPr>
         <w:t xml:space="preserve"> שונים מ </w:t>
@@ -17453,7 +17554,7 @@
           <w:b/>
           <w:bCs/>
           <w:kern w:val="0"/>
-          <w:lang w:val="en-IL" w:eastAsia="en-IL"/>
+          <w:lang w:eastAsia="en-IL"/>
           <w14:ligatures w14:val="none"/>
         </w:rPr>
         <w:t>(0, 0)</w:t>
@@ -17465,7 +17566,7 @@
           <w:bCs/>
           <w:kern w:val="0"/>
           <w:rtl/>
-          <w:lang w:val="en-IL" w:eastAsia="en-IL"/>
+          <w:lang w:eastAsia="en-IL"/>
           <w14:ligatures w14:val="none"/>
         </w:rPr>
         <w:t xml:space="preserve">   המשוואה לא פתירה ולכן לא קיים </w:t>
@@ -17476,7 +17577,7 @@
           <w:b/>
           <w:bCs/>
           <w:kern w:val="0"/>
-          <w:lang w:val="en-IL" w:eastAsia="en-IL"/>
+          <w:lang w:eastAsia="en-IL"/>
           <w14:ligatures w14:val="none"/>
         </w:rPr>
         <w:t>K</w:t>
@@ -17488,7 +17589,7 @@
           <w:bCs/>
           <w:kern w:val="0"/>
           <w:rtl/>
-          <w:lang w:val="en-IL" w:eastAsia="en-IL"/>
+          <w:lang w:eastAsia="en-IL"/>
           <w14:ligatures w14:val="none"/>
         </w:rPr>
         <w:t xml:space="preserve">3 שמקיים את התנאים. </w:t>
@@ -17500,7 +17601,7 @@
           <w:bCs/>
           <w:kern w:val="0"/>
           <w:rtl/>
-          <w:lang w:val="en-IL" w:eastAsia="en-IL"/>
+          <w:lang w:eastAsia="en-IL"/>
           <w14:ligatures w14:val="none"/>
         </w:rPr>
         <w:br/>
@@ -17512,9 +17613,10 @@
           <w:bCs/>
           <w:kern w:val="0"/>
           <w:rtl/>
-          <w:lang w:val="en-IL" w:eastAsia="en-IL"/>
-          <w14:ligatures w14:val="none"/>
-        </w:rPr>
+          <w:lang w:eastAsia="en-IL"/>
+          <w14:ligatures w14:val="none"/>
+        </w:rPr>
+        <w:lastRenderedPageBreak/>
         <w:br/>
       </w:r>
       <w:r>
@@ -17524,7 +17626,7 @@
           <w:bCs/>
           <w:kern w:val="0"/>
           <w:rtl/>
-          <w:lang w:val="en-IL" w:eastAsia="en-IL"/>
+          <w:lang w:eastAsia="en-IL"/>
           <w14:ligatures w14:val="none"/>
         </w:rPr>
         <w:t xml:space="preserve">בתרגיל 1 הפרמטרים הם </w:t>
@@ -17536,7 +17638,7 @@
           <w:bCs/>
           <w:kern w:val="0"/>
           <w:rtl/>
-          <w:lang w:val="en-IL" w:eastAsia="en-IL"/>
+          <w:lang w:eastAsia="en-IL"/>
           <w14:ligatures w14:val="none"/>
         </w:rPr>
         <w:t xml:space="preserve"> </w:t>
@@ -17558,7 +17660,7 @@
           <w:b/>
           <w:bCs/>
           <w:kern w:val="0"/>
-          <w:lang w:val="en-IL" w:eastAsia="en-IL"/>
+          <w:lang w:eastAsia="en-IL"/>
           <w14:ligatures w14:val="none"/>
         </w:rPr>
         <w:t xml:space="preserve">(24, 12) </w:t>
@@ -17570,7 +17672,7 @@
           <w:bCs/>
           <w:kern w:val="0"/>
           <w:rtl/>
-          <w:lang w:val="en-IL" w:eastAsia="en-IL"/>
+          <w:lang w:eastAsia="en-IL"/>
           <w14:ligatures w14:val="none"/>
         </w:rPr>
         <w:t xml:space="preserve">והמטריצה </w:t>
@@ -17604,7 +17706,7 @@
           <w:b/>
           <w:bCs/>
           <w:kern w:val="0"/>
-          <w:lang w:val="en-IL" w:eastAsia="en-IL"/>
+          <w:lang w:eastAsia="en-IL"/>
           <w14:ligatures w14:val="none"/>
         </w:rPr>
         <w:t xml:space="preserve"> </w:t>
@@ -17616,7 +17718,7 @@
           <w:bCs/>
           <w:kern w:val="0"/>
           <w:rtl/>
-          <w:lang w:val="en-IL" w:eastAsia="en-IL"/>
+          <w:lang w:eastAsia="en-IL"/>
           <w14:ligatures w14:val="none"/>
         </w:rPr>
         <w:t>היא</w:t>
@@ -17627,7 +17729,7 @@
           <w:b/>
           <w:bCs/>
           <w:kern w:val="0"/>
-          <w:lang w:val="en-IL" w:eastAsia="en-IL"/>
+          <w:lang w:eastAsia="en-IL"/>
           <w14:ligatures w14:val="none"/>
         </w:rPr>
         <w:t xml:space="preserve"> "door"</w:t>
@@ -17652,7 +17754,7 @@
           <w:b/>
           <w:bCs/>
           <w:kern w:val="0"/>
-          <w:lang w:val="en-IL" w:eastAsia="en-IL"/>
+          <w:lang w:eastAsia="en-IL"/>
           <w14:ligatures w14:val="none"/>
         </w:rPr>
       </w:pPr>
@@ -17662,7 +17764,29 @@
           <w:b/>
           <w:bCs/>
           <w:kern w:val="0"/>
-          <w:lang w:val="en-IL" w:eastAsia="en-IL"/>
+          <w:lang w:eastAsia="en-IL"/>
+          <w14:ligatures w14:val="none"/>
+        </w:rPr>
+        <w:t xml:space="preserve"> (24, 12</w:t>
+      </w:r>
+      <w:r>
+        <w:rPr>
+          <w:rFonts w:ascii="Arial" w:eastAsia="Times New Roman" w:hAnsi="Arial" w:cs="Arial"/>
+          <w:b/>
+          <w:bCs/>
+          <w:kern w:val="0"/>
+          <w:lang w:eastAsia="en-IL"/>
+          <w14:ligatures w14:val="none"/>
+        </w:rPr>
+        <w:t>) *</w:t>
+      </w:r>
+      <w:r>
+        <w:rPr>
+          <w:rFonts w:ascii="Arial" w:eastAsia="Times New Roman" w:hAnsi="Arial" w:cs="Arial"/>
+          <w:b/>
+          <w:bCs/>
+          <w:kern w:val="0"/>
+          <w:lang w:eastAsia="en-IL"/>
           <w14:ligatures w14:val="none"/>
         </w:rPr>
         <w:t xml:space="preserve"> </w:t>
@@ -17673,10 +17797,10 @@
           <w:b/>
           <w:bCs/>
           <w:kern w:val="0"/>
-          <w:lang w:val="en-IL" w:eastAsia="en-IL"/>
-          <w14:ligatures w14:val="none"/>
-        </w:rPr>
-        <w:t>(24, 12</w:t>
+          <w:lang w:eastAsia="en-IL"/>
+          <w14:ligatures w14:val="none"/>
+        </w:rPr>
+        <w:t>(</w:t>
       </w:r>
       <w:r>
         <w:rPr>
@@ -17684,10 +17808,10 @@
           <w:b/>
           <w:bCs/>
           <w:kern w:val="0"/>
-          <w:lang w:val="en-IL" w:eastAsia="en-IL"/>
-          <w14:ligatures w14:val="none"/>
-        </w:rPr>
-        <w:t>) *</w:t>
+          <w:lang w:eastAsia="en-IL"/>
+          <w14:ligatures w14:val="none"/>
+        </w:rPr>
+        <w:t xml:space="preserve">3 </w:t>
       </w:r>
       <w:r>
         <w:rPr>
@@ -17695,10 +17819,10 @@
           <w:b/>
           <w:bCs/>
           <w:kern w:val="0"/>
-          <w:lang w:val="en-IL" w:eastAsia="en-IL"/>
-          <w14:ligatures w14:val="none"/>
-        </w:rPr>
-        <w:t xml:space="preserve"> </w:t>
+          <w:lang w:eastAsia="en-IL"/>
+          <w14:ligatures w14:val="none"/>
+        </w:rPr>
+        <w:t>,</w:t>
       </w:r>
       <w:r>
         <w:rPr>
@@ -17706,10 +17830,10 @@
           <w:b/>
           <w:bCs/>
           <w:kern w:val="0"/>
-          <w:lang w:val="en-IL" w:eastAsia="en-IL"/>
-          <w14:ligatures w14:val="none"/>
-        </w:rPr>
-        <w:t>(</w:t>
+          <w:lang w:eastAsia="en-IL"/>
+          <w14:ligatures w14:val="none"/>
+        </w:rPr>
+        <w:t xml:space="preserve"> 14 </w:t>
       </w:r>
       <w:r>
         <w:rPr>
@@ -17717,10 +17841,10 @@
           <w:b/>
           <w:bCs/>
           <w:kern w:val="0"/>
-          <w:lang w:val="en-IL" w:eastAsia="en-IL"/>
-          <w14:ligatures w14:val="none"/>
-        </w:rPr>
-        <w:t xml:space="preserve">3 </w:t>
+          <w:lang w:eastAsia="en-IL"/>
+          <w14:ligatures w14:val="none"/>
+        </w:rPr>
+        <w:t xml:space="preserve">, </w:t>
       </w:r>
       <w:r>
         <w:rPr>
@@ -17728,7 +17852,18 @@
           <w:b/>
           <w:bCs/>
           <w:kern w:val="0"/>
-          <w:lang w:val="en-IL" w:eastAsia="en-IL"/>
+          <w:lang w:eastAsia="en-IL"/>
+          <w14:ligatures w14:val="none"/>
+        </w:rPr>
+        <w:t xml:space="preserve">14 </w:t>
+      </w:r>
+      <w:r>
+        <w:rPr>
+          <w:rFonts w:ascii="Arial" w:eastAsia="Times New Roman" w:hAnsi="Arial" w:cs="Arial"/>
+          <w:b/>
+          <w:bCs/>
+          <w:kern w:val="0"/>
+          <w:lang w:eastAsia="en-IL"/>
           <w14:ligatures w14:val="none"/>
         </w:rPr>
         <w:t>,</w:t>
@@ -17739,10 +17874,10 @@
           <w:b/>
           <w:bCs/>
           <w:kern w:val="0"/>
-          <w:lang w:val="en-IL" w:eastAsia="en-IL"/>
-          <w14:ligatures w14:val="none"/>
-        </w:rPr>
-        <w:t xml:space="preserve"> 14 </w:t>
+          <w:lang w:eastAsia="en-IL"/>
+          <w14:ligatures w14:val="none"/>
+        </w:rPr>
+        <w:t xml:space="preserve"> 17 </w:t>
       </w:r>
       <w:r>
         <w:rPr>
@@ -17750,10 +17885,10 @@
           <w:b/>
           <w:bCs/>
           <w:kern w:val="0"/>
-          <w:lang w:val="en-IL" w:eastAsia="en-IL"/>
-          <w14:ligatures w14:val="none"/>
-        </w:rPr>
-        <w:t xml:space="preserve">, </w:t>
+          <w:lang w:eastAsia="en-IL"/>
+          <w14:ligatures w14:val="none"/>
+        </w:rPr>
+        <w:t>)</w:t>
       </w:r>
       <w:r>
         <w:rPr>
@@ -17761,10 +17896,10 @@
           <w:b/>
           <w:bCs/>
           <w:kern w:val="0"/>
-          <w:lang w:val="en-IL" w:eastAsia="en-IL"/>
-          <w14:ligatures w14:val="none"/>
-        </w:rPr>
-        <w:t xml:space="preserve">14 </w:t>
+          <w:lang w:eastAsia="en-IL"/>
+          <w14:ligatures w14:val="none"/>
+        </w:rPr>
+        <w:t>= (6, 20</w:t>
       </w:r>
       <w:r>
         <w:rPr>
@@ -17772,51 +17907,7 @@
           <w:b/>
           <w:bCs/>
           <w:kern w:val="0"/>
-          <w:lang w:val="en-IL" w:eastAsia="en-IL"/>
-          <w14:ligatures w14:val="none"/>
-        </w:rPr>
-        <w:t>,</w:t>
-      </w:r>
-      <w:r>
-        <w:rPr>
-          <w:rFonts w:ascii="Arial" w:eastAsia="Times New Roman" w:hAnsi="Arial" w:cs="Arial"/>
-          <w:b/>
-          <w:bCs/>
-          <w:kern w:val="0"/>
-          <w:lang w:val="en-IL" w:eastAsia="en-IL"/>
-          <w14:ligatures w14:val="none"/>
-        </w:rPr>
-        <w:t xml:space="preserve"> 17 </w:t>
-      </w:r>
-      <w:r>
-        <w:rPr>
-          <w:rFonts w:ascii="Arial" w:eastAsia="Times New Roman" w:hAnsi="Arial" w:cs="Arial"/>
-          <w:b/>
-          <w:bCs/>
-          <w:kern w:val="0"/>
-          <w:lang w:val="en-IL" w:eastAsia="en-IL"/>
-          <w14:ligatures w14:val="none"/>
-        </w:rPr>
-        <w:t>)</w:t>
-      </w:r>
-      <w:r>
-        <w:rPr>
-          <w:rFonts w:ascii="Arial" w:eastAsia="Times New Roman" w:hAnsi="Arial" w:cs="Arial"/>
-          <w:b/>
-          <w:bCs/>
-          <w:kern w:val="0"/>
-          <w:lang w:val="en-IL" w:eastAsia="en-IL"/>
-          <w14:ligatures w14:val="none"/>
-        </w:rPr>
-        <w:t>= (6, 20</w:t>
-      </w:r>
-      <w:r>
-        <w:rPr>
-          <w:rFonts w:ascii="Arial" w:eastAsia="Times New Roman" w:hAnsi="Arial" w:cs="Arial"/>
-          <w:b/>
-          <w:bCs/>
-          <w:kern w:val="0"/>
-          <w:lang w:val="en-IL" w:eastAsia="en-IL"/>
+          <w:lang w:eastAsia="en-IL"/>
           <w14:ligatures w14:val="none"/>
         </w:rPr>
         <w:t>) (mod 26)</w:t>
@@ -17826,7 +17917,7 @@
       <w:pPr>
         <w:bidi/>
         <w:rPr>
-          <w:rFonts w:ascii="Arial" w:eastAsia="Times New Roman" w:hAnsi="Arial" w:cs="Arial" w:hint="cs"/>
+          <w:rFonts w:ascii="Arial" w:eastAsia="Times New Roman" w:hAnsi="Arial" w:cs="Arial"/>
           <w:b/>
           <w:bCs/>
           <w:kern w:val="0"/>
@@ -17842,7 +17933,7 @@
           <w:bCs/>
           <w:kern w:val="0"/>
           <w:rtl/>
-          <w:lang w:val="en-IL" w:eastAsia="en-IL"/>
+          <w:lang w:eastAsia="en-IL"/>
           <w14:ligatures w14:val="none"/>
         </w:rPr>
         <w:t>מכיוון ש</w:t>
@@ -17854,7 +17945,7 @@
           <w:bCs/>
           <w:kern w:val="0"/>
           <w:rtl/>
-          <w:lang w:val="en-IL" w:eastAsia="en-IL"/>
+          <w:lang w:eastAsia="en-IL"/>
           <w14:ligatures w14:val="none"/>
         </w:rPr>
         <w:t xml:space="preserve">(6,20) שונה מ (0,0) </w:t>
@@ -17865,7 +17956,7 @@
           <w:b/>
           <w:bCs/>
           <w:kern w:val="0"/>
-          <w:lang w:val="en-IL" w:eastAsia="en-IL"/>
+          <w:lang w:eastAsia="en-IL"/>
           <w14:ligatures w14:val="none"/>
         </w:rPr>
         <w:t xml:space="preserve"> </w:t>
@@ -17877,7 +17968,7 @@
           <w:bCs/>
           <w:kern w:val="0"/>
           <w:rtl/>
-          <w:lang w:val="en-IL" w:eastAsia="en-IL"/>
+          <w:lang w:eastAsia="en-IL"/>
           <w14:ligatures w14:val="none"/>
         </w:rPr>
         <w:t xml:space="preserve">התנאי לא מתקיים. </w:t>
@@ -17889,7 +17980,7 @@
           <w:bCs/>
           <w:kern w:val="0"/>
           <w:rtl/>
-          <w:lang w:val="en-IL" w:eastAsia="en-IL"/>
+          <w:lang w:eastAsia="en-IL"/>
           <w14:ligatures w14:val="none"/>
         </w:rPr>
         <w:br/>
@@ -17901,7 +17992,7 @@
           <w:bCs/>
           <w:kern w:val="0"/>
           <w:rtl/>
-          <w:lang w:val="en-IL" w:eastAsia="en-IL"/>
+          <w:lang w:eastAsia="en-IL"/>
           <w14:ligatures w14:val="none"/>
         </w:rPr>
         <w:t>לכן, עבור המפתחות שלנו</w:t>
@@ -17912,7 +18003,7 @@
           <w:b/>
           <w:bCs/>
           <w:kern w:val="0"/>
-          <w:lang w:val="en-IL" w:eastAsia="en-IL"/>
+          <w:lang w:eastAsia="en-IL"/>
           <w14:ligatures w14:val="none"/>
         </w:rPr>
         <w:t xml:space="preserve">, </w:t>
@@ -17924,7 +18015,7 @@
           <w:bCs/>
           <w:kern w:val="0"/>
           <w:rtl/>
-          <w:lang w:val="en-IL" w:eastAsia="en-IL"/>
+          <w:lang w:eastAsia="en-IL"/>
           <w14:ligatures w14:val="none"/>
         </w:rPr>
         <w:t xml:space="preserve">לא קיים </w:t>
@@ -17936,7 +18027,7 @@
           <w:bCs/>
           <w:kern w:val="0"/>
           <w:rtl/>
-          <w:lang w:val="en-IL" w:eastAsia="en-IL"/>
+          <w:lang w:eastAsia="en-IL"/>
           <w14:ligatures w14:val="none"/>
         </w:rPr>
         <w:t xml:space="preserve">מפתח </w:t>
@@ -17947,7 +18038,7 @@
           <w:b/>
           <w:bCs/>
           <w:kern w:val="0"/>
-          <w:lang w:val="en-IL" w:eastAsia="en-IL"/>
+          <w:lang w:eastAsia="en-IL"/>
           <w14:ligatures w14:val="none"/>
         </w:rPr>
         <w:t>K</w:t>
@@ -17959,7 +18050,7 @@
           <w:bCs/>
           <w:kern w:val="0"/>
           <w:rtl/>
-          <w:lang w:val="en-IL" w:eastAsia="en-IL"/>
+          <w:lang w:eastAsia="en-IL"/>
           <w14:ligatures w14:val="none"/>
         </w:rPr>
         <w:t xml:space="preserve">3 </w:t>
@@ -17971,7 +18062,7 @@
           <w:bCs/>
           <w:kern w:val="0"/>
           <w:rtl/>
-          <w:lang w:val="en-IL" w:eastAsia="en-IL"/>
+          <w:lang w:eastAsia="en-IL"/>
           <w14:ligatures w14:val="none"/>
         </w:rPr>
         <w:t>שיכול לבצע את אותה ההצפנה בצעד אחד תחת המגבלה שהפרמטרים</w:t>
@@ -17983,7 +18074,7 @@
           <w:bCs/>
           <w:kern w:val="0"/>
           <w:rtl/>
-          <w:lang w:val="en-IL" w:eastAsia="en-IL"/>
+          <w:lang w:eastAsia="en-IL"/>
           <w14:ligatures w14:val="none"/>
         </w:rPr>
         <w:t xml:space="preserve"> </w:t>
@@ -18020,7 +18111,7 @@
           <w:b/>
           <w:bCs/>
           <w:kern w:val="0"/>
-          <w:lang w:val="en-IL" w:eastAsia="en-IL"/>
+          <w:lang w:eastAsia="en-IL"/>
           <w14:ligatures w14:val="none"/>
         </w:rPr>
       </w:pPr>
@@ -18032,7 +18123,6 @@
           <w:b/>
           <w:bCs/>
           <w:u w:val="single"/>
-          <w:lang w:val="en-IL"/>
         </w:rPr>
       </w:pPr>
     </w:p>
@@ -18044,7 +18134,6 @@
           <w:bCs/>
           <w:u w:val="single"/>
           <w:rtl/>
-          <w:lang w:val="en-IL"/>
         </w:rPr>
       </w:pPr>
     </w:p>
@@ -19675,7 +19764,7 @@
   <w:style w:type="paragraph" w:default="1" w:styleId="Normal">
     <w:name w:val="Normal"/>
     <w:qFormat/>
-    <w:rsid w:val="001044D3"/>
+    <w:rsid w:val="0062356F"/>
   </w:style>
   <w:style w:type="paragraph" w:styleId="Heading1">
     <w:name w:val="heading 1"/>
@@ -19879,6 +19968,7 @@
   <w:style w:type="character" w:default="1" w:styleId="DefaultParagraphFont">
     <w:name w:val="Default Paragraph Font"/>
     <w:uiPriority w:val="1"/>
+    <w:semiHidden/>
     <w:unhideWhenUsed/>
   </w:style>
   <w:style w:type="table" w:default="1" w:styleId="TableNormal">
